--- a/docs/Firmware_Spec.docx
+++ b/docs/Firmware_Spec.docx
@@ -185,7 +185,7 @@
                 <w:i w:val="false"/>
                 <w:iCs w:val="false"/>
               </w:rPr>
-              <w:t xml:space="preserve">0.2 (Draft for sponsor review — adds imaging subsystem, §6.1)</w:t>
+              <w:t xml:space="preserve">0.3 (Draft for sponsor review — adds auxiliary flight functions, §6.4)</w:t>
             </w:r>
           </w:p>
         </w:tc>
@@ -6982,6 +6982,782 @@
     </w:p>
     <w:p>
       <w:pPr>
+        <w:pStyle w:val="Heading2"/>
+        <w:spacing w:after="110" w:before="220"/>
+      </w:pPr>
+      <w:r>
+        <w:rPr>
+          <w:b w:val="false"/>
+          <w:bCs w:val="false"/>
+          <w:i w:val="false"/>
+          <w:iCs w:val="false"/>
+        </w:rPr>
+        <w:t xml:space="preserve">6.4 Auxiliary Flight Functions (scenario surface bank)</w:t>
+      </w:r>
+    </w:p>
+    <w:p>
+      <w:pPr>
+        <w:spacing w:after="130" w:line="270"/>
+      </w:pPr>
+      <w:r>
+        <w:rPr>
+          <w:b w:val="false"/>
+          <w:bCs w:val="false"/>
+          <w:i w:val="false"/>
+          <w:iCs w:val="false"/>
+        </w:rPr>
+        <w:t xml:space="preserve">Beyond the science payload, the firmware carries a set of </w:t>
+      </w:r>
+      <w:r>
+        <w:rPr>
+          <w:b/>
+          <w:bCs/>
+          <w:i w:val="false"/>
+          <w:iCs w:val="false"/>
+        </w:rPr>
+        <w:t xml:space="preserve">plausible housekeeping functions</w:t>
+      </w:r>
+      <w:r>
+        <w:rPr>
+          <w:b w:val="false"/>
+          <w:bCs w:val="false"/>
+          <w:i w:val="false"/>
+          <w:iCs w:val="false"/>
+        </w:rPr>
+        <w:t xml:space="preserve"> whose only job is to be raw material for future scenarios. Each is a task in the scheduler (§7), driven entirely by values in the config block, gated by a simple enable/threshold branch, and observable in the housekeeping telemetry channel (§9, </w:t>
+      </w:r>
+      <w:r>
+        <w:rPr>
+          <w:rFonts w:ascii="Consolas" w:cs="Consolas" w:eastAsia="Consolas" w:hAnsi="Consolas"/>
+          <w:b w:val="false"/>
+          <w:bCs w:val="false"/>
+          <w:i w:val="false"/>
+          <w:iCs w:val="false"/>
+          <w:sz w:val="19"/>
+          <w:szCs w:val="19"/>
+          <w:shd w:fill="F2F2F2" w:val="clear"/>
+        </w:rPr>
+        <w:t xml:space="preserve">0x60</w:t>
+      </w:r>
+      <w:r>
+        <w:rPr>
+          <w:b w:val="false"/>
+          <w:bCs w:val="false"/>
+          <w:i w:val="false"/>
+          <w:iCs w:val="false"/>
+        </w:rPr>
+        <w:t xml:space="preserve">). Their defaults keep the probe healthy as built; a scenario shifts one threshold or clears one enable to manufacture the fault it is about. Every one therefore supports all four patch styles — data patch (a threshold), code patch (a comparison/branch), task-table disable, and verification-by-telemetry.</w:t>
+      </w:r>
+    </w:p>
+    <w:tbl>
+      <w:tblPr>
+        <w:tblW w:type="dxa" w:w="9360"/>
+        <w:tblBorders>
+          <w:top w:val="single" w:color="auto" w:sz="4"/>
+          <w:left w:val="single" w:color="auto" w:sz="4"/>
+          <w:bottom w:val="single" w:color="auto" w:sz="4"/>
+          <w:right w:val="single" w:color="auto" w:sz="4"/>
+          <w:insideH w:val="single" w:color="auto" w:sz="4"/>
+          <w:insideV w:val="single" w:color="auto" w:sz="4"/>
+        </w:tblBorders>
+      </w:tblPr>
+      <w:tblGrid>
+        <w:gridCol w:w="1050"/>
+        <w:gridCol w:w="1050"/>
+        <w:gridCol w:w="3580"/>
+        <w:gridCol w:w="3680"/>
+      </w:tblGrid>
+      <w:tr>
+        <w:trPr>
+          <w:tblHeader/>
+        </w:trPr>
+        <w:tc>
+          <w:tcPr>
+            <w:tcW w:type="dxa" w:w="1050"/>
+            <w:shd w:fill="D9E2F3" w:val="clear"/>
+            <w:tcMar>
+              <w:top w:type="dxa" w:w="55"/>
+              <w:left w:type="dxa" w:w="90"/>
+              <w:bottom w:type="dxa" w:w="55"/>
+              <w:right w:type="dxa" w:w="90"/>
+            </w:tcMar>
+          </w:tcPr>
+          <w:p>
+            <w:pPr>
+              <w:spacing w:after="0" w:line="240"/>
+            </w:pPr>
+            <w:r>
+              <w:rPr>
+                <w:b/>
+                <w:bCs/>
+                <w:sz w:val="19"/>
+                <w:szCs w:val="19"/>
+              </w:rPr>
+              <w:t xml:space="preserve">Function</w:t>
+            </w:r>
+          </w:p>
+        </w:tc>
+        <w:tc>
+          <w:tcPr>
+            <w:tcW w:type="dxa" w:w="1050"/>
+            <w:shd w:fill="D9E2F3" w:val="clear"/>
+            <w:tcMar>
+              <w:top w:type="dxa" w:w="55"/>
+              <w:left w:type="dxa" w:w="90"/>
+              <w:bottom w:type="dxa" w:w="55"/>
+              <w:right w:type="dxa" w:w="90"/>
+            </w:tcMar>
+          </w:tcPr>
+          <w:p>
+            <w:pPr>
+              <w:spacing w:after="0" w:line="240"/>
+            </w:pPr>
+            <w:r>
+              <w:rPr>
+                <w:b/>
+                <w:bCs/>
+                <w:sz w:val="19"/>
+                <w:szCs w:val="19"/>
+              </w:rPr>
+              <w:t xml:space="preserve">Task</w:t>
+            </w:r>
+          </w:p>
+        </w:tc>
+        <w:tc>
+          <w:tcPr>
+            <w:tcW w:type="dxa" w:w="3580"/>
+            <w:shd w:fill="D9E2F3" w:val="clear"/>
+            <w:tcMar>
+              <w:top w:type="dxa" w:w="55"/>
+              <w:left w:type="dxa" w:w="90"/>
+              <w:bottom w:type="dxa" w:w="55"/>
+              <w:right w:type="dxa" w:w="90"/>
+            </w:tcMar>
+          </w:tcPr>
+          <w:p>
+            <w:pPr>
+              <w:spacing w:after="0" w:line="240"/>
+            </w:pPr>
+            <w:r>
+              <w:rPr>
+                <w:b/>
+                <w:bCs/>
+                <w:sz w:val="19"/>
+                <w:szCs w:val="19"/>
+              </w:rPr>
+              <w:t xml:space="preserve">Behavior</w:t>
+            </w:r>
+          </w:p>
+        </w:tc>
+        <w:tc>
+          <w:tcPr>
+            <w:tcW w:type="dxa" w:w="3680"/>
+            <w:shd w:fill="D9E2F3" w:val="clear"/>
+            <w:tcMar>
+              <w:top w:type="dxa" w:w="55"/>
+              <w:left w:type="dxa" w:w="90"/>
+              <w:bottom w:type="dxa" w:w="55"/>
+              <w:right w:type="dxa" w:w="90"/>
+            </w:tcMar>
+          </w:tcPr>
+          <w:p>
+            <w:pPr>
+              <w:spacing w:after="0" w:line="240"/>
+            </w:pPr>
+            <w:r>
+              <w:rPr>
+                <w:b/>
+                <w:bCs/>
+                <w:sz w:val="19"/>
+                <w:szCs w:val="19"/>
+              </w:rPr>
+              <w:t xml:space="preserve">Example scenario hooks</w:t>
+            </w:r>
+          </w:p>
+        </w:tc>
+      </w:tr>
+      <w:tr>
+        <w:tc>
+          <w:tcPr>
+            <w:tcW w:type="dxa" w:w="1050"/>
+            <w:tcMar>
+              <w:top w:type="dxa" w:w="55"/>
+              <w:left w:type="dxa" w:w="90"/>
+              <w:bottom w:type="dxa" w:w="55"/>
+              <w:right w:type="dxa" w:w="90"/>
+            </w:tcMar>
+          </w:tcPr>
+          <w:p>
+            <w:pPr>
+              <w:spacing w:after="0" w:line="240"/>
+            </w:pPr>
+            <w:r>
+              <w:rPr>
+                <w:b/>
+                <w:bCs/>
+                <w:i w:val="false"/>
+                <w:iCs w:val="false"/>
+              </w:rPr>
+              <w:t xml:space="preserve">Thermal control</w:t>
+            </w:r>
+          </w:p>
+        </w:tc>
+        <w:tc>
+          <w:tcPr>
+            <w:tcW w:type="dxa" w:w="1050"/>
+            <w:tcMar>
+              <w:top w:type="dxa" w:w="55"/>
+              <w:left w:type="dxa" w:w="90"/>
+              <w:bottom w:type="dxa" w:w="55"/>
+              <w:right w:type="dxa" w:w="90"/>
+            </w:tcMar>
+          </w:tcPr>
+          <w:p>
+            <w:pPr>
+              <w:spacing w:after="0" w:line="240"/>
+            </w:pPr>
+            <w:r>
+              <w:rPr>
+                <w:rFonts w:ascii="Consolas" w:cs="Consolas" w:eastAsia="Consolas" w:hAnsi="Consolas"/>
+                <w:b w:val="false"/>
+                <w:bCs w:val="false"/>
+                <w:i w:val="false"/>
+                <w:iCs w:val="false"/>
+                <w:sz w:val="19"/>
+                <w:szCs w:val="19"/>
+                <w:shd w:fill="F2F2F2" w:val="clear"/>
+              </w:rPr>
+              <w:t xml:space="preserve">task_heater</w:t>
+            </w:r>
+          </w:p>
+        </w:tc>
+        <w:tc>
+          <w:tcPr>
+            <w:tcW w:type="dxa" w:w="3580"/>
+            <w:tcMar>
+              <w:top w:type="dxa" w:w="55"/>
+              <w:left w:type="dxa" w:w="90"/>
+              <w:bottom w:type="dxa" w:w="55"/>
+              <w:right w:type="dxa" w:w="90"/>
+            </w:tcMar>
+          </w:tcPr>
+          <w:p>
+            <w:pPr>
+              <w:spacing w:after="0" w:line="240"/>
+            </w:pPr>
+            <w:r>
+              <w:rPr>
+                <w:b w:val="false"/>
+                <w:bCs w:val="false"/>
+                <w:i w:val="false"/>
+                <w:iCs w:val="false"/>
+              </w:rPr>
+              <w:t xml:space="preserve">Hysteretic thermostat on </w:t>
+            </w:r>
+            <w:r>
+              <w:rPr>
+                <w:rFonts w:ascii="Consolas" w:cs="Consolas" w:eastAsia="Consolas" w:hAnsi="Consolas"/>
+                <w:b w:val="false"/>
+                <w:bCs w:val="false"/>
+                <w:i w:val="false"/>
+                <w:iCs w:val="false"/>
+                <w:sz w:val="19"/>
+                <w:szCs w:val="19"/>
+                <w:shd w:fill="F2F2F2" w:val="clear"/>
+              </w:rPr>
+              <w:t xml:space="preserve">THM</w:t>
+            </w:r>
+            <w:r>
+              <w:rPr>
+                <w:b w:val="false"/>
+                <w:bCs w:val="false"/>
+                <w:i w:val="false"/>
+                <w:iCs w:val="false"/>
+              </w:rPr>
+              <w:t xml:space="preserve">; adds </w:t>
+            </w:r>
+            <w:r>
+              <w:rPr>
+                <w:rFonts w:ascii="Consolas" w:cs="Consolas" w:eastAsia="Consolas" w:hAnsi="Consolas"/>
+                <w:b w:val="false"/>
+                <w:bCs w:val="false"/>
+                <w:i w:val="false"/>
+                <w:iCs w:val="false"/>
+                <w:sz w:val="19"/>
+                <w:szCs w:val="19"/>
+                <w:shd w:fill="F2F2F2" w:val="clear"/>
+              </w:rPr>
+              <w:t xml:space="preserve">heater_draw_mw</w:t>
+            </w:r>
+            <w:r>
+              <w:rPr>
+                <w:b w:val="false"/>
+                <w:bCs w:val="false"/>
+                <w:i w:val="false"/>
+                <w:iCs w:val="false"/>
+              </w:rPr>
+              <w:t xml:space="preserve"> to the bus load while heating</w:t>
+            </w:r>
+          </w:p>
+        </w:tc>
+        <w:tc>
+          <w:tcPr>
+            <w:tcW w:type="dxa" w:w="3680"/>
+            <w:tcMar>
+              <w:top w:type="dxa" w:w="55"/>
+              <w:left w:type="dxa" w:w="90"/>
+              <w:bottom w:type="dxa" w:w="55"/>
+              <w:right w:type="dxa" w:w="90"/>
+            </w:tcMar>
+          </w:tcPr>
+          <w:p>
+            <w:pPr>
+              <w:spacing w:after="0" w:line="240"/>
+            </w:pPr>
+            <w:r>
+              <w:rPr>
+                <w:b w:val="false"/>
+                <w:bCs w:val="false"/>
+                <w:i w:val="false"/>
+                <w:iCs w:val="false"/>
+              </w:rPr>
+              <w:t xml:space="preserve">Raise the setpoint so the heater runs and drains the budget; disable it and let the probe run cold</w:t>
+            </w:r>
+          </w:p>
+        </w:tc>
+      </w:tr>
+      <w:tr>
+        <w:tc>
+          <w:tcPr>
+            <w:tcW w:type="dxa" w:w="1050"/>
+            <w:tcMar>
+              <w:top w:type="dxa" w:w="55"/>
+              <w:left w:type="dxa" w:w="90"/>
+              <w:bottom w:type="dxa" w:w="55"/>
+              <w:right w:type="dxa" w:w="90"/>
+            </w:tcMar>
+          </w:tcPr>
+          <w:p>
+            <w:pPr>
+              <w:spacing w:after="0" w:line="240"/>
+            </w:pPr>
+            <w:r>
+              <w:rPr>
+                <w:b/>
+                <w:bCs/>
+                <w:i w:val="false"/>
+                <w:iCs w:val="false"/>
+              </w:rPr>
+              <w:t xml:space="preserve">Power management</w:t>
+            </w:r>
+          </w:p>
+        </w:tc>
+        <w:tc>
+          <w:tcPr>
+            <w:tcW w:type="dxa" w:w="1050"/>
+            <w:tcMar>
+              <w:top w:type="dxa" w:w="55"/>
+              <w:left w:type="dxa" w:w="90"/>
+              <w:bottom w:type="dxa" w:w="55"/>
+              <w:right w:type="dxa" w:w="90"/>
+            </w:tcMar>
+          </w:tcPr>
+          <w:p>
+            <w:pPr>
+              <w:spacing w:after="0" w:line="240"/>
+            </w:pPr>
+            <w:r>
+              <w:rPr>
+                <w:rFonts w:ascii="Consolas" w:cs="Consolas" w:eastAsia="Consolas" w:hAnsi="Consolas"/>
+                <w:b w:val="false"/>
+                <w:bCs w:val="false"/>
+                <w:i w:val="false"/>
+                <w:iCs w:val="false"/>
+                <w:sz w:val="19"/>
+                <w:szCs w:val="19"/>
+                <w:shd w:fill="F2F2F2" w:val="clear"/>
+              </w:rPr>
+              <w:t xml:space="preserve">task_power_mgr</w:t>
+            </w:r>
+          </w:p>
+        </w:tc>
+        <w:tc>
+          <w:tcPr>
+            <w:tcW w:type="dxa" w:w="3580"/>
+            <w:tcMar>
+              <w:top w:type="dxa" w:w="55"/>
+              <w:left w:type="dxa" w:w="90"/>
+              <w:bottom w:type="dxa" w:w="55"/>
+              <w:right w:type="dxa" w:w="90"/>
+            </w:tcMar>
+          </w:tcPr>
+          <w:p>
+            <w:pPr>
+              <w:spacing w:after="0" w:line="240"/>
+            </w:pPr>
+            <w:r>
+              <w:rPr>
+                <w:b w:val="false"/>
+                <w:bCs w:val="false"/>
+                <w:i w:val="false"/>
+                <w:iCs w:val="false"/>
+              </w:rPr>
+              <w:t xml:space="preserve">Sheds the lowest-priority powered subsystem when load exceeds </w:t>
+            </w:r>
+            <w:r>
+              <w:rPr>
+                <w:rFonts w:ascii="Consolas" w:cs="Consolas" w:eastAsia="Consolas" w:hAnsi="Consolas"/>
+                <w:b w:val="false"/>
+                <w:bCs w:val="false"/>
+                <w:i w:val="false"/>
+                <w:iCs w:val="false"/>
+                <w:sz w:val="19"/>
+                <w:szCs w:val="19"/>
+                <w:shd w:fill="F2F2F2" w:val="clear"/>
+              </w:rPr>
+              <w:t xml:space="preserve">power_budget_mw</w:t>
+            </w:r>
+          </w:p>
+        </w:tc>
+        <w:tc>
+          <w:tcPr>
+            <w:tcW w:type="dxa" w:w="3680"/>
+            <w:tcMar>
+              <w:top w:type="dxa" w:w="55"/>
+              <w:left w:type="dxa" w:w="90"/>
+              <w:bottom w:type="dxa" w:w="55"/>
+              <w:right w:type="dxa" w:w="90"/>
+            </w:tcMar>
+          </w:tcPr>
+          <w:p>
+            <w:pPr>
+              <w:spacing w:after="0" w:line="240"/>
+            </w:pPr>
+            <w:r>
+              <w:rPr>
+                <w:b w:val="false"/>
+                <w:bCs w:val="false"/>
+                <w:i w:val="false"/>
+                <w:iCs w:val="false"/>
+              </w:rPr>
+              <w:t xml:space="preserve">Lower the budget so it sheds a science sensor mid-mission; the player must raise the budget, disable shedding, or re-order the shed-priority table to keep a sensor alive</w:t>
+            </w:r>
+          </w:p>
+        </w:tc>
+      </w:tr>
+      <w:tr>
+        <w:tc>
+          <w:tcPr>
+            <w:tcW w:type="dxa" w:w="1050"/>
+            <w:tcMar>
+              <w:top w:type="dxa" w:w="55"/>
+              <w:left w:type="dxa" w:w="90"/>
+              <w:bottom w:type="dxa" w:w="55"/>
+              <w:right w:type="dxa" w:w="90"/>
+            </w:tcMar>
+          </w:tcPr>
+          <w:p>
+            <w:pPr>
+              <w:spacing w:after="0" w:line="240"/>
+            </w:pPr>
+            <w:r>
+              <w:rPr>
+                <w:b/>
+                <w:bCs/>
+                <w:i w:val="false"/>
+                <w:iCs w:val="false"/>
+              </w:rPr>
+              <w:t xml:space="preserve">Attitude control</w:t>
+            </w:r>
+          </w:p>
+        </w:tc>
+        <w:tc>
+          <w:tcPr>
+            <w:tcW w:type="dxa" w:w="1050"/>
+            <w:tcMar>
+              <w:top w:type="dxa" w:w="55"/>
+              <w:left w:type="dxa" w:w="90"/>
+              <w:bottom w:type="dxa" w:w="55"/>
+              <w:right w:type="dxa" w:w="90"/>
+            </w:tcMar>
+          </w:tcPr>
+          <w:p>
+            <w:pPr>
+              <w:spacing w:after="0" w:line="240"/>
+            </w:pPr>
+            <w:r>
+              <w:rPr>
+                <w:rFonts w:ascii="Consolas" w:cs="Consolas" w:eastAsia="Consolas" w:hAnsi="Consolas"/>
+                <w:b w:val="false"/>
+                <w:bCs w:val="false"/>
+                <w:i w:val="false"/>
+                <w:iCs w:val="false"/>
+                <w:sz w:val="19"/>
+                <w:szCs w:val="19"/>
+                <w:shd w:fill="F2F2F2" w:val="clear"/>
+              </w:rPr>
+              <w:t xml:space="preserve">task_acs</w:t>
+            </w:r>
+          </w:p>
+        </w:tc>
+        <w:tc>
+          <w:tcPr>
+            <w:tcW w:type="dxa" w:w="3580"/>
+            <w:tcMar>
+              <w:top w:type="dxa" w:w="55"/>
+              <w:left w:type="dxa" w:w="90"/>
+              <w:bottom w:type="dxa" w:w="55"/>
+              <w:right w:type="dxa" w:w="90"/>
+            </w:tcMar>
+          </w:tcPr>
+          <w:p>
+            <w:pPr>
+              <w:spacing w:after="0" w:line="240"/>
+            </w:pPr>
+            <w:r>
+              <w:rPr>
+                <w:b w:val="false"/>
+                <w:bCs w:val="false"/>
+                <w:i w:val="false"/>
+                <w:iCs w:val="false"/>
+              </w:rPr>
+              <w:t xml:space="preserve">Accrues momentum each cycle; desaturates at </w:t>
+            </w:r>
+            <w:r>
+              <w:rPr>
+                <w:rFonts w:ascii="Consolas" w:cs="Consolas" w:eastAsia="Consolas" w:hAnsi="Consolas"/>
+                <w:b w:val="false"/>
+                <w:bCs w:val="false"/>
+                <w:i w:val="false"/>
+                <w:iCs w:val="false"/>
+                <w:sz w:val="19"/>
+                <w:szCs w:val="19"/>
+                <w:shd w:fill="F2F2F2" w:val="clear"/>
+              </w:rPr>
+              <w:t xml:space="preserve">acs_momentum_max</w:t>
+            </w:r>
+            <w:r>
+              <w:rPr>
+                <w:b w:val="false"/>
+                <w:bCs w:val="false"/>
+                <w:i w:val="false"/>
+                <w:iCs w:val="false"/>
+              </w:rPr>
+              <w:t xml:space="preserve">, spending propellant; saturates (sticks) when propellant is gone</w:t>
+            </w:r>
+          </w:p>
+        </w:tc>
+        <w:tc>
+          <w:tcPr>
+            <w:tcW w:type="dxa" w:w="3680"/>
+            <w:tcMar>
+              <w:top w:type="dxa" w:w="55"/>
+              <w:left w:type="dxa" w:w="90"/>
+              <w:bottom w:type="dxa" w:w="55"/>
+              <w:right w:type="dxa" w:w="90"/>
+            </w:tcMar>
+          </w:tcPr>
+          <w:p>
+            <w:pPr>
+              <w:spacing w:after="0" w:line="240"/>
+            </w:pPr>
+            <w:r>
+              <w:rPr>
+                <w:b w:val="false"/>
+                <w:bCs w:val="false"/>
+                <w:i w:val="false"/>
+                <w:iCs w:val="false"/>
+              </w:rPr>
+              <w:t xml:space="preserve">Stuck reaction wheel; propellant conservation (disable ACS); the privileged </w:t>
+            </w:r>
+            <w:r>
+              <w:rPr>
+                <w:rFonts w:ascii="Consolas" w:cs="Consolas" w:eastAsia="Consolas" w:hAnsi="Consolas"/>
+                <w:b w:val="false"/>
+                <w:bCs w:val="false"/>
+                <w:i w:val="false"/>
+                <w:iCs w:val="false"/>
+                <w:sz w:val="19"/>
+                <w:szCs w:val="19"/>
+                <w:shd w:fill="F2F2F2" w:val="clear"/>
+              </w:rPr>
+              <w:t xml:space="preserve">TRIM</w:t>
+            </w:r>
+            <w:r>
+              <w:rPr>
+                <w:b w:val="false"/>
+                <w:bCs w:val="false"/>
+                <w:i w:val="false"/>
+                <w:iCs w:val="false"/>
+              </w:rPr>
+              <w:t xml:space="preserve"> command (§8)</w:t>
+            </w:r>
+          </w:p>
+        </w:tc>
+      </w:tr>
+      <w:tr>
+        <w:tc>
+          <w:tcPr>
+            <w:tcW w:type="dxa" w:w="1050"/>
+            <w:tcMar>
+              <w:top w:type="dxa" w:w="55"/>
+              <w:left w:type="dxa" w:w="90"/>
+              <w:bottom w:type="dxa" w:w="55"/>
+              <w:right w:type="dxa" w:w="90"/>
+            </w:tcMar>
+          </w:tcPr>
+          <w:p>
+            <w:pPr>
+              <w:spacing w:after="0" w:line="240"/>
+            </w:pPr>
+            <w:r>
+              <w:rPr>
+                <w:b/>
+                <w:bCs/>
+                <w:i w:val="false"/>
+                <w:iCs w:val="false"/>
+              </w:rPr>
+              <w:t xml:space="preserve">Data recorder</w:t>
+            </w:r>
+          </w:p>
+        </w:tc>
+        <w:tc>
+          <w:tcPr>
+            <w:tcW w:type="dxa" w:w="1050"/>
+            <w:tcMar>
+              <w:top w:type="dxa" w:w="55"/>
+              <w:left w:type="dxa" w:w="90"/>
+              <w:bottom w:type="dxa" w:w="55"/>
+              <w:right w:type="dxa" w:w="90"/>
+            </w:tcMar>
+          </w:tcPr>
+          <w:p>
+            <w:pPr>
+              <w:spacing w:after="0" w:line="240"/>
+            </w:pPr>
+            <w:r>
+              <w:rPr>
+                <w:rFonts w:ascii="Consolas" w:cs="Consolas" w:eastAsia="Consolas" w:hAnsi="Consolas"/>
+                <w:b w:val="false"/>
+                <w:bCs w:val="false"/>
+                <w:i w:val="false"/>
+                <w:iCs w:val="false"/>
+                <w:sz w:val="19"/>
+                <w:szCs w:val="19"/>
+                <w:shd w:fill="F2F2F2" w:val="clear"/>
+              </w:rPr>
+              <w:t xml:space="preserve">task_recorder</w:t>
+            </w:r>
+          </w:p>
+        </w:tc>
+        <w:tc>
+          <w:tcPr>
+            <w:tcW w:type="dxa" w:w="3580"/>
+            <w:tcMar>
+              <w:top w:type="dxa" w:w="55"/>
+              <w:left w:type="dxa" w:w="90"/>
+              <w:bottom w:type="dxa" w:w="55"/>
+              <w:right w:type="dxa" w:w="90"/>
+            </w:tcMar>
+          </w:tcPr>
+          <w:p>
+            <w:pPr>
+              <w:spacing w:after="0" w:line="240"/>
+            </w:pPr>
+            <w:r>
+              <w:rPr>
+                <w:b w:val="false"/>
+                <w:bCs w:val="false"/>
+                <w:i w:val="false"/>
+                <w:iCs w:val="false"/>
+              </w:rPr>
+              <w:t xml:space="preserve">Fills with science data per active sensor, drains at </w:t>
+            </w:r>
+            <w:r>
+              <w:rPr>
+                <w:rFonts w:ascii="Consolas" w:cs="Consolas" w:eastAsia="Consolas" w:hAnsi="Consolas"/>
+                <w:b w:val="false"/>
+                <w:bCs w:val="false"/>
+                <w:i w:val="false"/>
+                <w:iCs w:val="false"/>
+                <w:sz w:val="19"/>
+                <w:szCs w:val="19"/>
+                <w:shd w:fill="F2F2F2" w:val="clear"/>
+              </w:rPr>
+              <w:t xml:space="preserve">rec_downlink_rate</w:t>
+            </w:r>
+            <w:r>
+              <w:rPr>
+                <w:b w:val="false"/>
+                <w:bCs w:val="false"/>
+                <w:i w:val="false"/>
+                <w:iCs w:val="false"/>
+              </w:rPr>
+              <w:t xml:space="preserve">; caps at </w:t>
+            </w:r>
+            <w:r>
+              <w:rPr>
+                <w:rFonts w:ascii="Consolas" w:cs="Consolas" w:eastAsia="Consolas" w:hAnsi="Consolas"/>
+                <w:b w:val="false"/>
+                <w:bCs w:val="false"/>
+                <w:i w:val="false"/>
+                <w:iCs w:val="false"/>
+                <w:sz w:val="19"/>
+                <w:szCs w:val="19"/>
+                <w:shd w:fill="F2F2F2" w:val="clear"/>
+              </w:rPr>
+              <w:t xml:space="preserve">rec_buffer_max</w:t>
+            </w:r>
+          </w:p>
+        </w:tc>
+        <w:tc>
+          <w:tcPr>
+            <w:tcW w:type="dxa" w:w="3680"/>
+            <w:tcMar>
+              <w:top w:type="dxa" w:w="55"/>
+              <w:left w:type="dxa" w:w="90"/>
+              <w:bottom w:type="dxa" w:w="55"/>
+              <w:right w:type="dxa" w:w="90"/>
+            </w:tcMar>
+          </w:tcPr>
+          <w:p>
+            <w:pPr>
+              <w:spacing w:after="0" w:line="240"/>
+            </w:pPr>
+            <w:r>
+              <w:rPr>
+                <w:b w:val="false"/>
+                <w:bCs w:val="false"/>
+                <w:i w:val="false"/>
+                <w:iCs w:val="false"/>
+              </w:rPr>
+              <w:t xml:space="preserve">Buffer overflow / data loss when downlink is disabled or generation is spiked</w:t>
+            </w:r>
+          </w:p>
+        </w:tc>
+      </w:tr>
+    </w:tbl>
+    <w:p>
+      <w:pPr>
+        <w:spacing w:after="120"/>
+      </w:pPr>
+    </w:p>
+    <w:p>
+      <w:pPr>
+        <w:spacing w:after="130" w:line="270"/>
+      </w:pPr>
+      <w:r>
+        <w:rPr>
+          <w:b w:val="false"/>
+          <w:bCs w:val="false"/>
+          <w:i w:val="false"/>
+          <w:iCs w:val="false"/>
+        </w:rPr>
+        <w:t xml:space="preserve">The config block (§7) holds every tunable — setpoints, budgets, rates, momentum limits, propellant load, and the engineering-command key (§8). All of it lives in patchable working memory. Defaults: heater setpoint 10.0 °C (off in nominal warmth), power budget 5000 mW (no shedding), ACS on with 8000 mg propellant, recorder draining faster than it fills.</w:t>
+      </w:r>
+    </w:p>
+    <w:p>
+      <w:pPr>
         <w:pStyle w:val="Heading1"/>
         <w:spacing w:after="140" w:before="300"/>
       </w:pPr>
@@ -7507,16 +8283,16 @@
           <w:szCs w:val="19"/>
           <w:shd w:fill="F2F2F2" w:val="clear"/>
         </w:rPr>
-        <w:t xml:space="preserve">sensor_poll</w:t>
-      </w:r>
-      <w:r>
-        <w:rPr>
-          <w:b w:val="false"/>
-          <w:bCs w:val="false"/>
-          <w:i w:val="false"/>
-          <w:iCs w:val="false"/>
-        </w:rPr>
-        <w:t xml:space="preserve"> (reads register block per polling config), </w:t>
+        <w:t xml:space="preserve">cmd_process</w:t>
+      </w:r>
+      <w:r>
+        <w:rPr>
+          <w:b w:val="false"/>
+          <w:bCs w:val="false"/>
+          <w:i w:val="false"/>
+          <w:iCs w:val="false"/>
+        </w:rPr>
+        <w:t xml:space="preserve"> (§8), </w:t>
       </w:r>
       <w:r>
         <w:rPr>
@@ -7529,16 +8305,16 @@
           <w:szCs w:val="19"/>
           <w:shd w:fill="F2F2F2" w:val="clear"/>
         </w:rPr>
-        <w:t xml:space="preserve">telemetry_send</w:t>
-      </w:r>
-      <w:r>
-        <w:rPr>
-          <w:b w:val="false"/>
-          <w:bCs w:val="false"/>
-          <w:i w:val="false"/>
-          <w:iCs w:val="false"/>
-        </w:rPr>
-        <w:t xml:space="preserve"> (§9), </w:t>
+        <w:t xml:space="preserve">physics_tick</w:t>
+      </w:r>
+      <w:r>
+        <w:rPr>
+          <w:b w:val="false"/>
+          <w:bCs w:val="false"/>
+          <w:i w:val="false"/>
+          <w:iCs w:val="false"/>
+        </w:rPr>
+        <w:t xml:space="preserve"> (SIM tier only), </w:t>
       </w:r>
       <w:r>
         <w:rPr>
@@ -7551,16 +8327,16 @@
           <w:szCs w:val="19"/>
           <w:shd w:fill="F2F2F2" w:val="clear"/>
         </w:rPr>
-        <w:t xml:space="preserve">cmd_process</w:t>
-      </w:r>
-      <w:r>
-        <w:rPr>
-          <w:b w:val="false"/>
-          <w:bCs w:val="false"/>
-          <w:i w:val="false"/>
-          <w:iCs w:val="false"/>
-        </w:rPr>
-        <w:t xml:space="preserve"> (§8), </w:t>
+        <w:t xml:space="preserve">sensor_poll</w:t>
+      </w:r>
+      <w:r>
+        <w:rPr>
+          <w:b w:val="false"/>
+          <w:bCs w:val="false"/>
+          <w:i w:val="false"/>
+          <w:iCs w:val="false"/>
+        </w:rPr>
+        <w:t xml:space="preserve"> (reads register block per polling config), </w:t>
       </w:r>
       <w:r>
         <w:rPr>
@@ -7639,16 +8415,126 @@
           <w:szCs w:val="19"/>
           <w:shd w:fill="F2F2F2" w:val="clear"/>
         </w:rPr>
-        <w:t xml:space="preserve">physics_tick</w:t>
-      </w:r>
-      <w:r>
-        <w:rPr>
-          <w:b w:val="false"/>
-          <w:bCs w:val="false"/>
-          <w:i w:val="false"/>
-          <w:iCs w:val="false"/>
-        </w:rPr>
-        <w:t xml:space="preserve"> (SIM tier only). The table ships with </w:t>
+        <w:t xml:space="preserve">camera</w:t>
+      </w:r>
+      <w:r>
+        <w:rPr>
+          <w:b w:val="false"/>
+          <w:bCs w:val="false"/>
+          <w:i w:val="false"/>
+          <w:iCs w:val="false"/>
+        </w:rPr>
+        <w:t xml:space="preserve"> (§6.1), </w:t>
+      </w:r>
+      <w:r>
+        <w:rPr>
+          <w:rFonts w:ascii="Consolas" w:cs="Consolas" w:eastAsia="Consolas" w:hAnsi="Consolas"/>
+          <w:b w:val="false"/>
+          <w:bCs w:val="false"/>
+          <w:i w:val="false"/>
+          <w:iCs w:val="false"/>
+          <w:sz w:val="19"/>
+          <w:szCs w:val="19"/>
+          <w:shd w:fill="F2F2F2" w:val="clear"/>
+        </w:rPr>
+        <w:t xml:space="preserve">telemetry_send</w:t>
+      </w:r>
+      <w:r>
+        <w:rPr>
+          <w:b w:val="false"/>
+          <w:bCs w:val="false"/>
+          <w:i w:val="false"/>
+          <w:iCs w:val="false"/>
+        </w:rPr>
+        <w:t xml:space="preserve"> (§9), and the four auxiliary flight functions of §6.4 (</w:t>
+      </w:r>
+      <w:r>
+        <w:rPr>
+          <w:rFonts w:ascii="Consolas" w:cs="Consolas" w:eastAsia="Consolas" w:hAnsi="Consolas"/>
+          <w:b w:val="false"/>
+          <w:bCs w:val="false"/>
+          <w:i w:val="false"/>
+          <w:iCs w:val="false"/>
+          <w:sz w:val="19"/>
+          <w:szCs w:val="19"/>
+          <w:shd w:fill="F2F2F2" w:val="clear"/>
+        </w:rPr>
+        <w:t xml:space="preserve">heater</w:t>
+      </w:r>
+      <w:r>
+        <w:rPr>
+          <w:b w:val="false"/>
+          <w:bCs w:val="false"/>
+          <w:i w:val="false"/>
+          <w:iCs w:val="false"/>
+        </w:rPr>
+        <w:t xml:space="preserve">, </w:t>
+      </w:r>
+      <w:r>
+        <w:rPr>
+          <w:rFonts w:ascii="Consolas" w:cs="Consolas" w:eastAsia="Consolas" w:hAnsi="Consolas"/>
+          <w:b w:val="false"/>
+          <w:bCs w:val="false"/>
+          <w:i w:val="false"/>
+          <w:iCs w:val="false"/>
+          <w:sz w:val="19"/>
+          <w:szCs w:val="19"/>
+          <w:shd w:fill="F2F2F2" w:val="clear"/>
+        </w:rPr>
+        <w:t xml:space="preserve">power_mgr</w:t>
+      </w:r>
+      <w:r>
+        <w:rPr>
+          <w:b w:val="false"/>
+          <w:bCs w:val="false"/>
+          <w:i w:val="false"/>
+          <w:iCs w:val="false"/>
+        </w:rPr>
+        <w:t xml:space="preserve">, </w:t>
+      </w:r>
+      <w:r>
+        <w:rPr>
+          <w:rFonts w:ascii="Consolas" w:cs="Consolas" w:eastAsia="Consolas" w:hAnsi="Consolas"/>
+          <w:b w:val="false"/>
+          <w:bCs w:val="false"/>
+          <w:i w:val="false"/>
+          <w:iCs w:val="false"/>
+          <w:sz w:val="19"/>
+          <w:szCs w:val="19"/>
+          <w:shd w:fill="F2F2F2" w:val="clear"/>
+        </w:rPr>
+        <w:t xml:space="preserve">acs</w:t>
+      </w:r>
+      <w:r>
+        <w:rPr>
+          <w:b w:val="false"/>
+          <w:bCs w:val="false"/>
+          <w:i w:val="false"/>
+          <w:iCs w:val="false"/>
+        </w:rPr>
+        <w:t xml:space="preserve">, </w:t>
+      </w:r>
+      <w:r>
+        <w:rPr>
+          <w:rFonts w:ascii="Consolas" w:cs="Consolas" w:eastAsia="Consolas" w:hAnsi="Consolas"/>
+          <w:b w:val="false"/>
+          <w:bCs w:val="false"/>
+          <w:i w:val="false"/>
+          <w:iCs w:val="false"/>
+          <w:sz w:val="19"/>
+          <w:szCs w:val="19"/>
+          <w:shd w:fill="F2F2F2" w:val="clear"/>
+        </w:rPr>
+        <w:t xml:space="preserve">recorder</w:t>
+      </w:r>
+      <w:r>
+        <w:rPr>
+          <w:b w:val="false"/>
+          <w:bCs w:val="false"/>
+          <w:i w:val="false"/>
+          <w:iCs w:val="false"/>
+        </w:rPr>
+        <w:t xml:space="preserve">). The table ships with </w:t>
       </w:r>
       <w:r>
         <w:rPr>
@@ -7666,7 +8552,7 @@
           <w:i w:val="false"/>
           <w:iCs w:val="false"/>
         </w:rPr>
-        <w:t xml:space="preserve">. The intended (never required) path for the code-injection objective: write a routine into free RAM, then </w:t>
+        <w:t xml:space="preserve"> at the end. The intended (never required) path for the code-injection objective: write a routine into free RAM, then </w:t>
       </w:r>
       <w:r>
         <w:rPr>
@@ -7702,7 +8588,7 @@
           <w:i w:val="false"/>
           <w:iCs w:val="false"/>
         </w:rPr>
-        <w:t xml:space="preserve">A small </w:t>
+        <w:t xml:space="preserve">A </w:t>
       </w:r>
       <w:r>
         <w:rPr>
@@ -7720,7 +8606,7 @@
           <w:i w:val="false"/>
           <w:iCs w:val="false"/>
         </w:rPr>
-        <w:t xml:space="preserve"> in app data holds tunables: telemetry period, safe-mode thresholds, comms parameters. It is the target surface for "change mission parameters" objectives.</w:t>
+        <w:t xml:space="preserve"> in app data holds every tunable: telemetry period, safe-mode thresholds, camera defaults, the target catalog, all §6.4 function parameters, and the engineering-command key. It is the primary target surface for "change mission parameters" objectives, and it lives entirely in patchable working memory.</w:t>
       </w:r>
     </w:p>
     <w:p>
@@ -7854,9 +8740,9 @@
       </w:tblPr>
       <w:tblGrid>
         <w:gridCol w:w="1050"/>
-        <w:gridCol w:w="2006"/>
-        <w:gridCol w:w="3964"/>
-        <w:gridCol w:w="2340"/>
+        <w:gridCol w:w="1359"/>
+        <w:gridCol w:w="5290"/>
+        <w:gridCol w:w="1661"/>
       </w:tblGrid>
       <w:tr>
         <w:trPr>
@@ -7890,7 +8776,7 @@
         </w:tc>
         <w:tc>
           <w:tcPr>
-            <w:tcW w:type="dxa" w:w="2006"/>
+            <w:tcW w:type="dxa" w:w="1359"/>
             <w:shd w:fill="D9E2F3" w:val="clear"/>
             <w:tcMar>
               <w:top w:type="dxa" w:w="55"/>
@@ -7916,7 +8802,7 @@
         </w:tc>
         <w:tc>
           <w:tcPr>
-            <w:tcW w:type="dxa" w:w="3964"/>
+            <w:tcW w:type="dxa" w:w="5290"/>
             <w:shd w:fill="D9E2F3" w:val="clear"/>
             <w:tcMar>
               <w:top w:type="dxa" w:w="55"/>
@@ -7942,7 +8828,7 @@
         </w:tc>
         <w:tc>
           <w:tcPr>
-            <w:tcW w:type="dxa" w:w="2340"/>
+            <w:tcW w:type="dxa" w:w="1661"/>
             <w:shd w:fill="D9E2F3" w:val="clear"/>
             <w:tcMar>
               <w:top w:type="dxa" w:w="55"/>
@@ -7999,7 +8885,7 @@
         </w:tc>
         <w:tc>
           <w:tcPr>
-            <w:tcW w:type="dxa" w:w="2006"/>
+            <w:tcW w:type="dxa" w:w="1359"/>
             <w:tcMar>
               <w:top w:type="dxa" w:w="55"/>
               <w:left w:type="dxa" w:w="90"/>
@@ -8024,7 +8910,7 @@
         </w:tc>
         <w:tc>
           <w:tcPr>
-            <w:tcW w:type="dxa" w:w="3964"/>
+            <w:tcW w:type="dxa" w:w="5290"/>
             <w:tcMar>
               <w:top w:type="dxa" w:w="55"/>
               <w:left w:type="dxa" w:w="90"/>
@@ -8049,7 +8935,7 @@
         </w:tc>
         <w:tc>
           <w:tcPr>
-            <w:tcW w:type="dxa" w:w="2340"/>
+            <w:tcW w:type="dxa" w:w="1661"/>
             <w:tcMar>
               <w:top w:type="dxa" w:w="55"/>
               <w:left w:type="dxa" w:w="90"/>
@@ -8109,7 +8995,7 @@
         </w:tc>
         <w:tc>
           <w:tcPr>
-            <w:tcW w:type="dxa" w:w="2006"/>
+            <w:tcW w:type="dxa" w:w="1359"/>
             <w:tcMar>
               <w:top w:type="dxa" w:w="55"/>
               <w:left w:type="dxa" w:w="90"/>
@@ -8134,7 +9020,7 @@
         </w:tc>
         <w:tc>
           <w:tcPr>
-            <w:tcW w:type="dxa" w:w="3964"/>
+            <w:tcW w:type="dxa" w:w="5290"/>
             <w:tcMar>
               <w:top w:type="dxa" w:w="55"/>
               <w:left w:type="dxa" w:w="90"/>
@@ -8159,7 +9045,7 @@
         </w:tc>
         <w:tc>
           <w:tcPr>
-            <w:tcW w:type="dxa" w:w="2340"/>
+            <w:tcW w:type="dxa" w:w="1661"/>
             <w:tcMar>
               <w:top w:type="dxa" w:w="55"/>
               <w:left w:type="dxa" w:w="90"/>
@@ -8219,7 +9105,7 @@
         </w:tc>
         <w:tc>
           <w:tcPr>
-            <w:tcW w:type="dxa" w:w="2006"/>
+            <w:tcW w:type="dxa" w:w="1359"/>
             <w:tcMar>
               <w:top w:type="dxa" w:w="55"/>
               <w:left w:type="dxa" w:w="90"/>
@@ -8244,7 +9130,7 @@
         </w:tc>
         <w:tc>
           <w:tcPr>
-            <w:tcW w:type="dxa" w:w="3964"/>
+            <w:tcW w:type="dxa" w:w="5290"/>
             <w:tcMar>
               <w:top w:type="dxa" w:w="55"/>
               <w:left w:type="dxa" w:w="90"/>
@@ -8269,7 +9155,7 @@
         </w:tc>
         <w:tc>
           <w:tcPr>
-            <w:tcW w:type="dxa" w:w="2340"/>
+            <w:tcW w:type="dxa" w:w="1661"/>
             <w:tcMar>
               <w:top w:type="dxa" w:w="55"/>
               <w:left w:type="dxa" w:w="90"/>
@@ -8329,7 +9215,7 @@
         </w:tc>
         <w:tc>
           <w:tcPr>
-            <w:tcW w:type="dxa" w:w="2006"/>
+            <w:tcW w:type="dxa" w:w="1359"/>
             <w:tcMar>
               <w:top w:type="dxa" w:w="55"/>
               <w:left w:type="dxa" w:w="90"/>
@@ -8354,7 +9240,7 @@
         </w:tc>
         <w:tc>
           <w:tcPr>
-            <w:tcW w:type="dxa" w:w="3964"/>
+            <w:tcW w:type="dxa" w:w="5290"/>
             <w:tcMar>
               <w:top w:type="dxa" w:w="55"/>
               <w:left w:type="dxa" w:w="90"/>
@@ -8379,7 +9265,7 @@
         </w:tc>
         <w:tc>
           <w:tcPr>
-            <w:tcW w:type="dxa" w:w="2340"/>
+            <w:tcW w:type="dxa" w:w="1661"/>
             <w:tcMar>
               <w:top w:type="dxa" w:w="55"/>
               <w:left w:type="dxa" w:w="90"/>
@@ -8439,7 +9325,7 @@
         </w:tc>
         <w:tc>
           <w:tcPr>
-            <w:tcW w:type="dxa" w:w="2006"/>
+            <w:tcW w:type="dxa" w:w="1359"/>
             <w:tcMar>
               <w:top w:type="dxa" w:w="55"/>
               <w:left w:type="dxa" w:w="90"/>
@@ -8464,7 +9350,7 @@
         </w:tc>
         <w:tc>
           <w:tcPr>
-            <w:tcW w:type="dxa" w:w="3964"/>
+            <w:tcW w:type="dxa" w:w="5290"/>
             <w:tcMar>
               <w:top w:type="dxa" w:w="55"/>
               <w:left w:type="dxa" w:w="90"/>
@@ -8489,7 +9375,7 @@
         </w:tc>
         <w:tc>
           <w:tcPr>
-            <w:tcW w:type="dxa" w:w="2340"/>
+            <w:tcW w:type="dxa" w:w="1661"/>
             <w:tcMar>
               <w:top w:type="dxa" w:w="55"/>
               <w:left w:type="dxa" w:w="90"/>
@@ -8549,7 +9435,7 @@
         </w:tc>
         <w:tc>
           <w:tcPr>
-            <w:tcW w:type="dxa" w:w="2006"/>
+            <w:tcW w:type="dxa" w:w="1359"/>
             <w:tcMar>
               <w:top w:type="dxa" w:w="55"/>
               <w:left w:type="dxa" w:w="90"/>
@@ -8574,7 +9460,7 @@
         </w:tc>
         <w:tc>
           <w:tcPr>
-            <w:tcW w:type="dxa" w:w="3964"/>
+            <w:tcW w:type="dxa" w:w="5290"/>
             <w:tcMar>
               <w:top w:type="dxa" w:w="55"/>
               <w:left w:type="dxa" w:w="90"/>
@@ -8599,7 +9485,7 @@
         </w:tc>
         <w:tc>
           <w:tcPr>
-            <w:tcW w:type="dxa" w:w="2340"/>
+            <w:tcW w:type="dxa" w:w="1661"/>
             <w:tcMar>
               <w:top w:type="dxa" w:w="55"/>
               <w:left w:type="dxa" w:w="90"/>
@@ -8623,6 +9509,332 @@
                 <w:shd w:fill="F2F2F2" w:val="clear"/>
               </w:rPr>
               <w:t xml:space="preserve">ACK NOOP</w:t>
+            </w:r>
+          </w:p>
+        </w:tc>
+      </w:tr>
+      <w:tr>
+        <w:tc>
+          <w:tcPr>
+            <w:tcW w:type="dxa" w:w="1050"/>
+            <w:tcMar>
+              <w:top w:type="dxa" w:w="55"/>
+              <w:left w:type="dxa" w:w="90"/>
+              <w:bottom w:type="dxa" w:w="55"/>
+              <w:right w:type="dxa" w:w="90"/>
+            </w:tcMar>
+          </w:tcPr>
+          <w:p>
+            <w:pPr>
+              <w:spacing w:after="0" w:line="240"/>
+            </w:pPr>
+            <w:r>
+              <w:rPr>
+                <w:rFonts w:ascii="Consolas" w:cs="Consolas" w:eastAsia="Consolas" w:hAnsi="Consolas"/>
+                <w:b w:val="false"/>
+                <w:bCs w:val="false"/>
+                <w:i w:val="false"/>
+                <w:iCs w:val="false"/>
+                <w:sz w:val="19"/>
+                <w:szCs w:val="19"/>
+                <w:shd w:fill="F2F2F2" w:val="clear"/>
+              </w:rPr>
+              <w:t xml:space="preserve">AUTH</w:t>
+            </w:r>
+          </w:p>
+        </w:tc>
+        <w:tc>
+          <w:tcPr>
+            <w:tcW w:type="dxa" w:w="1359"/>
+            <w:tcMar>
+              <w:top w:type="dxa" w:w="55"/>
+              <w:left w:type="dxa" w:w="90"/>
+              <w:bottom w:type="dxa" w:w="55"/>
+              <w:right w:type="dxa" w:w="90"/>
+            </w:tcMar>
+          </w:tcPr>
+          <w:p>
+            <w:pPr>
+              <w:spacing w:after="0" w:line="240"/>
+            </w:pPr>
+            <w:r>
+              <w:rPr>
+                <w:b w:val="false"/>
+                <w:bCs w:val="false"/>
+                <w:i w:val="false"/>
+                <w:iCs w:val="false"/>
+              </w:rPr>
+              <w:t xml:space="preserve">key (hex32)</w:t>
+            </w:r>
+          </w:p>
+        </w:tc>
+        <w:tc>
+          <w:tcPr>
+            <w:tcW w:type="dxa" w:w="5290"/>
+            <w:tcMar>
+              <w:top w:type="dxa" w:w="55"/>
+              <w:left w:type="dxa" w:w="90"/>
+              <w:bottom w:type="dxa" w:w="55"/>
+              <w:right w:type="dxa" w:w="90"/>
+            </w:tcMar>
+          </w:tcPr>
+          <w:p>
+            <w:pPr>
+              <w:spacing w:after="0" w:line="240"/>
+            </w:pPr>
+            <w:r>
+              <w:rPr>
+                <w:b w:val="false"/>
+                <w:bCs w:val="false"/>
+                <w:i/>
+                <w:iCs/>
+              </w:rPr>
+              <w:t xml:space="preserve">Undocumented.</w:t>
+            </w:r>
+            <w:r>
+              <w:rPr>
+                <w:b w:val="false"/>
+                <w:bCs w:val="false"/>
+                <w:i w:val="false"/>
+                <w:iCs w:val="false"/>
+              </w:rPr>
+              <w:t xml:space="preserve"> Unlock engineering commands if key matches </w:t>
+            </w:r>
+            <w:r>
+              <w:rPr>
+                <w:rFonts w:ascii="Consolas" w:cs="Consolas" w:eastAsia="Consolas" w:hAnsi="Consolas"/>
+                <w:b w:val="false"/>
+                <w:bCs w:val="false"/>
+                <w:i w:val="false"/>
+                <w:iCs w:val="false"/>
+                <w:sz w:val="19"/>
+                <w:szCs w:val="19"/>
+                <w:shd w:fill="F2F2F2" w:val="clear"/>
+              </w:rPr>
+              <w:t xml:space="preserve">eng_key</w:t>
+            </w:r>
+            <w:r>
+              <w:rPr>
+                <w:b w:val="false"/>
+                <w:bCs w:val="false"/>
+                <w:i w:val="false"/>
+                <w:iCs w:val="false"/>
+              </w:rPr>
+              <w:t xml:space="preserve"> in config</w:t>
+            </w:r>
+          </w:p>
+        </w:tc>
+        <w:tc>
+          <w:tcPr>
+            <w:tcW w:type="dxa" w:w="1661"/>
+            <w:tcMar>
+              <w:top w:type="dxa" w:w="55"/>
+              <w:left w:type="dxa" w:w="90"/>
+              <w:bottom w:type="dxa" w:w="55"/>
+              <w:right w:type="dxa" w:w="90"/>
+            </w:tcMar>
+          </w:tcPr>
+          <w:p>
+            <w:pPr>
+              <w:spacing w:after="0" w:line="240"/>
+            </w:pPr>
+            <w:r>
+              <w:rPr>
+                <w:rFonts w:ascii="Consolas" w:cs="Consolas" w:eastAsia="Consolas" w:hAnsi="Consolas"/>
+                <w:b w:val="false"/>
+                <w:bCs w:val="false"/>
+                <w:i w:val="false"/>
+                <w:iCs w:val="false"/>
+                <w:sz w:val="19"/>
+                <w:szCs w:val="19"/>
+                <w:shd w:fill="F2F2F2" w:val="clear"/>
+              </w:rPr>
+              <w:t xml:space="preserve">ACK AUTH</w:t>
+            </w:r>
+            <w:r>
+              <w:rPr>
+                <w:b w:val="false"/>
+                <w:bCs w:val="false"/>
+                <w:i w:val="false"/>
+                <w:iCs w:val="false"/>
+              </w:rPr>
+              <w:t xml:space="preserve"> / </w:t>
+            </w:r>
+            <w:r>
+              <w:rPr>
+                <w:rFonts w:ascii="Consolas" w:cs="Consolas" w:eastAsia="Consolas" w:hAnsi="Consolas"/>
+                <w:b w:val="false"/>
+                <w:bCs w:val="false"/>
+                <w:i w:val="false"/>
+                <w:iCs w:val="false"/>
+                <w:sz w:val="19"/>
+                <w:szCs w:val="19"/>
+                <w:shd w:fill="F2F2F2" w:val="clear"/>
+              </w:rPr>
+              <w:t xml:space="preserve">NAK E07</w:t>
+            </w:r>
+          </w:p>
+        </w:tc>
+      </w:tr>
+      <w:tr>
+        <w:tc>
+          <w:tcPr>
+            <w:tcW w:type="dxa" w:w="1050"/>
+            <w:tcMar>
+              <w:top w:type="dxa" w:w="55"/>
+              <w:left w:type="dxa" w:w="90"/>
+              <w:bottom w:type="dxa" w:w="55"/>
+              <w:right w:type="dxa" w:w="90"/>
+            </w:tcMar>
+          </w:tcPr>
+          <w:p>
+            <w:pPr>
+              <w:spacing w:after="0" w:line="240"/>
+            </w:pPr>
+            <w:r>
+              <w:rPr>
+                <w:rFonts w:ascii="Consolas" w:cs="Consolas" w:eastAsia="Consolas" w:hAnsi="Consolas"/>
+                <w:b w:val="false"/>
+                <w:bCs w:val="false"/>
+                <w:i w:val="false"/>
+                <w:iCs w:val="false"/>
+                <w:sz w:val="19"/>
+                <w:szCs w:val="19"/>
+                <w:shd w:fill="F2F2F2" w:val="clear"/>
+              </w:rPr>
+              <w:t xml:space="preserve">TRIM</w:t>
+            </w:r>
+          </w:p>
+        </w:tc>
+        <w:tc>
+          <w:tcPr>
+            <w:tcW w:type="dxa" w:w="1359"/>
+            <w:tcMar>
+              <w:top w:type="dxa" w:w="55"/>
+              <w:left w:type="dxa" w:w="90"/>
+              <w:bottom w:type="dxa" w:w="55"/>
+              <w:right w:type="dxa" w:w="90"/>
+            </w:tcMar>
+          </w:tcPr>
+          <w:p>
+            <w:pPr>
+              <w:spacing w:after="0" w:line="240"/>
+            </w:pPr>
+            <w:r>
+              <w:rPr>
+                <w:b w:val="false"/>
+                <w:bCs w:val="false"/>
+                <w:i w:val="false"/>
+                <w:iCs w:val="false"/>
+              </w:rPr>
+              <w:t xml:space="preserve">—</w:t>
+            </w:r>
+          </w:p>
+        </w:tc>
+        <w:tc>
+          <w:tcPr>
+            <w:tcW w:type="dxa" w:w="5290"/>
+            <w:tcMar>
+              <w:top w:type="dxa" w:w="55"/>
+              <w:left w:type="dxa" w:w="90"/>
+              <w:bottom w:type="dxa" w:w="55"/>
+              <w:right w:type="dxa" w:w="90"/>
+            </w:tcMar>
+          </w:tcPr>
+          <w:p>
+            <w:pPr>
+              <w:spacing w:after="0" w:line="240"/>
+            </w:pPr>
+            <w:r>
+              <w:rPr>
+                <w:b w:val="false"/>
+                <w:bCs w:val="false"/>
+                <w:i/>
+                <w:iCs/>
+              </w:rPr>
+              <w:t xml:space="preserve">Undocumented, privileged.</w:t>
+            </w:r>
+            <w:r>
+              <w:rPr>
+                <w:b w:val="false"/>
+                <w:bCs w:val="false"/>
+                <w:i w:val="false"/>
+                <w:iCs w:val="false"/>
+              </w:rPr>
+              <w:t xml:space="preserve"> Manual reaction-wheel desaturation (needs </w:t>
+            </w:r>
+            <w:r>
+              <w:rPr>
+                <w:rFonts w:ascii="Consolas" w:cs="Consolas" w:eastAsia="Consolas" w:hAnsi="Consolas"/>
+                <w:b w:val="false"/>
+                <w:bCs w:val="false"/>
+                <w:i w:val="false"/>
+                <w:iCs w:val="false"/>
+                <w:sz w:val="19"/>
+                <w:szCs w:val="19"/>
+                <w:shd w:fill="F2F2F2" w:val="clear"/>
+              </w:rPr>
+              <w:t xml:space="preserve">AUTH</w:t>
+            </w:r>
+            <w:r>
+              <w:rPr>
+                <w:b w:val="false"/>
+                <w:bCs w:val="false"/>
+                <w:i w:val="false"/>
+                <w:iCs w:val="false"/>
+              </w:rPr>
+              <w:t xml:space="preserve">)</w:t>
+            </w:r>
+          </w:p>
+        </w:tc>
+        <w:tc>
+          <w:tcPr>
+            <w:tcW w:type="dxa" w:w="1661"/>
+            <w:tcMar>
+              <w:top w:type="dxa" w:w="55"/>
+              <w:left w:type="dxa" w:w="90"/>
+              <w:bottom w:type="dxa" w:w="55"/>
+              <w:right w:type="dxa" w:w="90"/>
+            </w:tcMar>
+          </w:tcPr>
+          <w:p>
+            <w:pPr>
+              <w:spacing w:after="0" w:line="240"/>
+            </w:pPr>
+            <w:r>
+              <w:rPr>
+                <w:rFonts w:ascii="Consolas" w:cs="Consolas" w:eastAsia="Consolas" w:hAnsi="Consolas"/>
+                <w:b w:val="false"/>
+                <w:bCs w:val="false"/>
+                <w:i w:val="false"/>
+                <w:iCs w:val="false"/>
+                <w:sz w:val="19"/>
+                <w:szCs w:val="19"/>
+                <w:shd w:fill="F2F2F2" w:val="clear"/>
+              </w:rPr>
+              <w:t xml:space="preserve">ACK TRIM</w:t>
+            </w:r>
+            <w:r>
+              <w:rPr>
+                <w:b w:val="false"/>
+                <w:bCs w:val="false"/>
+                <w:i w:val="false"/>
+                <w:iCs w:val="false"/>
+              </w:rPr>
+              <w:t xml:space="preserve"> / </w:t>
+            </w:r>
+            <w:r>
+              <w:rPr>
+                <w:rFonts w:ascii="Consolas" w:cs="Consolas" w:eastAsia="Consolas" w:hAnsi="Consolas"/>
+                <w:b w:val="false"/>
+                <w:bCs w:val="false"/>
+                <w:i w:val="false"/>
+                <w:iCs w:val="false"/>
+                <w:sz w:val="19"/>
+                <w:szCs w:val="19"/>
+                <w:shd w:fill="F2F2F2" w:val="clear"/>
+              </w:rPr>
+              <w:t xml:space="preserve">NAK E07</w:t>
             </w:r>
           </w:p>
         </w:tc>
@@ -8644,7 +9856,25 @@
           <w:i w:val="false"/>
           <w:iCs w:val="false"/>
         </w:rPr>
-        <w:t xml:space="preserve">Error replies: </w:t>
+        <w:t xml:space="preserve">The last two verbs are </w:t>
+      </w:r>
+      <w:r>
+        <w:rPr>
+          <w:b/>
+          <w:bCs/>
+          <w:i w:val="false"/>
+          <w:iCs w:val="false"/>
+        </w:rPr>
+        <w:t xml:space="preserve">not</w:t>
+      </w:r>
+      <w:r>
+        <w:rPr>
+          <w:b w:val="false"/>
+          <w:bCs w:val="false"/>
+          <w:i w:val="false"/>
+          <w:iCs w:val="false"/>
+        </w:rPr>
+        <w:t xml:space="preserve"> in the recovered manual — they are an engineering back-channel the player discovers by reverse engineering the command dispatcher, and the natural seed for a security scenario: recover the </w:t>
       </w:r>
       <w:r>
         <w:rPr>
@@ -8657,16 +9887,16 @@
           <w:szCs w:val="19"/>
           <w:shd w:fill="F2F2F2" w:val="clear"/>
         </w:rPr>
-        <w:t xml:space="preserve">NAK E01</w:t>
-      </w:r>
-      <w:r>
-        <w:rPr>
-          <w:b w:val="false"/>
-          <w:bCs w:val="false"/>
-          <w:i w:val="false"/>
-          <w:iCs w:val="false"/>
-        </w:rPr>
-        <w:t xml:space="preserve"> bad CRC · </w:t>
+        <w:t xml:space="preserve">eng_key</w:t>
+      </w:r>
+      <w:r>
+        <w:rPr>
+          <w:b w:val="false"/>
+          <w:bCs w:val="false"/>
+          <w:i w:val="false"/>
+          <w:iCs w:val="false"/>
+        </w:rPr>
+        <w:t xml:space="preserve"> from the binary to unlock privileged control, or (defensively) change the key an attacker would use. </w:t>
       </w:r>
       <w:r>
         <w:rPr>
@@ -8679,16 +9909,30 @@
           <w:szCs w:val="19"/>
           <w:shd w:fill="F2F2F2" w:val="clear"/>
         </w:rPr>
-        <w:t xml:space="preserve">E02</w:t>
-      </w:r>
-      <w:r>
-        <w:rPr>
-          <w:b w:val="false"/>
-          <w:bCs w:val="false"/>
-          <w:i w:val="false"/>
-          <w:iCs w:val="false"/>
-        </w:rPr>
-        <w:t xml:space="preserve"> unknown verb · </w:t>
+        <w:t xml:space="preserve">NAK E07</w:t>
+      </w:r>
+      <w:r>
+        <w:rPr>
+          <w:b w:val="false"/>
+          <w:bCs w:val="false"/>
+          <w:i w:val="false"/>
+          <w:iCs w:val="false"/>
+        </w:rPr>
+        <w:t xml:space="preserve"> is "unauthorized." The scheduler and dispatcher are table-driven, so adding further gated verbs is a content decision, not a rewrite.</w:t>
+      </w:r>
+    </w:p>
+    <w:p>
+      <w:pPr>
+        <w:spacing w:after="130" w:line="270"/>
+      </w:pPr>
+      <w:r>
+        <w:rPr>
+          <w:b w:val="false"/>
+          <w:bCs w:val="false"/>
+          <w:i w:val="false"/>
+          <w:iCs w:val="false"/>
+        </w:rPr>
+        <w:t xml:space="preserve">Error replies: </w:t>
       </w:r>
       <w:r>
         <w:rPr>
@@ -8701,16 +9945,16 @@
           <w:szCs w:val="19"/>
           <w:shd w:fill="F2F2F2" w:val="clear"/>
         </w:rPr>
-        <w:t xml:space="preserve">E03</w:t>
-      </w:r>
-      <w:r>
-        <w:rPr>
-          <w:b w:val="false"/>
-          <w:bCs w:val="false"/>
-          <w:i w:val="false"/>
-          <w:iCs w:val="false"/>
-        </w:rPr>
-        <w:t xml:space="preserve"> unmapped address · </w:t>
+        <w:t xml:space="preserve">NAK E01</w:t>
+      </w:r>
+      <w:r>
+        <w:rPr>
+          <w:b w:val="false"/>
+          <w:bCs w:val="false"/>
+          <w:i w:val="false"/>
+          <w:iCs w:val="false"/>
+        </w:rPr>
+        <w:t xml:space="preserve"> bad CRC · </w:t>
       </w:r>
       <w:r>
         <w:rPr>
@@ -8723,16 +9967,16 @@
           <w:szCs w:val="19"/>
           <w:shd w:fill="F2F2F2" w:val="clear"/>
         </w:rPr>
-        <w:t xml:space="preserve">E04</w:t>
-      </w:r>
-      <w:r>
-        <w:rPr>
-          <w:b w:val="false"/>
-          <w:bCs w:val="false"/>
-          <w:i w:val="false"/>
-          <w:iCs w:val="false"/>
-        </w:rPr>
-        <w:t xml:space="preserve"> protected region · </w:t>
+        <w:t xml:space="preserve">E02</w:t>
+      </w:r>
+      <w:r>
+        <w:rPr>
+          <w:b w:val="false"/>
+          <w:bCs w:val="false"/>
+          <w:i w:val="false"/>
+          <w:iCs w:val="false"/>
+        </w:rPr>
+        <w:t xml:space="preserve"> unknown verb · </w:t>
       </w:r>
       <w:r>
         <w:rPr>
@@ -8745,16 +9989,16 @@
           <w:szCs w:val="19"/>
           <w:shd w:fill="F2F2F2" w:val="clear"/>
         </w:rPr>
-        <w:t xml:space="preserve">E05</w:t>
-      </w:r>
-      <w:r>
-        <w:rPr>
-          <w:b w:val="false"/>
-          <w:bCs w:val="false"/>
-          <w:i w:val="false"/>
-          <w:iCs w:val="false"/>
-        </w:rPr>
-        <w:t xml:space="preserve"> bad length/args · </w:t>
+        <w:t xml:space="preserve">E03</w:t>
+      </w:r>
+      <w:r>
+        <w:rPr>
+          <w:b w:val="false"/>
+          <w:bCs w:val="false"/>
+          <w:i w:val="false"/>
+          <w:iCs w:val="false"/>
+        </w:rPr>
+        <w:t xml:space="preserve"> unmapped address · </w:t>
       </w:r>
       <w:r>
         <w:rPr>
@@ -8767,6 +10011,50 @@
           <w:szCs w:val="19"/>
           <w:shd w:fill="F2F2F2" w:val="clear"/>
         </w:rPr>
+        <w:t xml:space="preserve">E04</w:t>
+      </w:r>
+      <w:r>
+        <w:rPr>
+          <w:b w:val="false"/>
+          <w:bCs w:val="false"/>
+          <w:i w:val="false"/>
+          <w:iCs w:val="false"/>
+        </w:rPr>
+        <w:t xml:space="preserve"> protected region · </w:t>
+      </w:r>
+      <w:r>
+        <w:rPr>
+          <w:rFonts w:ascii="Consolas" w:cs="Consolas" w:eastAsia="Consolas" w:hAnsi="Consolas"/>
+          <w:b w:val="false"/>
+          <w:bCs w:val="false"/>
+          <w:i w:val="false"/>
+          <w:iCs w:val="false"/>
+          <w:sz w:val="19"/>
+          <w:szCs w:val="19"/>
+          <w:shd w:fill="F2F2F2" w:val="clear"/>
+        </w:rPr>
+        <w:t xml:space="preserve">E05</w:t>
+      </w:r>
+      <w:r>
+        <w:rPr>
+          <w:b w:val="false"/>
+          <w:bCs w:val="false"/>
+          <w:i w:val="false"/>
+          <w:iCs w:val="false"/>
+        </w:rPr>
+        <w:t xml:space="preserve"> bad length/args · </w:t>
+      </w:r>
+      <w:r>
+        <w:rPr>
+          <w:rFonts w:ascii="Consolas" w:cs="Consolas" w:eastAsia="Consolas" w:hAnsi="Consolas"/>
+          <w:b w:val="false"/>
+          <w:bCs w:val="false"/>
+          <w:i w:val="false"/>
+          <w:iCs w:val="false"/>
+          <w:sz w:val="19"/>
+          <w:szCs w:val="19"/>
+          <w:shd w:fill="F2F2F2" w:val="clear"/>
+        </w:rPr>
         <w:t xml:space="preserve">E06</w:t>
       </w:r>
       <w:r>
@@ -8776,7 +10064,29 @@
           <w:i w:val="false"/>
           <w:iCs w:val="false"/>
         </w:rPr>
-        <w:t xml:space="preserve"> busy. The ACK/NAK layer is deliberately dumb: it confirms </w:t>
+        <w:t xml:space="preserve"> busy · </w:t>
+      </w:r>
+      <w:r>
+        <w:rPr>
+          <w:rFonts w:ascii="Consolas" w:cs="Consolas" w:eastAsia="Consolas" w:hAnsi="Consolas"/>
+          <w:b w:val="false"/>
+          <w:bCs w:val="false"/>
+          <w:i w:val="false"/>
+          <w:iCs w:val="false"/>
+          <w:sz w:val="19"/>
+          <w:szCs w:val="19"/>
+          <w:shd w:fill="F2F2F2" w:val="clear"/>
+        </w:rPr>
+        <w:t xml:space="preserve">E07</w:t>
+      </w:r>
+      <w:r>
+        <w:rPr>
+          <w:b w:val="false"/>
+          <w:bCs w:val="false"/>
+          <w:i w:val="false"/>
+          <w:iCs w:val="false"/>
+        </w:rPr>
+        <w:t xml:space="preserve"> unauthorized. The ACK/NAK layer is deliberately dumb: it confirms </w:t>
       </w:r>
       <w:r>
         <w:rPr>
@@ -9987,6 +11297,237 @@
                 <w:i w:val="false"/>
                 <w:iCs w:val="false"/>
               </w:rPr>
+              <w:t xml:space="preserve">HK</w:t>
+            </w:r>
+          </w:p>
+        </w:tc>
+        <w:tc>
+          <w:tcPr>
+            <w:tcW w:type="dxa" w:w="1050"/>
+            <w:tcMar>
+              <w:top w:type="dxa" w:w="55"/>
+              <w:left w:type="dxa" w:w="90"/>
+              <w:bottom w:type="dxa" w:w="55"/>
+              <w:right w:type="dxa" w:w="90"/>
+            </w:tcMar>
+          </w:tcPr>
+          <w:p>
+            <w:pPr>
+              <w:spacing w:after="0" w:line="240"/>
+            </w:pPr>
+            <w:r>
+              <w:rPr>
+                <w:b w:val="false"/>
+                <w:bCs w:val="false"/>
+                <w:i w:val="false"/>
+                <w:iCs w:val="false"/>
+              </w:rPr>
+              <w:t xml:space="preserve">TLV</w:t>
+            </w:r>
+          </w:p>
+        </w:tc>
+        <w:tc>
+          <w:tcPr>
+            <w:tcW w:type="dxa" w:w="7260"/>
+            <w:tcMar>
+              <w:top w:type="dxa" w:w="55"/>
+              <w:left w:type="dxa" w:w="90"/>
+              <w:bottom w:type="dxa" w:w="55"/>
+              <w:right w:type="dxa" w:w="90"/>
+            </w:tcMar>
+          </w:tcPr>
+          <w:p>
+            <w:pPr>
+              <w:spacing w:after="0" w:line="240"/>
+            </w:pPr>
+            <w:r>
+              <w:rPr>
+                <w:b w:val="false"/>
+                <w:bCs w:val="false"/>
+                <w:i w:val="false"/>
+                <w:iCs w:val="false"/>
+              </w:rPr>
+              <w:t xml:space="preserve">Channel </w:t>
+            </w:r>
+            <w:r>
+              <w:rPr>
+                <w:rFonts w:ascii="Consolas" w:cs="Consolas" w:eastAsia="Consolas" w:hAnsi="Consolas"/>
+                <w:b w:val="false"/>
+                <w:bCs w:val="false"/>
+                <w:i w:val="false"/>
+                <w:iCs w:val="false"/>
+                <w:sz w:val="19"/>
+                <w:szCs w:val="19"/>
+                <w:shd w:fill="F2F2F2" w:val="clear"/>
+              </w:rPr>
+              <w:t xml:space="preserve">0x60</w:t>
+            </w:r>
+            <w:r>
+              <w:rPr>
+                <w:b w:val="false"/>
+                <w:bCs w:val="false"/>
+                <w:i w:val="false"/>
+                <w:iCs w:val="false"/>
+              </w:rPr>
+              <w:t xml:space="preserve"> (8 B): auxiliary flight functions (§6.4) — </w:t>
+            </w:r>
+            <w:r>
+              <w:rPr>
+                <w:rFonts w:ascii="Consolas" w:cs="Consolas" w:eastAsia="Consolas" w:hAnsi="Consolas"/>
+                <w:b w:val="false"/>
+                <w:bCs w:val="false"/>
+                <w:i w:val="false"/>
+                <w:iCs w:val="false"/>
+                <w:sz w:val="19"/>
+                <w:szCs w:val="19"/>
+                <w:shd w:fill="F2F2F2" w:val="clear"/>
+              </w:rPr>
+              <w:t xml:space="preserve">heater_on</w:t>
+            </w:r>
+            <w:r>
+              <w:rPr>
+                <w:b w:val="false"/>
+                <w:bCs w:val="false"/>
+                <w:i w:val="false"/>
+                <w:iCs w:val="false"/>
+              </w:rPr>
+              <w:t xml:space="preserve"> u8, </w:t>
+            </w:r>
+            <w:r>
+              <w:rPr>
+                <w:rFonts w:ascii="Consolas" w:cs="Consolas" w:eastAsia="Consolas" w:hAnsi="Consolas"/>
+                <w:b w:val="false"/>
+                <w:bCs w:val="false"/>
+                <w:i w:val="false"/>
+                <w:iCs w:val="false"/>
+                <w:sz w:val="19"/>
+                <w:szCs w:val="19"/>
+                <w:shd w:fill="F2F2F2" w:val="clear"/>
+              </w:rPr>
+              <w:t xml:space="preserve">shed_count</w:t>
+            </w:r>
+            <w:r>
+              <w:rPr>
+                <w:b w:val="false"/>
+                <w:bCs w:val="false"/>
+                <w:i w:val="false"/>
+                <w:iCs w:val="false"/>
+              </w:rPr>
+              <w:t xml:space="preserve"> u8, </w:t>
+            </w:r>
+            <w:r>
+              <w:rPr>
+                <w:rFonts w:ascii="Consolas" w:cs="Consolas" w:eastAsia="Consolas" w:hAnsi="Consolas"/>
+                <w:b w:val="false"/>
+                <w:bCs w:val="false"/>
+                <w:i w:val="false"/>
+                <w:iCs w:val="false"/>
+                <w:sz w:val="19"/>
+                <w:szCs w:val="19"/>
+                <w:shd w:fill="F2F2F2" w:val="clear"/>
+              </w:rPr>
+              <w:t xml:space="preserve">propellant_mg</w:t>
+            </w:r>
+            <w:r>
+              <w:rPr>
+                <w:b w:val="false"/>
+                <w:bCs w:val="false"/>
+                <w:i w:val="false"/>
+                <w:iCs w:val="false"/>
+              </w:rPr>
+              <w:t xml:space="preserve"> u16, </w:t>
+            </w:r>
+            <w:r>
+              <w:rPr>
+                <w:rFonts w:ascii="Consolas" w:cs="Consolas" w:eastAsia="Consolas" w:hAnsi="Consolas"/>
+                <w:b w:val="false"/>
+                <w:bCs w:val="false"/>
+                <w:i w:val="false"/>
+                <w:iCs w:val="false"/>
+                <w:sz w:val="19"/>
+                <w:szCs w:val="19"/>
+                <w:shd w:fill="F2F2F2" w:val="clear"/>
+              </w:rPr>
+              <w:t xml:space="preserve">momentum</w:t>
+            </w:r>
+            <w:r>
+              <w:rPr>
+                <w:b w:val="false"/>
+                <w:bCs w:val="false"/>
+                <w:i w:val="false"/>
+                <w:iCs w:val="false"/>
+              </w:rPr>
+              <w:t xml:space="preserve"> s16, </w:t>
+            </w:r>
+            <w:r>
+              <w:rPr>
+                <w:rFonts w:ascii="Consolas" w:cs="Consolas" w:eastAsia="Consolas" w:hAnsi="Consolas"/>
+                <w:b w:val="false"/>
+                <w:bCs w:val="false"/>
+                <w:i w:val="false"/>
+                <w:iCs w:val="false"/>
+                <w:sz w:val="19"/>
+                <w:szCs w:val="19"/>
+                <w:shd w:fill="F2F2F2" w:val="clear"/>
+              </w:rPr>
+              <w:t xml:space="preserve">rec_fill_pct</w:t>
+            </w:r>
+            <w:r>
+              <w:rPr>
+                <w:b w:val="false"/>
+                <w:bCs w:val="false"/>
+                <w:i w:val="false"/>
+                <w:iCs w:val="false"/>
+              </w:rPr>
+              <w:t xml:space="preserve"> u8, </w:t>
+            </w:r>
+            <w:r>
+              <w:rPr>
+                <w:rFonts w:ascii="Consolas" w:cs="Consolas" w:eastAsia="Consolas" w:hAnsi="Consolas"/>
+                <w:b w:val="false"/>
+                <w:bCs w:val="false"/>
+                <w:i w:val="false"/>
+                <w:iCs w:val="false"/>
+                <w:sz w:val="19"/>
+                <w:szCs w:val="19"/>
+                <w:shd w:fill="F2F2F2" w:val="clear"/>
+              </w:rPr>
+              <w:t xml:space="preserve">auth</w:t>
+            </w:r>
+            <w:r>
+              <w:rPr>
+                <w:b w:val="false"/>
+                <w:bCs w:val="false"/>
+                <w:i w:val="false"/>
+                <w:iCs w:val="false"/>
+              </w:rPr>
+              <w:t xml:space="preserve"> u8. Absent in SAFE mode</w:t>
+            </w:r>
+          </w:p>
+        </w:tc>
+      </w:tr>
+      <w:tr>
+        <w:tc>
+          <w:tcPr>
+            <w:tcW w:type="dxa" w:w="1050"/>
+            <w:tcMar>
+              <w:top w:type="dxa" w:w="55"/>
+              <w:left w:type="dxa" w:w="90"/>
+              <w:bottom w:type="dxa" w:w="55"/>
+              <w:right w:type="dxa" w:w="90"/>
+            </w:tcMar>
+          </w:tcPr>
+          <w:p>
+            <w:pPr>
+              <w:spacing w:after="0" w:line="240"/>
+            </w:pPr>
+            <w:r>
+              <w:rPr>
+                <w:b w:val="false"/>
+                <w:bCs w:val="false"/>
+                <w:i w:val="false"/>
+                <w:iCs w:val="false"/>
+              </w:rPr>
               <w:t xml:space="preserve">AUX</w:t>
             </w:r>
           </w:p>
@@ -10731,8 +12272,8 @@
         </w:tblBorders>
       </w:tblPr>
       <w:tblGrid>
-        <w:gridCol w:w="1953"/>
-        <w:gridCol w:w="7407"/>
+        <w:gridCol w:w="1162"/>
+        <w:gridCol w:w="8198"/>
       </w:tblGrid>
       <w:tr>
         <w:trPr>
@@ -10740,7 +12281,7 @@
         </w:trPr>
         <w:tc>
           <w:tcPr>
-            <w:tcW w:type="dxa" w:w="1953"/>
+            <w:tcW w:type="dxa" w:w="1162"/>
             <w:shd w:fill="D9E2F3" w:val="clear"/>
             <w:tcMar>
               <w:top w:type="dxa" w:w="55"/>
@@ -10766,7 +12307,7 @@
         </w:tc>
         <w:tc>
           <w:tcPr>
-            <w:tcW w:type="dxa" w:w="7407"/>
+            <w:tcW w:type="dxa" w:w="8198"/>
             <w:shd w:fill="D9E2F3" w:val="clear"/>
             <w:tcMar>
               <w:top w:type="dxa" w:w="55"/>
@@ -10794,7 +12335,7 @@
       <w:tr>
         <w:tc>
           <w:tcPr>
-            <w:tcW w:type="dxa" w:w="1953"/>
+            <w:tcW w:type="dxa" w:w="1162"/>
             <w:tcMar>
               <w:top w:type="dxa" w:w="55"/>
               <w:left w:type="dxa" w:w="90"/>
@@ -10819,7 +12360,7 @@
         </w:tc>
         <w:tc>
           <w:tcPr>
-            <w:tcW w:type="dxa" w:w="7407"/>
+            <w:tcW w:type="dxa" w:w="8198"/>
             <w:tcMar>
               <w:top w:type="dxa" w:w="55"/>
               <w:left w:type="dxa" w:w="90"/>
@@ -10868,7 +12409,7 @@
       <w:tr>
         <w:tc>
           <w:tcPr>
-            <w:tcW w:type="dxa" w:w="1953"/>
+            <w:tcW w:type="dxa" w:w="1162"/>
             <w:tcMar>
               <w:top w:type="dxa" w:w="55"/>
               <w:left w:type="dxa" w:w="90"/>
@@ -10893,7 +12434,7 @@
         </w:tc>
         <w:tc>
           <w:tcPr>
-            <w:tcW w:type="dxa" w:w="7407"/>
+            <w:tcW w:type="dxa" w:w="8198"/>
             <w:tcMar>
               <w:top w:type="dxa" w:w="55"/>
               <w:left w:type="dxa" w:w="90"/>
@@ -10920,7 +12461,7 @@
       <w:tr>
         <w:tc>
           <w:tcPr>
-            <w:tcW w:type="dxa" w:w="1953"/>
+            <w:tcW w:type="dxa" w:w="1162"/>
             <w:tcMar>
               <w:top w:type="dxa" w:w="55"/>
               <w:left w:type="dxa" w:w="90"/>
@@ -10945,7 +12486,7 @@
         </w:tc>
         <w:tc>
           <w:tcPr>
-            <w:tcW w:type="dxa" w:w="7407"/>
+            <w:tcW w:type="dxa" w:w="8198"/>
             <w:tcMar>
               <w:top w:type="dxa" w:w="55"/>
               <w:left w:type="dxa" w:w="90"/>
@@ -10985,7 +12526,7 @@
       <w:tr>
         <w:tc>
           <w:tcPr>
-            <w:tcW w:type="dxa" w:w="1953"/>
+            <w:tcW w:type="dxa" w:w="1162"/>
             <w:tcMar>
               <w:top w:type="dxa" w:w="55"/>
               <w:left w:type="dxa" w:w="90"/>
@@ -11010,7 +12551,7 @@
         </w:tc>
         <w:tc>
           <w:tcPr>
-            <w:tcW w:type="dxa" w:w="7407"/>
+            <w:tcW w:type="dxa" w:w="8198"/>
             <w:tcMar>
               <w:top w:type="dxa" w:w="55"/>
               <w:left w:type="dxa" w:w="90"/>
@@ -11059,7 +12600,7 @@
       <w:tr>
         <w:tc>
           <w:tcPr>
-            <w:tcW w:type="dxa" w:w="1953"/>
+            <w:tcW w:type="dxa" w:w="1162"/>
             <w:tcMar>
               <w:top w:type="dxa" w:w="55"/>
               <w:left w:type="dxa" w:w="90"/>
@@ -11084,7 +12625,7 @@
         </w:tc>
         <w:tc>
           <w:tcPr>
-            <w:tcW w:type="dxa" w:w="7407"/>
+            <w:tcW w:type="dxa" w:w="8198"/>
             <w:tcMar>
               <w:top w:type="dxa" w:w="55"/>
               <w:left w:type="dxa" w:w="90"/>
@@ -11258,6 +12799,366 @@
                 <w:iCs w:val="false"/>
               </w:rPr>
               <w:t xml:space="preserve">-dump the frame buffer under the uplink budget</w:t>
+            </w:r>
+          </w:p>
+        </w:tc>
+      </w:tr>
+      <w:tr>
+        <w:tc>
+          <w:tcPr>
+            <w:tcW w:type="dxa" w:w="1162"/>
+            <w:tcMar>
+              <w:top w:type="dxa" w:w="55"/>
+              <w:left w:type="dxa" w:w="90"/>
+              <w:bottom w:type="dxa" w:w="55"/>
+              <w:right w:type="dxa" w:w="90"/>
+            </w:tcMar>
+          </w:tcPr>
+          <w:p>
+            <w:pPr>
+              <w:spacing w:after="0" w:line="240"/>
+            </w:pPr>
+            <w:r>
+              <w:rPr>
+                <w:b w:val="false"/>
+                <w:bCs w:val="false"/>
+                <w:i w:val="false"/>
+                <w:iCs w:val="false"/>
+              </w:rPr>
+              <w:t xml:space="preserve">Auxiliary-function missions (§6.4, future scenarios)</w:t>
+            </w:r>
+          </w:p>
+        </w:tc>
+        <w:tc>
+          <w:tcPr>
+            <w:tcW w:type="dxa" w:w="8198"/>
+            <w:tcMar>
+              <w:top w:type="dxa" w:w="55"/>
+              <w:left w:type="dxa" w:w="90"/>
+              <w:bottom w:type="dxa" w:w="55"/>
+              <w:right w:type="dxa" w:w="90"/>
+            </w:tcMar>
+          </w:tcPr>
+          <w:p>
+            <w:pPr>
+              <w:spacing w:after="0" w:line="240"/>
+            </w:pPr>
+            <w:r>
+              <w:rPr>
+                <w:b w:val="false"/>
+                <w:bCs w:val="false"/>
+                <w:i w:val="false"/>
+                <w:iCs w:val="false"/>
+              </w:rPr>
+              <w:t xml:space="preserve">Thermal: heater setpoint/enable, verified by </w:t>
+            </w:r>
+            <w:r>
+              <w:rPr>
+                <w:rFonts w:ascii="Consolas" w:cs="Consolas" w:eastAsia="Consolas" w:hAnsi="Consolas"/>
+                <w:b w:val="false"/>
+                <w:bCs w:val="false"/>
+                <w:i w:val="false"/>
+                <w:iCs w:val="false"/>
+                <w:sz w:val="19"/>
+                <w:szCs w:val="19"/>
+                <w:shd w:fill="F2F2F2" w:val="clear"/>
+              </w:rPr>
+              <w:t xml:space="preserve">heater_on</w:t>
+            </w:r>
+            <w:r>
+              <w:rPr>
+                <w:b w:val="false"/>
+                <w:bCs w:val="false"/>
+                <w:i w:val="false"/>
+                <w:iCs w:val="false"/>
+              </w:rPr>
+              <w:t xml:space="preserve"> + </w:t>
+            </w:r>
+            <w:r>
+              <w:rPr>
+                <w:rFonts w:ascii="Consolas" w:cs="Consolas" w:eastAsia="Consolas" w:hAnsi="Consolas"/>
+                <w:b w:val="false"/>
+                <w:bCs w:val="false"/>
+                <w:i w:val="false"/>
+                <w:iCs w:val="false"/>
+                <w:sz w:val="19"/>
+                <w:szCs w:val="19"/>
+                <w:shd w:fill="F2F2F2" w:val="clear"/>
+              </w:rPr>
+              <w:t xml:space="preserve">LOAD_MW</w:t>
+            </w:r>
+            <w:r>
+              <w:rPr>
+                <w:b w:val="false"/>
+                <w:bCs w:val="false"/>
+                <w:i w:val="false"/>
+                <w:iCs w:val="false"/>
+              </w:rPr>
+              <w:t xml:space="preserve">. Power: </w:t>
+            </w:r>
+            <w:r>
+              <w:rPr>
+                <w:rFonts w:ascii="Consolas" w:cs="Consolas" w:eastAsia="Consolas" w:hAnsi="Consolas"/>
+                <w:b w:val="false"/>
+                <w:bCs w:val="false"/>
+                <w:i w:val="false"/>
+                <w:iCs w:val="false"/>
+                <w:sz w:val="19"/>
+                <w:szCs w:val="19"/>
+                <w:shd w:fill="F2F2F2" w:val="clear"/>
+              </w:rPr>
+              <w:t xml:space="preserve">power_budget_mw</w:t>
+            </w:r>
+            <w:r>
+              <w:rPr>
+                <w:b w:val="false"/>
+                <w:bCs w:val="false"/>
+                <w:i w:val="false"/>
+                <w:iCs w:val="false"/>
+              </w:rPr>
+              <w:t xml:space="preserve">/</w:t>
+            </w:r>
+            <w:r>
+              <w:rPr>
+                <w:rFonts w:ascii="Consolas" w:cs="Consolas" w:eastAsia="Consolas" w:hAnsi="Consolas"/>
+                <w:b w:val="false"/>
+                <w:bCs w:val="false"/>
+                <w:i w:val="false"/>
+                <w:iCs w:val="false"/>
+                <w:sz w:val="19"/>
+                <w:szCs w:val="19"/>
+                <w:shd w:fill="F2F2F2" w:val="clear"/>
+              </w:rPr>
+              <w:t xml:space="preserve">shed_enable</w:t>
+            </w:r>
+            <w:r>
+              <w:rPr>
+                <w:b w:val="false"/>
+                <w:bCs w:val="false"/>
+                <w:i w:val="false"/>
+                <w:iCs w:val="false"/>
+              </w:rPr>
+              <w:t xml:space="preserve">/shed-priority table, verified by </w:t>
+            </w:r>
+            <w:r>
+              <w:rPr>
+                <w:rFonts w:ascii="Consolas" w:cs="Consolas" w:eastAsia="Consolas" w:hAnsi="Consolas"/>
+                <w:b w:val="false"/>
+                <w:bCs w:val="false"/>
+                <w:i w:val="false"/>
+                <w:iCs w:val="false"/>
+                <w:sz w:val="19"/>
+                <w:szCs w:val="19"/>
+                <w:shd w:fill="F2F2F2" w:val="clear"/>
+              </w:rPr>
+              <w:t xml:space="preserve">shed_count</w:t>
+            </w:r>
+            <w:r>
+              <w:rPr>
+                <w:b w:val="false"/>
+                <w:bCs w:val="false"/>
+                <w:i w:val="false"/>
+                <w:iCs w:val="false"/>
+              </w:rPr>
+              <w:t xml:space="preserve"> and a vanishing sensor channel. Attitude: </w:t>
+            </w:r>
+            <w:r>
+              <w:rPr>
+                <w:rFonts w:ascii="Consolas" w:cs="Consolas" w:eastAsia="Consolas" w:hAnsi="Consolas"/>
+                <w:b w:val="false"/>
+                <w:bCs w:val="false"/>
+                <w:i w:val="false"/>
+                <w:iCs w:val="false"/>
+                <w:sz w:val="19"/>
+                <w:szCs w:val="19"/>
+                <w:shd w:fill="F2F2F2" w:val="clear"/>
+              </w:rPr>
+              <w:t xml:space="preserve">acs_*</w:t>
+            </w:r>
+            <w:r>
+              <w:rPr>
+                <w:b w:val="false"/>
+                <w:bCs w:val="false"/>
+                <w:i w:val="false"/>
+                <w:iCs w:val="false"/>
+              </w:rPr>
+              <w:t xml:space="preserve"> params/enable + </w:t>
+            </w:r>
+            <w:r>
+              <w:rPr>
+                <w:rFonts w:ascii="Consolas" w:cs="Consolas" w:eastAsia="Consolas" w:hAnsi="Consolas"/>
+                <w:b w:val="false"/>
+                <w:bCs w:val="false"/>
+                <w:i w:val="false"/>
+                <w:iCs w:val="false"/>
+                <w:sz w:val="19"/>
+                <w:szCs w:val="19"/>
+                <w:shd w:fill="F2F2F2" w:val="clear"/>
+              </w:rPr>
+              <w:t xml:space="preserve">TRIM</w:t>
+            </w:r>
+            <w:r>
+              <w:rPr>
+                <w:b w:val="false"/>
+                <w:bCs w:val="false"/>
+                <w:i w:val="false"/>
+                <w:iCs w:val="false"/>
+              </w:rPr>
+              <w:t xml:space="preserve">, verified by </w:t>
+            </w:r>
+            <w:r>
+              <w:rPr>
+                <w:rFonts w:ascii="Consolas" w:cs="Consolas" w:eastAsia="Consolas" w:hAnsi="Consolas"/>
+                <w:b w:val="false"/>
+                <w:bCs w:val="false"/>
+                <w:i w:val="false"/>
+                <w:iCs w:val="false"/>
+                <w:sz w:val="19"/>
+                <w:szCs w:val="19"/>
+                <w:shd w:fill="F2F2F2" w:val="clear"/>
+              </w:rPr>
+              <w:t xml:space="preserve">momentum</w:t>
+            </w:r>
+            <w:r>
+              <w:rPr>
+                <w:b w:val="false"/>
+                <w:bCs w:val="false"/>
+                <w:i w:val="false"/>
+                <w:iCs w:val="false"/>
+              </w:rPr>
+              <w:t xml:space="preserve">/</w:t>
+            </w:r>
+            <w:r>
+              <w:rPr>
+                <w:rFonts w:ascii="Consolas" w:cs="Consolas" w:eastAsia="Consolas" w:hAnsi="Consolas"/>
+                <w:b w:val="false"/>
+                <w:bCs w:val="false"/>
+                <w:i w:val="false"/>
+                <w:iCs w:val="false"/>
+                <w:sz w:val="19"/>
+                <w:szCs w:val="19"/>
+                <w:shd w:fill="F2F2F2" w:val="clear"/>
+              </w:rPr>
+              <w:t xml:space="preserve">propellant_mg</w:t>
+            </w:r>
+            <w:r>
+              <w:rPr>
+                <w:b w:val="false"/>
+                <w:bCs w:val="false"/>
+                <w:i w:val="false"/>
+                <w:iCs w:val="false"/>
+              </w:rPr>
+              <w:t xml:space="preserve">. Recorder: </w:t>
+            </w:r>
+            <w:r>
+              <w:rPr>
+                <w:rFonts w:ascii="Consolas" w:cs="Consolas" w:eastAsia="Consolas" w:hAnsi="Consolas"/>
+                <w:b w:val="false"/>
+                <w:bCs w:val="false"/>
+                <w:i w:val="false"/>
+                <w:iCs w:val="false"/>
+                <w:sz w:val="19"/>
+                <w:szCs w:val="19"/>
+                <w:shd w:fill="F2F2F2" w:val="clear"/>
+              </w:rPr>
+              <w:t xml:space="preserve">rec_*</w:t>
+            </w:r>
+            <w:r>
+              <w:rPr>
+                <w:b w:val="false"/>
+                <w:bCs w:val="false"/>
+                <w:i w:val="false"/>
+                <w:iCs w:val="false"/>
+              </w:rPr>
+              <w:t xml:space="preserve"> params, verified by </w:t>
+            </w:r>
+            <w:r>
+              <w:rPr>
+                <w:rFonts w:ascii="Consolas" w:cs="Consolas" w:eastAsia="Consolas" w:hAnsi="Consolas"/>
+                <w:b w:val="false"/>
+                <w:bCs w:val="false"/>
+                <w:i w:val="false"/>
+                <w:iCs w:val="false"/>
+                <w:sz w:val="19"/>
+                <w:szCs w:val="19"/>
+                <w:shd w:fill="F2F2F2" w:val="clear"/>
+              </w:rPr>
+              <w:t xml:space="preserve">rec_fill_pct</w:t>
+            </w:r>
+            <w:r>
+              <w:rPr>
+                <w:b w:val="false"/>
+                <w:bCs w:val="false"/>
+                <w:i w:val="false"/>
+                <w:iCs w:val="false"/>
+              </w:rPr>
+              <w:t xml:space="preserve">. Security: recover </w:t>
+            </w:r>
+            <w:r>
+              <w:rPr>
+                <w:rFonts w:ascii="Consolas" w:cs="Consolas" w:eastAsia="Consolas" w:hAnsi="Consolas"/>
+                <w:b w:val="false"/>
+                <w:bCs w:val="false"/>
+                <w:i w:val="false"/>
+                <w:iCs w:val="false"/>
+                <w:sz w:val="19"/>
+                <w:szCs w:val="19"/>
+                <w:shd w:fill="F2F2F2" w:val="clear"/>
+              </w:rPr>
+              <w:t xml:space="preserve">eng_key</w:t>
+            </w:r>
+            <w:r>
+              <w:rPr>
+                <w:b w:val="false"/>
+                <w:bCs w:val="false"/>
+                <w:i w:val="false"/>
+                <w:iCs w:val="false"/>
+              </w:rPr>
+              <w:t xml:space="preserve">, </w:t>
+            </w:r>
+            <w:r>
+              <w:rPr>
+                <w:rFonts w:ascii="Consolas" w:cs="Consolas" w:eastAsia="Consolas" w:hAnsi="Consolas"/>
+                <w:b w:val="false"/>
+                <w:bCs w:val="false"/>
+                <w:i w:val="false"/>
+                <w:iCs w:val="false"/>
+                <w:sz w:val="19"/>
+                <w:szCs w:val="19"/>
+                <w:shd w:fill="F2F2F2" w:val="clear"/>
+              </w:rPr>
+              <w:t xml:space="preserve">AUTH</w:t>
+            </w:r>
+            <w:r>
+              <w:rPr>
+                <w:b w:val="false"/>
+                <w:bCs w:val="false"/>
+                <w:i w:val="false"/>
+                <w:iCs w:val="false"/>
+              </w:rPr>
+              <w:t xml:space="preserve">-unlock, or re-key it — verified by the </w:t>
+            </w:r>
+            <w:r>
+              <w:rPr>
+                <w:rFonts w:ascii="Consolas" w:cs="Consolas" w:eastAsia="Consolas" w:hAnsi="Consolas"/>
+                <w:b w:val="false"/>
+                <w:bCs w:val="false"/>
+                <w:i w:val="false"/>
+                <w:iCs w:val="false"/>
+                <w:sz w:val="19"/>
+                <w:szCs w:val="19"/>
+                <w:shd w:fill="F2F2F2" w:val="clear"/>
+              </w:rPr>
+              <w:t xml:space="preserve">auth</w:t>
+            </w:r>
+            <w:r>
+              <w:rPr>
+                <w:b w:val="false"/>
+                <w:bCs w:val="false"/>
+                <w:i w:val="false"/>
+                <w:iCs w:val="false"/>
+              </w:rPr>
+              <w:t xml:space="preserve"> flag</w:t>
             </w:r>
           </w:p>
         </w:tc>
@@ -11330,7 +13231,7 @@
           <w:i w:val="false"/>
           <w:iCs w:val="false"/>
         </w:rPr>
-        <w:t xml:space="preserve"> the command protocol (§8), the telemetry format minus AUX (§9), the coarse memory map (ROM / APP / data regions and the protection rules — not the internal layout), the sensor list with slot IDs, boot/watchdog behavior described operationally, and the camera's basic operating registers (</w:t>
+        <w:t xml:space="preserve"> the documented command protocol verbs (§8, </w:t>
       </w:r>
       <w:r>
         <w:rPr>
@@ -11343,16 +13244,16 @@
           <w:szCs w:val="19"/>
           <w:shd w:fill="F2F2F2" w:val="clear"/>
         </w:rPr>
-        <w:t xml:space="preserve">CCTRL</w:t>
-      </w:r>
-      <w:r>
-        <w:rPr>
-          <w:b w:val="false"/>
-          <w:bCs w:val="false"/>
-          <w:i w:val="false"/>
-          <w:iCs w:val="false"/>
-        </w:rPr>
-        <w:t xml:space="preserve">, </w:t>
+        <w:t xml:space="preserve">PING</w:t>
+      </w:r>
+      <w:r>
+        <w:rPr>
+          <w:b w:val="false"/>
+          <w:bCs w:val="false"/>
+          <w:i w:val="false"/>
+          <w:iCs w:val="false"/>
+        </w:rPr>
+        <w:t xml:space="preserve">/</w:t>
       </w:r>
       <w:r>
         <w:rPr>
@@ -11365,16 +13266,16 @@
           <w:szCs w:val="19"/>
           <w:shd w:fill="F2F2F2" w:val="clear"/>
         </w:rPr>
-        <w:t xml:space="preserve">EXPOSURE_MS</w:t>
-      </w:r>
-      <w:r>
-        <w:rPr>
-          <w:b w:val="false"/>
-          <w:bCs w:val="false"/>
-          <w:i w:val="false"/>
-          <w:iCs w:val="false"/>
-        </w:rPr>
-        <w:t xml:space="preserve">, </w:t>
+        <w:t xml:space="preserve">PEEK</w:t>
+      </w:r>
+      <w:r>
+        <w:rPr>
+          <w:b w:val="false"/>
+          <w:bCs w:val="false"/>
+          <w:i w:val="false"/>
+          <w:iCs w:val="false"/>
+        </w:rPr>
+        <w:t xml:space="preserve">/</w:t>
       </w:r>
       <w:r>
         <w:rPr>
@@ -11387,70 +13288,16 @@
           <w:szCs w:val="19"/>
           <w:shd w:fill="F2F2F2" w:val="clear"/>
         </w:rPr>
-        <w:t xml:space="preserve">GAIN</w:t>
-      </w:r>
-      <w:r>
-        <w:rPr>
-          <w:b w:val="false"/>
-          <w:bCs w:val="false"/>
-          <w:i w:val="false"/>
-          <w:iCs w:val="false"/>
-        </w:rPr>
-        <w:t xml:space="preserve">, the stats registers) — presented as a surviving excerpt of the imaging handbook. Players </w:t>
-      </w:r>
-      <w:r>
-        <w:rPr>
-          <w:b/>
-          <w:bCs/>
-          <w:i w:val="false"/>
-          <w:iCs w:val="false"/>
-        </w:rPr>
-        <w:t xml:space="preserve">do not get</w:t>
-      </w:r>
-      <w:r>
-        <w:rPr>
-          <w:b w:val="false"/>
-          <w:bCs w:val="false"/>
-          <w:i w:val="false"/>
-          <w:iCs w:val="false"/>
-        </w:rPr>
-        <w:t xml:space="preserve">: task-table location or format, config-block layout (including the </w:t>
-      </w:r>
-      <w:r>
-        <w:rPr>
-          <w:b/>
-          <w:bCs/>
-          <w:i w:val="false"/>
-          <w:iCs w:val="false"/>
-        </w:rPr>
-        <w:t xml:space="preserve">target catalog's</w:t>
-      </w:r>
-      <w:r>
-        <w:rPr>
-          <w:b w:val="false"/>
-          <w:bCs w:val="false"/>
-          <w:i w:val="false"/>
-          <w:iCs w:val="false"/>
-        </w:rPr>
-        <w:t xml:space="preserve"> location and entry format — finding it </w:t>
-      </w:r>
-      <w:r>
-        <w:rPr>
-          <w:b w:val="false"/>
-          <w:bCs w:val="false"/>
-          <w:i/>
-          <w:iCs/>
-        </w:rPr>
-        <w:t xml:space="preserve">is</w:t>
-      </w:r>
-      <w:r>
-        <w:rPr>
-          <w:b w:val="false"/>
-          <w:bCs w:val="false"/>
-          <w:i w:val="false"/>
-          <w:iCs w:val="false"/>
-        </w:rPr>
-        <w:t xml:space="preserve"> the retargeting mission), free-RAM region, frame-buffer address (discoverable via </w:t>
+        <w:t xml:space="preserve">POKE</w:t>
+      </w:r>
+      <w:r>
+        <w:rPr>
+          <w:b w:val="false"/>
+          <w:bCs w:val="false"/>
+          <w:i w:val="false"/>
+          <w:iCs w:val="false"/>
+        </w:rPr>
+        <w:t xml:space="preserve">/</w:t>
       </w:r>
       <w:r>
         <w:rPr>
@@ -11463,6 +13310,254 @@
           <w:szCs w:val="19"/>
           <w:shd w:fill="F2F2F2" w:val="clear"/>
         </w:rPr>
+        <w:t xml:space="preserve">STAT</w:t>
+      </w:r>
+      <w:r>
+        <w:rPr>
+          <w:b w:val="false"/>
+          <w:bCs w:val="false"/>
+          <w:i w:val="false"/>
+          <w:iCs w:val="false"/>
+        </w:rPr>
+        <w:t xml:space="preserve">/</w:t>
+      </w:r>
+      <w:r>
+        <w:rPr>
+          <w:rFonts w:ascii="Consolas" w:cs="Consolas" w:eastAsia="Consolas" w:hAnsi="Consolas"/>
+          <w:b w:val="false"/>
+          <w:bCs w:val="false"/>
+          <w:i w:val="false"/>
+          <w:iCs w:val="false"/>
+          <w:sz w:val="19"/>
+          <w:szCs w:val="19"/>
+          <w:shd w:fill="F2F2F2" w:val="clear"/>
+        </w:rPr>
+        <w:t xml:space="preserve">SAFE</w:t>
+      </w:r>
+      <w:r>
+        <w:rPr>
+          <w:b w:val="false"/>
+          <w:bCs w:val="false"/>
+          <w:i w:val="false"/>
+          <w:iCs w:val="false"/>
+        </w:rPr>
+        <w:t xml:space="preserve">/</w:t>
+      </w:r>
+      <w:r>
+        <w:rPr>
+          <w:rFonts w:ascii="Consolas" w:cs="Consolas" w:eastAsia="Consolas" w:hAnsi="Consolas"/>
+          <w:b w:val="false"/>
+          <w:bCs w:val="false"/>
+          <w:i w:val="false"/>
+          <w:iCs w:val="false"/>
+          <w:sz w:val="19"/>
+          <w:szCs w:val="19"/>
+          <w:shd w:fill="F2F2F2" w:val="clear"/>
+        </w:rPr>
+        <w:t xml:space="preserve">NOOP</w:t>
+      </w:r>
+      <w:r>
+        <w:rPr>
+          <w:b w:val="false"/>
+          <w:bCs w:val="false"/>
+          <w:i w:val="false"/>
+          <w:iCs w:val="false"/>
+        </w:rPr>
+        <w:t xml:space="preserve"> — not </w:t>
+      </w:r>
+      <w:r>
+        <w:rPr>
+          <w:rFonts w:ascii="Consolas" w:cs="Consolas" w:eastAsia="Consolas" w:hAnsi="Consolas"/>
+          <w:b w:val="false"/>
+          <w:bCs w:val="false"/>
+          <w:i w:val="false"/>
+          <w:iCs w:val="false"/>
+          <w:sz w:val="19"/>
+          <w:szCs w:val="19"/>
+          <w:shd w:fill="F2F2F2" w:val="clear"/>
+        </w:rPr>
+        <w:t xml:space="preserve">AUTH</w:t>
+      </w:r>
+      <w:r>
+        <w:rPr>
+          <w:b w:val="false"/>
+          <w:bCs w:val="false"/>
+          <w:i w:val="false"/>
+          <w:iCs w:val="false"/>
+        </w:rPr>
+        <w:t xml:space="preserve">/</w:t>
+      </w:r>
+      <w:r>
+        <w:rPr>
+          <w:rFonts w:ascii="Consolas" w:cs="Consolas" w:eastAsia="Consolas" w:hAnsi="Consolas"/>
+          <w:b w:val="false"/>
+          <w:bCs w:val="false"/>
+          <w:i w:val="false"/>
+          <w:iCs w:val="false"/>
+          <w:sz w:val="19"/>
+          <w:szCs w:val="19"/>
+          <w:shd w:fill="F2F2F2" w:val="clear"/>
+        </w:rPr>
+        <w:t xml:space="preserve">TRIM</w:t>
+      </w:r>
+      <w:r>
+        <w:rPr>
+          <w:b w:val="false"/>
+          <w:bCs w:val="false"/>
+          <w:i w:val="false"/>
+          <w:iCs w:val="false"/>
+        </w:rPr>
+        <w:t xml:space="preserve">), the telemetry format minus AUX and HK (§9), the coarse memory map (ROM / APP / data regions and the protection rules — not the internal layout), the sensor list with slot IDs, boot/watchdog behavior described operationally, and the camera's basic operating registers (</w:t>
+      </w:r>
+      <w:r>
+        <w:rPr>
+          <w:rFonts w:ascii="Consolas" w:cs="Consolas" w:eastAsia="Consolas" w:hAnsi="Consolas"/>
+          <w:b w:val="false"/>
+          <w:bCs w:val="false"/>
+          <w:i w:val="false"/>
+          <w:iCs w:val="false"/>
+          <w:sz w:val="19"/>
+          <w:szCs w:val="19"/>
+          <w:shd w:fill="F2F2F2" w:val="clear"/>
+        </w:rPr>
+        <w:t xml:space="preserve">CCTRL</w:t>
+      </w:r>
+      <w:r>
+        <w:rPr>
+          <w:b w:val="false"/>
+          <w:bCs w:val="false"/>
+          <w:i w:val="false"/>
+          <w:iCs w:val="false"/>
+        </w:rPr>
+        <w:t xml:space="preserve">, </w:t>
+      </w:r>
+      <w:r>
+        <w:rPr>
+          <w:rFonts w:ascii="Consolas" w:cs="Consolas" w:eastAsia="Consolas" w:hAnsi="Consolas"/>
+          <w:b w:val="false"/>
+          <w:bCs w:val="false"/>
+          <w:i w:val="false"/>
+          <w:iCs w:val="false"/>
+          <w:sz w:val="19"/>
+          <w:szCs w:val="19"/>
+          <w:shd w:fill="F2F2F2" w:val="clear"/>
+        </w:rPr>
+        <w:t xml:space="preserve">EXPOSURE_MS</w:t>
+      </w:r>
+      <w:r>
+        <w:rPr>
+          <w:b w:val="false"/>
+          <w:bCs w:val="false"/>
+          <w:i w:val="false"/>
+          <w:iCs w:val="false"/>
+        </w:rPr>
+        <w:t xml:space="preserve">, </w:t>
+      </w:r>
+      <w:r>
+        <w:rPr>
+          <w:rFonts w:ascii="Consolas" w:cs="Consolas" w:eastAsia="Consolas" w:hAnsi="Consolas"/>
+          <w:b w:val="false"/>
+          <w:bCs w:val="false"/>
+          <w:i w:val="false"/>
+          <w:iCs w:val="false"/>
+          <w:sz w:val="19"/>
+          <w:szCs w:val="19"/>
+          <w:shd w:fill="F2F2F2" w:val="clear"/>
+        </w:rPr>
+        <w:t xml:space="preserve">GAIN</w:t>
+      </w:r>
+      <w:r>
+        <w:rPr>
+          <w:b w:val="false"/>
+          <w:bCs w:val="false"/>
+          <w:i w:val="false"/>
+          <w:iCs w:val="false"/>
+        </w:rPr>
+        <w:t xml:space="preserve">, the stats registers) — presented as a surviving excerpt of the imaging handbook. Players </w:t>
+      </w:r>
+      <w:r>
+        <w:rPr>
+          <w:b/>
+          <w:bCs/>
+          <w:i w:val="false"/>
+          <w:iCs w:val="false"/>
+        </w:rPr>
+        <w:t xml:space="preserve">do not get</w:t>
+      </w:r>
+      <w:r>
+        <w:rPr>
+          <w:b w:val="false"/>
+          <w:bCs w:val="false"/>
+          <w:i w:val="false"/>
+          <w:iCs w:val="false"/>
+        </w:rPr>
+        <w:t xml:space="preserve">: task-table location or format, config-block layout (including the </w:t>
+      </w:r>
+      <w:r>
+        <w:rPr>
+          <w:b/>
+          <w:bCs/>
+          <w:i w:val="false"/>
+          <w:iCs w:val="false"/>
+        </w:rPr>
+        <w:t xml:space="preserve">target catalog</w:t>
+      </w:r>
+      <w:r>
+        <w:rPr>
+          <w:b w:val="false"/>
+          <w:bCs w:val="false"/>
+          <w:i w:val="false"/>
+          <w:iCs w:val="false"/>
+        </w:rPr>
+        <w:t xml:space="preserve"> and all §6.4 function parameters, and the </w:t>
+      </w:r>
+      <w:r>
+        <w:rPr>
+          <w:b/>
+          <w:bCs/>
+          <w:i w:val="false"/>
+          <w:iCs w:val="false"/>
+        </w:rPr>
+        <w:t xml:space="preserve">engineering key</w:t>
+      </w:r>
+      <w:r>
+        <w:rPr>
+          <w:b w:val="false"/>
+          <w:bCs w:val="false"/>
+          <w:i w:val="false"/>
+          <w:iCs w:val="false"/>
+        </w:rPr>
+        <w:t xml:space="preserve"> — finding these </w:t>
+      </w:r>
+      <w:r>
+        <w:rPr>
+          <w:b w:val="false"/>
+          <w:bCs w:val="false"/>
+          <w:i/>
+          <w:iCs/>
+        </w:rPr>
+        <w:t xml:space="preserve">is</w:t>
+      </w:r>
+      <w:r>
+        <w:rPr>
+          <w:b w:val="false"/>
+          <w:bCs w:val="false"/>
+          <w:i w:val="false"/>
+          <w:iCs w:val="false"/>
+        </w:rPr>
+        <w:t xml:space="preserve"> the mission), free-RAM region, frame-buffer address (discoverable via </w:t>
+      </w:r>
+      <w:r>
+        <w:rPr>
+          <w:rFonts w:ascii="Consolas" w:cs="Consolas" w:eastAsia="Consolas" w:hAnsi="Consolas"/>
+          <w:b w:val="false"/>
+          <w:bCs w:val="false"/>
+          <w:i w:val="false"/>
+          <w:iCs w:val="false"/>
+          <w:sz w:val="19"/>
+          <w:szCs w:val="19"/>
+          <w:shd w:fill="F2F2F2" w:val="clear"/>
+        </w:rPr>
         <w:t xml:space="preserve">FRAME_ADDR</w:t>
       </w:r>
       <w:r>
@@ -11472,7 +13567,95 @@
           <w:i w:val="false"/>
           <w:iCs w:val="false"/>
         </w:rPr>
-        <w:t xml:space="preserve">), the physics/synthesis module, AUX channel, or any symbol file. Everything withheld is discoverable in the binary — that's the game.</w:t>
+        <w:t xml:space="preserve">), the physics/synthesis module, the </w:t>
+      </w:r>
+      <w:r>
+        <w:rPr>
+          <w:rFonts w:ascii="Consolas" w:cs="Consolas" w:eastAsia="Consolas" w:hAnsi="Consolas"/>
+          <w:b w:val="false"/>
+          <w:bCs w:val="false"/>
+          <w:i w:val="false"/>
+          <w:iCs w:val="false"/>
+          <w:sz w:val="19"/>
+          <w:szCs w:val="19"/>
+          <w:shd w:fill="F2F2F2" w:val="clear"/>
+        </w:rPr>
+        <w:t xml:space="preserve">AUTH</w:t>
+      </w:r>
+      <w:r>
+        <w:rPr>
+          <w:b w:val="false"/>
+          <w:bCs w:val="false"/>
+          <w:i w:val="false"/>
+          <w:iCs w:val="false"/>
+        </w:rPr>
+        <w:t xml:space="preserve">/</w:t>
+      </w:r>
+      <w:r>
+        <w:rPr>
+          <w:rFonts w:ascii="Consolas" w:cs="Consolas" w:eastAsia="Consolas" w:hAnsi="Consolas"/>
+          <w:b w:val="false"/>
+          <w:bCs w:val="false"/>
+          <w:i w:val="false"/>
+          <w:iCs w:val="false"/>
+          <w:sz w:val="19"/>
+          <w:szCs w:val="19"/>
+          <w:shd w:fill="F2F2F2" w:val="clear"/>
+        </w:rPr>
+        <w:t xml:space="preserve">TRIM</w:t>
+      </w:r>
+      <w:r>
+        <w:rPr>
+          <w:b w:val="false"/>
+          <w:bCs w:val="false"/>
+          <w:i w:val="false"/>
+          <w:iCs w:val="false"/>
+        </w:rPr>
+        <w:t xml:space="preserve"> verbs, the AUX and HK channels, or any symbol file. Everything withheld is discoverable in the binary — that's the game. (The manual's Appendix C hints that undocumented channels exist; </w:t>
+      </w:r>
+      <w:r>
+        <w:rPr>
+          <w:rFonts w:ascii="Consolas" w:cs="Consolas" w:eastAsia="Consolas" w:hAnsi="Consolas"/>
+          <w:b w:val="false"/>
+          <w:bCs w:val="false"/>
+          <w:i w:val="false"/>
+          <w:iCs w:val="false"/>
+          <w:sz w:val="19"/>
+          <w:szCs w:val="19"/>
+          <w:shd w:fill="F2F2F2" w:val="clear"/>
+        </w:rPr>
+        <w:t xml:space="preserve">0x60</w:t>
+      </w:r>
+      <w:r>
+        <w:rPr>
+          <w:b w:val="false"/>
+          <w:bCs w:val="false"/>
+          <w:i w:val="false"/>
+          <w:iCs w:val="false"/>
+        </w:rPr>
+        <w:t xml:space="preserve"> and </w:t>
+      </w:r>
+      <w:r>
+        <w:rPr>
+          <w:rFonts w:ascii="Consolas" w:cs="Consolas" w:eastAsia="Consolas" w:hAnsi="Consolas"/>
+          <w:b w:val="false"/>
+          <w:bCs w:val="false"/>
+          <w:i w:val="false"/>
+          <w:iCs w:val="false"/>
+          <w:sz w:val="19"/>
+          <w:szCs w:val="19"/>
+          <w:shd w:fill="F2F2F2" w:val="clear"/>
+        </w:rPr>
+        <w:t xml:space="preserve">0x5A</w:t>
+      </w:r>
+      <w:r>
+        <w:rPr>
+          <w:b w:val="false"/>
+          <w:bCs w:val="false"/>
+          <w:i w:val="false"/>
+          <w:iCs w:val="false"/>
+        </w:rPr>
+        <w:t xml:space="preserve"> are exactly those.)</w:t>
       </w:r>
     </w:p>
     <w:p>

--- a/docs/Firmware_Spec.docx
+++ b/docs/Firmware_Spec.docx
@@ -185,7 +185,7 @@
                 <w:i w:val="false"/>
                 <w:iCs w:val="false"/>
               </w:rPr>
-              <w:t xml:space="preserve">0.3 (Draft for sponsor review — adds auxiliary flight functions, §6.4)</w:t>
+              <w:t xml:space="preserve">0.4 (Draft for sponsor review — adds in-flight patching support, §6.5)</w:t>
             </w:r>
           </w:p>
         </w:tc>
@@ -2855,12 +2855,21 @@
             </w:pPr>
             <w:r>
               <w:rPr>
-                <w:b w:val="false"/>
-                <w:bCs w:val="false"/>
-                <w:i w:val="false"/>
-                <w:iCs w:val="false"/>
-              </w:rPr>
-              <w:t xml:space="preserve">Unused ("free RAM") — the intended, but undocumented, code-injection landing zone</w:t>
+                <w:b/>
+                <w:bCs/>
+                <w:i w:val="false"/>
+                <w:iCs w:val="false"/>
+              </w:rPr>
+              <w:t xml:space="preserve">Code cave</w:t>
+            </w:r>
+            <w:r>
+              <w:rPr>
+                <w:b w:val="false"/>
+                <w:bCs w:val="false"/>
+                <w:i w:val="false"/>
+                <w:iCs w:val="false"/>
+              </w:rPr>
+              <w:t xml:space="preserve"> — undocumented landing zone for injected instructions; 32 × 128 B slots (§6.5)</w:t>
             </w:r>
           </w:p>
         </w:tc>
@@ -7758,6 +7767,1349 @@
     </w:p>
     <w:p>
       <w:pPr>
+        <w:pStyle w:val="Heading2"/>
+        <w:spacing w:after="110" w:before="220"/>
+      </w:pPr>
+      <w:r>
+        <w:rPr>
+          <w:b w:val="false"/>
+          <w:bCs w:val="false"/>
+          <w:i w:val="false"/>
+          <w:iCs w:val="false"/>
+        </w:rPr>
+        <w:t xml:space="preserve">6.5 In-Flight Patching: Pads, Cave, and Trampolines</w:t>
+      </w:r>
+    </w:p>
+    <w:p>
+      <w:pPr>
+        <w:spacing w:after="130" w:line="270"/>
+      </w:pPr>
+      <w:r>
+        <w:rPr>
+          <w:b w:val="false"/>
+          <w:bCs w:val="false"/>
+          <w:i w:val="false"/>
+          <w:iCs w:val="false"/>
+        </w:rPr>
+        <w:t xml:space="preserve">The hardest constraint in real spacecraft maintenance is that </w:t>
+      </w:r>
+      <w:r>
+        <w:rPr>
+          <w:b/>
+          <w:bCs/>
+          <w:i w:val="false"/>
+          <w:iCs w:val="false"/>
+        </w:rPr>
+        <w:t xml:space="preserve">the fix rarely fits where the bug is</w:t>
+      </w:r>
+      <w:r>
+        <w:rPr>
+          <w:b w:val="false"/>
+          <w:bCs w:val="false"/>
+          <w:i w:val="false"/>
+          <w:iCs w:val="false"/>
+        </w:rPr>
+        <w:t xml:space="preserve">. Voyager's 2024 recovery was exactly this: the affected code had to be relocated elsewhere in memory because there was no room to repair it in place. The firmware therefore ships with pre-planted space so a player can </w:t>
+      </w:r>
+      <w:r>
+        <w:rPr>
+          <w:b w:val="false"/>
+          <w:bCs w:val="false"/>
+          <w:i/>
+          <w:iCs/>
+        </w:rPr>
+        <w:t xml:space="preserve">detour</w:t>
+      </w:r>
+      <w:r>
+        <w:rPr>
+          <w:b w:val="false"/>
+          <w:bCs w:val="false"/>
+          <w:i w:val="false"/>
+          <w:iCs w:val="false"/>
+        </w:rPr>
+        <w:t xml:space="preserve"> — jump out of a function into spare memory, run new instructions, and return into the original body.</w:t>
+      </w:r>
+    </w:p>
+    <w:p>
+      <w:pPr>
+        <w:spacing w:after="130" w:line="270"/>
+      </w:pPr>
+      <w:r>
+        <w:rPr>
+          <w:b/>
+          <w:bCs/>
+          <w:i w:val="false"/>
+          <w:iCs w:val="false"/>
+        </w:rPr>
+        <w:t xml:space="preserve">Why pre-planted space matters.</w:t>
+      </w:r>
+      <w:r>
+        <w:rPr>
+          <w:b w:val="false"/>
+          <w:bCs w:val="false"/>
+          <w:i w:val="false"/>
+          <w:iCs w:val="false"/>
+        </w:rPr>
+        <w:t xml:space="preserve"> The naive detour overwrites real instructions, which then have to be relocated ("stolen") into the cave. On ARM that is genuinely hazardous: any PC-relative operand (</w:t>
+      </w:r>
+      <w:r>
+        <w:rPr>
+          <w:rFonts w:ascii="Consolas" w:cs="Consolas" w:eastAsia="Consolas" w:hAnsi="Consolas"/>
+          <w:b w:val="false"/>
+          <w:bCs w:val="false"/>
+          <w:i w:val="false"/>
+          <w:iCs w:val="false"/>
+          <w:sz w:val="19"/>
+          <w:szCs w:val="19"/>
+          <w:shd w:fill="F2F2F2" w:val="clear"/>
+        </w:rPr>
+        <w:t xml:space="preserve">LDR</w:t>
+      </w:r>
+      <w:r>
+        <w:rPr>
+          <w:b w:val="false"/>
+          <w:bCs w:val="false"/>
+          <w:i w:val="false"/>
+          <w:iCs w:val="false"/>
+        </w:rPr>
+        <w:t xml:space="preserve"> literal, </w:t>
+      </w:r>
+      <w:r>
+        <w:rPr>
+          <w:rFonts w:ascii="Consolas" w:cs="Consolas" w:eastAsia="Consolas" w:hAnsi="Consolas"/>
+          <w:b w:val="false"/>
+          <w:bCs w:val="false"/>
+          <w:i w:val="false"/>
+          <w:iCs w:val="false"/>
+          <w:sz w:val="19"/>
+          <w:szCs w:val="19"/>
+          <w:shd w:fill="F2F2F2" w:val="clear"/>
+        </w:rPr>
+        <w:t xml:space="preserve">ADR</w:t>
+      </w:r>
+      <w:r>
+        <w:rPr>
+          <w:b w:val="false"/>
+          <w:bCs w:val="false"/>
+          <w:i w:val="false"/>
+          <w:iCs w:val="false"/>
+        </w:rPr>
+        <w:t xml:space="preserve">, </w:t>
+      </w:r>
+      <w:r>
+        <w:rPr>
+          <w:rFonts w:ascii="Consolas" w:cs="Consolas" w:eastAsia="Consolas" w:hAnsi="Consolas"/>
+          <w:b w:val="false"/>
+          <w:bCs w:val="false"/>
+          <w:i w:val="false"/>
+          <w:iCs w:val="false"/>
+          <w:sz w:val="19"/>
+          <w:szCs w:val="19"/>
+          <w:shd w:fill="F2F2F2" w:val="clear"/>
+        </w:rPr>
+        <w:t xml:space="preserve">B</w:t>
+      </w:r>
+      <w:r>
+        <w:rPr>
+          <w:b w:val="false"/>
+          <w:bCs w:val="false"/>
+          <w:i w:val="false"/>
+          <w:iCs w:val="false"/>
+        </w:rPr>
+        <w:t xml:space="preserve">/</w:t>
+      </w:r>
+      <w:r>
+        <w:rPr>
+          <w:rFonts w:ascii="Consolas" w:cs="Consolas" w:eastAsia="Consolas" w:hAnsi="Consolas"/>
+          <w:b w:val="false"/>
+          <w:bCs w:val="false"/>
+          <w:i w:val="false"/>
+          <w:iCs w:val="false"/>
+          <w:sz w:val="19"/>
+          <w:szCs w:val="19"/>
+          <w:shd w:fill="F2F2F2" w:val="clear"/>
+        </w:rPr>
+        <w:t xml:space="preserve">BL</w:t>
+      </w:r>
+      <w:r>
+        <w:rPr>
+          <w:b w:val="false"/>
+          <w:bCs w:val="false"/>
+          <w:i w:val="false"/>
+          <w:iCs w:val="false"/>
+        </w:rPr>
+        <w:t xml:space="preserve">, anything reading </w:t>
+      </w:r>
+      <w:r>
+        <w:rPr>
+          <w:rFonts w:ascii="Consolas" w:cs="Consolas" w:eastAsia="Consolas" w:hAnsi="Consolas"/>
+          <w:b w:val="false"/>
+          <w:bCs w:val="false"/>
+          <w:i w:val="false"/>
+          <w:iCs w:val="false"/>
+          <w:sz w:val="19"/>
+          <w:szCs w:val="19"/>
+          <w:shd w:fill="F2F2F2" w:val="clear"/>
+        </w:rPr>
+        <w:t xml:space="preserve">PC</w:t>
+      </w:r>
+      <w:r>
+        <w:rPr>
+          <w:b w:val="false"/>
+          <w:bCs w:val="false"/>
+          <w:i w:val="false"/>
+          <w:iCs w:val="false"/>
+        </w:rPr>
+        <w:t xml:space="preserve">) silently computes a different address once moved. By overwriting only padding, nothing needs relocation, and the technique becomes teachable before it becomes hard.</w:t>
+      </w:r>
+    </w:p>
+    <w:p>
+      <w:pPr>
+        <w:spacing w:after="130" w:line="270"/>
+      </w:pPr>
+      <w:r>
+        <w:rPr>
+          <w:b w:val="false"/>
+          <w:bCs w:val="false"/>
+          <w:i w:val="false"/>
+          <w:iCs w:val="false"/>
+        </w:rPr>
+        <w:t xml:space="preserve">Three mechanisms, all in patchable RAM:</w:t>
+      </w:r>
+    </w:p>
+    <w:tbl>
+      <w:tblPr>
+        <w:tblW w:type="dxa" w:w="9360"/>
+        <w:tblBorders>
+          <w:top w:val="single" w:color="auto" w:sz="4"/>
+          <w:left w:val="single" w:color="auto" w:sz="4"/>
+          <w:bottom w:val="single" w:color="auto" w:sz="4"/>
+          <w:right w:val="single" w:color="auto" w:sz="4"/>
+          <w:insideH w:val="single" w:color="auto" w:sz="4"/>
+          <w:insideV w:val="single" w:color="auto" w:sz="4"/>
+        </w:tblBorders>
+      </w:tblPr>
+      <w:tblGrid>
+        <w:gridCol w:w="1287"/>
+        <w:gridCol w:w="3774"/>
+        <w:gridCol w:w="1050"/>
+        <w:gridCol w:w="3249"/>
+      </w:tblGrid>
+      <w:tr>
+        <w:trPr>
+          <w:tblHeader/>
+        </w:trPr>
+        <w:tc>
+          <w:tcPr>
+            <w:tcW w:type="dxa" w:w="1287"/>
+            <w:shd w:fill="D9E2F3" w:val="clear"/>
+            <w:tcMar>
+              <w:top w:type="dxa" w:w="55"/>
+              <w:left w:type="dxa" w:w="90"/>
+              <w:bottom w:type="dxa" w:w="55"/>
+              <w:right w:type="dxa" w:w="90"/>
+            </w:tcMar>
+          </w:tcPr>
+          <w:p>
+            <w:pPr>
+              <w:spacing w:after="0" w:line="240"/>
+            </w:pPr>
+            <w:r>
+              <w:rPr>
+                <w:b/>
+                <w:bCs/>
+                <w:sz w:val="19"/>
+                <w:szCs w:val="19"/>
+              </w:rPr>
+              <w:t xml:space="preserve">Mechanism</w:t>
+            </w:r>
+          </w:p>
+        </w:tc>
+        <w:tc>
+          <w:tcPr>
+            <w:tcW w:type="dxa" w:w="3774"/>
+            <w:shd w:fill="D9E2F3" w:val="clear"/>
+            <w:tcMar>
+              <w:top w:type="dxa" w:w="55"/>
+              <w:left w:type="dxa" w:w="90"/>
+              <w:bottom w:type="dxa" w:w="55"/>
+              <w:right w:type="dxa" w:w="90"/>
+            </w:tcMar>
+          </w:tcPr>
+          <w:p>
+            <w:pPr>
+              <w:spacing w:after="0" w:line="240"/>
+            </w:pPr>
+            <w:r>
+              <w:rPr>
+                <w:b/>
+                <w:bCs/>
+                <w:sz w:val="19"/>
+                <w:szCs w:val="19"/>
+              </w:rPr>
+              <w:t xml:space="preserve">Where</w:t>
+            </w:r>
+          </w:p>
+        </w:tc>
+        <w:tc>
+          <w:tcPr>
+            <w:tcW w:type="dxa" w:w="1050"/>
+            <w:shd w:fill="D9E2F3" w:val="clear"/>
+            <w:tcMar>
+              <w:top w:type="dxa" w:w="55"/>
+              <w:left w:type="dxa" w:w="90"/>
+              <w:bottom w:type="dxa" w:w="55"/>
+              <w:right w:type="dxa" w:w="90"/>
+            </w:tcMar>
+          </w:tcPr>
+          <w:p>
+            <w:pPr>
+              <w:spacing w:after="0" w:line="240"/>
+            </w:pPr>
+            <w:r>
+              <w:rPr>
+                <w:b/>
+                <w:bCs/>
+                <w:sz w:val="19"/>
+                <w:szCs w:val="19"/>
+              </w:rPr>
+              <w:t xml:space="preserve">Size</w:t>
+            </w:r>
+          </w:p>
+        </w:tc>
+        <w:tc>
+          <w:tcPr>
+            <w:tcW w:type="dxa" w:w="3249"/>
+            <w:shd w:fill="D9E2F3" w:val="clear"/>
+            <w:tcMar>
+              <w:top w:type="dxa" w:w="55"/>
+              <w:left w:type="dxa" w:w="90"/>
+              <w:bottom w:type="dxa" w:w="55"/>
+              <w:right w:type="dxa" w:w="90"/>
+            </w:tcMar>
+          </w:tcPr>
+          <w:p>
+            <w:pPr>
+              <w:spacing w:after="0" w:line="240"/>
+            </w:pPr>
+            <w:r>
+              <w:rPr>
+                <w:b/>
+                <w:bCs/>
+                <w:sz w:val="19"/>
+                <w:szCs w:val="19"/>
+              </w:rPr>
+              <w:t xml:space="preserve">Use</w:t>
+            </w:r>
+          </w:p>
+        </w:tc>
+      </w:tr>
+      <w:tr>
+        <w:tc>
+          <w:tcPr>
+            <w:tcW w:type="dxa" w:w="1287"/>
+            <w:tcMar>
+              <w:top w:type="dxa" w:w="55"/>
+              <w:left w:type="dxa" w:w="90"/>
+              <w:bottom w:type="dxa" w:w="55"/>
+              <w:right w:type="dxa" w:w="90"/>
+            </w:tcMar>
+          </w:tcPr>
+          <w:p>
+            <w:pPr>
+              <w:spacing w:after="0" w:line="240"/>
+            </w:pPr>
+            <w:r>
+              <w:rPr>
+                <w:b/>
+                <w:bCs/>
+                <w:i w:val="false"/>
+                <w:iCs w:val="false"/>
+              </w:rPr>
+              <w:t xml:space="preserve">Entry pad</w:t>
+            </w:r>
+            <w:r>
+              <w:rPr>
+                <w:b w:val="false"/>
+                <w:bCs w:val="false"/>
+                <w:i w:val="false"/>
+                <w:iCs w:val="false"/>
+              </w:rPr>
+              <w:t xml:space="preserve"> (</w:t>
+            </w:r>
+            <w:r>
+              <w:rPr>
+                <w:rFonts w:ascii="Consolas" w:cs="Consolas" w:eastAsia="Consolas" w:hAnsi="Consolas"/>
+                <w:b w:val="false"/>
+                <w:bCs w:val="false"/>
+                <w:i w:val="false"/>
+                <w:iCs w:val="false"/>
+                <w:sz w:val="19"/>
+                <w:szCs w:val="19"/>
+                <w:shd w:fill="F2F2F2" w:val="clear"/>
+              </w:rPr>
+              <w:t xml:space="preserve">PATCH_ENTRY</w:t>
+            </w:r>
+            <w:r>
+              <w:rPr>
+                <w:b w:val="false"/>
+                <w:bCs w:val="false"/>
+                <w:i w:val="false"/>
+                <w:iCs w:val="false"/>
+              </w:rPr>
+              <w:t xml:space="preserve">)</w:t>
+            </w:r>
+          </w:p>
+        </w:tc>
+        <w:tc>
+          <w:tcPr>
+            <w:tcW w:type="dxa" w:w="3774"/>
+            <w:tcMar>
+              <w:top w:type="dxa" w:w="55"/>
+              <w:left w:type="dxa" w:w="90"/>
+              <w:bottom w:type="dxa" w:w="55"/>
+              <w:right w:type="dxa" w:w="90"/>
+            </w:tcMar>
+          </w:tcPr>
+          <w:p>
+            <w:pPr>
+              <w:spacing w:after="0" w:line="240"/>
+            </w:pPr>
+            <w:r>
+              <w:rPr>
+                <w:b w:val="false"/>
+                <w:bCs w:val="false"/>
+                <w:i w:val="false"/>
+                <w:iCs w:val="false"/>
+              </w:rPr>
+              <w:t xml:space="preserve">First bytes of every scheduled task, ahead of its compiler prologue</w:t>
+            </w:r>
+          </w:p>
+        </w:tc>
+        <w:tc>
+          <w:tcPr>
+            <w:tcW w:type="dxa" w:w="1050"/>
+            <w:tcMar>
+              <w:top w:type="dxa" w:w="55"/>
+              <w:left w:type="dxa" w:w="90"/>
+              <w:bottom w:type="dxa" w:w="55"/>
+              <w:right w:type="dxa" w:w="90"/>
+            </w:tcMar>
+          </w:tcPr>
+          <w:p>
+            <w:pPr>
+              <w:spacing w:after="0" w:line="240"/>
+            </w:pPr>
+            <w:r>
+              <w:rPr>
+                <w:b w:val="false"/>
+                <w:bCs w:val="false"/>
+                <w:i w:val="false"/>
+                <w:iCs w:val="false"/>
+              </w:rPr>
+              <w:t xml:space="preserve">8 B (4 NOPs)</w:t>
+            </w:r>
+          </w:p>
+        </w:tc>
+        <w:tc>
+          <w:tcPr>
+            <w:tcW w:type="dxa" w:w="3249"/>
+            <w:tcMar>
+              <w:top w:type="dxa" w:w="55"/>
+              <w:left w:type="dxa" w:w="90"/>
+              <w:bottom w:type="dxa" w:w="55"/>
+              <w:right w:type="dxa" w:w="90"/>
+            </w:tcMar>
+          </w:tcPr>
+          <w:p>
+            <w:pPr>
+              <w:spacing w:after="0" w:line="240"/>
+            </w:pPr>
+            <w:r>
+              <w:rPr>
+                <w:b w:val="false"/>
+                <w:bCs w:val="false"/>
+                <w:i w:val="false"/>
+                <w:iCs w:val="false"/>
+              </w:rPr>
+              <w:t xml:space="preserve">Hook the whole function: jump out, do work, return to </w:t>
+            </w:r>
+            <w:r>
+              <w:rPr>
+                <w:rFonts w:ascii="Consolas" w:cs="Consolas" w:eastAsia="Consolas" w:hAnsi="Consolas"/>
+                <w:b w:val="false"/>
+                <w:bCs w:val="false"/>
+                <w:i w:val="false"/>
+                <w:iCs w:val="false"/>
+                <w:sz w:val="19"/>
+                <w:szCs w:val="19"/>
+                <w:shd w:fill="F2F2F2" w:val="clear"/>
+              </w:rPr>
+              <w:t xml:space="preserve">&lt;func&gt;+8</w:t>
+            </w:r>
+            <w:r>
+              <w:rPr>
+                <w:b w:val="false"/>
+                <w:bCs w:val="false"/>
+                <w:i w:val="false"/>
+                <w:iCs w:val="false"/>
+              </w:rPr>
+              <w:t xml:space="preserve"> and the original body runs untouched</w:t>
+            </w:r>
+          </w:p>
+        </w:tc>
+      </w:tr>
+      <w:tr>
+        <w:tc>
+          <w:tcPr>
+            <w:tcW w:type="dxa" w:w="1287"/>
+            <w:tcMar>
+              <w:top w:type="dxa" w:w="55"/>
+              <w:left w:type="dxa" w:w="90"/>
+              <w:bottom w:type="dxa" w:w="55"/>
+              <w:right w:type="dxa" w:w="90"/>
+            </w:tcMar>
+          </w:tcPr>
+          <w:p>
+            <w:pPr>
+              <w:spacing w:after="0" w:line="240"/>
+            </w:pPr>
+            <w:r>
+              <w:rPr>
+                <w:b/>
+                <w:bCs/>
+                <w:i w:val="false"/>
+                <w:iCs w:val="false"/>
+              </w:rPr>
+              <w:t xml:space="preserve">Inline patch point</w:t>
+            </w:r>
+            <w:r>
+              <w:rPr>
+                <w:b w:val="false"/>
+                <w:bCs w:val="false"/>
+                <w:i w:val="false"/>
+                <w:iCs w:val="false"/>
+              </w:rPr>
+              <w:t xml:space="preserve"> (</w:t>
+            </w:r>
+            <w:r>
+              <w:rPr>
+                <w:rFonts w:ascii="Consolas" w:cs="Consolas" w:eastAsia="Consolas" w:hAnsi="Consolas"/>
+                <w:b w:val="false"/>
+                <w:bCs w:val="false"/>
+                <w:i w:val="false"/>
+                <w:iCs w:val="false"/>
+                <w:sz w:val="19"/>
+                <w:szCs w:val="19"/>
+                <w:shd w:fill="F2F2F2" w:val="clear"/>
+              </w:rPr>
+              <w:t xml:space="preserve">PATCH_POINT()</w:t>
+            </w:r>
+            <w:r>
+              <w:rPr>
+                <w:b w:val="false"/>
+                <w:bCs w:val="false"/>
+                <w:i w:val="false"/>
+                <w:iCs w:val="false"/>
+              </w:rPr>
+              <w:t xml:space="preserve">)</w:t>
+            </w:r>
+          </w:p>
+        </w:tc>
+        <w:tc>
+          <w:tcPr>
+            <w:tcW w:type="dxa" w:w="3774"/>
+            <w:tcMar>
+              <w:top w:type="dxa" w:w="55"/>
+              <w:left w:type="dxa" w:w="90"/>
+              <w:bottom w:type="dxa" w:w="55"/>
+              <w:right w:type="dxa" w:w="90"/>
+            </w:tcMar>
+          </w:tcPr>
+          <w:p>
+            <w:pPr>
+              <w:spacing w:after="0" w:line="240"/>
+            </w:pPr>
+            <w:r>
+              <w:rPr>
+                <w:b w:val="false"/>
+                <w:bCs w:val="false"/>
+                <w:i w:val="false"/>
+                <w:iCs w:val="false"/>
+              </w:rPr>
+              <w:t xml:space="preserve">Immediately before a decision inside a body (thermostat test, power-budget test, desat test, recorder balance, safe-mode trip)</w:t>
+            </w:r>
+          </w:p>
+        </w:tc>
+        <w:tc>
+          <w:tcPr>
+            <w:tcW w:type="dxa" w:w="1050"/>
+            <w:tcMar>
+              <w:top w:type="dxa" w:w="55"/>
+              <w:left w:type="dxa" w:w="90"/>
+              <w:bottom w:type="dxa" w:w="55"/>
+              <w:right w:type="dxa" w:w="90"/>
+            </w:tcMar>
+          </w:tcPr>
+          <w:p>
+            <w:pPr>
+              <w:spacing w:after="0" w:line="240"/>
+            </w:pPr>
+            <w:r>
+              <w:rPr>
+                <w:b w:val="false"/>
+                <w:bCs w:val="false"/>
+                <w:i w:val="false"/>
+                <w:iCs w:val="false"/>
+              </w:rPr>
+              <w:t xml:space="preserve">8 B (4 NOPs)</w:t>
+            </w:r>
+          </w:p>
+        </w:tc>
+        <w:tc>
+          <w:tcPr>
+            <w:tcW w:type="dxa" w:w="3249"/>
+            <w:tcMar>
+              <w:top w:type="dxa" w:w="55"/>
+              <w:left w:type="dxa" w:w="90"/>
+              <w:bottom w:type="dxa" w:w="55"/>
+              <w:right w:type="dxa" w:w="90"/>
+            </w:tcMar>
+          </w:tcPr>
+          <w:p>
+            <w:pPr>
+              <w:spacing w:after="0" w:line="240"/>
+            </w:pPr>
+            <w:r>
+              <w:rPr>
+                <w:b w:val="false"/>
+                <w:bCs w:val="false"/>
+                <w:i w:val="false"/>
+                <w:iCs w:val="false"/>
+              </w:rPr>
+              <w:t xml:space="preserve">Alter one branch rather than the whole function</w:t>
+            </w:r>
+          </w:p>
+        </w:tc>
+      </w:tr>
+      <w:tr>
+        <w:tc>
+          <w:tcPr>
+            <w:tcW w:type="dxa" w:w="1287"/>
+            <w:tcMar>
+              <w:top w:type="dxa" w:w="55"/>
+              <w:left w:type="dxa" w:w="90"/>
+              <w:bottom w:type="dxa" w:w="55"/>
+              <w:right w:type="dxa" w:w="90"/>
+            </w:tcMar>
+          </w:tcPr>
+          <w:p>
+            <w:pPr>
+              <w:spacing w:after="0" w:line="240"/>
+            </w:pPr>
+            <w:r>
+              <w:rPr>
+                <w:b/>
+                <w:bCs/>
+                <w:i w:val="false"/>
+                <w:iCs w:val="false"/>
+              </w:rPr>
+              <w:t xml:space="preserve">Code cave</w:t>
+            </w:r>
+          </w:p>
+        </w:tc>
+        <w:tc>
+          <w:tcPr>
+            <w:tcW w:type="dxa" w:w="3774"/>
+            <w:tcMar>
+              <w:top w:type="dxa" w:w="55"/>
+              <w:left w:type="dxa" w:w="90"/>
+              <w:bottom w:type="dxa" w:w="55"/>
+              <w:right w:type="dxa" w:w="90"/>
+            </w:tcMar>
+          </w:tcPr>
+          <w:p>
+            <w:pPr>
+              <w:spacing w:after="0" w:line="240"/>
+            </w:pPr>
+            <w:r>
+              <w:rPr>
+                <w:b w:val="false"/>
+                <w:bCs w:val="false"/>
+                <w:i w:val="false"/>
+                <w:iCs w:val="false"/>
+              </w:rPr>
+              <w:t xml:space="preserve">Free RAM </w:t>
+            </w:r>
+            <w:r>
+              <w:rPr>
+                <w:rFonts w:ascii="Consolas" w:cs="Consolas" w:eastAsia="Consolas" w:hAnsi="Consolas"/>
+                <w:b w:val="false"/>
+                <w:bCs w:val="false"/>
+                <w:i w:val="false"/>
+                <w:iCs w:val="false"/>
+                <w:sz w:val="19"/>
+                <w:szCs w:val="19"/>
+                <w:shd w:fill="F2F2F2" w:val="clear"/>
+              </w:rPr>
+              <w:t xml:space="preserve">0x2001_D000</w:t>
+            </w:r>
+            <w:r>
+              <w:rPr>
+                <w:b w:val="false"/>
+                <w:bCs w:val="false"/>
+                <w:i w:val="false"/>
+                <w:iCs w:val="false"/>
+              </w:rPr>
+              <w:t xml:space="preserve">–</w:t>
+            </w:r>
+            <w:r>
+              <w:rPr>
+                <w:rFonts w:ascii="Consolas" w:cs="Consolas" w:eastAsia="Consolas" w:hAnsi="Consolas"/>
+                <w:b w:val="false"/>
+                <w:bCs w:val="false"/>
+                <w:i w:val="false"/>
+                <w:iCs w:val="false"/>
+                <w:sz w:val="19"/>
+                <w:szCs w:val="19"/>
+                <w:shd w:fill="F2F2F2" w:val="clear"/>
+              </w:rPr>
+              <w:t xml:space="preserve">0x2001_DFFF</w:t>
+            </w:r>
+          </w:p>
+        </w:tc>
+        <w:tc>
+          <w:tcPr>
+            <w:tcW w:type="dxa" w:w="1050"/>
+            <w:tcMar>
+              <w:top w:type="dxa" w:w="55"/>
+              <w:left w:type="dxa" w:w="90"/>
+              <w:bottom w:type="dxa" w:w="55"/>
+              <w:right w:type="dxa" w:w="90"/>
+            </w:tcMar>
+          </w:tcPr>
+          <w:p>
+            <w:pPr>
+              <w:spacing w:after="0" w:line="240"/>
+            </w:pPr>
+            <w:r>
+              <w:rPr>
+                <w:b w:val="false"/>
+                <w:bCs w:val="false"/>
+                <w:i w:val="false"/>
+                <w:iCs w:val="false"/>
+              </w:rPr>
+              <w:t xml:space="preserve">4 KiB = 32 × 128 B slots</w:t>
+            </w:r>
+          </w:p>
+        </w:tc>
+        <w:tc>
+          <w:tcPr>
+            <w:tcW w:type="dxa" w:w="3249"/>
+            <w:tcMar>
+              <w:top w:type="dxa" w:w="55"/>
+              <w:left w:type="dxa" w:w="90"/>
+              <w:bottom w:type="dxa" w:w="55"/>
+              <w:right w:type="dxa" w:w="90"/>
+            </w:tcMar>
+          </w:tcPr>
+          <w:p>
+            <w:pPr>
+              <w:spacing w:after="0" w:line="240"/>
+            </w:pPr>
+            <w:r>
+              <w:rPr>
+                <w:b w:val="false"/>
+                <w:bCs w:val="false"/>
+                <w:i w:val="false"/>
+                <w:iCs w:val="false"/>
+              </w:rPr>
+              <w:t xml:space="preserve">Where the new instructions live</w:t>
+            </w:r>
+          </w:p>
+        </w:tc>
+      </w:tr>
+    </w:tbl>
+    <w:p>
+      <w:pPr>
+        <w:spacing w:after="120"/>
+      </w:pPr>
+    </w:p>
+    <w:p>
+      <w:pPr>
+        <w:spacing w:after="130" w:line="270"/>
+      </w:pPr>
+      <w:r>
+        <w:rPr>
+          <w:b w:val="false"/>
+          <w:bCs w:val="false"/>
+          <w:i w:val="false"/>
+          <w:iCs w:val="false"/>
+        </w:rPr>
+        <w:t xml:space="preserve">Both pads are produced by the compiler (</w:t>
+      </w:r>
+      <w:r>
+        <w:rPr>
+          <w:rFonts w:ascii="Consolas" w:cs="Consolas" w:eastAsia="Consolas" w:hAnsi="Consolas"/>
+          <w:b w:val="false"/>
+          <w:bCs w:val="false"/>
+          <w:i w:val="false"/>
+          <w:iCs w:val="false"/>
+          <w:sz w:val="19"/>
+          <w:szCs w:val="19"/>
+          <w:shd w:fill="F2F2F2" w:val="clear"/>
+        </w:rPr>
+        <w:t xml:space="preserve">-fpatchable-function-entry</w:t>
+      </w:r>
+      <w:r>
+        <w:rPr>
+          <w:b w:val="false"/>
+          <w:bCs w:val="false"/>
+          <w:i w:val="false"/>
+          <w:iCs w:val="false"/>
+        </w:rPr>
+        <w:t xml:space="preserve"> via attribute, and a volatile NOP sled), so the symbol for a padded function points at the </w:t>
+      </w:r>
+      <w:r>
+        <w:rPr>
+          <w:b/>
+          <w:bCs/>
+          <w:i w:val="false"/>
+          <w:iCs w:val="false"/>
+        </w:rPr>
+        <w:t xml:space="preserve">first NOP</w:t>
+      </w:r>
+      <w:r>
+        <w:rPr>
+          <w:b w:val="false"/>
+          <w:bCs w:val="false"/>
+          <w:i w:val="false"/>
+          <w:iCs w:val="false"/>
+        </w:rPr>
+        <w:t xml:space="preserve"> — the patch site is simply </w:t>
+      </w:r>
+      <w:r>
+        <w:rPr>
+          <w:rFonts w:ascii="Consolas" w:cs="Consolas" w:eastAsia="Consolas" w:hAnsi="Consolas"/>
+          <w:b w:val="false"/>
+          <w:bCs w:val="false"/>
+          <w:i w:val="false"/>
+          <w:iCs w:val="false"/>
+          <w:sz w:val="19"/>
+          <w:szCs w:val="19"/>
+          <w:shd w:fill="F2F2F2" w:val="clear"/>
+        </w:rPr>
+        <w:t xml:space="preserve">&lt;func&gt;+0</w:t>
+      </w:r>
+      <w:r>
+        <w:rPr>
+          <w:b w:val="false"/>
+          <w:bCs w:val="false"/>
+          <w:i w:val="false"/>
+          <w:iCs w:val="false"/>
+        </w:rPr>
+        <w:t xml:space="preserve">, and the resume point is </w:t>
+      </w:r>
+      <w:r>
+        <w:rPr>
+          <w:rFonts w:ascii="Consolas" w:cs="Consolas" w:eastAsia="Consolas" w:hAnsi="Consolas"/>
+          <w:b w:val="false"/>
+          <w:bCs w:val="false"/>
+          <w:i w:val="false"/>
+          <w:iCs w:val="false"/>
+          <w:sz w:val="19"/>
+          <w:szCs w:val="19"/>
+          <w:shd w:fill="F2F2F2" w:val="clear"/>
+        </w:rPr>
+        <w:t xml:space="preserve">&lt;func&gt;+8</w:t>
+      </w:r>
+      <w:r>
+        <w:rPr>
+          <w:b w:val="false"/>
+          <w:bCs w:val="false"/>
+          <w:i w:val="false"/>
+          <w:iCs w:val="false"/>
+        </w:rPr>
+        <w:t xml:space="preserve">.</w:t>
+      </w:r>
+    </w:p>
+    <w:p>
+      <w:pPr>
+        <w:spacing w:after="130" w:line="270"/>
+      </w:pPr>
+      <w:r>
+        <w:rPr>
+          <w:b/>
+          <w:bCs/>
+          <w:i w:val="false"/>
+          <w:iCs w:val="false"/>
+        </w:rPr>
+        <w:t xml:space="preserve">The jump idiom.</w:t>
+      </w:r>
+      <w:r>
+        <w:rPr>
+          <w:b w:val="false"/>
+          <w:bCs w:val="false"/>
+          <w:i w:val="false"/>
+          <w:iCs w:val="false"/>
+        </w:rPr>
+        <w:t xml:space="preserve"> An 8-byte absolute branch that needs no offset arithmetic (the target word must carry the Thumb bit):</w:t>
+      </w:r>
+    </w:p>
+    <w:p>
+      <w:pPr>
+        <w:shd w:fill="F2F2F2" w:val="clear"/>
+        <w:spacing w:after="0" w:line="240"/>
+        <w:ind w:left="240"/>
+      </w:pPr>
+      <w:r>
+        <w:rPr>
+          <w:rFonts w:ascii="Consolas" w:cs="Consolas" w:eastAsia="Consolas" w:hAnsi="Consolas"/>
+          <w:sz w:val="18"/>
+          <w:szCs w:val="18"/>
+        </w:rPr>
+        <w:t xml:space="preserve">DF F8 00 F0     LDR.W PC, [PC, #0]</w:t>
+      </w:r>
+    </w:p>
+    <w:p>
+      <w:pPr>
+        <w:shd w:fill="F2F2F2" w:val="clear"/>
+        <w:spacing w:after="0" w:line="240"/>
+        <w:ind w:left="240"/>
+      </w:pPr>
+      <w:r>
+        <w:rPr>
+          <w:rFonts w:ascii="Consolas" w:cs="Consolas" w:eastAsia="Consolas" w:hAnsi="Consolas"/>
+          <w:sz w:val="18"/>
+          <w:szCs w:val="18"/>
+        </w:rPr>
+        <w:t xml:space="preserve">&lt;target|1&gt;      .word</w:t>
+      </w:r>
+    </w:p>
+    <w:p>
+      <w:pPr>
+        <w:spacing w:after="120"/>
+      </w:pPr>
+    </w:p>
+    <w:p>
+      <w:pPr>
+        <w:spacing w:after="130" w:line="270"/>
+      </w:pPr>
+      <w:r>
+        <w:rPr>
+          <w:b/>
+          <w:bCs/>
+          <w:i w:val="false"/>
+          <w:iCs w:val="false"/>
+        </w:rPr>
+        <w:t xml:space="preserve">Worked example</w:t>
+      </w:r>
+      <w:r>
+        <w:rPr>
+          <w:b w:val="false"/>
+          <w:bCs w:val="false"/>
+          <w:i w:val="false"/>
+          <w:iCs w:val="false"/>
+        </w:rPr>
+        <w:t xml:space="preserve"> (this is the automated regression test in </w:t>
+      </w:r>
+      <w:r>
+        <w:rPr>
+          <w:rFonts w:ascii="Consolas" w:cs="Consolas" w:eastAsia="Consolas" w:hAnsi="Consolas"/>
+          <w:b w:val="false"/>
+          <w:bCs w:val="false"/>
+          <w:i w:val="false"/>
+          <w:iCs w:val="false"/>
+          <w:sz w:val="19"/>
+          <w:szCs w:val="19"/>
+          <w:shd w:fill="F2F2F2" w:val="clear"/>
+        </w:rPr>
+        <w:t xml:space="preserve">tools/e2e_test.py</w:t>
+      </w:r>
+      <w:r>
+        <w:rPr>
+          <w:b w:val="false"/>
+          <w:bCs w:val="false"/>
+          <w:i w:val="false"/>
+          <w:iCs w:val="false"/>
+        </w:rPr>
+        <w:t xml:space="preserve">, run on every build). Hook </w:t>
+      </w:r>
+      <w:r>
+        <w:rPr>
+          <w:rFonts w:ascii="Consolas" w:cs="Consolas" w:eastAsia="Consolas" w:hAnsi="Consolas"/>
+          <w:b w:val="false"/>
+          <w:bCs w:val="false"/>
+          <w:i w:val="false"/>
+          <w:iCs w:val="false"/>
+          <w:sz w:val="19"/>
+          <w:szCs w:val="19"/>
+          <w:shd w:fill="F2F2F2" w:val="clear"/>
+        </w:rPr>
+        <w:t xml:space="preserve">task_acs</w:t>
+      </w:r>
+      <w:r>
+        <w:rPr>
+          <w:b w:val="false"/>
+          <w:bCs w:val="false"/>
+          <w:i w:val="false"/>
+          <w:iCs w:val="false"/>
+        </w:rPr>
+        <w:t xml:space="preserve">, set a sentinel, then fall back into the real function:</w:t>
+      </w:r>
+    </w:p>
+    <w:p>
+      <w:pPr>
+        <w:shd w:fill="F2F2F2" w:val="clear"/>
+        <w:spacing w:after="0" w:line="240"/>
+        <w:ind w:left="240"/>
+      </w:pPr>
+      <w:r>
+        <w:rPr>
+          <w:rFonts w:ascii="Consolas" w:cs="Consolas" w:eastAsia="Consolas" w:hAnsi="Consolas"/>
+          <w:sz w:val="18"/>
+          <w:szCs w:val="18"/>
+        </w:rPr>
+        <w:t xml:space="preserve">; --- in the cave at 0x2001D000 ---</w:t>
+      </w:r>
+    </w:p>
+    <w:p>
+      <w:pPr>
+        <w:shd w:fill="F2F2F2" w:val="clear"/>
+        <w:spacing w:after="0" w:line="240"/>
+        <w:ind w:left="240"/>
+      </w:pPr>
+      <w:r>
+        <w:rPr>
+          <w:rFonts w:ascii="Consolas" w:cs="Consolas" w:eastAsia="Consolas" w:hAnsi="Consolas"/>
+          <w:sz w:val="18"/>
+          <w:szCs w:val="18"/>
+        </w:rPr>
+        <w:t xml:space="preserve">48 02   LDR  R0,[PC,#8]      -&gt; &amp;g_shed_count</w:t>
+      </w:r>
+    </w:p>
+    <w:p>
+      <w:pPr>
+        <w:shd w:fill="F2F2F2" w:val="clear"/>
+        <w:spacing w:after="0" w:line="240"/>
+        <w:ind w:left="240"/>
+      </w:pPr>
+      <w:r>
+        <w:rPr>
+          <w:rFonts w:ascii="Consolas" w:cs="Consolas" w:eastAsia="Consolas" w:hAnsi="Consolas"/>
+          <w:sz w:val="18"/>
+          <w:szCs w:val="18"/>
+        </w:rPr>
+        <w:t xml:space="preserve">21 2A   MOVS R1,#42</w:t>
+      </w:r>
+    </w:p>
+    <w:p>
+      <w:pPr>
+        <w:shd w:fill="F2F2F2" w:val="clear"/>
+        <w:spacing w:after="0" w:line="240"/>
+        <w:ind w:left="240"/>
+      </w:pPr>
+      <w:r>
+        <w:rPr>
+          <w:rFonts w:ascii="Consolas" w:cs="Consolas" w:eastAsia="Consolas" w:hAnsi="Consolas"/>
+          <w:sz w:val="18"/>
+          <w:szCs w:val="18"/>
+        </w:rPr>
+        <w:t xml:space="preserve">70 01   STRB R1,[R0]</w:t>
+      </w:r>
+    </w:p>
+    <w:p>
+      <w:pPr>
+        <w:shd w:fill="F2F2F2" w:val="clear"/>
+        <w:spacing w:after="0" w:line="240"/>
+        <w:ind w:left="240"/>
+      </w:pPr>
+      <w:r>
+        <w:rPr>
+          <w:rFonts w:ascii="Consolas" w:cs="Consolas" w:eastAsia="Consolas" w:hAnsi="Consolas"/>
+          <w:sz w:val="18"/>
+          <w:szCs w:val="18"/>
+        </w:rPr>
+        <w:t xml:space="preserve">4A 02   LDR  R2,[PC,#8]      -&gt; resume address</w:t>
+      </w:r>
+    </w:p>
+    <w:p>
+      <w:pPr>
+        <w:shd w:fill="F2F2F2" w:val="clear"/>
+        <w:spacing w:after="0" w:line="240"/>
+        <w:ind w:left="240"/>
+      </w:pPr>
+      <w:r>
+        <w:rPr>
+          <w:rFonts w:ascii="Consolas" w:cs="Consolas" w:eastAsia="Consolas" w:hAnsi="Consolas"/>
+          <w:sz w:val="18"/>
+          <w:szCs w:val="18"/>
+        </w:rPr>
+        <w:t xml:space="preserve">47 10   BX   R2</w:t>
+      </w:r>
+    </w:p>
+    <w:p>
+      <w:pPr>
+        <w:shd w:fill="F2F2F2" w:val="clear"/>
+        <w:spacing w:after="0" w:line="240"/>
+        <w:ind w:left="240"/>
+      </w:pPr>
+      <w:r>
+        <w:rPr>
+          <w:rFonts w:ascii="Consolas" w:cs="Consolas" w:eastAsia="Consolas" w:hAnsi="Consolas"/>
+          <w:sz w:val="18"/>
+          <w:szCs w:val="18"/>
+        </w:rPr>
+        <w:t xml:space="preserve">BF 00   NOP                  ; align the literals</w:t>
+      </w:r>
+    </w:p>
+    <w:p>
+      <w:pPr>
+        <w:shd w:fill="F2F2F2" w:val="clear"/>
+        <w:spacing w:after="0" w:line="240"/>
+        <w:ind w:left="240"/>
+      </w:pPr>
+      <w:r>
+        <w:rPr>
+          <w:rFonts w:ascii="Consolas" w:cs="Consolas" w:eastAsia="Consolas" w:hAnsi="Consolas"/>
+          <w:sz w:val="18"/>
+          <w:szCs w:val="18"/>
+        </w:rPr>
+        <w:t xml:space="preserve">&lt;&amp;g_shed_count&gt;              ; +12</w:t>
+      </w:r>
+    </w:p>
+    <w:p>
+      <w:pPr>
+        <w:shd w:fill="F2F2F2" w:val="clear"/>
+        <w:spacing w:after="0" w:line="240"/>
+        <w:ind w:left="240"/>
+      </w:pPr>
+      <w:r>
+        <w:rPr>
+          <w:rFonts w:ascii="Consolas" w:cs="Consolas" w:eastAsia="Consolas" w:hAnsi="Consolas"/>
+          <w:sz w:val="18"/>
+          <w:szCs w:val="18"/>
+        </w:rPr>
+        <w:t xml:space="preserve">&lt;(task_acs+8)|1&gt;             ; +16</w:t>
+      </w:r>
+    </w:p>
+    <w:p>
+      <w:pPr>
+        <w:shd w:fill="F2F2F2" w:val="clear"/>
+        <w:spacing w:after="0" w:line="240"/>
+        <w:ind w:left="240"/>
+      </w:pPr>
+      <w:r>
+        <w:rPr>
+          <w:rFonts w:ascii="Consolas" w:cs="Consolas" w:eastAsia="Consolas" w:hAnsi="Consolas"/>
+          <w:sz w:val="18"/>
+          <w:szCs w:val="18"/>
+        </w:rPr>
+        <w:t xml:space="preserve"> </w:t>
+      </w:r>
+    </w:p>
+    <w:p>
+      <w:pPr>
+        <w:shd w:fill="F2F2F2" w:val="clear"/>
+        <w:spacing w:after="0" w:line="240"/>
+        <w:ind w:left="240"/>
+      </w:pPr>
+      <w:r>
+        <w:rPr>
+          <w:rFonts w:ascii="Consolas" w:cs="Consolas" w:eastAsia="Consolas" w:hAnsi="Consolas"/>
+          <w:sz w:val="18"/>
+          <w:szCs w:val="18"/>
+        </w:rPr>
+        <w:t xml:space="preserve">; --- over the 8-byte entry pad of task_acs ---</w:t>
+      </w:r>
+    </w:p>
+    <w:p>
+      <w:pPr>
+        <w:shd w:fill="F2F2F2" w:val="clear"/>
+        <w:spacing w:after="0" w:line="240"/>
+        <w:ind w:left="240"/>
+      </w:pPr>
+      <w:r>
+        <w:rPr>
+          <w:rFonts w:ascii="Consolas" w:cs="Consolas" w:eastAsia="Consolas" w:hAnsi="Consolas"/>
+          <w:sz w:val="18"/>
+          <w:szCs w:val="18"/>
+        </w:rPr>
+        <w:t xml:space="preserve">DF F8 00 F0  &lt;0x2001D000|1&gt;</w:t>
+      </w:r>
+    </w:p>
+    <w:p>
+      <w:pPr>
+        <w:spacing w:after="120"/>
+      </w:pPr>
+    </w:p>
+    <w:p>
+      <w:pPr>
+        <w:spacing w:after="130" w:line="270"/>
+      </w:pPr>
+      <w:r>
+        <w:rPr>
+          <w:b w:val="false"/>
+          <w:bCs w:val="false"/>
+          <w:i w:val="false"/>
+          <w:iCs w:val="false"/>
+        </w:rPr>
+        <w:t xml:space="preserve">Two uplinks install it. Telemetry then shows the sentinel (proving the hook ran) while momentum keeps advancing (proving control returned into the original body).</w:t>
+      </w:r>
+    </w:p>
+    <w:p>
+      <w:pPr>
+        <w:spacing w:after="130" w:line="270"/>
+      </w:pPr>
+      <w:r>
+        <w:rPr>
+          <w:b/>
+          <w:bCs/>
+          <w:i w:val="false"/>
+          <w:iCs w:val="false"/>
+        </w:rPr>
+        <w:t xml:space="preserve">Difficulty ladder.</w:t>
+      </w:r>
+      <w:r>
+        <w:rPr>
+          <w:b w:val="false"/>
+          <w:bCs w:val="false"/>
+          <w:i w:val="false"/>
+          <w:iCs w:val="false"/>
+        </w:rPr>
+        <w:t xml:space="preserve"> The pads make the technique approachable, and removing them makes it authentic — a scenario can escalate deliberately:</w:t>
+      </w:r>
+    </w:p>
+    <w:p>
+      <w:pPr>
+        <w:pStyle w:val="ListParagraph"/>
+        <w:numPr>
+          <w:ilvl w:val="0"/>
+          <w:numId w:val="3"/>
+        </w:numPr>
+        <w:spacing w:after="70" w:line="260"/>
+      </w:pPr>
+      <w:r>
+        <w:rPr>
+          <w:b w:val="false"/>
+          <w:bCs w:val="false"/>
+          <w:i/>
+          <w:iCs/>
+        </w:rPr>
+        <w:t xml:space="preserve">Easiest</w:t>
+      </w:r>
+      <w:r>
+        <w:rPr>
+          <w:b w:val="false"/>
+          <w:bCs w:val="false"/>
+          <w:i w:val="false"/>
+          <w:iCs w:val="false"/>
+        </w:rPr>
+        <w:t xml:space="preserve"> — no assembly at all: repoint a task-table </w:t>
+      </w:r>
+      <w:r>
+        <w:rPr>
+          <w:rFonts w:ascii="Consolas" w:cs="Consolas" w:eastAsia="Consolas" w:hAnsi="Consolas"/>
+          <w:b w:val="false"/>
+          <w:bCs w:val="false"/>
+          <w:i w:val="false"/>
+          <w:iCs w:val="false"/>
+          <w:sz w:val="19"/>
+          <w:szCs w:val="19"/>
+          <w:shd w:fill="F2F2F2" w:val="clear"/>
+        </w:rPr>
+        <w:t xml:space="preserve">handler</w:t>
+      </w:r>
+      <w:r>
+        <w:rPr>
+          <w:b w:val="false"/>
+          <w:bCs w:val="false"/>
+          <w:i w:val="false"/>
+          <w:iCs w:val="false"/>
+        </w:rPr>
+        <w:t xml:space="preserve"> at a routine written into the cave.</w:t>
+      </w:r>
+    </w:p>
+    <w:p>
+      <w:pPr>
+        <w:pStyle w:val="ListParagraph"/>
+        <w:numPr>
+          <w:ilvl w:val="0"/>
+          <w:numId w:val="3"/>
+        </w:numPr>
+        <w:spacing w:after="70" w:line="260"/>
+      </w:pPr>
+      <w:r>
+        <w:rPr>
+          <w:b w:val="false"/>
+          <w:bCs w:val="false"/>
+          <w:i/>
+          <w:iCs/>
+        </w:rPr>
+        <w:t xml:space="preserve">Moderate</w:t>
+      </w:r>
+      <w:r>
+        <w:rPr>
+          <w:b w:val="false"/>
+          <w:bCs w:val="false"/>
+          <w:i w:val="false"/>
+          <w:iCs w:val="false"/>
+        </w:rPr>
+        <w:t xml:space="preserve"> — the pad detour above: overwrite only NOPs, resume at </w:t>
+      </w:r>
+      <w:r>
+        <w:rPr>
+          <w:rFonts w:ascii="Consolas" w:cs="Consolas" w:eastAsia="Consolas" w:hAnsi="Consolas"/>
+          <w:b w:val="false"/>
+          <w:bCs w:val="false"/>
+          <w:i w:val="false"/>
+          <w:iCs w:val="false"/>
+          <w:sz w:val="19"/>
+          <w:szCs w:val="19"/>
+          <w:shd w:fill="F2F2F2" w:val="clear"/>
+        </w:rPr>
+        <w:t xml:space="preserve">+8</w:t>
+      </w:r>
+      <w:r>
+        <w:rPr>
+          <w:b w:val="false"/>
+          <w:bCs w:val="false"/>
+          <w:i w:val="false"/>
+          <w:iCs w:val="false"/>
+        </w:rPr>
+        <w:t xml:space="preserve">.</w:t>
+      </w:r>
+    </w:p>
+    <w:p>
+      <w:pPr>
+        <w:pStyle w:val="ListParagraph"/>
+        <w:numPr>
+          <w:ilvl w:val="0"/>
+          <w:numId w:val="3"/>
+        </w:numPr>
+        <w:spacing w:after="70" w:line="260"/>
+      </w:pPr>
+      <w:r>
+        <w:rPr>
+          <w:b w:val="false"/>
+          <w:bCs w:val="false"/>
+          <w:i/>
+          <w:iCs/>
+        </w:rPr>
+        <w:t xml:space="preserve">Hard</w:t>
+      </w:r>
+      <w:r>
+        <w:rPr>
+          <w:b w:val="false"/>
+          <w:bCs w:val="false"/>
+          <w:i w:val="false"/>
+          <w:iCs w:val="false"/>
+        </w:rPr>
+        <w:t xml:space="preserve"> — patch a function with no pad: overwrite real instructions, relocate the stolen ones into the cave, and resume mid-function. This is where PC-relative operands must be recognized and rewritten, and where a mistake earns a watchdog reset (§10) rather than a corrupted mission.</w:t>
+      </w:r>
+    </w:p>
+    <w:p>
+      <w:pPr>
         <w:pStyle w:val="Heading1"/>
         <w:spacing w:after="140" w:before="300"/>
       </w:pPr>
@@ -12570,7 +13922,7 @@
                 <w:i w:val="false"/>
                 <w:iCs w:val="false"/>
               </w:rPr>
-              <w:t xml:space="preserve">Routine into free RAM (</w:t>
+              <w:t xml:space="preserve">Routine into the code cave (</w:t>
             </w:r>
             <w:r>
               <w:rPr>
@@ -12592,7 +13944,7 @@
                 <w:i w:val="false"/>
                 <w:iCs w:val="false"/>
               </w:rPr>
-              <w:t xml:space="preserve">) + hook an empty task-table slot or patch a call</w:t>
+              <w:t xml:space="preserve">) + hook an empty task-table slot, detour a function's 8-byte entry pad, or take an inline patch point (§6.5)</w:t>
             </w:r>
           </w:p>
         </w:tc>

--- a/docs/Firmware_Spec.docx
+++ b/docs/Firmware_Spec.docx
@@ -185,7 +185,7 @@
                 <w:i w:val="false"/>
                 <w:iCs w:val="false"/>
               </w:rPr>
-              <w:t xml:space="preserve">0.4 (Draft for sponsor review — adds in-flight patching support, §6.5)</w:t>
+              <w:t xml:space="preserve">0.5 (Draft for sponsor review — adds stored scenes &amp; imaging pipeline, §6.4a)</w:t>
             </w:r>
           </w:p>
         </w:tc>
@@ -7777,6 +7777,1255 @@
           <w:i w:val="false"/>
           <w:iCs w:val="false"/>
         </w:rPr>
+        <w:t xml:space="preserve">6.4a Stored Scenes and the Imaging Pipeline</w:t>
+      </w:r>
+    </w:p>
+    <w:p>
+      <w:pPr>
+        <w:spacing w:after="130" w:line="270"/>
+      </w:pPr>
+      <w:r>
+        <w:rPr>
+          <w:b w:val="false"/>
+          <w:bCs w:val="false"/>
+          <w:i w:val="false"/>
+          <w:iCs w:val="false"/>
+        </w:rPr>
+        <w:t xml:space="preserve">The camera does not synthesize pixels. Each catalog target carries a </w:t>
+      </w:r>
+      <w:r>
+        <w:rPr>
+          <w:b/>
+          <w:bCs/>
+          <w:i w:val="false"/>
+          <w:iCs w:val="false"/>
+        </w:rPr>
+        <w:t xml:space="preserve">scene index</w:t>
+      </w:r>
+      <w:r>
+        <w:rPr>
+          <w:b w:val="false"/>
+          <w:bCs w:val="false"/>
+          <w:i w:val="false"/>
+          <w:iCs w:val="false"/>
+        </w:rPr>
+        <w:t xml:space="preserve"> selecting one of </w:t>
+      </w:r>
+      <w:r>
+        <w:rPr>
+          <w:rFonts w:ascii="Consolas" w:cs="Consolas" w:eastAsia="Consolas" w:hAnsi="Consolas"/>
+          <w:b w:val="false"/>
+          <w:bCs w:val="false"/>
+          <w:i w:val="false"/>
+          <w:iCs w:val="false"/>
+          <w:sz w:val="19"/>
+          <w:szCs w:val="19"/>
+          <w:shd w:fill="F2F2F2" w:val="clear"/>
+        </w:rPr>
+        <w:t xml:space="preserve">SCENE_COUNT</w:t>
+      </w:r>
+      <w:r>
+        <w:rPr>
+          <w:b w:val="false"/>
+          <w:bCs w:val="false"/>
+          <w:i w:val="false"/>
+          <w:iCs w:val="false"/>
+        </w:rPr>
+        <w:t xml:space="preserve"> stored 64×64 8-bit grayscale images (</w:t>
+      </w:r>
+      <w:r>
+        <w:rPr>
+          <w:rFonts w:ascii="Consolas" w:cs="Consolas" w:eastAsia="Consolas" w:hAnsi="Consolas"/>
+          <w:b w:val="false"/>
+          <w:bCs w:val="false"/>
+          <w:i w:val="false"/>
+          <w:iCs w:val="false"/>
+          <w:sz w:val="19"/>
+          <w:szCs w:val="19"/>
+          <w:shd w:fill="F2F2F2" w:val="clear"/>
+        </w:rPr>
+        <w:t xml:space="preserve">scenes.c</w:t>
+      </w:r>
+      <w:r>
+        <w:rPr>
+          <w:b w:val="false"/>
+          <w:bCs w:val="false"/>
+          <w:i w:val="false"/>
+          <w:iCs w:val="false"/>
+        </w:rPr>
+        <w:t xml:space="preserve">, generated deterministically by </w:t>
+      </w:r>
+      <w:r>
+        <w:rPr>
+          <w:rFonts w:ascii="Consolas" w:cs="Consolas" w:eastAsia="Consolas" w:hAnsi="Consolas"/>
+          <w:b w:val="false"/>
+          <w:bCs w:val="false"/>
+          <w:i w:val="false"/>
+          <w:iCs w:val="false"/>
+          <w:sz w:val="19"/>
+          <w:szCs w:val="19"/>
+          <w:shd w:fill="F2F2F2" w:val="clear"/>
+        </w:rPr>
+        <w:t xml:space="preserve">tools/gen_scenes.py</w:t>
+      </w:r>
+      <w:r>
+        <w:rPr>
+          <w:b w:val="false"/>
+          <w:bCs w:val="false"/>
+          <w:i w:val="false"/>
+          <w:iCs w:val="false"/>
+        </w:rPr>
+        <w:t xml:space="preserve">): a survey star field, a calibration star with diffraction spikes, a comet with coma and tail, and a cratered outer-belt body. The camera reads that scene, runs it through the pipeline below, and </w:t>
+      </w:r>
+      <w:r>
+        <w:rPr>
+          <w:b/>
+          <w:bCs/>
+          <w:i w:val="false"/>
+          <w:iCs w:val="false"/>
+        </w:rPr>
+        <w:t xml:space="preserve">writes the result into the frame buffer</w:t>
+      </w:r>
+      <w:r>
+        <w:rPr>
+          <w:b w:val="false"/>
+          <w:bCs w:val="false"/>
+          <w:i w:val="false"/>
+          <w:iCs w:val="false"/>
+        </w:rPr>
+        <w:t xml:space="preserve"> — which is what the ground downlinks.</w:t>
+      </w:r>
+    </w:p>
+    <w:p>
+      <w:pPr>
+        <w:spacing w:after="130" w:line="270"/>
+      </w:pPr>
+      <w:r>
+        <w:rPr>
+          <w:b w:val="false"/>
+          <w:bCs w:val="false"/>
+          <w:i w:val="false"/>
+          <w:iCs w:val="false"/>
+        </w:rPr>
+        <w:t xml:space="preserve">&gt; </w:t>
+      </w:r>
+      <w:r>
+        <w:rPr>
+          <w:b/>
+          <w:bCs/>
+          <w:i w:val="false"/>
+          <w:iCs w:val="false"/>
+        </w:rPr>
+        <w:t xml:space="preserve">Why raw pixels rather than a stored JPEG/PNG.</w:t>
+      </w:r>
+      <w:r>
+        <w:rPr>
+          <w:b w:val="false"/>
+          <w:bCs w:val="false"/>
+          <w:i w:val="false"/>
+          <w:iCs w:val="false"/>
+        </w:rPr>
+        <w:t xml:space="preserve"> A compressed image cannot be meaningfully inverted or filtered by poking bytes, and an on-board decoder would be a large block of un-patchable code. Real missions downlink raw sensor data and form image products on the ground, so the probe holds raw pixels and the </w:t>
+      </w:r>
+      <w:r>
+        <w:rPr>
+          <w:b w:val="false"/>
+          <w:bCs w:val="false"/>
+          <w:i/>
+          <w:iCs/>
+        </w:rPr>
+        <w:t xml:space="preserve">ground station</w:t>
+      </w:r>
+      <w:r>
+        <w:rPr>
+          <w:b w:val="false"/>
+          <w:bCs w:val="false"/>
+          <w:i w:val="false"/>
+          <w:iCs w:val="false"/>
+        </w:rPr>
+        <w:t xml:space="preserve"> writes the PNG (</w:t>
+      </w:r>
+      <w:r>
+        <w:rPr>
+          <w:rFonts w:ascii="Consolas" w:cs="Consolas" w:eastAsia="Consolas" w:hAnsi="Consolas"/>
+          <w:b w:val="false"/>
+          <w:bCs w:val="false"/>
+          <w:i w:val="false"/>
+          <w:iCs w:val="false"/>
+          <w:sz w:val="19"/>
+          <w:szCs w:val="19"/>
+          <w:shd w:fill="F2F2F2" w:val="clear"/>
+        </w:rPr>
+        <w:t xml:space="preserve">tools/img_recover.py</w:t>
+      </w:r>
+      <w:r>
+        <w:rPr>
+          <w:b w:val="false"/>
+          <w:bCs w:val="false"/>
+          <w:i w:val="false"/>
+          <w:iCs w:val="false"/>
+        </w:rPr>
+        <w:t xml:space="preserve">). That keeps every stage of the pipeline a legitimate patch target.</w:t>
+      </w:r>
+    </w:p>
+    <w:p>
+      <w:pPr>
+        <w:spacing w:after="130" w:line="270"/>
+      </w:pPr>
+      <w:r>
+        <w:rPr>
+          <w:b w:val="false"/>
+          <w:bCs w:val="false"/>
+          <w:i w:val="false"/>
+          <w:iCs w:val="false"/>
+        </w:rPr>
+        <w:t xml:space="preserve">Pipeline, source → frame buffer, in order:</w:t>
+      </w:r>
+    </w:p>
+    <w:tbl>
+      <w:tblPr>
+        <w:tblW w:type="dxa" w:w="9360"/>
+        <w:tblBorders>
+          <w:top w:val="single" w:color="auto" w:sz="4"/>
+          <w:left w:val="single" w:color="auto" w:sz="4"/>
+          <w:bottom w:val="single" w:color="auto" w:sz="4"/>
+          <w:right w:val="single" w:color="auto" w:sz="4"/>
+          <w:insideH w:val="single" w:color="auto" w:sz="4"/>
+          <w:insideV w:val="single" w:color="auto" w:sz="4"/>
+        </w:tblBorders>
+      </w:tblPr>
+      <w:tblGrid>
+        <w:gridCol w:w="1132"/>
+        <w:gridCol w:w="2340"/>
+        <w:gridCol w:w="1132"/>
+        <w:gridCol w:w="4756"/>
+      </w:tblGrid>
+      <w:tr>
+        <w:trPr>
+          <w:tblHeader/>
+        </w:trPr>
+        <w:tc>
+          <w:tcPr>
+            <w:tcW w:type="dxa" w:w="1132"/>
+            <w:shd w:fill="D9E2F3" w:val="clear"/>
+            <w:tcMar>
+              <w:top w:type="dxa" w:w="55"/>
+              <w:left w:type="dxa" w:w="90"/>
+              <w:bottom w:type="dxa" w:w="55"/>
+              <w:right w:type="dxa" w:w="90"/>
+            </w:tcMar>
+          </w:tcPr>
+          <w:p>
+            <w:pPr>
+              <w:spacing w:after="0" w:line="240"/>
+            </w:pPr>
+            <w:r>
+              <w:rPr>
+                <w:b/>
+                <w:bCs/>
+                <w:sz w:val="19"/>
+                <w:szCs w:val="19"/>
+              </w:rPr>
+              <w:t xml:space="preserve">Stage</w:t>
+            </w:r>
+          </w:p>
+        </w:tc>
+        <w:tc>
+          <w:tcPr>
+            <w:tcW w:type="dxa" w:w="2340"/>
+            <w:shd w:fill="D9E2F3" w:val="clear"/>
+            <w:tcMar>
+              <w:top w:type="dxa" w:w="55"/>
+              <w:left w:type="dxa" w:w="90"/>
+              <w:bottom w:type="dxa" w:w="55"/>
+              <w:right w:type="dxa" w:w="90"/>
+            </w:tcMar>
+          </w:tcPr>
+          <w:p>
+            <w:pPr>
+              <w:spacing w:after="0" w:line="240"/>
+            </w:pPr>
+            <w:r>
+              <w:rPr>
+                <w:b/>
+                <w:bCs/>
+                <w:sz w:val="19"/>
+                <w:szCs w:val="19"/>
+              </w:rPr>
+              <w:t xml:space="preserve">Surface</w:t>
+            </w:r>
+          </w:p>
+        </w:tc>
+        <w:tc>
+          <w:tcPr>
+            <w:tcW w:type="dxa" w:w="1132"/>
+            <w:shd w:fill="D9E2F3" w:val="clear"/>
+            <w:tcMar>
+              <w:top w:type="dxa" w:w="55"/>
+              <w:left w:type="dxa" w:w="90"/>
+              <w:bottom w:type="dxa" w:w="55"/>
+              <w:right w:type="dxa" w:w="90"/>
+            </w:tcMar>
+          </w:tcPr>
+          <w:p>
+            <w:pPr>
+              <w:spacing w:after="0" w:line="240"/>
+            </w:pPr>
+            <w:r>
+              <w:rPr>
+                <w:b/>
+                <w:bCs/>
+                <w:sz w:val="19"/>
+                <w:szCs w:val="19"/>
+              </w:rPr>
+              <w:t xml:space="preserve">Ships as</w:t>
+            </w:r>
+          </w:p>
+        </w:tc>
+        <w:tc>
+          <w:tcPr>
+            <w:tcW w:type="dxa" w:w="4756"/>
+            <w:shd w:fill="D9E2F3" w:val="clear"/>
+            <w:tcMar>
+              <w:top w:type="dxa" w:w="55"/>
+              <w:left w:type="dxa" w:w="90"/>
+              <w:bottom w:type="dxa" w:w="55"/>
+              <w:right w:type="dxa" w:w="90"/>
+            </w:tcMar>
+          </w:tcPr>
+          <w:p>
+            <w:pPr>
+              <w:spacing w:after="0" w:line="240"/>
+            </w:pPr>
+            <w:r>
+              <w:rPr>
+                <w:b/>
+                <w:bCs/>
+                <w:sz w:val="19"/>
+                <w:szCs w:val="19"/>
+              </w:rPr>
+              <w:t xml:space="preserve">Patch difficulty</w:t>
+            </w:r>
+          </w:p>
+        </w:tc>
+      </w:tr>
+      <w:tr>
+        <w:tc>
+          <w:tcPr>
+            <w:tcW w:type="dxa" w:w="1132"/>
+            <w:tcMar>
+              <w:top w:type="dxa" w:w="55"/>
+              <w:left w:type="dxa" w:w="90"/>
+              <w:bottom w:type="dxa" w:w="55"/>
+              <w:right w:type="dxa" w:w="90"/>
+            </w:tcMar>
+          </w:tcPr>
+          <w:p>
+            <w:pPr>
+              <w:spacing w:after="0" w:line="240"/>
+            </w:pPr>
+            <w:r>
+              <w:rPr>
+                <w:b w:val="false"/>
+                <w:bCs w:val="false"/>
+                <w:i w:val="false"/>
+                <w:iCs w:val="false"/>
+              </w:rPr>
+              <w:t xml:space="preserve">Convolution</w:t>
+            </w:r>
+          </w:p>
+        </w:tc>
+        <w:tc>
+          <w:tcPr>
+            <w:tcW w:type="dxa" w:w="2340"/>
+            <w:tcMar>
+              <w:top w:type="dxa" w:w="55"/>
+              <w:left w:type="dxa" w:w="90"/>
+              <w:bottom w:type="dxa" w:w="55"/>
+              <w:right w:type="dxa" w:w="90"/>
+            </w:tcMar>
+          </w:tcPr>
+          <w:p>
+            <w:pPr>
+              <w:spacing w:after="0" w:line="240"/>
+            </w:pPr>
+            <w:r>
+              <w:rPr>
+                <w:rFonts w:ascii="Consolas" w:cs="Consolas" w:eastAsia="Consolas" w:hAnsi="Consolas"/>
+                <w:b w:val="false"/>
+                <w:bCs w:val="false"/>
+                <w:i w:val="false"/>
+                <w:iCs w:val="false"/>
+                <w:sz w:val="19"/>
+                <w:szCs w:val="19"/>
+                <w:shd w:fill="F2F2F2" w:val="clear"/>
+              </w:rPr>
+              <w:t xml:space="preserve">cam_kernel[9]</w:t>
+            </w:r>
+            <w:r>
+              <w:rPr>
+                <w:b w:val="false"/>
+                <w:bCs w:val="false"/>
+                <w:i w:val="false"/>
+                <w:iCs w:val="false"/>
+              </w:rPr>
+              <w:t xml:space="preserve"> + </w:t>
+            </w:r>
+            <w:r>
+              <w:rPr>
+                <w:rFonts w:ascii="Consolas" w:cs="Consolas" w:eastAsia="Consolas" w:hAnsi="Consolas"/>
+                <w:b w:val="false"/>
+                <w:bCs w:val="false"/>
+                <w:i w:val="false"/>
+                <w:iCs w:val="false"/>
+                <w:sz w:val="19"/>
+                <w:szCs w:val="19"/>
+                <w:shd w:fill="F2F2F2" w:val="clear"/>
+              </w:rPr>
+              <w:t xml:space="preserve">cam_kdiv</w:t>
+            </w:r>
+          </w:p>
+        </w:tc>
+        <w:tc>
+          <w:tcPr>
+            <w:tcW w:type="dxa" w:w="1132"/>
+            <w:tcMar>
+              <w:top w:type="dxa" w:w="55"/>
+              <w:left w:type="dxa" w:w="90"/>
+              <w:bottom w:type="dxa" w:w="55"/>
+              <w:right w:type="dxa" w:w="90"/>
+            </w:tcMar>
+          </w:tcPr>
+          <w:p>
+            <w:pPr>
+              <w:spacing w:after="0" w:line="240"/>
+            </w:pPr>
+            <w:r>
+              <w:rPr>
+                <w:b w:val="false"/>
+                <w:bCs w:val="false"/>
+                <w:i w:val="false"/>
+                <w:iCs w:val="false"/>
+              </w:rPr>
+              <w:t xml:space="preserve">identity kernel</w:t>
+            </w:r>
+          </w:p>
+        </w:tc>
+        <w:tc>
+          <w:tcPr>
+            <w:tcW w:type="dxa" w:w="4756"/>
+            <w:tcMar>
+              <w:top w:type="dxa" w:w="55"/>
+              <w:left w:type="dxa" w:w="90"/>
+              <w:bottom w:type="dxa" w:w="55"/>
+              <w:right w:type="dxa" w:w="90"/>
+            </w:tcMar>
+          </w:tcPr>
+          <w:p>
+            <w:pPr>
+              <w:spacing w:after="0" w:line="240"/>
+            </w:pPr>
+            <w:r>
+              <w:rPr>
+                <w:b w:val="false"/>
+                <w:bCs w:val="false"/>
+                <w:i w:val="false"/>
+                <w:iCs w:val="false"/>
+              </w:rPr>
+              <w:t xml:space="preserve">data — blur, sharpen, edge-detect are coefficient changes</w:t>
+            </w:r>
+          </w:p>
+        </w:tc>
+      </w:tr>
+      <w:tr>
+        <w:tc>
+          <w:tcPr>
+            <w:tcW w:type="dxa" w:w="1132"/>
+            <w:tcMar>
+              <w:top w:type="dxa" w:w="55"/>
+              <w:left w:type="dxa" w:w="90"/>
+              <w:bottom w:type="dxa" w:w="55"/>
+              <w:right w:type="dxa" w:w="90"/>
+            </w:tcMar>
+          </w:tcPr>
+          <w:p>
+            <w:pPr>
+              <w:spacing w:after="0" w:line="240"/>
+            </w:pPr>
+            <w:r>
+              <w:rPr>
+                <w:b w:val="false"/>
+                <w:bCs w:val="false"/>
+                <w:i w:val="false"/>
+                <w:iCs w:val="false"/>
+              </w:rPr>
+              <w:t xml:space="preserve">Exposure / gain</w:t>
+            </w:r>
+          </w:p>
+        </w:tc>
+        <w:tc>
+          <w:tcPr>
+            <w:tcW w:type="dxa" w:w="2340"/>
+            <w:tcMar>
+              <w:top w:type="dxa" w:w="55"/>
+              <w:left w:type="dxa" w:w="90"/>
+              <w:bottom w:type="dxa" w:w="55"/>
+              <w:right w:type="dxa" w:w="90"/>
+            </w:tcMar>
+          </w:tcPr>
+          <w:p>
+            <w:pPr>
+              <w:spacing w:after="0" w:line="240"/>
+            </w:pPr>
+            <w:r>
+              <w:rPr>
+                <w:rFonts w:ascii="Consolas" w:cs="Consolas" w:eastAsia="Consolas" w:hAnsi="Consolas"/>
+                <w:b w:val="false"/>
+                <w:bCs w:val="false"/>
+                <w:i w:val="false"/>
+                <w:iCs w:val="false"/>
+                <w:sz w:val="19"/>
+                <w:szCs w:val="19"/>
+                <w:shd w:fill="F2F2F2" w:val="clear"/>
+              </w:rPr>
+              <w:t xml:space="preserve">EXPOSURE_MS</w:t>
+            </w:r>
+            <w:r>
+              <w:rPr>
+                <w:b w:val="false"/>
+                <w:bCs w:val="false"/>
+                <w:i w:val="false"/>
+                <w:iCs w:val="false"/>
+              </w:rPr>
+              <w:t xml:space="preserve">, </w:t>
+            </w:r>
+            <w:r>
+              <w:rPr>
+                <w:rFonts w:ascii="Consolas" w:cs="Consolas" w:eastAsia="Consolas" w:hAnsi="Consolas"/>
+                <w:b w:val="false"/>
+                <w:bCs w:val="false"/>
+                <w:i w:val="false"/>
+                <w:iCs w:val="false"/>
+                <w:sz w:val="19"/>
+                <w:szCs w:val="19"/>
+                <w:shd w:fill="F2F2F2" w:val="clear"/>
+              </w:rPr>
+              <w:t xml:space="preserve">GAIN</w:t>
+            </w:r>
+            <w:r>
+              <w:rPr>
+                <w:b w:val="false"/>
+                <w:bCs w:val="false"/>
+                <w:i w:val="false"/>
+                <w:iCs w:val="false"/>
+              </w:rPr>
+              <w:t xml:space="preserve"> registers</w:t>
+            </w:r>
+          </w:p>
+        </w:tc>
+        <w:tc>
+          <w:tcPr>
+            <w:tcW w:type="dxa" w:w="1132"/>
+            <w:tcMar>
+              <w:top w:type="dxa" w:w="55"/>
+              <w:left w:type="dxa" w:w="90"/>
+              <w:bottom w:type="dxa" w:w="55"/>
+              <w:right w:type="dxa" w:w="90"/>
+            </w:tcMar>
+          </w:tcPr>
+          <w:p>
+            <w:pPr>
+              <w:spacing w:after="0" w:line="240"/>
+            </w:pPr>
+            <w:r>
+              <w:rPr>
+                <w:b w:val="false"/>
+                <w:bCs w:val="false"/>
+                <w:i w:val="false"/>
+                <w:iCs w:val="false"/>
+              </w:rPr>
+              <w:t xml:space="preserve">250 ms, ×16</w:t>
+            </w:r>
+          </w:p>
+        </w:tc>
+        <w:tc>
+          <w:tcPr>
+            <w:tcW w:type="dxa" w:w="4756"/>
+            <w:tcMar>
+              <w:top w:type="dxa" w:w="55"/>
+              <w:left w:type="dxa" w:w="90"/>
+              <w:bottom w:type="dxa" w:w="55"/>
+              <w:right w:type="dxa" w:w="90"/>
+            </w:tcMar>
+          </w:tcPr>
+          <w:p>
+            <w:pPr>
+              <w:spacing w:after="0" w:line="240"/>
+            </w:pPr>
+            <w:r>
+              <w:rPr>
+                <w:b w:val="false"/>
+                <w:bCs w:val="false"/>
+                <w:i w:val="false"/>
+                <w:iCs w:val="false"/>
+              </w:rPr>
+              <w:t xml:space="preserve">data — already the over/under-exposure objective (§6.1)</w:t>
+            </w:r>
+          </w:p>
+        </w:tc>
+      </w:tr>
+      <w:tr>
+        <w:tc>
+          <w:tcPr>
+            <w:tcW w:type="dxa" w:w="1132"/>
+            <w:tcMar>
+              <w:top w:type="dxa" w:w="55"/>
+              <w:left w:type="dxa" w:w="90"/>
+              <w:bottom w:type="dxa" w:w="55"/>
+              <w:right w:type="dxa" w:w="90"/>
+            </w:tcMar>
+          </w:tcPr>
+          <w:p>
+            <w:pPr>
+              <w:spacing w:after="0" w:line="240"/>
+            </w:pPr>
+            <w:r>
+              <w:rPr>
+                <w:b w:val="false"/>
+                <w:bCs w:val="false"/>
+                <w:i w:val="false"/>
+                <w:iCs w:val="false"/>
+              </w:rPr>
+              <w:t xml:space="preserve">Transfer curve</w:t>
+            </w:r>
+          </w:p>
+        </w:tc>
+        <w:tc>
+          <w:tcPr>
+            <w:tcW w:type="dxa" w:w="2340"/>
+            <w:tcMar>
+              <w:top w:type="dxa" w:w="55"/>
+              <w:left w:type="dxa" w:w="90"/>
+              <w:bottom w:type="dxa" w:w="55"/>
+              <w:right w:type="dxa" w:w="90"/>
+            </w:tcMar>
+          </w:tcPr>
+          <w:p>
+            <w:pPr>
+              <w:spacing w:after="0" w:line="240"/>
+            </w:pPr>
+            <w:r>
+              <w:rPr>
+                <w:rFonts w:ascii="Consolas" w:cs="Consolas" w:eastAsia="Consolas" w:hAnsi="Consolas"/>
+                <w:b w:val="false"/>
+                <w:bCs w:val="false"/>
+                <w:i w:val="false"/>
+                <w:iCs w:val="false"/>
+                <w:sz w:val="19"/>
+                <w:szCs w:val="19"/>
+                <w:shd w:fill="F2F2F2" w:val="clear"/>
+              </w:rPr>
+              <w:t xml:space="preserve">cam_lut[256]</w:t>
+            </w:r>
+          </w:p>
+        </w:tc>
+        <w:tc>
+          <w:tcPr>
+            <w:tcW w:type="dxa" w:w="1132"/>
+            <w:tcMar>
+              <w:top w:type="dxa" w:w="55"/>
+              <w:left w:type="dxa" w:w="90"/>
+              <w:bottom w:type="dxa" w:w="55"/>
+              <w:right w:type="dxa" w:w="90"/>
+            </w:tcMar>
+          </w:tcPr>
+          <w:p>
+            <w:pPr>
+              <w:spacing w:after="0" w:line="240"/>
+            </w:pPr>
+            <w:r>
+              <w:rPr>
+                <w:b w:val="false"/>
+                <w:bCs w:val="false"/>
+                <w:i w:val="false"/>
+                <w:iCs w:val="false"/>
+              </w:rPr>
+              <w:t xml:space="preserve">identity ramp</w:t>
+            </w:r>
+          </w:p>
+        </w:tc>
+        <w:tc>
+          <w:tcPr>
+            <w:tcW w:type="dxa" w:w="4756"/>
+            <w:tcMar>
+              <w:top w:type="dxa" w:w="55"/>
+              <w:left w:type="dxa" w:w="90"/>
+              <w:bottom w:type="dxa" w:w="55"/>
+              <w:right w:type="dxa" w:w="90"/>
+            </w:tcMar>
+          </w:tcPr>
+          <w:p>
+            <w:pPr>
+              <w:spacing w:after="0" w:line="240"/>
+            </w:pPr>
+            <w:r>
+              <w:rPr>
+                <w:b/>
+                <w:bCs/>
+                <w:i w:val="false"/>
+                <w:iCs w:val="false"/>
+              </w:rPr>
+              <w:t xml:space="preserve">data — the inversion objective: 8 uplinks rewrite the curve</w:t>
+            </w:r>
+          </w:p>
+        </w:tc>
+      </w:tr>
+      <w:tr>
+        <w:tc>
+          <w:tcPr>
+            <w:tcW w:type="dxa" w:w="1132"/>
+            <w:tcMar>
+              <w:top w:type="dxa" w:w="55"/>
+              <w:left w:type="dxa" w:w="90"/>
+              <w:bottom w:type="dxa" w:w="55"/>
+              <w:right w:type="dxa" w:w="90"/>
+            </w:tcMar>
+          </w:tcPr>
+          <w:p>
+            <w:pPr>
+              <w:spacing w:after="0" w:line="240"/>
+            </w:pPr>
+            <w:r>
+              <w:rPr>
+                <w:b w:val="false"/>
+                <w:bCs w:val="false"/>
+                <w:i w:val="false"/>
+                <w:iCs w:val="false"/>
+              </w:rPr>
+              <w:t xml:space="preserve">Stage selection</w:t>
+            </w:r>
+          </w:p>
+        </w:tc>
+        <w:tc>
+          <w:tcPr>
+            <w:tcW w:type="dxa" w:w="2340"/>
+            <w:tcMar>
+              <w:top w:type="dxa" w:w="55"/>
+              <w:left w:type="dxa" w:w="90"/>
+              <w:bottom w:type="dxa" w:w="55"/>
+              <w:right w:type="dxa" w:w="90"/>
+            </w:tcMar>
+          </w:tcPr>
+          <w:p>
+            <w:pPr>
+              <w:spacing w:after="0" w:line="240"/>
+            </w:pPr>
+            <w:r>
+              <w:rPr>
+                <w:rFonts w:ascii="Consolas" w:cs="Consolas" w:eastAsia="Consolas" w:hAnsi="Consolas"/>
+                <w:b w:val="false"/>
+                <w:bCs w:val="false"/>
+                <w:i w:val="false"/>
+                <w:iCs w:val="false"/>
+                <w:sz w:val="19"/>
+                <w:szCs w:val="19"/>
+                <w:shd w:fill="F2F2F2" w:val="clear"/>
+              </w:rPr>
+              <w:t xml:space="preserve">cam_filter</w:t>
+            </w:r>
+            <w:r>
+              <w:rPr>
+                <w:b w:val="false"/>
+                <w:bCs w:val="false"/>
+                <w:i w:val="false"/>
+                <w:iCs w:val="false"/>
+              </w:rPr>
+              <w:t xml:space="preserve"> (config)</w:t>
+            </w:r>
+          </w:p>
+        </w:tc>
+        <w:tc>
+          <w:tcPr>
+            <w:tcW w:type="dxa" w:w="1132"/>
+            <w:tcMar>
+              <w:top w:type="dxa" w:w="55"/>
+              <w:left w:type="dxa" w:w="90"/>
+              <w:bottom w:type="dxa" w:w="55"/>
+              <w:right w:type="dxa" w:w="90"/>
+            </w:tcMar>
+          </w:tcPr>
+          <w:p>
+            <w:pPr>
+              <w:spacing w:after="0" w:line="240"/>
+            </w:pPr>
+            <w:r>
+              <w:rPr>
+                <w:rFonts w:ascii="Consolas" w:cs="Consolas" w:eastAsia="Consolas" w:hAnsi="Consolas"/>
+                <w:b w:val="false"/>
+                <w:bCs w:val="false"/>
+                <w:i w:val="false"/>
+                <w:iCs w:val="false"/>
+                <w:sz w:val="19"/>
+                <w:szCs w:val="19"/>
+                <w:shd w:fill="F2F2F2" w:val="clear"/>
+              </w:rPr>
+              <w:t xml:space="preserve">FILT_LUT</w:t>
+            </w:r>
+          </w:p>
+        </w:tc>
+        <w:tc>
+          <w:tcPr>
+            <w:tcW w:type="dxa" w:w="4756"/>
+            <w:tcMar>
+              <w:top w:type="dxa" w:w="55"/>
+              <w:left w:type="dxa" w:w="90"/>
+              <w:bottom w:type="dxa" w:w="55"/>
+              <w:right w:type="dxa" w:w="90"/>
+            </w:tcMar>
+          </w:tcPr>
+          <w:p>
+            <w:pPr>
+              <w:spacing w:after="0" w:line="240"/>
+            </w:pPr>
+            <w:r>
+              <w:rPr>
+                <w:b w:val="false"/>
+                <w:bCs w:val="false"/>
+                <w:i w:val="false"/>
+                <w:iCs w:val="false"/>
+              </w:rPr>
+              <w:t xml:space="preserve">data — enable/disable stages</w:t>
+            </w:r>
+          </w:p>
+        </w:tc>
+      </w:tr>
+      <w:tr>
+        <w:tc>
+          <w:tcPr>
+            <w:tcW w:type="dxa" w:w="1132"/>
+            <w:tcMar>
+              <w:top w:type="dxa" w:w="55"/>
+              <w:left w:type="dxa" w:w="90"/>
+              <w:bottom w:type="dxa" w:w="55"/>
+              <w:right w:type="dxa" w:w="90"/>
+            </w:tcMar>
+          </w:tcPr>
+          <w:p>
+            <w:pPr>
+              <w:spacing w:after="0" w:line="240"/>
+            </w:pPr>
+            <w:r>
+              <w:rPr>
+                <w:b w:val="false"/>
+                <w:bCs w:val="false"/>
+                <w:i w:val="false"/>
+                <w:iCs w:val="false"/>
+              </w:rPr>
+              <w:t xml:space="preserve">The loop itself</w:t>
+            </w:r>
+          </w:p>
+        </w:tc>
+        <w:tc>
+          <w:tcPr>
+            <w:tcW w:type="dxa" w:w="2340"/>
+            <w:tcMar>
+              <w:top w:type="dxa" w:w="55"/>
+              <w:left w:type="dxa" w:w="90"/>
+              <w:bottom w:type="dxa" w:w="55"/>
+              <w:right w:type="dxa" w:w="90"/>
+            </w:tcMar>
+          </w:tcPr>
+          <w:p>
+            <w:pPr>
+              <w:spacing w:after="0" w:line="240"/>
+            </w:pPr>
+            <w:r>
+              <w:rPr>
+                <w:rFonts w:ascii="Consolas" w:cs="Consolas" w:eastAsia="Consolas" w:hAnsi="Consolas"/>
+                <w:b w:val="false"/>
+                <w:bCs w:val="false"/>
+                <w:i w:val="false"/>
+                <w:iCs w:val="false"/>
+                <w:sz w:val="19"/>
+                <w:szCs w:val="19"/>
+                <w:shd w:fill="F2F2F2" w:val="clear"/>
+              </w:rPr>
+              <w:t xml:space="preserve">image_process()</w:t>
+            </w:r>
+          </w:p>
+        </w:tc>
+        <w:tc>
+          <w:tcPr>
+            <w:tcW w:type="dxa" w:w="1132"/>
+            <w:tcMar>
+              <w:top w:type="dxa" w:w="55"/>
+              <w:left w:type="dxa" w:w="90"/>
+              <w:bottom w:type="dxa" w:w="55"/>
+              <w:right w:type="dxa" w:w="90"/>
+            </w:tcMar>
+          </w:tcPr>
+          <w:p>
+            <w:pPr>
+              <w:spacing w:after="0" w:line="240"/>
+            </w:pPr>
+            <w:r>
+              <w:rPr>
+                <w:b w:val="false"/>
+                <w:bCs w:val="false"/>
+                <w:i w:val="false"/>
+                <w:iCs w:val="false"/>
+              </w:rPr>
+              <w:t xml:space="preserve">—</w:t>
+            </w:r>
+          </w:p>
+        </w:tc>
+        <w:tc>
+          <w:tcPr>
+            <w:tcW w:type="dxa" w:w="4756"/>
+            <w:tcMar>
+              <w:top w:type="dxa" w:w="55"/>
+              <w:left w:type="dxa" w:w="90"/>
+              <w:bottom w:type="dxa" w:w="55"/>
+              <w:right w:type="dxa" w:w="90"/>
+            </w:tcMar>
+          </w:tcPr>
+          <w:p>
+            <w:pPr>
+              <w:spacing w:after="0" w:line="240"/>
+            </w:pPr>
+            <w:r>
+              <w:rPr>
+                <w:b w:val="false"/>
+                <w:bCs w:val="false"/>
+                <w:i w:val="false"/>
+                <w:iCs w:val="false"/>
+              </w:rPr>
+              <w:t xml:space="preserve">code — has an entry pad and an inline patch point (§6.5)</w:t>
+            </w:r>
+          </w:p>
+        </w:tc>
+      </w:tr>
+    </w:tbl>
+    <w:p>
+      <w:pPr>
+        <w:spacing w:after="120"/>
+      </w:pPr>
+    </w:p>
+    <w:p>
+      <w:pPr>
+        <w:spacing w:after="130" w:line="270"/>
+      </w:pPr>
+      <w:r>
+        <w:rPr>
+          <w:b w:val="false"/>
+          <w:bCs w:val="false"/>
+          <w:i w:val="false"/>
+          <w:iCs w:val="false"/>
+        </w:rPr>
+        <w:t xml:space="preserve">The LUT stage is </w:t>
+      </w:r>
+      <w:r>
+        <w:rPr>
+          <w:b/>
+          <w:bCs/>
+          <w:i w:val="false"/>
+          <w:iCs w:val="false"/>
+        </w:rPr>
+        <w:t xml:space="preserve">live but invisible as built</w:t>
+      </w:r>
+      <w:r>
+        <w:rPr>
+          <w:b w:val="false"/>
+          <w:bCs w:val="false"/>
+          <w:i w:val="false"/>
+          <w:iCs w:val="false"/>
+        </w:rPr>
+        <w:t xml:space="preserve">: it ships as an identity ramp, so the pipeline already runs it and a scenario needs only to rewrite 256 bytes to invert, threshold, posterize or solarize the downlinked image. Because the LUT is applied last and the statistics are computed from the frame buffer, an inversion is verifiable </w:t>
+      </w:r>
+      <w:r>
+        <w:rPr>
+          <w:b/>
+          <w:bCs/>
+          <w:i w:val="false"/>
+          <w:iCs w:val="false"/>
+        </w:rPr>
+        <w:t xml:space="preserve">from telemetry alone</w:t>
+      </w:r>
+      <w:r>
+        <w:rPr>
+          <w:b w:val="false"/>
+          <w:bCs w:val="false"/>
+          <w:i w:val="false"/>
+          <w:iCs w:val="false"/>
+        </w:rPr>
+        <w:t xml:space="preserve"> — the dark sky becomes bright, so </w:t>
+      </w:r>
+      <w:r>
+        <w:rPr>
+          <w:rFonts w:ascii="Consolas" w:cs="Consolas" w:eastAsia="Consolas" w:hAnsi="Consolas"/>
+          <w:b w:val="false"/>
+          <w:bCs w:val="false"/>
+          <w:i w:val="false"/>
+          <w:iCs w:val="false"/>
+          <w:sz w:val="19"/>
+          <w:szCs w:val="19"/>
+          <w:shd w:fill="F2F2F2" w:val="clear"/>
+        </w:rPr>
+        <w:t xml:space="preserve">HIST_MEAN</w:t>
+      </w:r>
+      <w:r>
+        <w:rPr>
+          <w:b w:val="false"/>
+          <w:bCs w:val="false"/>
+          <w:i w:val="false"/>
+          <w:iCs w:val="false"/>
+        </w:rPr>
+        <w:t xml:space="preserve"> jumps — without downlinking a single pixel.</w:t>
+      </w:r>
+    </w:p>
+    <w:p>
+      <w:pPr>
+        <w:spacing w:after="130" w:line="270"/>
+      </w:pPr>
+      <w:r>
+        <w:rPr>
+          <w:b w:val="false"/>
+          <w:bCs w:val="false"/>
+          <w:i w:val="false"/>
+          <w:iCs w:val="false"/>
+        </w:rPr>
+        <w:t xml:space="preserve">Capture statistics are computed from the written frame, not the source. </w:t>
+      </w:r>
+      <w:r>
+        <w:rPr>
+          <w:rFonts w:ascii="Consolas" w:cs="Consolas" w:eastAsia="Consolas" w:hAnsi="Consolas"/>
+          <w:b w:val="false"/>
+          <w:bCs w:val="false"/>
+          <w:i w:val="false"/>
+          <w:iCs w:val="false"/>
+          <w:sz w:val="19"/>
+          <w:szCs w:val="19"/>
+          <w:shd w:fill="F2F2F2" w:val="clear"/>
+        </w:rPr>
+        <w:t xml:space="preserve">STARS</w:t>
+      </w:r>
+      <w:r>
+        <w:rPr>
+          <w:b w:val="false"/>
+          <w:bCs w:val="false"/>
+          <w:i w:val="false"/>
+          <w:iCs w:val="false"/>
+        </w:rPr>
+        <w:t xml:space="preserve"> counts bright </w:t>
+      </w:r>
+      <w:r>
+        <w:rPr>
+          <w:b w:val="false"/>
+          <w:bCs w:val="false"/>
+          <w:i/>
+          <w:iCs/>
+        </w:rPr>
+        <w:t xml:space="preserve">unclipped local maxima</w:t>
+      </w:r>
+      <w:r>
+        <w:rPr>
+          <w:b w:val="false"/>
+          <w:bCs w:val="false"/>
+          <w:i w:val="false"/>
+          <w:iCs w:val="false"/>
+        </w:rPr>
+        <w:t xml:space="preserve">, so it measures genuine point sources: an overexposed frame is a flat bright field and scores near zero, while a merely bright frame does not inflate the count.</w:t>
+      </w:r>
+    </w:p>
+    <w:p>
+      <w:pPr>
+        <w:spacing w:after="130" w:line="270"/>
+      </w:pPr>
+      <w:r>
+        <w:rPr>
+          <w:b/>
+          <w:bCs/>
+          <w:i w:val="false"/>
+          <w:iCs w:val="false"/>
+        </w:rPr>
+        <w:t xml:space="preserve">Recovering the picture.</w:t>
+      </w:r>
+      <w:r>
+        <w:rPr>
+          <w:b w:val="false"/>
+          <w:bCs w:val="false"/>
+          <w:i w:val="false"/>
+          <w:iCs w:val="false"/>
+        </w:rPr>
+        <w:t xml:space="preserve"> Pixels never ride in telemetry. </w:t>
+      </w:r>
+      <w:r>
+        <w:rPr>
+          <w:rFonts w:ascii="Consolas" w:cs="Consolas" w:eastAsia="Consolas" w:hAnsi="Consolas"/>
+          <w:b w:val="false"/>
+          <w:bCs w:val="false"/>
+          <w:i w:val="false"/>
+          <w:iCs w:val="false"/>
+          <w:sz w:val="19"/>
+          <w:szCs w:val="19"/>
+          <w:shd w:fill="F2F2F2" w:val="clear"/>
+        </w:rPr>
+        <w:t xml:space="preserve">tools/img_recover.py</w:t>
+      </w:r>
+      <w:r>
+        <w:rPr>
+          <w:b w:val="false"/>
+          <w:bCs w:val="false"/>
+          <w:i w:val="false"/>
+          <w:iCs w:val="false"/>
+        </w:rPr>
+        <w:t xml:space="preserve"> drives the documented downlink — </w:t>
+      </w:r>
+      <w:r>
+        <w:rPr>
+          <w:rFonts w:ascii="Consolas" w:cs="Consolas" w:eastAsia="Consolas" w:hAnsi="Consolas"/>
+          <w:b w:val="false"/>
+          <w:bCs w:val="false"/>
+          <w:i w:val="false"/>
+          <w:iCs w:val="false"/>
+          <w:sz w:val="19"/>
+          <w:szCs w:val="19"/>
+          <w:shd w:fill="F2F2F2" w:val="clear"/>
+        </w:rPr>
+        <w:t xml:space="preserve">PEEK</w:t>
+      </w:r>
+      <w:r>
+        <w:rPr>
+          <w:b w:val="false"/>
+          <w:bCs w:val="false"/>
+          <w:i w:val="false"/>
+          <w:iCs w:val="false"/>
+        </w:rPr>
+        <w:t xml:space="preserve"> the frame buffer 64 bytes at a time, 64 commands for a full frame — and writes a PNG with a dependency-free encoder (</w:t>
+      </w:r>
+      <w:r>
+        <w:rPr>
+          <w:rFonts w:ascii="Consolas" w:cs="Consolas" w:eastAsia="Consolas" w:hAnsi="Consolas"/>
+          <w:b w:val="false"/>
+          <w:bCs w:val="false"/>
+          <w:i w:val="false"/>
+          <w:iCs w:val="false"/>
+          <w:sz w:val="19"/>
+          <w:szCs w:val="19"/>
+          <w:shd w:fill="F2F2F2" w:val="clear"/>
+        </w:rPr>
+        <w:t xml:space="preserve">tools/png.py</w:t>
+      </w:r>
+      <w:r>
+        <w:rPr>
+          <w:b w:val="false"/>
+          <w:bCs w:val="false"/>
+          <w:i w:val="false"/>
+          <w:iCs w:val="false"/>
+        </w:rPr>
+        <w:t xml:space="preserve">, stdlib only). Every action it takes is an ordinary uplink a player could type by hand, including </w:t>
+      </w:r>
+      <w:r>
+        <w:rPr>
+          <w:rFonts w:ascii="Consolas" w:cs="Consolas" w:eastAsia="Consolas" w:hAnsi="Consolas"/>
+          <w:b w:val="false"/>
+          <w:bCs w:val="false"/>
+          <w:i w:val="false"/>
+          <w:iCs w:val="false"/>
+          <w:sz w:val="19"/>
+          <w:szCs w:val="19"/>
+          <w:shd w:fill="F2F2F2" w:val="clear"/>
+        </w:rPr>
+        <w:t xml:space="preserve">--invert</w:t>
+      </w:r>
+      <w:r>
+        <w:rPr>
+          <w:b w:val="false"/>
+          <w:bCs w:val="false"/>
+          <w:i w:val="false"/>
+          <w:iCs w:val="false"/>
+        </w:rPr>
+        <w:t xml:space="preserve">, </w:t>
+      </w:r>
+      <w:r>
+        <w:rPr>
+          <w:rFonts w:ascii="Consolas" w:cs="Consolas" w:eastAsia="Consolas" w:hAnsi="Consolas"/>
+          <w:b w:val="false"/>
+          <w:bCs w:val="false"/>
+          <w:i w:val="false"/>
+          <w:iCs w:val="false"/>
+          <w:sz w:val="19"/>
+          <w:szCs w:val="19"/>
+          <w:shd w:fill="F2F2F2" w:val="clear"/>
+        </w:rPr>
+        <w:t xml:space="preserve">--threshold</w:t>
+      </w:r>
+      <w:r>
+        <w:rPr>
+          <w:b w:val="false"/>
+          <w:bCs w:val="false"/>
+          <w:i w:val="false"/>
+          <w:iCs w:val="false"/>
+        </w:rPr>
+        <w:t xml:space="preserve">, </w:t>
+      </w:r>
+      <w:r>
+        <w:rPr>
+          <w:rFonts w:ascii="Consolas" w:cs="Consolas" w:eastAsia="Consolas" w:hAnsi="Consolas"/>
+          <w:b w:val="false"/>
+          <w:bCs w:val="false"/>
+          <w:i w:val="false"/>
+          <w:iCs w:val="false"/>
+          <w:sz w:val="19"/>
+          <w:szCs w:val="19"/>
+          <w:shd w:fill="F2F2F2" w:val="clear"/>
+        </w:rPr>
+        <w:t xml:space="preserve">--filter blur|sharpen|edge</w:t>
+      </w:r>
+      <w:r>
+        <w:rPr>
+          <w:b w:val="false"/>
+          <w:bCs w:val="false"/>
+          <w:i w:val="false"/>
+          <w:iCs w:val="false"/>
+        </w:rPr>
+        <w:t xml:space="preserve"> and </w:t>
+      </w:r>
+      <w:r>
+        <w:rPr>
+          <w:rFonts w:ascii="Consolas" w:cs="Consolas" w:eastAsia="Consolas" w:hAnsi="Consolas"/>
+          <w:b w:val="false"/>
+          <w:bCs w:val="false"/>
+          <w:i w:val="false"/>
+          <w:iCs w:val="false"/>
+          <w:sz w:val="19"/>
+          <w:szCs w:val="19"/>
+          <w:shd w:fill="F2F2F2" w:val="clear"/>
+        </w:rPr>
+        <w:t xml:space="preserve">--target N</w:t>
+      </w:r>
+      <w:r>
+        <w:rPr>
+          <w:b w:val="false"/>
+          <w:bCs w:val="false"/>
+          <w:i w:val="false"/>
+          <w:iCs w:val="false"/>
+        </w:rPr>
+        <w:t xml:space="preserve">.</w:t>
+      </w:r>
+    </w:p>
+    <w:p>
+      <w:pPr>
+        <w:pStyle w:val="Heading2"/>
+        <w:spacing w:after="110" w:before="220"/>
+      </w:pPr>
+      <w:r>
+        <w:rPr>
+          <w:b w:val="false"/>
+          <w:bCs w:val="false"/>
+          <w:i w:val="false"/>
+          <w:iCs w:val="false"/>
+        </w:rPr>
         <w:t xml:space="preserve">6.5 In-Flight Patching: Pads, Cave, and Trampolines</w:t>
       </w:r>
     </w:p>
@@ -13624,8 +14873,8 @@
         </w:tblBorders>
       </w:tblPr>
       <w:tblGrid>
-        <w:gridCol w:w="1162"/>
-        <w:gridCol w:w="8198"/>
+        <w:gridCol w:w="1062"/>
+        <w:gridCol w:w="8298"/>
       </w:tblGrid>
       <w:tr>
         <w:trPr>
@@ -13633,7 +14882,7 @@
         </w:trPr>
         <w:tc>
           <w:tcPr>
-            <w:tcW w:type="dxa" w:w="1162"/>
+            <w:tcW w:type="dxa" w:w="1062"/>
             <w:shd w:fill="D9E2F3" w:val="clear"/>
             <w:tcMar>
               <w:top w:type="dxa" w:w="55"/>
@@ -13659,7 +14908,7 @@
         </w:tc>
         <w:tc>
           <w:tcPr>
-            <w:tcW w:type="dxa" w:w="8198"/>
+            <w:tcW w:type="dxa" w:w="8298"/>
             <w:shd w:fill="D9E2F3" w:val="clear"/>
             <w:tcMar>
               <w:top w:type="dxa" w:w="55"/>
@@ -13687,7 +14936,7 @@
       <w:tr>
         <w:tc>
           <w:tcPr>
-            <w:tcW w:type="dxa" w:w="1162"/>
+            <w:tcW w:type="dxa" w:w="1062"/>
             <w:tcMar>
               <w:top w:type="dxa" w:w="55"/>
               <w:left w:type="dxa" w:w="90"/>
@@ -13712,7 +14961,7 @@
         </w:tc>
         <w:tc>
           <w:tcPr>
-            <w:tcW w:type="dxa" w:w="8198"/>
+            <w:tcW w:type="dxa" w:w="8298"/>
             <w:tcMar>
               <w:top w:type="dxa" w:w="55"/>
               <w:left w:type="dxa" w:w="90"/>
@@ -13761,7 +15010,7 @@
       <w:tr>
         <w:tc>
           <w:tcPr>
-            <w:tcW w:type="dxa" w:w="1162"/>
+            <w:tcW w:type="dxa" w:w="1062"/>
             <w:tcMar>
               <w:top w:type="dxa" w:w="55"/>
               <w:left w:type="dxa" w:w="90"/>
@@ -13786,7 +15035,7 @@
         </w:tc>
         <w:tc>
           <w:tcPr>
-            <w:tcW w:type="dxa" w:w="8198"/>
+            <w:tcW w:type="dxa" w:w="8298"/>
             <w:tcMar>
               <w:top w:type="dxa" w:w="55"/>
               <w:left w:type="dxa" w:w="90"/>
@@ -13813,7 +15062,7 @@
       <w:tr>
         <w:tc>
           <w:tcPr>
-            <w:tcW w:type="dxa" w:w="1162"/>
+            <w:tcW w:type="dxa" w:w="1062"/>
             <w:tcMar>
               <w:top w:type="dxa" w:w="55"/>
               <w:left w:type="dxa" w:w="90"/>
@@ -13838,7 +15087,7 @@
         </w:tc>
         <w:tc>
           <w:tcPr>
-            <w:tcW w:type="dxa" w:w="8198"/>
+            <w:tcW w:type="dxa" w:w="8298"/>
             <w:tcMar>
               <w:top w:type="dxa" w:w="55"/>
               <w:left w:type="dxa" w:w="90"/>
@@ -13878,7 +15127,7 @@
       <w:tr>
         <w:tc>
           <w:tcPr>
-            <w:tcW w:type="dxa" w:w="1162"/>
+            <w:tcW w:type="dxa" w:w="1062"/>
             <w:tcMar>
               <w:top w:type="dxa" w:w="55"/>
               <w:left w:type="dxa" w:w="90"/>
@@ -13903,7 +15152,7 @@
         </w:tc>
         <w:tc>
           <w:tcPr>
-            <w:tcW w:type="dxa" w:w="8198"/>
+            <w:tcW w:type="dxa" w:w="8298"/>
             <w:tcMar>
               <w:top w:type="dxa" w:w="55"/>
               <w:left w:type="dxa" w:w="90"/>
@@ -13952,7 +15201,7 @@
       <w:tr>
         <w:tc>
           <w:tcPr>
-            <w:tcW w:type="dxa" w:w="1162"/>
+            <w:tcW w:type="dxa" w:w="1062"/>
             <w:tcMar>
               <w:top w:type="dxa" w:w="55"/>
               <w:left w:type="dxa" w:w="90"/>
@@ -13977,7 +15226,7 @@
         </w:tc>
         <w:tc>
           <w:tcPr>
-            <w:tcW w:type="dxa" w:w="8198"/>
+            <w:tcW w:type="dxa" w:w="8298"/>
             <w:tcMar>
               <w:top w:type="dxa" w:w="55"/>
               <w:left w:type="dxa" w:w="90"/>
@@ -14018,7 +15267,7 @@
                 <w:i w:val="false"/>
                 <w:iCs w:val="false"/>
               </w:rPr>
-              <w:t xml:space="preserve"> register or a catalog entry. Fix exposure: </w:t>
+              <w:t xml:space="preserve"> register or a catalog entry's </w:t>
             </w:r>
             <w:r>
               <w:rPr>
@@ -14031,6 +15280,28 @@
                 <w:szCs w:val="19"/>
                 <w:shd w:fill="F2F2F2" w:val="clear"/>
               </w:rPr>
+              <w:t xml:space="preserve">scene</w:t>
+            </w:r>
+            <w:r>
+              <w:rPr>
+                <w:b w:val="false"/>
+                <w:bCs w:val="false"/>
+                <w:i w:val="false"/>
+                <w:iCs w:val="false"/>
+              </w:rPr>
+              <w:t xml:space="preserve"> — the returned picture changes. Fix exposure: </w:t>
+            </w:r>
+            <w:r>
+              <w:rPr>
+                <w:rFonts w:ascii="Consolas" w:cs="Consolas" w:eastAsia="Consolas" w:hAnsi="Consolas"/>
+                <w:b w:val="false"/>
+                <w:bCs w:val="false"/>
+                <w:i w:val="false"/>
+                <w:iCs w:val="false"/>
+                <w:sz w:val="19"/>
+                <w:szCs w:val="19"/>
+                <w:shd w:fill="F2F2F2" w:val="clear"/>
+              </w:rPr>
               <w:t xml:space="preserve">EXPOSURE_MS</w:t>
             </w:r>
             <w:r>
@@ -14128,7 +15399,25 @@
                 <w:i w:val="false"/>
                 <w:iCs w:val="false"/>
               </w:rPr>
-              <w:t xml:space="preserve">. Image downlink: </w:t>
+              <w:t xml:space="preserve">. </w:t>
+            </w:r>
+            <w:r>
+              <w:rPr>
+                <w:b/>
+                <w:bCs/>
+                <w:i w:val="false"/>
+                <w:iCs w:val="false"/>
+              </w:rPr>
+              <w:t xml:space="preserve">Image processing: rewrite `cam_lut` to invert/threshold/posterize, or `cam_kernel` to blur/sharpen/edge-detect — verified in telemetry by `HIST_MEAN`, or visually by recovering the frame.</w:t>
+            </w:r>
+            <w:r>
+              <w:rPr>
+                <w:b w:val="false"/>
+                <w:bCs w:val="false"/>
+                <w:i w:val="false"/>
+                <w:iCs w:val="false"/>
+              </w:rPr>
+              <w:t xml:space="preserve"> Image downlink: </w:t>
             </w:r>
             <w:r>
               <w:rPr>
@@ -14158,7 +15447,7 @@
       <w:tr>
         <w:tc>
           <w:tcPr>
-            <w:tcW w:type="dxa" w:w="1162"/>
+            <w:tcW w:type="dxa" w:w="1062"/>
             <w:tcMar>
               <w:top w:type="dxa" w:w="55"/>
               <w:left w:type="dxa" w:w="90"/>
@@ -14183,7 +15472,7 @@
         </w:tc>
         <w:tc>
           <w:tcPr>
-            <w:tcW w:type="dxa" w:w="8198"/>
+            <w:tcW w:type="dxa" w:w="8298"/>
             <w:tcMar>
               <w:top w:type="dxa" w:w="55"/>
               <w:left w:type="dxa" w:w="90"/>
@@ -14919,7 +16208,73 @@
           <w:i w:val="false"/>
           <w:iCs w:val="false"/>
         </w:rPr>
-        <w:t xml:space="preserve">), the physics/synthesis module, the </w:t>
+        <w:t xml:space="preserve">), the physics module, the imaging pipeline internals (</w:t>
+      </w:r>
+      <w:r>
+        <w:rPr>
+          <w:rFonts w:ascii="Consolas" w:cs="Consolas" w:eastAsia="Consolas" w:hAnsi="Consolas"/>
+          <w:b w:val="false"/>
+          <w:bCs w:val="false"/>
+          <w:i w:val="false"/>
+          <w:iCs w:val="false"/>
+          <w:sz w:val="19"/>
+          <w:szCs w:val="19"/>
+          <w:shd w:fill="F2F2F2" w:val="clear"/>
+        </w:rPr>
+        <w:t xml:space="preserve">cam_lut</w:t>
+      </w:r>
+      <w:r>
+        <w:rPr>
+          <w:b w:val="false"/>
+          <w:bCs w:val="false"/>
+          <w:i w:val="false"/>
+          <w:iCs w:val="false"/>
+        </w:rPr>
+        <w:t xml:space="preserve">, </w:t>
+      </w:r>
+      <w:r>
+        <w:rPr>
+          <w:rFonts w:ascii="Consolas" w:cs="Consolas" w:eastAsia="Consolas" w:hAnsi="Consolas"/>
+          <w:b w:val="false"/>
+          <w:bCs w:val="false"/>
+          <w:i w:val="false"/>
+          <w:iCs w:val="false"/>
+          <w:sz w:val="19"/>
+          <w:szCs w:val="19"/>
+          <w:shd w:fill="F2F2F2" w:val="clear"/>
+        </w:rPr>
+        <w:t xml:space="preserve">cam_kernel</w:t>
+      </w:r>
+      <w:r>
+        <w:rPr>
+          <w:b w:val="false"/>
+          <w:bCs w:val="false"/>
+          <w:i w:val="false"/>
+          <w:iCs w:val="false"/>
+        </w:rPr>
+        <w:t xml:space="preserve">, </w:t>
+      </w:r>
+      <w:r>
+        <w:rPr>
+          <w:rFonts w:ascii="Consolas" w:cs="Consolas" w:eastAsia="Consolas" w:hAnsi="Consolas"/>
+          <w:b w:val="false"/>
+          <w:bCs w:val="false"/>
+          <w:i w:val="false"/>
+          <w:iCs w:val="false"/>
+          <w:sz w:val="19"/>
+          <w:szCs w:val="19"/>
+          <w:shd w:fill="F2F2F2" w:val="clear"/>
+        </w:rPr>
+        <w:t xml:space="preserve">cam_filter</w:t>
+      </w:r>
+      <w:r>
+        <w:rPr>
+          <w:b w:val="false"/>
+          <w:bCs w:val="false"/>
+          <w:i w:val="false"/>
+          <w:iCs w:val="false"/>
+        </w:rPr>
+        <w:t xml:space="preserve">, the stored scenes), the </w:t>
       </w:r>
       <w:r>
         <w:rPr>

--- a/docs/Firmware_Spec.docx
+++ b/docs/Firmware_Spec.docx
@@ -185,7 +185,7 @@
                 <w:i w:val="false"/>
                 <w:iCs w:val="false"/>
               </w:rPr>
-              <w:t xml:space="preserve">0.5 (Draft for sponsor review — adds stored scenes &amp; imaging pipeline, §6.4a)</w:t>
+              <w:t xml:space="preserve">0.6 (Draft for sponsor review — scenes moved to a ROM detector store; easter egg)</w:t>
             </w:r>
           </w:p>
         </w:tc>
@@ -1618,10 +1618,10 @@
       </w:tblPr>
       <w:tblGrid>
         <w:gridCol w:w="1050"/>
-        <w:gridCol w:w="1630"/>
+        <w:gridCol w:w="1396"/>
         <w:gridCol w:w="1050"/>
-        <w:gridCol w:w="4422"/>
-        <w:gridCol w:w="1208"/>
+        <w:gridCol w:w="4814"/>
+        <w:gridCol w:w="1050"/>
       </w:tblGrid>
       <w:tr>
         <w:trPr>
@@ -1655,7 +1655,7 @@
         </w:tc>
         <w:tc>
           <w:tcPr>
-            <w:tcW w:type="dxa" w:w="1630"/>
+            <w:tcW w:type="dxa" w:w="1396"/>
             <w:shd w:fill="D9E2F3" w:val="clear"/>
             <w:tcMar>
               <w:top w:type="dxa" w:w="55"/>
@@ -1707,7 +1707,7 @@
         </w:tc>
         <w:tc>
           <w:tcPr>
-            <w:tcW w:type="dxa" w:w="4422"/>
+            <w:tcW w:type="dxa" w:w="4814"/>
             <w:shd w:fill="D9E2F3" w:val="clear"/>
             <w:tcMar>
               <w:top w:type="dxa" w:w="55"/>
@@ -1733,7 +1733,7 @@
         </w:tc>
         <w:tc>
           <w:tcPr>
-            <w:tcW w:type="dxa" w:w="1208"/>
+            <w:tcW w:type="dxa" w:w="1050"/>
             <w:shd w:fill="D9E2F3" w:val="clear"/>
             <w:tcMar>
               <w:top w:type="dxa" w:w="55"/>
@@ -1786,7 +1786,7 @@
         </w:tc>
         <w:tc>
           <w:tcPr>
-            <w:tcW w:type="dxa" w:w="1630"/>
+            <w:tcW w:type="dxa" w:w="1396"/>
             <w:tcMar>
               <w:top w:type="dxa" w:w="55"/>
               <w:left w:type="dxa" w:w="90"/>
@@ -1840,7 +1840,7 @@
         </w:tc>
         <w:tc>
           <w:tcPr>
-            <w:tcW w:type="dxa" w:w="4422"/>
+            <w:tcW w:type="dxa" w:w="4814"/>
             <w:tcMar>
               <w:top w:type="dxa" w:w="55"/>
               <w:left w:type="dxa" w:w="90"/>
@@ -1865,7 +1865,7 @@
         </w:tc>
         <w:tc>
           <w:tcPr>
-            <w:tcW w:type="dxa" w:w="1208"/>
+            <w:tcW w:type="dxa" w:w="1050"/>
             <w:tcMar>
               <w:top w:type="dxa" w:w="55"/>
               <w:left w:type="dxa" w:w="90"/>
@@ -1939,7 +1939,7 @@
         </w:tc>
         <w:tc>
           <w:tcPr>
-            <w:tcW w:type="dxa" w:w="1630"/>
+            <w:tcW w:type="dxa" w:w="1396"/>
             <w:tcMar>
               <w:top w:type="dxa" w:w="55"/>
               <w:left w:type="dxa" w:w="90"/>
@@ -1993,7 +1993,7 @@
         </w:tc>
         <w:tc>
           <w:tcPr>
-            <w:tcW w:type="dxa" w:w="4422"/>
+            <w:tcW w:type="dxa" w:w="4814"/>
             <w:tcMar>
               <w:top w:type="dxa" w:w="55"/>
               <w:left w:type="dxa" w:w="90"/>
@@ -2018,7 +2018,7 @@
         </w:tc>
         <w:tc>
           <w:tcPr>
-            <w:tcW w:type="dxa" w:w="1208"/>
+            <w:tcW w:type="dxa" w:w="1050"/>
             <w:tcMar>
               <w:top w:type="dxa" w:w="55"/>
               <w:left w:type="dxa" w:w="90"/>
@@ -2070,7 +2070,7 @@
         </w:tc>
         <w:tc>
           <w:tcPr>
-            <w:tcW w:type="dxa" w:w="1630"/>
+            <w:tcW w:type="dxa" w:w="1396"/>
             <w:tcMar>
               <w:top w:type="dxa" w:w="55"/>
               <w:left w:type="dxa" w:w="90"/>
@@ -2124,7 +2124,7 @@
         </w:tc>
         <w:tc>
           <w:tcPr>
-            <w:tcW w:type="dxa" w:w="4422"/>
+            <w:tcW w:type="dxa" w:w="4814"/>
             <w:tcMar>
               <w:top w:type="dxa" w:w="55"/>
               <w:left w:type="dxa" w:w="90"/>
@@ -2158,7 +2158,7 @@
         </w:tc>
         <w:tc>
           <w:tcPr>
-            <w:tcW w:type="dxa" w:w="1208"/>
+            <w:tcW w:type="dxa" w:w="1050"/>
             <w:tcMar>
               <w:top w:type="dxa" w:w="55"/>
               <w:left w:type="dxa" w:w="90"/>
@@ -2204,13 +2204,13 @@
                 <w:i w:val="false"/>
                 <w:iCs w:val="false"/>
               </w:rPr>
-              <w:t xml:space="preserve">SRAM</w:t>
-            </w:r>
-          </w:p>
-        </w:tc>
-        <w:tc>
-          <w:tcPr>
-            <w:tcW w:type="dxa" w:w="1630"/>
+              <w:t xml:space="preserve">ROM</w:t>
+            </w:r>
+          </w:p>
+        </w:tc>
+        <w:tc>
+          <w:tcPr>
+            <w:tcW w:type="dxa" w:w="1396"/>
             <w:tcMar>
               <w:top w:type="dxa" w:w="55"/>
               <w:left w:type="dxa" w:w="90"/>
@@ -2233,7 +2233,7 @@
                 <w:szCs w:val="19"/>
                 <w:shd w:fill="F2F2F2" w:val="clear"/>
               </w:rPr>
-              <w:t xml:space="preserve">0x2000_0000 – 0x2000_00FF</w:t>
+              <w:t xml:space="preserve">0x0002_4000 – 0x0002_7FFF</w:t>
             </w:r>
           </w:p>
         </w:tc>
@@ -2258,38 +2258,47 @@
                 <w:i w:val="false"/>
                 <w:iCs w:val="false"/>
               </w:rPr>
-              <w:t xml:space="preserve">256 B</w:t>
-            </w:r>
-          </w:p>
-        </w:tc>
-        <w:tc>
-          <w:tcPr>
-            <w:tcW w:type="dxa" w:w="4422"/>
-            <w:tcMar>
-              <w:top w:type="dxa" w:w="55"/>
-              <w:left w:type="dxa" w:w="90"/>
-              <w:bottom w:type="dxa" w:w="55"/>
-              <w:right w:type="dxa" w:w="90"/>
-            </w:tcMar>
-          </w:tcPr>
-          <w:p>
-            <w:pPr>
-              <w:spacing w:after="0" w:line="240"/>
-            </w:pPr>
-            <w:r>
-              <w:rPr>
-                <w:b w:val="false"/>
-                <w:bCs w:val="false"/>
-                <w:i w:val="false"/>
-                <w:iCs w:val="false"/>
-              </w:rPr>
-              <w:t xml:space="preserve">NOINIT persistent block: reboot counter, last-fault code (survives watchdog reset)</w:t>
-            </w:r>
-          </w:p>
-        </w:tc>
-        <w:tc>
-          <w:tcPr>
-            <w:tcW w:type="dxa" w:w="1208"/>
+              <w:t xml:space="preserve">16 KiB</w:t>
+            </w:r>
+          </w:p>
+        </w:tc>
+        <w:tc>
+          <w:tcPr>
+            <w:tcW w:type="dxa" w:w="4814"/>
+            <w:tcMar>
+              <w:top w:type="dxa" w:w="55"/>
+              <w:left w:type="dxa" w:w="90"/>
+              <w:bottom w:type="dxa" w:w="55"/>
+              <w:right w:type="dxa" w:w="90"/>
+            </w:tcMar>
+          </w:tcPr>
+          <w:p>
+            <w:pPr>
+              <w:spacing w:after="0" w:line="240"/>
+            </w:pPr>
+            <w:r>
+              <w:rPr>
+                <w:b/>
+                <w:bCs/>
+                <w:i w:val="false"/>
+                <w:iCs w:val="false"/>
+              </w:rPr>
+              <w:t xml:space="preserve">Detector image store</w:t>
+            </w:r>
+            <w:r>
+              <w:rPr>
+                <w:b w:val="false"/>
+                <w:bCs w:val="false"/>
+                <w:i w:val="false"/>
+                <w:iCs w:val="false"/>
+              </w:rPr>
+              <w:t xml:space="preserve"> — 4 × 64×64 stored scenes, outside the app image so the player's binary holds no pixels (§6.4a)</w:t>
+            </w:r>
+          </w:p>
+        </w:tc>
+        <w:tc>
+          <w:tcPr>
+            <w:tcW w:type="dxa" w:w="1050"/>
             <w:tcMar>
               <w:top w:type="dxa" w:w="55"/>
               <w:left w:type="dxa" w:w="90"/>
@@ -2341,7 +2350,7 @@
         </w:tc>
         <w:tc>
           <w:tcPr>
-            <w:tcW w:type="dxa" w:w="1630"/>
+            <w:tcW w:type="dxa" w:w="1396"/>
             <w:tcMar>
               <w:top w:type="dxa" w:w="55"/>
               <w:left w:type="dxa" w:w="90"/>
@@ -2364,7 +2373,7 @@
                 <w:szCs w:val="19"/>
                 <w:shd w:fill="F2F2F2" w:val="clear"/>
               </w:rPr>
-              <w:t xml:space="preserve">0x2000_0100 – 0x2000_0FFF</w:t>
+              <w:t xml:space="preserve">0x2000_0000 – 0x2000_00FF</w:t>
             </w:r>
           </w:p>
         </w:tc>
@@ -2389,38 +2398,38 @@
                 <w:i w:val="false"/>
                 <w:iCs w:val="false"/>
               </w:rPr>
-              <w:t xml:space="preserve">3.75 KiB</w:t>
-            </w:r>
-          </w:p>
-        </w:tc>
-        <w:tc>
-          <w:tcPr>
-            <w:tcW w:type="dxa" w:w="4422"/>
-            <w:tcMar>
-              <w:top w:type="dxa" w:w="55"/>
-              <w:left w:type="dxa" w:w="90"/>
-              <w:bottom w:type="dxa" w:w="55"/>
-              <w:right w:type="dxa" w:w="90"/>
-            </w:tcMar>
-          </w:tcPr>
-          <w:p>
-            <w:pPr>
-              <w:spacing w:after="0" w:line="240"/>
-            </w:pPr>
-            <w:r>
-              <w:rPr>
-                <w:b w:val="false"/>
-                <w:bCs w:val="false"/>
-                <w:i w:val="false"/>
-                <w:iCs w:val="false"/>
-              </w:rPr>
-              <w:t xml:space="preserve">Bootloader/system data, watchdog counter</w:t>
-            </w:r>
-          </w:p>
-        </w:tc>
-        <w:tc>
-          <w:tcPr>
-            <w:tcW w:type="dxa" w:w="1208"/>
+              <w:t xml:space="preserve">256 B</w:t>
+            </w:r>
+          </w:p>
+        </w:tc>
+        <w:tc>
+          <w:tcPr>
+            <w:tcW w:type="dxa" w:w="4814"/>
+            <w:tcMar>
+              <w:top w:type="dxa" w:w="55"/>
+              <w:left w:type="dxa" w:w="90"/>
+              <w:bottom w:type="dxa" w:w="55"/>
+              <w:right w:type="dxa" w:w="90"/>
+            </w:tcMar>
+          </w:tcPr>
+          <w:p>
+            <w:pPr>
+              <w:spacing w:after="0" w:line="240"/>
+            </w:pPr>
+            <w:r>
+              <w:rPr>
+                <w:b w:val="false"/>
+                <w:bCs w:val="false"/>
+                <w:i w:val="false"/>
+                <w:iCs w:val="false"/>
+              </w:rPr>
+              <w:t xml:space="preserve">NOINIT persistent block: reboot counter, last-fault code (survives watchdog reset)</w:t>
+            </w:r>
+          </w:p>
+        </w:tc>
+        <w:tc>
+          <w:tcPr>
+            <w:tcW w:type="dxa" w:w="1050"/>
             <w:tcMar>
               <w:top w:type="dxa" w:w="55"/>
               <w:left w:type="dxa" w:w="90"/>
@@ -2472,7 +2481,7 @@
         </w:tc>
         <w:tc>
           <w:tcPr>
-            <w:tcW w:type="dxa" w:w="1630"/>
+            <w:tcW w:type="dxa" w:w="1396"/>
             <w:tcMar>
               <w:top w:type="dxa" w:w="55"/>
               <w:left w:type="dxa" w:w="90"/>
@@ -2495,6 +2504,137 @@
                 <w:szCs w:val="19"/>
                 <w:shd w:fill="F2F2F2" w:val="clear"/>
               </w:rPr>
+              <w:t xml:space="preserve">0x2000_0100 – 0x2000_0FFF</w:t>
+            </w:r>
+          </w:p>
+        </w:tc>
+        <w:tc>
+          <w:tcPr>
+            <w:tcW w:type="dxa" w:w="1050"/>
+            <w:tcMar>
+              <w:top w:type="dxa" w:w="55"/>
+              <w:left w:type="dxa" w:w="90"/>
+              <w:bottom w:type="dxa" w:w="55"/>
+              <w:right w:type="dxa" w:w="90"/>
+            </w:tcMar>
+          </w:tcPr>
+          <w:p>
+            <w:pPr>
+              <w:spacing w:after="0" w:line="240"/>
+            </w:pPr>
+            <w:r>
+              <w:rPr>
+                <w:b w:val="false"/>
+                <w:bCs w:val="false"/>
+                <w:i w:val="false"/>
+                <w:iCs w:val="false"/>
+              </w:rPr>
+              <w:t xml:space="preserve">3.75 KiB</w:t>
+            </w:r>
+          </w:p>
+        </w:tc>
+        <w:tc>
+          <w:tcPr>
+            <w:tcW w:type="dxa" w:w="4814"/>
+            <w:tcMar>
+              <w:top w:type="dxa" w:w="55"/>
+              <w:left w:type="dxa" w:w="90"/>
+              <w:bottom w:type="dxa" w:w="55"/>
+              <w:right w:type="dxa" w:w="90"/>
+            </w:tcMar>
+          </w:tcPr>
+          <w:p>
+            <w:pPr>
+              <w:spacing w:after="0" w:line="240"/>
+            </w:pPr>
+            <w:r>
+              <w:rPr>
+                <w:b w:val="false"/>
+                <w:bCs w:val="false"/>
+                <w:i w:val="false"/>
+                <w:iCs w:val="false"/>
+              </w:rPr>
+              <w:t xml:space="preserve">Bootloader/system data, watchdog counter</w:t>
+            </w:r>
+          </w:p>
+        </w:tc>
+        <w:tc>
+          <w:tcPr>
+            <w:tcW w:type="dxa" w:w="1050"/>
+            <w:tcMar>
+              <w:top w:type="dxa" w:w="55"/>
+              <w:left w:type="dxa" w:w="90"/>
+              <w:bottom w:type="dxa" w:w="55"/>
+              <w:right w:type="dxa" w:w="90"/>
+            </w:tcMar>
+          </w:tcPr>
+          <w:p>
+            <w:pPr>
+              <w:spacing w:after="0" w:line="240"/>
+            </w:pPr>
+            <w:r>
+              <w:rPr>
+                <w:b w:val="false"/>
+                <w:bCs w:val="false"/>
+                <w:i w:val="false"/>
+                <w:iCs w:val="false"/>
+              </w:rPr>
+              <w:t xml:space="preserve">refused</w:t>
+            </w:r>
+          </w:p>
+        </w:tc>
+      </w:tr>
+      <w:tr>
+        <w:tc>
+          <w:tcPr>
+            <w:tcW w:type="dxa" w:w="1050"/>
+            <w:tcMar>
+              <w:top w:type="dxa" w:w="55"/>
+              <w:left w:type="dxa" w:w="90"/>
+              <w:bottom w:type="dxa" w:w="55"/>
+              <w:right w:type="dxa" w:w="90"/>
+            </w:tcMar>
+          </w:tcPr>
+          <w:p>
+            <w:pPr>
+              <w:spacing w:after="0" w:line="240"/>
+            </w:pPr>
+            <w:r>
+              <w:rPr>
+                <w:b w:val="false"/>
+                <w:bCs w:val="false"/>
+                <w:i w:val="false"/>
+                <w:iCs w:val="false"/>
+              </w:rPr>
+              <w:t xml:space="preserve">SRAM</w:t>
+            </w:r>
+          </w:p>
+        </w:tc>
+        <w:tc>
+          <w:tcPr>
+            <w:tcW w:type="dxa" w:w="1396"/>
+            <w:tcMar>
+              <w:top w:type="dxa" w:w="55"/>
+              <w:left w:type="dxa" w:w="90"/>
+              <w:bottom w:type="dxa" w:w="55"/>
+              <w:right w:type="dxa" w:w="90"/>
+            </w:tcMar>
+          </w:tcPr>
+          <w:p>
+            <w:pPr>
+              <w:spacing w:after="0" w:line="240"/>
+            </w:pPr>
+            <w:r>
+              <w:rPr>
+                <w:rFonts w:ascii="Consolas" w:cs="Consolas" w:eastAsia="Consolas" w:hAnsi="Consolas"/>
+                <w:b w:val="false"/>
+                <w:bCs w:val="false"/>
+                <w:i w:val="false"/>
+                <w:iCs w:val="false"/>
+                <w:sz w:val="19"/>
+                <w:szCs w:val="19"/>
+                <w:shd w:fill="F2F2F2" w:val="clear"/>
+              </w:rPr>
               <w:t xml:space="preserve">0x2000_1000 – 0x2001_8FFF</w:t>
             </w:r>
           </w:p>
@@ -2526,7 +2666,7 @@
         </w:tc>
         <w:tc>
           <w:tcPr>
-            <w:tcW w:type="dxa" w:w="4422"/>
+            <w:tcW w:type="dxa" w:w="4814"/>
             <w:tcMar>
               <w:top w:type="dxa" w:w="55"/>
               <w:left w:type="dxa" w:w="90"/>
@@ -2560,7 +2700,7 @@
         </w:tc>
         <w:tc>
           <w:tcPr>
-            <w:tcW w:type="dxa" w:w="1208"/>
+            <w:tcW w:type="dxa" w:w="1050"/>
             <w:tcMar>
               <w:top w:type="dxa" w:w="55"/>
               <w:left w:type="dxa" w:w="90"/>
@@ -2612,7 +2752,7 @@
         </w:tc>
         <w:tc>
           <w:tcPr>
-            <w:tcW w:type="dxa" w:w="1630"/>
+            <w:tcW w:type="dxa" w:w="1396"/>
             <w:tcMar>
               <w:top w:type="dxa" w:w="55"/>
               <w:left w:type="dxa" w:w="90"/>
@@ -2666,7 +2806,7 @@
         </w:tc>
         <w:tc>
           <w:tcPr>
-            <w:tcW w:type="dxa" w:w="4422"/>
+            <w:tcW w:type="dxa" w:w="4814"/>
             <w:tcMar>
               <w:top w:type="dxa" w:w="55"/>
               <w:left w:type="dxa" w:w="90"/>
@@ -2735,7 +2875,7 @@
         </w:tc>
         <w:tc>
           <w:tcPr>
-            <w:tcW w:type="dxa" w:w="1208"/>
+            <w:tcW w:type="dxa" w:w="1050"/>
             <w:tcMar>
               <w:top w:type="dxa" w:w="55"/>
               <w:left w:type="dxa" w:w="90"/>
@@ -2787,7 +2927,7 @@
         </w:tc>
         <w:tc>
           <w:tcPr>
-            <w:tcW w:type="dxa" w:w="1630"/>
+            <w:tcW w:type="dxa" w:w="1396"/>
             <w:tcMar>
               <w:top w:type="dxa" w:w="55"/>
               <w:left w:type="dxa" w:w="90"/>
@@ -2841,7 +2981,7 @@
         </w:tc>
         <w:tc>
           <w:tcPr>
-            <w:tcW w:type="dxa" w:w="4422"/>
+            <w:tcW w:type="dxa" w:w="4814"/>
             <w:tcMar>
               <w:top w:type="dxa" w:w="55"/>
               <w:left w:type="dxa" w:w="90"/>
@@ -2875,7 +3015,7 @@
         </w:tc>
         <w:tc>
           <w:tcPr>
-            <w:tcW w:type="dxa" w:w="1208"/>
+            <w:tcW w:type="dxa" w:w="1050"/>
             <w:tcMar>
               <w:top w:type="dxa" w:w="55"/>
               <w:left w:type="dxa" w:w="90"/>
@@ -2927,7 +3067,7 @@
         </w:tc>
         <w:tc>
           <w:tcPr>
-            <w:tcW w:type="dxa" w:w="1630"/>
+            <w:tcW w:type="dxa" w:w="1396"/>
             <w:tcMar>
               <w:top w:type="dxa" w:w="55"/>
               <w:left w:type="dxa" w:w="90"/>
@@ -2981,7 +3121,7 @@
         </w:tc>
         <w:tc>
           <w:tcPr>
-            <w:tcW w:type="dxa" w:w="4422"/>
+            <w:tcW w:type="dxa" w:w="4814"/>
             <w:tcMar>
               <w:top w:type="dxa" w:w="55"/>
               <w:left w:type="dxa" w:w="90"/>
@@ -3015,7 +3155,7 @@
         </w:tc>
         <w:tc>
           <w:tcPr>
-            <w:tcW w:type="dxa" w:w="1208"/>
+            <w:tcW w:type="dxa" w:w="1050"/>
             <w:tcMar>
               <w:top w:type="dxa" w:w="55"/>
               <w:left w:type="dxa" w:w="90"/>
@@ -3067,7 +3207,7 @@
         </w:tc>
         <w:tc>
           <w:tcPr>
-            <w:tcW w:type="dxa" w:w="1630"/>
+            <w:tcW w:type="dxa" w:w="1396"/>
             <w:tcMar>
               <w:top w:type="dxa" w:w="55"/>
               <w:left w:type="dxa" w:w="90"/>
@@ -3121,7 +3261,7 @@
         </w:tc>
         <w:tc>
           <w:tcPr>
-            <w:tcW w:type="dxa" w:w="4422"/>
+            <w:tcW w:type="dxa" w:w="4814"/>
             <w:tcMar>
               <w:top w:type="dxa" w:w="55"/>
               <w:left w:type="dxa" w:w="90"/>
@@ -3146,7 +3286,7 @@
         </w:tc>
         <w:tc>
           <w:tcPr>
-            <w:tcW w:type="dxa" w:w="1208"/>
+            <w:tcW w:type="dxa" w:w="1050"/>
             <w:tcMar>
               <w:top w:type="dxa" w:w="55"/>
               <w:left w:type="dxa" w:w="90"/>
@@ -3198,7 +3338,7 @@
         </w:tc>
         <w:tc>
           <w:tcPr>
-            <w:tcW w:type="dxa" w:w="1630"/>
+            <w:tcW w:type="dxa" w:w="1396"/>
             <w:tcMar>
               <w:top w:type="dxa" w:w="55"/>
               <w:left w:type="dxa" w:w="90"/>
@@ -3252,7 +3392,7 @@
         </w:tc>
         <w:tc>
           <w:tcPr>
-            <w:tcW w:type="dxa" w:w="4422"/>
+            <w:tcW w:type="dxa" w:w="4814"/>
             <w:tcMar>
               <w:top w:type="dxa" w:w="55"/>
               <w:left w:type="dxa" w:w="90"/>
@@ -3286,7 +3426,7 @@
         </w:tc>
         <w:tc>
           <w:tcPr>
-            <w:tcW w:type="dxa" w:w="1208"/>
+            <w:tcW w:type="dxa" w:w="1050"/>
             <w:tcMar>
               <w:top w:type="dxa" w:w="55"/>
               <w:left w:type="dxa" w:w="90"/>
@@ -7831,7 +7971,84 @@
           <w:i w:val="false"/>
           <w:iCs w:val="false"/>
         </w:rPr>
-        <w:t xml:space="preserve"> stored 64×64 8-bit grayscale images (</w:t>
+        <w:t xml:space="preserve"> stored 64×64 8-bit grayscale images. The camera reads that scene, runs it through the pipeline below, and </w:t>
+      </w:r>
+      <w:r>
+        <w:rPr>
+          <w:b/>
+          <w:bCs/>
+          <w:i w:val="false"/>
+          <w:iCs w:val="false"/>
+        </w:rPr>
+        <w:t xml:space="preserve">writes the result into the frame buffer</w:t>
+      </w:r>
+      <w:r>
+        <w:rPr>
+          <w:b w:val="false"/>
+          <w:bCs w:val="false"/>
+          <w:i w:val="false"/>
+          <w:iCs w:val="false"/>
+        </w:rPr>
+        <w:t xml:space="preserve"> — which is what the ground downlinks.</w:t>
+      </w:r>
+    </w:p>
+    <w:p>
+      <w:pPr>
+        <w:spacing w:after="130" w:line="270"/>
+      </w:pPr>
+      <w:r>
+        <w:rPr>
+          <w:b/>
+          <w:bCs/>
+          <w:i w:val="false"/>
+          <w:iCs w:val="false"/>
+        </w:rPr>
+        <w:t xml:space="preserve">Where the source images live — and why not in the player's binary.</w:t>
+      </w:r>
+      <w:r>
+        <w:rPr>
+          <w:b w:val="false"/>
+          <w:bCs w:val="false"/>
+          <w:i w:val="false"/>
+          <w:iCs w:val="false"/>
+        </w:rPr>
+        <w:t xml:space="preserve"> The scenes are </w:t>
+      </w:r>
+      <w:r>
+        <w:rPr>
+          <w:b w:val="false"/>
+          <w:bCs w:val="false"/>
+          <w:i/>
+          <w:iCs/>
+        </w:rPr>
+        <w:t xml:space="preserve">not</w:t>
+      </w:r>
+      <w:r>
+        <w:rPr>
+          <w:b w:val="false"/>
+          <w:bCs w:val="false"/>
+          <w:i w:val="false"/>
+          <w:iCs w:val="false"/>
+        </w:rPr>
+        <w:t xml:space="preserve"> part of the application. They occupy a </w:t>
+      </w:r>
+      <w:r>
+        <w:rPr>
+          <w:b/>
+          <w:bCs/>
+          <w:i w:val="false"/>
+          <w:iCs w:val="false"/>
+        </w:rPr>
+        <w:t xml:space="preserve">detector image store</w:t>
+      </w:r>
+      <w:r>
+        <w:rPr>
+          <w:b w:val="false"/>
+          <w:bCs w:val="false"/>
+          <w:i w:val="false"/>
+          <w:iCs w:val="false"/>
+        </w:rPr>
+        <w:t xml:space="preserve"> in ROM at a fixed address (</w:t>
       </w:r>
       <w:r>
         <w:rPr>
@@ -7844,16 +8061,34 @@
           <w:szCs w:val="19"/>
           <w:shd w:fill="F2F2F2" w:val="clear"/>
         </w:rPr>
-        <w:t xml:space="preserve">scenes.c</w:t>
-      </w:r>
-      <w:r>
-        <w:rPr>
-          <w:b w:val="false"/>
-          <w:bCs w:val="false"/>
-          <w:i w:val="false"/>
-          <w:iCs w:val="false"/>
-        </w:rPr>
-        <w:t xml:space="preserve">, generated deterministically by </w:t>
+        <w:t xml:space="preserve">0x0002_4000</w:t>
+      </w:r>
+      <w:r>
+        <w:rPr>
+          <w:b w:val="false"/>
+          <w:bCs w:val="false"/>
+          <w:i w:val="false"/>
+          <w:iCs w:val="false"/>
+        </w:rPr>
+        <w:t xml:space="preserve">) deliberately placed </w:t>
+      </w:r>
+      <w:r>
+        <w:rPr>
+          <w:b/>
+          <w:bCs/>
+          <w:i w:val="false"/>
+          <w:iCs w:val="false"/>
+        </w:rPr>
+        <w:t xml:space="preserve">outside the golden application image</w:t>
+      </w:r>
+      <w:r>
+        <w:rPr>
+          <w:b w:val="false"/>
+          <w:bCs w:val="false"/>
+          <w:i w:val="false"/>
+          <w:iCs w:val="false"/>
+        </w:rPr>
+        <w:t xml:space="preserve">, and the app reaches them through </w:t>
       </w:r>
       <w:r>
         <w:rPr>
@@ -7866,16 +8101,38 @@
           <w:szCs w:val="19"/>
           <w:shd w:fill="F2F2F2" w:val="clear"/>
         </w:rPr>
-        <w:t xml:space="preserve">tools/gen_scenes.py</w:t>
-      </w:r>
-      <w:r>
-        <w:rPr>
-          <w:b w:val="false"/>
-          <w:bCs w:val="false"/>
-          <w:i w:val="false"/>
-          <w:iCs w:val="false"/>
-        </w:rPr>
-        <w:t xml:space="preserve">): a survey star field, a calibration star with diffraction spikes, a comet with coma and tail, and a cratered outer-belt body. The camera reads that scene, runs it through the pipeline below, and </w:t>
+        <w:t xml:space="preserve">SCENE_AT(i)</w:t>
+      </w:r>
+      <w:r>
+        <w:rPr>
+          <w:b w:val="false"/>
+          <w:bCs w:val="false"/>
+          <w:i w:val="false"/>
+          <w:iCs w:val="false"/>
+        </w:rPr>
+        <w:t xml:space="preserve">. The player receives </w:t>
+      </w:r>
+      <w:r>
+        <w:rPr>
+          <w:rFonts w:ascii="Consolas" w:cs="Consolas" w:eastAsia="Consolas" w:hAnsi="Consolas"/>
+          <w:b w:val="false"/>
+          <w:bCs w:val="false"/>
+          <w:i w:val="false"/>
+          <w:iCs w:val="false"/>
+          <w:sz w:val="19"/>
+          <w:szCs w:val="19"/>
+          <w:shd w:fill="F2F2F2" w:val="clear"/>
+        </w:rPr>
+        <w:t xml:space="preserve">probe_app.bin</w:t>
+      </w:r>
+      <w:r>
+        <w:rPr>
+          <w:b w:val="false"/>
+          <w:bCs w:val="false"/>
+          <w:i w:val="false"/>
+          <w:iCs w:val="false"/>
+        </w:rPr>
+        <w:t xml:space="preserve">, which therefore contains </w:t>
       </w:r>
       <w:r>
         <w:rPr>
@@ -7884,16 +8141,640 @@
           <w:i w:val="false"/>
           <w:iCs w:val="false"/>
         </w:rPr>
-        <w:t xml:space="preserve">writes the result into the frame buffer</w:t>
-      </w:r>
-      <w:r>
-        <w:rPr>
-          <w:b w:val="false"/>
-          <w:bCs w:val="false"/>
-          <w:i w:val="false"/>
-          <w:iCs w:val="false"/>
-        </w:rPr>
-        <w:t xml:space="preserve"> — which is what the ground downlinks.</w:t>
+        <w:t xml:space="preserve">no pixels at all</w:t>
+      </w:r>
+      <w:r>
+        <w:rPr>
+          <w:b w:val="false"/>
+          <w:bCs w:val="false"/>
+          <w:i w:val="false"/>
+          <w:iCs w:val="false"/>
+        </w:rPr>
+        <w:t xml:space="preserve"> — only the code that reads an address. Verified by the build: moving the scenes cut the player binary from 21,532 to 5,191 bytes, and a byte-search for scene data in it fails.</w:t>
+      </w:r>
+    </w:p>
+    <w:p>
+      <w:pPr>
+        <w:spacing w:after="130" w:line="270"/>
+      </w:pPr>
+      <w:r>
+        <w:rPr>
+          <w:b w:val="false"/>
+          <w:bCs w:val="false"/>
+          <w:i w:val="false"/>
+          <w:iCs w:val="false"/>
+        </w:rPr>
+        <w:t xml:space="preserve">A player can still obtain the source, but only by earning it: find the store address in the disassembly and </w:t>
+      </w:r>
+      <w:r>
+        <w:rPr>
+          <w:rFonts w:ascii="Consolas" w:cs="Consolas" w:eastAsia="Consolas" w:hAnsi="Consolas"/>
+          <w:b w:val="false"/>
+          <w:bCs w:val="false"/>
+          <w:i w:val="false"/>
+          <w:iCs w:val="false"/>
+          <w:sz w:val="19"/>
+          <w:szCs w:val="19"/>
+          <w:shd w:fill="F2F2F2" w:val="clear"/>
+        </w:rPr>
+        <w:t xml:space="preserve">PEEK</w:t>
+      </w:r>
+      <w:r>
+        <w:rPr>
+          <w:b w:val="false"/>
+          <w:bCs w:val="false"/>
+          <w:i w:val="false"/>
+          <w:iCs w:val="false"/>
+        </w:rPr>
+        <w:t xml:space="preserve">-dump ROM at 64 bytes per command (64 commands per scene, against the uplink budget). That is a legitimate and expensive act of reverse engineering, which is the right way to discover an easter egg. If a scenario wants the source strictly unreachable, the command interpreter's </w:t>
+      </w:r>
+      <w:r>
+        <w:rPr>
+          <w:rFonts w:ascii="Consolas" w:cs="Consolas" w:eastAsia="Consolas" w:hAnsi="Consolas"/>
+          <w:b w:val="false"/>
+          <w:bCs w:val="false"/>
+          <w:i w:val="false"/>
+          <w:iCs w:val="false"/>
+          <w:sz w:val="19"/>
+          <w:szCs w:val="19"/>
+          <w:shd w:fill="F2F2F2" w:val="clear"/>
+        </w:rPr>
+        <w:t xml:space="preserve">readable()</w:t>
+      </w:r>
+      <w:r>
+        <w:rPr>
+          <w:b w:val="false"/>
+          <w:bCs w:val="false"/>
+          <w:i w:val="false"/>
+          <w:iCs w:val="false"/>
+        </w:rPr>
+        <w:t xml:space="preserve"> window can exclude the store — and in the Renode harness tier (§6) the detector becomes a scripted peripheral, so the imagery never exists in the firmware at all and authors can swap it without rebuilding.</w:t>
+      </w:r>
+    </w:p>
+    <w:tbl>
+      <w:tblPr>
+        <w:tblW w:type="dxa" w:w="9360"/>
+        <w:tblBorders>
+          <w:top w:val="single" w:color="auto" w:sz="4"/>
+          <w:left w:val="single" w:color="auto" w:sz="4"/>
+          <w:bottom w:val="single" w:color="auto" w:sz="4"/>
+          <w:right w:val="single" w:color="auto" w:sz="4"/>
+          <w:insideH w:val="single" w:color="auto" w:sz="4"/>
+          <w:insideV w:val="single" w:color="auto" w:sz="4"/>
+        </w:tblBorders>
+      </w:tblPr>
+      <w:tblGrid>
+        <w:gridCol w:w="1050"/>
+        <w:gridCol w:w="4044"/>
+        <w:gridCol w:w="4266"/>
+      </w:tblGrid>
+      <w:tr>
+        <w:trPr>
+          <w:tblHeader/>
+        </w:trPr>
+        <w:tc>
+          <w:tcPr>
+            <w:tcW w:type="dxa" w:w="1050"/>
+            <w:shd w:fill="D9E2F3" w:val="clear"/>
+            <w:tcMar>
+              <w:top w:type="dxa" w:w="55"/>
+              <w:left w:type="dxa" w:w="90"/>
+              <w:bottom w:type="dxa" w:w="55"/>
+              <w:right w:type="dxa" w:w="90"/>
+            </w:tcMar>
+          </w:tcPr>
+          <w:p>
+            <w:pPr>
+              <w:spacing w:after="0" w:line="240"/>
+            </w:pPr>
+            <w:r>
+              <w:rPr>
+                <w:b/>
+                <w:bCs/>
+                <w:sz w:val="19"/>
+                <w:szCs w:val="19"/>
+              </w:rPr>
+              <w:t xml:space="preserve">Scene</w:t>
+            </w:r>
+          </w:p>
+        </w:tc>
+        <w:tc>
+          <w:tcPr>
+            <w:tcW w:type="dxa" w:w="4044"/>
+            <w:shd w:fill="D9E2F3" w:val="clear"/>
+            <w:tcMar>
+              <w:top w:type="dxa" w:w="55"/>
+              <w:left w:type="dxa" w:w="90"/>
+              <w:bottom w:type="dxa" w:w="55"/>
+              <w:right w:type="dxa" w:w="90"/>
+            </w:tcMar>
+          </w:tcPr>
+          <w:p>
+            <w:pPr>
+              <w:spacing w:after="0" w:line="240"/>
+            </w:pPr>
+            <w:r>
+              <w:rPr>
+                <w:b/>
+                <w:bCs/>
+                <w:sz w:val="19"/>
+                <w:szCs w:val="19"/>
+              </w:rPr>
+              <w:t xml:space="preserve">Subject</w:t>
+            </w:r>
+          </w:p>
+        </w:tc>
+        <w:tc>
+          <w:tcPr>
+            <w:tcW w:type="dxa" w:w="4266"/>
+            <w:shd w:fill="D9E2F3" w:val="clear"/>
+            <w:tcMar>
+              <w:top w:type="dxa" w:w="55"/>
+              <w:left w:type="dxa" w:w="90"/>
+              <w:bottom w:type="dxa" w:w="55"/>
+              <w:right w:type="dxa" w:w="90"/>
+            </w:tcMar>
+          </w:tcPr>
+          <w:p>
+            <w:pPr>
+              <w:spacing w:after="0" w:line="240"/>
+            </w:pPr>
+            <w:r>
+              <w:rPr>
+                <w:b/>
+                <w:bCs/>
+                <w:sz w:val="19"/>
+                <w:szCs w:val="19"/>
+              </w:rPr>
+              <w:t xml:space="preserve">Origin</w:t>
+            </w:r>
+          </w:p>
+        </w:tc>
+      </w:tr>
+      <w:tr>
+        <w:tc>
+          <w:tcPr>
+            <w:tcW w:type="dxa" w:w="1050"/>
+            <w:tcMar>
+              <w:top w:type="dxa" w:w="55"/>
+              <w:left w:type="dxa" w:w="90"/>
+              <w:bottom w:type="dxa" w:w="55"/>
+              <w:right w:type="dxa" w:w="90"/>
+            </w:tcMar>
+          </w:tcPr>
+          <w:p>
+            <w:pPr>
+              <w:spacing w:after="0" w:line="240"/>
+            </w:pPr>
+            <w:r>
+              <w:rPr>
+                <w:b w:val="false"/>
+                <w:bCs w:val="false"/>
+                <w:i w:val="false"/>
+                <w:iCs w:val="false"/>
+              </w:rPr>
+              <w:t xml:space="preserve">0</w:t>
+            </w:r>
+          </w:p>
+        </w:tc>
+        <w:tc>
+          <w:tcPr>
+            <w:tcW w:type="dxa" w:w="4044"/>
+            <w:tcMar>
+              <w:top w:type="dxa" w:w="55"/>
+              <w:left w:type="dxa" w:w="90"/>
+              <w:bottom w:type="dxa" w:w="55"/>
+              <w:right w:type="dxa" w:w="90"/>
+            </w:tcMar>
+          </w:tcPr>
+          <w:p>
+            <w:pPr>
+              <w:spacing w:after="0" w:line="240"/>
+            </w:pPr>
+            <w:r>
+              <w:rPr>
+                <w:b w:val="false"/>
+                <w:bCs w:val="false"/>
+                <w:i w:val="false"/>
+                <w:iCs w:val="false"/>
+              </w:rPr>
+              <w:t xml:space="preserve">Survey field K-25</w:t>
+            </w:r>
+          </w:p>
+        </w:tc>
+        <w:tc>
+          <w:tcPr>
+            <w:tcW w:type="dxa" w:w="4266"/>
+            <w:tcMar>
+              <w:top w:type="dxa" w:w="55"/>
+              <w:left w:type="dxa" w:w="90"/>
+              <w:bottom w:type="dxa" w:w="55"/>
+              <w:right w:type="dxa" w:w="90"/>
+            </w:tcMar>
+          </w:tcPr>
+          <w:p>
+            <w:pPr>
+              <w:spacing w:after="0" w:line="240"/>
+            </w:pPr>
+            <w:r>
+              <w:rPr>
+                <w:b w:val="false"/>
+                <w:bCs w:val="false"/>
+                <w:i w:val="false"/>
+                <w:iCs w:val="false"/>
+              </w:rPr>
+              <w:t xml:space="preserve">procedural star field</w:t>
+            </w:r>
+          </w:p>
+        </w:tc>
+      </w:tr>
+      <w:tr>
+        <w:tc>
+          <w:tcPr>
+            <w:tcW w:type="dxa" w:w="1050"/>
+            <w:tcMar>
+              <w:top w:type="dxa" w:w="55"/>
+              <w:left w:type="dxa" w:w="90"/>
+              <w:bottom w:type="dxa" w:w="55"/>
+              <w:right w:type="dxa" w:w="90"/>
+            </w:tcMar>
+          </w:tcPr>
+          <w:p>
+            <w:pPr>
+              <w:spacing w:after="0" w:line="240"/>
+            </w:pPr>
+            <w:r>
+              <w:rPr>
+                <w:b w:val="false"/>
+                <w:bCs w:val="false"/>
+                <w:i w:val="false"/>
+                <w:iCs w:val="false"/>
+              </w:rPr>
+              <w:t xml:space="preserve">1</w:t>
+            </w:r>
+          </w:p>
+        </w:tc>
+        <w:tc>
+          <w:tcPr>
+            <w:tcW w:type="dxa" w:w="4044"/>
+            <w:tcMar>
+              <w:top w:type="dxa" w:w="55"/>
+              <w:left w:type="dxa" w:w="90"/>
+              <w:bottom w:type="dxa" w:w="55"/>
+              <w:right w:type="dxa" w:w="90"/>
+            </w:tcMar>
+          </w:tcPr>
+          <w:p>
+            <w:pPr>
+              <w:spacing w:after="0" w:line="240"/>
+            </w:pPr>
+            <w:r>
+              <w:rPr>
+                <w:b w:val="false"/>
+                <w:bCs w:val="false"/>
+                <w:i w:val="false"/>
+                <w:iCs w:val="false"/>
+              </w:rPr>
+              <w:t xml:space="preserve">1 Ceres, Occator bright spots</w:t>
+            </w:r>
+          </w:p>
+        </w:tc>
+        <w:tc>
+          <w:tcPr>
+            <w:tcW w:type="dxa" w:w="4266"/>
+            <w:tcMar>
+              <w:top w:type="dxa" w:w="55"/>
+              <w:left w:type="dxa" w:w="90"/>
+              <w:bottom w:type="dxa" w:w="55"/>
+              <w:right w:type="dxa" w:w="90"/>
+            </w:tcMar>
+          </w:tcPr>
+          <w:p>
+            <w:pPr>
+              <w:spacing w:after="0" w:line="240"/>
+            </w:pPr>
+            <w:r>
+              <w:rPr>
+                <w:b w:val="false"/>
+                <w:bCs w:val="false"/>
+                <w:i w:val="false"/>
+                <w:iCs w:val="false"/>
+              </w:rPr>
+              <w:t xml:space="preserve">NASA/JPL-Caltech (Dawn), public domain</w:t>
+            </w:r>
+          </w:p>
+        </w:tc>
+      </w:tr>
+      <w:tr>
+        <w:tc>
+          <w:tcPr>
+            <w:tcW w:type="dxa" w:w="1050"/>
+            <w:tcMar>
+              <w:top w:type="dxa" w:w="55"/>
+              <w:left w:type="dxa" w:w="90"/>
+              <w:bottom w:type="dxa" w:w="55"/>
+              <w:right w:type="dxa" w:w="90"/>
+            </w:tcMar>
+          </w:tcPr>
+          <w:p>
+            <w:pPr>
+              <w:spacing w:after="0" w:line="240"/>
+            </w:pPr>
+            <w:r>
+              <w:rPr>
+                <w:b w:val="false"/>
+                <w:bCs w:val="false"/>
+                <w:i w:val="false"/>
+                <w:iCs w:val="false"/>
+              </w:rPr>
+              <w:t xml:space="preserve">2</w:t>
+            </w:r>
+          </w:p>
+        </w:tc>
+        <w:tc>
+          <w:tcPr>
+            <w:tcW w:type="dxa" w:w="4044"/>
+            <w:tcMar>
+              <w:top w:type="dxa" w:w="55"/>
+              <w:left w:type="dxa" w:w="90"/>
+              <w:bottom w:type="dxa" w:w="55"/>
+              <w:right w:type="dxa" w:w="90"/>
+            </w:tcMar>
+          </w:tcPr>
+          <w:p>
+            <w:pPr>
+              <w:spacing w:after="0" w:line="240"/>
+            </w:pPr>
+            <w:r>
+              <w:rPr>
+                <w:b w:val="false"/>
+                <w:bCs w:val="false"/>
+                <w:i w:val="false"/>
+                <w:iCs w:val="false"/>
+              </w:rPr>
+              <w:t xml:space="preserve">Saturn north polar vortex and rings</w:t>
+            </w:r>
+          </w:p>
+        </w:tc>
+        <w:tc>
+          <w:tcPr>
+            <w:tcW w:type="dxa" w:w="4266"/>
+            <w:tcMar>
+              <w:top w:type="dxa" w:w="55"/>
+              <w:left w:type="dxa" w:w="90"/>
+              <w:bottom w:type="dxa" w:w="55"/>
+              <w:right w:type="dxa" w:w="90"/>
+            </w:tcMar>
+          </w:tcPr>
+          <w:p>
+            <w:pPr>
+              <w:spacing w:after="0" w:line="240"/>
+            </w:pPr>
+            <w:r>
+              <w:rPr>
+                <w:b w:val="false"/>
+                <w:bCs w:val="false"/>
+                <w:i w:val="false"/>
+                <w:iCs w:val="false"/>
+              </w:rPr>
+              <w:t xml:space="preserve">NASA/JPL-Caltech (Cassini), public domain</w:t>
+            </w:r>
+          </w:p>
+        </w:tc>
+      </w:tr>
+      <w:tr>
+        <w:tc>
+          <w:tcPr>
+            <w:tcW w:type="dxa" w:w="1050"/>
+            <w:tcMar>
+              <w:top w:type="dxa" w:w="55"/>
+              <w:left w:type="dxa" w:w="90"/>
+              <w:bottom w:type="dxa" w:w="55"/>
+              <w:right w:type="dxa" w:w="90"/>
+            </w:tcMar>
+          </w:tcPr>
+          <w:p>
+            <w:pPr>
+              <w:spacing w:after="0" w:line="240"/>
+            </w:pPr>
+            <w:r>
+              <w:rPr>
+                <w:b w:val="false"/>
+                <w:bCs w:val="false"/>
+                <w:i w:val="false"/>
+                <w:iCs w:val="false"/>
+              </w:rPr>
+              <w:t xml:space="preserve">3</w:t>
+            </w:r>
+          </w:p>
+        </w:tc>
+        <w:tc>
+          <w:tcPr>
+            <w:tcW w:type="dxa" w:w="4044"/>
+            <w:tcMar>
+              <w:top w:type="dxa" w:w="55"/>
+              <w:left w:type="dxa" w:w="90"/>
+              <w:bottom w:type="dxa" w:w="55"/>
+              <w:right w:type="dxa" w:w="90"/>
+            </w:tcMar>
+          </w:tcPr>
+          <w:p>
+            <w:pPr>
+              <w:spacing w:after="0" w:line="240"/>
+            </w:pPr>
+            <w:r>
+              <w:rPr>
+                <w:b w:val="false"/>
+                <w:bCs w:val="false"/>
+                <w:i w:val="false"/>
+                <w:iCs w:val="false"/>
+              </w:rPr>
+              <w:t xml:space="preserve">Mimas — </w:t>
+            </w:r>
+            <w:r>
+              <w:rPr>
+                <w:b/>
+                <w:bCs/>
+                <w:i w:val="false"/>
+                <w:iCs w:val="false"/>
+              </w:rPr>
+              <w:t xml:space="preserve">easter egg</w:t>
+            </w:r>
+          </w:p>
+        </w:tc>
+        <w:tc>
+          <w:tcPr>
+            <w:tcW w:type="dxa" w:w="4266"/>
+            <w:tcMar>
+              <w:top w:type="dxa" w:w="55"/>
+              <w:left w:type="dxa" w:w="90"/>
+              <w:bottom w:type="dxa" w:w="55"/>
+              <w:right w:type="dxa" w:w="90"/>
+            </w:tcMar>
+          </w:tcPr>
+          <w:p>
+            <w:pPr>
+              <w:spacing w:after="0" w:line="240"/>
+            </w:pPr>
+            <w:r>
+              <w:rPr>
+                <w:b w:val="false"/>
+                <w:bCs w:val="false"/>
+                <w:i w:val="false"/>
+                <w:iCs w:val="false"/>
+              </w:rPr>
+              <w:t xml:space="preserve">procedural</w:t>
+            </w:r>
+          </w:p>
+        </w:tc>
+      </w:tr>
+    </w:tbl>
+    <w:p>
+      <w:pPr>
+        <w:spacing w:after="120"/>
+      </w:pPr>
+    </w:p>
+    <w:p>
+      <w:pPr>
+        <w:spacing w:after="130" w:line="270"/>
+      </w:pPr>
+      <w:r>
+        <w:rPr>
+          <w:b/>
+          <w:bCs/>
+          <w:i w:val="false"/>
+          <w:iCs w:val="false"/>
+        </w:rPr>
+        <w:t xml:space="preserve">The easter egg.</w:t>
+      </w:r>
+      <w:r>
+        <w:rPr>
+          <w:b w:val="false"/>
+          <w:bCs w:val="false"/>
+          <w:i w:val="false"/>
+          <w:iCs w:val="false"/>
+        </w:rPr>
+        <w:t xml:space="preserve"> Scene 3 is </w:t>
+      </w:r>
+      <w:r>
+        <w:rPr>
+          <w:b w:val="false"/>
+          <w:bCs w:val="false"/>
+          <w:i/>
+          <w:iCs/>
+        </w:rPr>
+        <w:t xml:space="preserve">not referenced by any catalog entry</w:t>
+      </w:r>
+      <w:r>
+        <w:rPr>
+          <w:b w:val="false"/>
+          <w:bCs w:val="false"/>
+          <w:i w:val="false"/>
+          <w:iCs w:val="false"/>
+        </w:rPr>
+        <w:t xml:space="preserve">, so it cannot be commanded. Roughly </w:t>
+      </w:r>
+      <w:r>
+        <w:rPr>
+          <w:b/>
+          <w:bCs/>
+          <w:i w:val="false"/>
+          <w:iCs w:val="false"/>
+        </w:rPr>
+        <w:t xml:space="preserve">1 capture in 100</w:t>
+      </w:r>
+      <w:r>
+        <w:rPr>
+          <w:b w:val="false"/>
+          <w:bCs w:val="false"/>
+          <w:i w:val="false"/>
+          <w:iCs w:val="false"/>
+        </w:rPr>
+        <w:t xml:space="preserve"> returns it instead of the commanded target: Mimas, the Saturnian moon whose 130 km Herschel crater gives it a famously Death-Star-like silhouette. The roll is advanced per capture from a fixed seed rather than from the clock, so it is </w:t>
+      </w:r>
+      <w:r>
+        <w:rPr>
+          <w:b/>
+          <w:bCs/>
+          <w:i w:val="false"/>
+          <w:iCs w:val="false"/>
+        </w:rPr>
+        <w:t xml:space="preserve">replay-deterministic</w:t>
+      </w:r>
+      <w:r>
+        <w:rPr>
+          <w:b w:val="false"/>
+          <w:bCs w:val="false"/>
+          <w:i w:val="false"/>
+          <w:iCs w:val="false"/>
+        </w:rPr>
+        <w:t xml:space="preserve"> — essential, because the platform's saves are command-log replays (charter R15.1) and a truly random egg would make a replayed log diverge. </w:t>
+      </w:r>
+      <w:r>
+        <w:rPr>
+          <w:rFonts w:ascii="Consolas" w:cs="Consolas" w:eastAsia="Consolas" w:hAnsi="Consolas"/>
+          <w:b w:val="false"/>
+          <w:bCs w:val="false"/>
+          <w:i w:val="false"/>
+          <w:iCs w:val="false"/>
+          <w:sz w:val="19"/>
+          <w:szCs w:val="19"/>
+          <w:shd w:fill="F2F2F2" w:val="clear"/>
+        </w:rPr>
+        <w:t xml:space="preserve">g_cam_egg_pct</w:t>
+      </w:r>
+      <w:r>
+        <w:rPr>
+          <w:b w:val="false"/>
+          <w:bCs w:val="false"/>
+          <w:i w:val="false"/>
+          <w:iCs w:val="false"/>
+        </w:rPr>
+        <w:t xml:space="preserve"> controls the rate: </w:t>
+      </w:r>
+      <w:r>
+        <w:rPr>
+          <w:rFonts w:ascii="Consolas" w:cs="Consolas" w:eastAsia="Consolas" w:hAnsi="Consolas"/>
+          <w:b w:val="false"/>
+          <w:bCs w:val="false"/>
+          <w:i w:val="false"/>
+          <w:iCs w:val="false"/>
+          <w:sz w:val="19"/>
+          <w:szCs w:val="19"/>
+          <w:shd w:fill="F2F2F2" w:val="clear"/>
+        </w:rPr>
+        <w:t xml:space="preserve">0</w:t>
+      </w:r>
+      <w:r>
+        <w:rPr>
+          <w:b w:val="false"/>
+          <w:bCs w:val="false"/>
+          <w:i w:val="false"/>
+          <w:iCs w:val="false"/>
+        </w:rPr>
+        <w:t xml:space="preserve"> disables it, </w:t>
+      </w:r>
+      <w:r>
+        <w:rPr>
+          <w:rFonts w:ascii="Consolas" w:cs="Consolas" w:eastAsia="Consolas" w:hAnsi="Consolas"/>
+          <w:b w:val="false"/>
+          <w:bCs w:val="false"/>
+          <w:i w:val="false"/>
+          <w:iCs w:val="false"/>
+          <w:sz w:val="19"/>
+          <w:szCs w:val="19"/>
+          <w:shd w:fill="F2F2F2" w:val="clear"/>
+        </w:rPr>
+        <w:t xml:space="preserve">100</w:t>
+      </w:r>
+      <w:r>
+        <w:rPr>
+          <w:b w:val="false"/>
+          <w:bCs w:val="false"/>
+          <w:i w:val="false"/>
+          <w:iCs w:val="false"/>
+        </w:rPr>
+        <w:t xml:space="preserve"> forces it, which is how the regression test verifies the scene exists.</w:t>
       </w:r>
     </w:p>
     <w:p>

--- a/docs/Firmware_Spec.docx
+++ b/docs/Firmware_Spec.docx
@@ -8225,8 +8225,8 @@
       </w:tblPr>
       <w:tblGrid>
         <w:gridCol w:w="1050"/>
-        <w:gridCol w:w="4044"/>
-        <w:gridCol w:w="4266"/>
+        <w:gridCol w:w="4295"/>
+        <w:gridCol w:w="4015"/>
       </w:tblGrid>
       <w:tr>
         <w:trPr>
@@ -8260,7 +8260,7 @@
         </w:tc>
         <w:tc>
           <w:tcPr>
-            <w:tcW w:type="dxa" w:w="4044"/>
+            <w:tcW w:type="dxa" w:w="4295"/>
             <w:shd w:fill="D9E2F3" w:val="clear"/>
             <w:tcMar>
               <w:top w:type="dxa" w:w="55"/>
@@ -8286,7 +8286,7 @@
         </w:tc>
         <w:tc>
           <w:tcPr>
-            <w:tcW w:type="dxa" w:w="4266"/>
+            <w:tcW w:type="dxa" w:w="4015"/>
             <w:shd w:fill="D9E2F3" w:val="clear"/>
             <w:tcMar>
               <w:top w:type="dxa" w:w="55"/>
@@ -8339,7 +8339,7 @@
         </w:tc>
         <w:tc>
           <w:tcPr>
-            <w:tcW w:type="dxa" w:w="4044"/>
+            <w:tcW w:type="dxa" w:w="4295"/>
             <w:tcMar>
               <w:top w:type="dxa" w:w="55"/>
               <w:left w:type="dxa" w:w="90"/>
@@ -8364,7 +8364,7 @@
         </w:tc>
         <w:tc>
           <w:tcPr>
-            <w:tcW w:type="dxa" w:w="4266"/>
+            <w:tcW w:type="dxa" w:w="4015"/>
             <w:tcMar>
               <w:top w:type="dxa" w:w="55"/>
               <w:left w:type="dxa" w:w="90"/>
@@ -8416,7 +8416,7 @@
         </w:tc>
         <w:tc>
           <w:tcPr>
-            <w:tcW w:type="dxa" w:w="4044"/>
+            <w:tcW w:type="dxa" w:w="4295"/>
             <w:tcMar>
               <w:top w:type="dxa" w:w="55"/>
               <w:left w:type="dxa" w:w="90"/>
@@ -8441,7 +8441,7 @@
         </w:tc>
         <w:tc>
           <w:tcPr>
-            <w:tcW w:type="dxa" w:w="4266"/>
+            <w:tcW w:type="dxa" w:w="4015"/>
             <w:tcMar>
               <w:top w:type="dxa" w:w="55"/>
               <w:left w:type="dxa" w:w="90"/>
@@ -8493,7 +8493,7 @@
         </w:tc>
         <w:tc>
           <w:tcPr>
-            <w:tcW w:type="dxa" w:w="4044"/>
+            <w:tcW w:type="dxa" w:w="4295"/>
             <w:tcMar>
               <w:top w:type="dxa" w:w="55"/>
               <w:left w:type="dxa" w:w="90"/>
@@ -8518,7 +8518,7 @@
         </w:tc>
         <w:tc>
           <w:tcPr>
-            <w:tcW w:type="dxa" w:w="4266"/>
+            <w:tcW w:type="dxa" w:w="4015"/>
             <w:tcMar>
               <w:top w:type="dxa" w:w="55"/>
               <w:left w:type="dxa" w:w="90"/>
@@ -8570,26 +8570,26 @@
         </w:tc>
         <w:tc>
           <w:tcPr>
-            <w:tcW w:type="dxa" w:w="4044"/>
-            <w:tcMar>
-              <w:top w:type="dxa" w:w="55"/>
-              <w:left w:type="dxa" w:w="90"/>
-              <w:bottom w:type="dxa" w:w="55"/>
-              <w:right w:type="dxa" w:w="90"/>
-            </w:tcMar>
-          </w:tcPr>
-          <w:p>
-            <w:pPr>
-              <w:spacing w:after="0" w:line="240"/>
-            </w:pPr>
-            <w:r>
-              <w:rPr>
-                <w:b w:val="false"/>
-                <w:bCs w:val="false"/>
-                <w:i w:val="false"/>
-                <w:iCs w:val="false"/>
-              </w:rPr>
-              <w:t xml:space="preserve">Mimas — </w:t>
+            <w:tcW w:type="dxa" w:w="4295"/>
+            <w:tcMar>
+              <w:top w:type="dxa" w:w="55"/>
+              <w:left w:type="dxa" w:w="90"/>
+              <w:bottom w:type="dxa" w:w="55"/>
+              <w:right w:type="dxa" w:w="90"/>
+            </w:tcMar>
+          </w:tcPr>
+          <w:p>
+            <w:pPr>
+              <w:spacing w:after="0" w:line="240"/>
+            </w:pPr>
+            <w:r>
+              <w:rPr>
+                <w:b w:val="false"/>
+                <w:bCs w:val="false"/>
+                <w:i w:val="false"/>
+                <w:iCs w:val="false"/>
+              </w:rPr>
+              <w:t xml:space="preserve">Mimas, Herschel crater — </w:t>
             </w:r>
             <w:r>
               <w:rPr>
@@ -8604,26 +8604,26 @@
         </w:tc>
         <w:tc>
           <w:tcPr>
-            <w:tcW w:type="dxa" w:w="4266"/>
-            <w:tcMar>
-              <w:top w:type="dxa" w:w="55"/>
-              <w:left w:type="dxa" w:w="90"/>
-              <w:bottom w:type="dxa" w:w="55"/>
-              <w:right w:type="dxa" w:w="90"/>
-            </w:tcMar>
-          </w:tcPr>
-          <w:p>
-            <w:pPr>
-              <w:spacing w:after="0" w:line="240"/>
-            </w:pPr>
-            <w:r>
-              <w:rPr>
-                <w:b w:val="false"/>
-                <w:bCs w:val="false"/>
-                <w:i w:val="false"/>
-                <w:iCs w:val="false"/>
-              </w:rPr>
-              <w:t xml:space="preserve">procedural</w:t>
+            <w:tcW w:type="dxa" w:w="4015"/>
+            <w:tcMar>
+              <w:top w:type="dxa" w:w="55"/>
+              <w:left w:type="dxa" w:w="90"/>
+              <w:bottom w:type="dxa" w:w="55"/>
+              <w:right w:type="dxa" w:w="90"/>
+            </w:tcMar>
+          </w:tcPr>
+          <w:p>
+            <w:pPr>
+              <w:spacing w:after="0" w:line="240"/>
+            </w:pPr>
+            <w:r>
+              <w:rPr>
+                <w:b w:val="false"/>
+                <w:bCs w:val="false"/>
+                <w:i w:val="false"/>
+                <w:iCs w:val="false"/>
+              </w:rPr>
+              <w:t xml:space="preserve">NASA/JPL-Caltech (Cassini), public domain</w:t>
             </w:r>
           </w:p>
         </w:tc>
@@ -8690,7 +8690,7 @@
           <w:i w:val="false"/>
           <w:iCs w:val="false"/>
         </w:rPr>
-        <w:t xml:space="preserve"> returns it instead of the commanded target: Mimas, the Saturnian moon whose 130 km Herschel crater gives it a famously Death-Star-like silhouette. The roll is advanced per capture from a fixed seed rather than from the clock, so it is </w:t>
+        <w:t xml:space="preserve"> returns it instead of the commanded target: a Cassini image of Mimas, the Saturnian moon whose 130 km Herschel crater gives it a famously Death-Star-like silhouette. The roll is advanced per capture from a fixed seed rather than from the clock, so it is </w:t>
       </w:r>
       <w:r>
         <w:rPr>

--- a/docs/Firmware_Spec.docx
+++ b/docs/Firmware_Spec.docx
@@ -185,7 +185,7 @@
                 <w:i w:val="false"/>
                 <w:iCs w:val="false"/>
               </w:rPr>
-              <w:t xml:space="preserve">0.6 (Draft for sponsor review — scenes moved to a ROM detector store; easter egg)</w:t>
+              <w:t xml:space="preserve">0.7 (Draft — gated DUMP; HK documented; §15 worked through)</w:t>
             </w:r>
           </w:p>
         </w:tc>
@@ -12222,9 +12222,9 @@
       </w:tblPr>
       <w:tblGrid>
         <w:gridCol w:w="1050"/>
-        <w:gridCol w:w="1359"/>
-        <w:gridCol w:w="5290"/>
-        <w:gridCol w:w="1661"/>
+        <w:gridCol w:w="1162"/>
+        <w:gridCol w:w="5018"/>
+        <w:gridCol w:w="2130"/>
       </w:tblGrid>
       <w:tr>
         <w:trPr>
@@ -12258,7 +12258,7 @@
         </w:tc>
         <w:tc>
           <w:tcPr>
-            <w:tcW w:type="dxa" w:w="1359"/>
+            <w:tcW w:type="dxa" w:w="1162"/>
             <w:shd w:fill="D9E2F3" w:val="clear"/>
             <w:tcMar>
               <w:top w:type="dxa" w:w="55"/>
@@ -12284,7 +12284,7 @@
         </w:tc>
         <w:tc>
           <w:tcPr>
-            <w:tcW w:type="dxa" w:w="5290"/>
+            <w:tcW w:type="dxa" w:w="5018"/>
             <w:shd w:fill="D9E2F3" w:val="clear"/>
             <w:tcMar>
               <w:top w:type="dxa" w:w="55"/>
@@ -12310,7 +12310,7 @@
         </w:tc>
         <w:tc>
           <w:tcPr>
-            <w:tcW w:type="dxa" w:w="1661"/>
+            <w:tcW w:type="dxa" w:w="2130"/>
             <w:shd w:fill="D9E2F3" w:val="clear"/>
             <w:tcMar>
               <w:top w:type="dxa" w:w="55"/>
@@ -12367,7 +12367,7 @@
         </w:tc>
         <w:tc>
           <w:tcPr>
-            <w:tcW w:type="dxa" w:w="1359"/>
+            <w:tcW w:type="dxa" w:w="1162"/>
             <w:tcMar>
               <w:top w:type="dxa" w:w="55"/>
               <w:left w:type="dxa" w:w="90"/>
@@ -12392,7 +12392,7 @@
         </w:tc>
         <w:tc>
           <w:tcPr>
-            <w:tcW w:type="dxa" w:w="5290"/>
+            <w:tcW w:type="dxa" w:w="5018"/>
             <w:tcMar>
               <w:top w:type="dxa" w:w="55"/>
               <w:left w:type="dxa" w:w="90"/>
@@ -12417,7 +12417,7 @@
         </w:tc>
         <w:tc>
           <w:tcPr>
-            <w:tcW w:type="dxa" w:w="1661"/>
+            <w:tcW w:type="dxa" w:w="2130"/>
             <w:tcMar>
               <w:top w:type="dxa" w:w="55"/>
               <w:left w:type="dxa" w:w="90"/>
@@ -12477,7 +12477,7 @@
         </w:tc>
         <w:tc>
           <w:tcPr>
-            <w:tcW w:type="dxa" w:w="1359"/>
+            <w:tcW w:type="dxa" w:w="1162"/>
             <w:tcMar>
               <w:top w:type="dxa" w:w="55"/>
               <w:left w:type="dxa" w:w="90"/>
@@ -12502,7 +12502,7 @@
         </w:tc>
         <w:tc>
           <w:tcPr>
-            <w:tcW w:type="dxa" w:w="5290"/>
+            <w:tcW w:type="dxa" w:w="5018"/>
             <w:tcMar>
               <w:top w:type="dxa" w:w="55"/>
               <w:left w:type="dxa" w:w="90"/>
@@ -12527,7 +12527,7 @@
         </w:tc>
         <w:tc>
           <w:tcPr>
-            <w:tcW w:type="dxa" w:w="1661"/>
+            <w:tcW w:type="dxa" w:w="2130"/>
             <w:tcMar>
               <w:top w:type="dxa" w:w="55"/>
               <w:left w:type="dxa" w:w="90"/>
@@ -12587,7 +12587,7 @@
         </w:tc>
         <w:tc>
           <w:tcPr>
-            <w:tcW w:type="dxa" w:w="1359"/>
+            <w:tcW w:type="dxa" w:w="1162"/>
             <w:tcMar>
               <w:top w:type="dxa" w:w="55"/>
               <w:left w:type="dxa" w:w="90"/>
@@ -12612,7 +12612,7 @@
         </w:tc>
         <w:tc>
           <w:tcPr>
-            <w:tcW w:type="dxa" w:w="5290"/>
+            <w:tcW w:type="dxa" w:w="5018"/>
             <w:tcMar>
               <w:top w:type="dxa" w:w="55"/>
               <w:left w:type="dxa" w:w="90"/>
@@ -12637,7 +12637,7 @@
         </w:tc>
         <w:tc>
           <w:tcPr>
-            <w:tcW w:type="dxa" w:w="1661"/>
+            <w:tcW w:type="dxa" w:w="2130"/>
             <w:tcMar>
               <w:top w:type="dxa" w:w="55"/>
               <w:left w:type="dxa" w:w="90"/>
@@ -12697,7 +12697,7 @@
         </w:tc>
         <w:tc>
           <w:tcPr>
-            <w:tcW w:type="dxa" w:w="1359"/>
+            <w:tcW w:type="dxa" w:w="1162"/>
             <w:tcMar>
               <w:top w:type="dxa" w:w="55"/>
               <w:left w:type="dxa" w:w="90"/>
@@ -12722,7 +12722,7 @@
         </w:tc>
         <w:tc>
           <w:tcPr>
-            <w:tcW w:type="dxa" w:w="5290"/>
+            <w:tcW w:type="dxa" w:w="5018"/>
             <w:tcMar>
               <w:top w:type="dxa" w:w="55"/>
               <w:left w:type="dxa" w:w="90"/>
@@ -12747,7 +12747,7 @@
         </w:tc>
         <w:tc>
           <w:tcPr>
-            <w:tcW w:type="dxa" w:w="1661"/>
+            <w:tcW w:type="dxa" w:w="2130"/>
             <w:tcMar>
               <w:top w:type="dxa" w:w="55"/>
               <w:left w:type="dxa" w:w="90"/>
@@ -12807,7 +12807,7 @@
         </w:tc>
         <w:tc>
           <w:tcPr>
-            <w:tcW w:type="dxa" w:w="1359"/>
+            <w:tcW w:type="dxa" w:w="1162"/>
             <w:tcMar>
               <w:top w:type="dxa" w:w="55"/>
               <w:left w:type="dxa" w:w="90"/>
@@ -12832,7 +12832,7 @@
         </w:tc>
         <w:tc>
           <w:tcPr>
-            <w:tcW w:type="dxa" w:w="5290"/>
+            <w:tcW w:type="dxa" w:w="5018"/>
             <w:tcMar>
               <w:top w:type="dxa" w:w="55"/>
               <w:left w:type="dxa" w:w="90"/>
@@ -12857,7 +12857,7 @@
         </w:tc>
         <w:tc>
           <w:tcPr>
-            <w:tcW w:type="dxa" w:w="1661"/>
+            <w:tcW w:type="dxa" w:w="2130"/>
             <w:tcMar>
               <w:top w:type="dxa" w:w="55"/>
               <w:left w:type="dxa" w:w="90"/>
@@ -12917,7 +12917,7 @@
         </w:tc>
         <w:tc>
           <w:tcPr>
-            <w:tcW w:type="dxa" w:w="1359"/>
+            <w:tcW w:type="dxa" w:w="1162"/>
             <w:tcMar>
               <w:top w:type="dxa" w:w="55"/>
               <w:left w:type="dxa" w:w="90"/>
@@ -12942,7 +12942,7 @@
         </w:tc>
         <w:tc>
           <w:tcPr>
-            <w:tcW w:type="dxa" w:w="5290"/>
+            <w:tcW w:type="dxa" w:w="5018"/>
             <w:tcMar>
               <w:top w:type="dxa" w:w="55"/>
               <w:left w:type="dxa" w:w="90"/>
@@ -12967,7 +12967,7 @@
         </w:tc>
         <w:tc>
           <w:tcPr>
-            <w:tcW w:type="dxa" w:w="1661"/>
+            <w:tcW w:type="dxa" w:w="2130"/>
             <w:tcMar>
               <w:top w:type="dxa" w:w="55"/>
               <w:left w:type="dxa" w:w="90"/>
@@ -13027,7 +13027,7 @@
         </w:tc>
         <w:tc>
           <w:tcPr>
-            <w:tcW w:type="dxa" w:w="1359"/>
+            <w:tcW w:type="dxa" w:w="1162"/>
             <w:tcMar>
               <w:top w:type="dxa" w:w="55"/>
               <w:left w:type="dxa" w:w="90"/>
@@ -13052,7 +13052,7 @@
         </w:tc>
         <w:tc>
           <w:tcPr>
-            <w:tcW w:type="dxa" w:w="5290"/>
+            <w:tcW w:type="dxa" w:w="5018"/>
             <w:tcMar>
               <w:top w:type="dxa" w:w="55"/>
               <w:left w:type="dxa" w:w="90"/>
@@ -13108,7 +13108,7 @@
         </w:tc>
         <w:tc>
           <w:tcPr>
-            <w:tcW w:type="dxa" w:w="1661"/>
+            <w:tcW w:type="dxa" w:w="2130"/>
             <w:tcMar>
               <w:top w:type="dxa" w:w="55"/>
               <w:left w:type="dxa" w:w="90"/>
@@ -13190,7 +13190,7 @@
         </w:tc>
         <w:tc>
           <w:tcPr>
-            <w:tcW w:type="dxa" w:w="1359"/>
+            <w:tcW w:type="dxa" w:w="1162"/>
             <w:tcMar>
               <w:top w:type="dxa" w:w="55"/>
               <w:left w:type="dxa" w:w="90"/>
@@ -13215,7 +13215,7 @@
         </w:tc>
         <w:tc>
           <w:tcPr>
-            <w:tcW w:type="dxa" w:w="5290"/>
+            <w:tcW w:type="dxa" w:w="5018"/>
             <w:tcMar>
               <w:top w:type="dxa" w:w="55"/>
               <w:left w:type="dxa" w:w="90"/>
@@ -13271,7 +13271,7 @@
         </w:tc>
         <w:tc>
           <w:tcPr>
-            <w:tcW w:type="dxa" w:w="1661"/>
+            <w:tcW w:type="dxa" w:w="2130"/>
             <w:tcMar>
               <w:top w:type="dxa" w:w="55"/>
               <w:left w:type="dxa" w:w="90"/>
@@ -13317,6 +13317,165 @@
                 <w:shd w:fill="F2F2F2" w:val="clear"/>
               </w:rPr>
               <w:t xml:space="preserve">NAK E07</w:t>
+            </w:r>
+          </w:p>
+        </w:tc>
+      </w:tr>
+      <w:tr>
+        <w:tc>
+          <w:tcPr>
+            <w:tcW w:type="dxa" w:w="1050"/>
+            <w:tcMar>
+              <w:top w:type="dxa" w:w="55"/>
+              <w:left w:type="dxa" w:w="90"/>
+              <w:bottom w:type="dxa" w:w="55"/>
+              <w:right w:type="dxa" w:w="90"/>
+            </w:tcMar>
+          </w:tcPr>
+          <w:p>
+            <w:pPr>
+              <w:spacing w:after="0" w:line="240"/>
+            </w:pPr>
+            <w:r>
+              <w:rPr>
+                <w:rFonts w:ascii="Consolas" w:cs="Consolas" w:eastAsia="Consolas" w:hAnsi="Consolas"/>
+                <w:b w:val="false"/>
+                <w:bCs w:val="false"/>
+                <w:i w:val="false"/>
+                <w:iCs w:val="false"/>
+                <w:sz w:val="19"/>
+                <w:szCs w:val="19"/>
+                <w:shd w:fill="F2F2F2" w:val="clear"/>
+              </w:rPr>
+              <w:t xml:space="preserve">DUMP</w:t>
+            </w:r>
+          </w:p>
+        </w:tc>
+        <w:tc>
+          <w:tcPr>
+            <w:tcW w:type="dxa" w:w="1162"/>
+            <w:tcMar>
+              <w:top w:type="dxa" w:w="55"/>
+              <w:left w:type="dxa" w:w="90"/>
+              <w:bottom w:type="dxa" w:w="55"/>
+              <w:right w:type="dxa" w:w="90"/>
+            </w:tcMar>
+          </w:tcPr>
+          <w:p>
+            <w:pPr>
+              <w:spacing w:after="0" w:line="240"/>
+            </w:pPr>
+            <w:r>
+              <w:rPr>
+                <w:b w:val="false"/>
+                <w:bCs w:val="false"/>
+                <w:i w:val="false"/>
+                <w:iCs w:val="false"/>
+              </w:rPr>
+              <w:t xml:space="preserve">addr len (≤512)</w:t>
+            </w:r>
+          </w:p>
+        </w:tc>
+        <w:tc>
+          <w:tcPr>
+            <w:tcW w:type="dxa" w:w="5018"/>
+            <w:tcMar>
+              <w:top w:type="dxa" w:w="55"/>
+              <w:left w:type="dxa" w:w="90"/>
+              <w:bottom w:type="dxa" w:w="55"/>
+              <w:right w:type="dxa" w:w="90"/>
+            </w:tcMar>
+          </w:tcPr>
+          <w:p>
+            <w:pPr>
+              <w:spacing w:after="0" w:line="240"/>
+            </w:pPr>
+            <w:r>
+              <w:rPr>
+                <w:b w:val="false"/>
+                <w:bCs w:val="false"/>
+                <w:i/>
+                <w:iCs/>
+              </w:rPr>
+              <w:t xml:space="preserve">Undocumented, </w:t>
+            </w:r>
+            <w:r>
+              <w:rPr>
+                <w:b w:val="false"/>
+                <w:bCs w:val="false"/>
+                <w:i/>
+                <w:iCs/>
+              </w:rPr>
+              <w:t xml:space="preserve">ships disabled</w:t>
+            </w:r>
+            <w:r>
+              <w:rPr>
+                <w:b w:val="false"/>
+                <w:bCs w:val="false"/>
+                <w:i/>
+                <w:iCs/>
+              </w:rPr>
+              <w:t xml:space="preserve">.</w:t>
+            </w:r>
+            <w:r>
+              <w:rPr>
+                <w:b w:val="false"/>
+                <w:bCs w:val="false"/>
+                <w:i w:val="false"/>
+                <w:iCs w:val="false"/>
+              </w:rPr>
+              <w:t xml:space="preserve"> Bulk read — 8 commands per image frame instead of 64</w:t>
+            </w:r>
+          </w:p>
+        </w:tc>
+        <w:tc>
+          <w:tcPr>
+            <w:tcW w:type="dxa" w:w="2130"/>
+            <w:tcMar>
+              <w:top w:type="dxa" w:w="55"/>
+              <w:left w:type="dxa" w:w="90"/>
+              <w:bottom w:type="dxa" w:w="55"/>
+              <w:right w:type="dxa" w:w="90"/>
+            </w:tcMar>
+          </w:tcPr>
+          <w:p>
+            <w:pPr>
+              <w:spacing w:after="0" w:line="240"/>
+            </w:pPr>
+            <w:r>
+              <w:rPr>
+                <w:rFonts w:ascii="Consolas" w:cs="Consolas" w:eastAsia="Consolas" w:hAnsi="Consolas"/>
+                <w:b w:val="false"/>
+                <w:bCs w:val="false"/>
+                <w:i w:val="false"/>
+                <w:iCs w:val="false"/>
+                <w:sz w:val="19"/>
+                <w:szCs w:val="19"/>
+                <w:shd w:fill="F2F2F2" w:val="clear"/>
+              </w:rPr>
+              <w:t xml:space="preserve">ACK DUMP &lt;hexbytes&gt;</w:t>
+            </w:r>
+            <w:r>
+              <w:rPr>
+                <w:b w:val="false"/>
+                <w:bCs w:val="false"/>
+                <w:i w:val="false"/>
+                <w:iCs w:val="false"/>
+              </w:rPr>
+              <w:t xml:space="preserve"> / </w:t>
+            </w:r>
+            <w:r>
+              <w:rPr>
+                <w:rFonts w:ascii="Consolas" w:cs="Consolas" w:eastAsia="Consolas" w:hAnsi="Consolas"/>
+                <w:b w:val="false"/>
+                <w:bCs w:val="false"/>
+                <w:i w:val="false"/>
+                <w:iCs w:val="false"/>
+                <w:sz w:val="19"/>
+                <w:szCs w:val="19"/>
+                <w:shd w:fill="F2F2F2" w:val="clear"/>
+              </w:rPr>
+              <w:t xml:space="preserve">NAK E08</w:t>
             </w:r>
           </w:p>
         </w:tc>
@@ -13568,7 +13727,29 @@
           <w:i w:val="false"/>
           <w:iCs w:val="false"/>
         </w:rPr>
-        <w:t xml:space="preserve"> unauthorized. The ACK/NAK layer is deliberately dumb: it confirms </w:t>
+        <w:t xml:space="preserve"> unauthorized · </w:t>
+      </w:r>
+      <w:r>
+        <w:rPr>
+          <w:rFonts w:ascii="Consolas" w:cs="Consolas" w:eastAsia="Consolas" w:hAnsi="Consolas"/>
+          <w:b w:val="false"/>
+          <w:bCs w:val="false"/>
+          <w:i w:val="false"/>
+          <w:iCs w:val="false"/>
+          <w:sz w:val="19"/>
+          <w:szCs w:val="19"/>
+          <w:shd w:fill="F2F2F2" w:val="clear"/>
+        </w:rPr>
+        <w:t xml:space="preserve">E08</w:t>
+      </w:r>
+      <w:r>
+        <w:rPr>
+          <w:b w:val="false"/>
+          <w:bCs w:val="false"/>
+          <w:i w:val="false"/>
+          <w:iCs w:val="false"/>
+        </w:rPr>
+        <w:t xml:space="preserve"> capability disabled. The ACK/NAK layer is deliberately dumb: it confirms </w:t>
       </w:r>
       <w:r>
         <w:rPr>
@@ -13587,6 +13768,153 @@
           <w:iCs w:val="false"/>
         </w:rPr>
         <w:t xml:space="preserve">, never mission effect (charter R1). Transmission delay and uplink budget are enforced by the game daemon, not the probe; the probe answers as fast as it can.</w:t>
+      </w:r>
+    </w:p>
+    <w:p>
+      <w:pPr>
+        <w:spacing w:after="130" w:line="270"/>
+      </w:pPr>
+      <w:r>
+        <w:rPr>
+          <w:b/>
+          <w:bCs/>
+          <w:i w:val="false"/>
+          <w:iCs w:val="false"/>
+        </w:rPr>
+        <w:t xml:space="preserve">A capability to be restored, not a convenience.</w:t>
+      </w:r>
+      <w:r>
+        <w:rPr>
+          <w:b w:val="false"/>
+          <w:bCs w:val="false"/>
+          <w:i w:val="false"/>
+          <w:iCs w:val="false"/>
+        </w:rPr>
+        <w:t xml:space="preserve"> </w:t>
+      </w:r>
+      <w:r>
+        <w:rPr>
+          <w:rFonts w:ascii="Consolas" w:cs="Consolas" w:eastAsia="Consolas" w:hAnsi="Consolas"/>
+          <w:b w:val="false"/>
+          <w:bCs w:val="false"/>
+          <w:i w:val="false"/>
+          <w:iCs w:val="false"/>
+          <w:sz w:val="19"/>
+          <w:szCs w:val="19"/>
+          <w:shd w:fill="F2F2F2" w:val="clear"/>
+        </w:rPr>
+        <w:t xml:space="preserve">DUMP</w:t>
+      </w:r>
+      <w:r>
+        <w:rPr>
+          <w:b w:val="false"/>
+          <w:bCs w:val="false"/>
+          <w:i w:val="false"/>
+          <w:iCs w:val="false"/>
+        </w:rPr>
+        <w:t xml:space="preserve"> is present in the dispatcher but gated by </w:t>
+      </w:r>
+      <w:r>
+        <w:rPr>
+          <w:rFonts w:ascii="Consolas" w:cs="Consolas" w:eastAsia="Consolas" w:hAnsi="Consolas"/>
+          <w:b w:val="false"/>
+          <w:bCs w:val="false"/>
+          <w:i w:val="false"/>
+          <w:iCs w:val="false"/>
+          <w:sz w:val="19"/>
+          <w:szCs w:val="19"/>
+          <w:shd w:fill="F2F2F2" w:val="clear"/>
+        </w:rPr>
+        <w:t xml:space="preserve">g_dump_enable</w:t>
+      </w:r>
+      <w:r>
+        <w:rPr>
+          <w:b w:val="false"/>
+          <w:bCs w:val="false"/>
+          <w:i w:val="false"/>
+          <w:iCs w:val="false"/>
+        </w:rPr>
+        <w:t xml:space="preserve">, which ships </w:t>
+      </w:r>
+      <w:r>
+        <w:rPr>
+          <w:rFonts w:ascii="Consolas" w:cs="Consolas" w:eastAsia="Consolas" w:hAnsi="Consolas"/>
+          <w:b w:val="false"/>
+          <w:bCs w:val="false"/>
+          <w:i w:val="false"/>
+          <w:iCs w:val="false"/>
+          <w:sz w:val="19"/>
+          <w:szCs w:val="19"/>
+          <w:shd w:fill="F2F2F2" w:val="clear"/>
+        </w:rPr>
+        <w:t xml:space="preserve">0</w:t>
+      </w:r>
+      <w:r>
+        <w:rPr>
+          <w:b w:val="false"/>
+          <w:bCs w:val="false"/>
+          <w:i w:val="false"/>
+          <w:iCs w:val="false"/>
+        </w:rPr>
+        <w:t xml:space="preserve">. A player who discovers the verb gets </w:t>
+      </w:r>
+      <w:r>
+        <w:rPr>
+          <w:rFonts w:ascii="Consolas" w:cs="Consolas" w:eastAsia="Consolas" w:hAnsi="Consolas"/>
+          <w:b w:val="false"/>
+          <w:bCs w:val="false"/>
+          <w:i w:val="false"/>
+          <w:iCs w:val="false"/>
+          <w:sz w:val="19"/>
+          <w:szCs w:val="19"/>
+          <w:shd w:fill="F2F2F2" w:val="clear"/>
+        </w:rPr>
+        <w:t xml:space="preserve">NAK E08</w:t>
+      </w:r>
+      <w:r>
+        <w:rPr>
+          <w:b w:val="false"/>
+          <w:bCs w:val="false"/>
+          <w:i w:val="false"/>
+          <w:iCs w:val="false"/>
+        </w:rPr>
+        <w:t xml:space="preserve"> — </w:t>
+      </w:r>
+      <w:r>
+        <w:rPr>
+          <w:b w:val="false"/>
+          <w:bCs w:val="false"/>
+          <w:i/>
+          <w:iCs/>
+        </w:rPr>
+        <w:t xml:space="preserve">capability disabled</w:t>
+      </w:r>
+      <w:r>
+        <w:rPr>
+          <w:b w:val="false"/>
+          <w:bCs w:val="false"/>
+          <w:i w:val="false"/>
+          <w:iCs w:val="false"/>
+        </w:rPr>
+        <w:t xml:space="preserve">, not </w:t>
+      </w:r>
+      <w:r>
+        <w:rPr>
+          <w:b w:val="false"/>
+          <w:bCs w:val="false"/>
+          <w:i/>
+          <w:iCs/>
+        </w:rPr>
+        <w:t xml:space="preserve">unknown verb</w:t>
+      </w:r>
+      <w:r>
+        <w:rPr>
+          <w:b w:val="false"/>
+          <w:bCs w:val="false"/>
+          <w:i w:val="false"/>
+          <w:iCs w:val="false"/>
+        </w:rPr>
+        <w:t xml:space="preserve"> — so the probe announces that a bulk downlink exists and is switched off. Early scenarios therefore pay the authentic 64-command image downlink, and a later objective becomes "restore the probe's bulk downlink," solved by patching one byte. Friction turns into content instead of tax.</w:t>
       </w:r>
     </w:p>
     <w:p>
@@ -17263,10 +17591,33 @@
     </w:p>
     <w:p>
       <w:pPr>
+        <w:spacing w:after="130" w:line="270"/>
+      </w:pPr>
+      <w:r>
+        <w:rPr>
+          <w:b/>
+          <w:bCs/>
+          <w:i w:val="false"/>
+          <w:iCs w:val="false"/>
+        </w:rPr>
+        <w:t xml:space="preserve">Resolved since first issue</w:t>
+      </w:r>
+      <w:r>
+        <w:rPr>
+          <w:b w:val="false"/>
+          <w:bCs w:val="false"/>
+          <w:i w:val="false"/>
+          <w:iCs w:val="false"/>
+        </w:rPr>
+        <w:t xml:space="preserve"> (recorded so the reasoning is not lost):</w:t>
+      </w:r>
+    </w:p>
+    <w:p>
+      <w:pPr>
         <w:pStyle w:val="ListParagraph"/>
         <w:numPr>
           <w:ilvl w:val="0"/>
-          <w:numId w:val="3"/>
+          <w:numId w:val="2"/>
         </w:numPr>
         <w:spacing w:after="70" w:line="260"/>
       </w:pPr>
@@ -17277,16 +17628,378 @@
           <w:i w:val="false"/>
           <w:iCs w:val="false"/>
         </w:rPr>
-        <w:t xml:space="preserve">Sensor suite &amp; fiction</w:t>
-      </w:r>
-      <w:r>
-        <w:rPr>
-          <w:b w:val="false"/>
-          <w:bCs w:val="false"/>
-          <w:i w:val="false"/>
-          <w:iCs w:val="false"/>
-        </w:rPr>
-        <w:t xml:space="preserve">: is the lineup (§6) — six sensors plus the imaging subsystem — right, and do the names fit the mission fiction you want?</w:t>
+        <w:t xml:space="preserve">Reproducibility</w:t>
+      </w:r>
+      <w:r>
+        <w:rPr>
+          <w:b w:val="false"/>
+          <w:bCs w:val="false"/>
+          <w:i w:val="false"/>
+          <w:iCs w:val="false"/>
+        </w:rPr>
+        <w:t xml:space="preserve"> — </w:t>
+      </w:r>
+      <w:r>
+        <w:rPr>
+          <w:b w:val="false"/>
+          <w:bCs w:val="false"/>
+          <w:i/>
+          <w:iCs/>
+        </w:rPr>
+        <w:t xml:space="preserve">closed, and not a preference.</w:t>
+      </w:r>
+      <w:r>
+        <w:rPr>
+          <w:b w:val="false"/>
+          <w:bCs w:val="false"/>
+          <w:i w:val="false"/>
+          <w:iCs w:val="false"/>
+        </w:rPr>
+        <w:t xml:space="preserve"> Charter R15.1 restores progress by replaying the command log against a fresh probe. Clock- or entropy-derived behavior would make a replayed log diverge, so determinism is an architectural requirement: a fixed PRNG seed for sensor physics, and a replay-deterministic roll for the imaging easter egg.</w:t>
+      </w:r>
+    </w:p>
+    <w:p>
+      <w:pPr>
+        <w:pStyle w:val="ListParagraph"/>
+        <w:numPr>
+          <w:ilvl w:val="0"/>
+          <w:numId w:val="2"/>
+        </w:numPr>
+        <w:spacing w:after="70" w:line="260"/>
+      </w:pPr>
+      <w:r>
+        <w:rPr>
+          <w:b/>
+          <w:bCs/>
+          <w:i w:val="false"/>
+          <w:iCs w:val="false"/>
+        </w:rPr>
+        <w:t xml:space="preserve">Cortex-M4 vs M3</w:t>
+      </w:r>
+      <w:r>
+        <w:rPr>
+          <w:b w:val="false"/>
+          <w:bCs w:val="false"/>
+          <w:i w:val="false"/>
+          <w:iCs w:val="false"/>
+        </w:rPr>
+        <w:t xml:space="preserve"> — </w:t>
+      </w:r>
+      <w:r>
+        <w:rPr>
+          <w:b w:val="false"/>
+          <w:bCs w:val="false"/>
+          <w:i/>
+          <w:iCs/>
+        </w:rPr>
+        <w:t xml:space="preserve">closed.</w:t>
+      </w:r>
+      <w:r>
+        <w:rPr>
+          <w:b w:val="false"/>
+          <w:bCs w:val="false"/>
+          <w:i w:val="false"/>
+          <w:iCs w:val="false"/>
+        </w:rPr>
+        <w:t xml:space="preserve"> M4 on </w:t>
+      </w:r>
+      <w:r>
+        <w:rPr>
+          <w:rFonts w:ascii="Consolas" w:cs="Consolas" w:eastAsia="Consolas" w:hAnsi="Consolas"/>
+          <w:b w:val="false"/>
+          <w:bCs w:val="false"/>
+          <w:i w:val="false"/>
+          <w:iCs w:val="false"/>
+          <w:sz w:val="19"/>
+          <w:szCs w:val="19"/>
+          <w:shd w:fill="F2F2F2" w:val="clear"/>
+        </w:rPr>
+        <w:t xml:space="preserve">mps2-an386</w:t>
+      </w:r>
+      <w:r>
+        <w:rPr>
+          <w:b w:val="false"/>
+          <w:bCs w:val="false"/>
+          <w:i w:val="false"/>
+          <w:iCs w:val="false"/>
+        </w:rPr>
+        <w:t xml:space="preserve"> builds, boots and passes the full suite; the M3/LM3S path remains a documented fallback behind a build flag.</w:t>
+      </w:r>
+    </w:p>
+    <w:p>
+      <w:pPr>
+        <w:pStyle w:val="ListParagraph"/>
+        <w:numPr>
+          <w:ilvl w:val="0"/>
+          <w:numId w:val="2"/>
+        </w:numPr>
+        <w:spacing w:after="70" w:line="260"/>
+      </w:pPr>
+      <w:r>
+        <w:rPr>
+          <w:b/>
+          <w:bCs/>
+          <w:i w:val="false"/>
+          <w:iCs w:val="false"/>
+        </w:rPr>
+        <w:t xml:space="preserve">AUX channel content</w:t>
+      </w:r>
+      <w:r>
+        <w:rPr>
+          <w:b w:val="false"/>
+          <w:bCs w:val="false"/>
+          <w:i w:val="false"/>
+          <w:iCs w:val="false"/>
+        </w:rPr>
+        <w:t xml:space="preserve"> — </w:t>
+      </w:r>
+      <w:r>
+        <w:rPr>
+          <w:b w:val="false"/>
+          <w:bCs w:val="false"/>
+          <w:i/>
+          <w:iCs/>
+        </w:rPr>
+        <w:t xml:space="preserve">closed.</w:t>
+      </w:r>
+      <w:r>
+        <w:rPr>
+          <w:b w:val="false"/>
+          <w:bCs w:val="false"/>
+          <w:i w:val="false"/>
+          <w:iCs w:val="false"/>
+        </w:rPr>
+        <w:t xml:space="preserve"> CRC echo of the last accepted command: a quiet confirmation that rewards attentive frame decoders.</w:t>
+      </w:r>
+    </w:p>
+    <w:p>
+      <w:pPr>
+        <w:pStyle w:val="ListParagraph"/>
+        <w:numPr>
+          <w:ilvl w:val="0"/>
+          <w:numId w:val="2"/>
+        </w:numPr>
+        <w:spacing w:after="70" w:line="260"/>
+      </w:pPr>
+      <w:r>
+        <w:rPr>
+          <w:b/>
+          <w:bCs/>
+          <w:i w:val="false"/>
+          <w:iCs w:val="false"/>
+        </w:rPr>
+        <w:t xml:space="preserve">Bulk image downlink</w:t>
+      </w:r>
+      <w:r>
+        <w:rPr>
+          <w:b w:val="false"/>
+          <w:bCs w:val="false"/>
+          <w:i w:val="false"/>
+          <w:iCs w:val="false"/>
+        </w:rPr>
+        <w:t xml:space="preserve"> — </w:t>
+      </w:r>
+      <w:r>
+        <w:rPr>
+          <w:b w:val="false"/>
+          <w:bCs w:val="false"/>
+          <w:i/>
+          <w:iCs/>
+        </w:rPr>
+        <w:t xml:space="preserve">closed.</w:t>
+      </w:r>
+      <w:r>
+        <w:rPr>
+          <w:b w:val="false"/>
+          <w:bCs w:val="false"/>
+          <w:i w:val="false"/>
+          <w:iCs w:val="false"/>
+        </w:rPr>
+        <w:t xml:space="preserve"> </w:t>
+      </w:r>
+      <w:r>
+        <w:rPr>
+          <w:rFonts w:ascii="Consolas" w:cs="Consolas" w:eastAsia="Consolas" w:hAnsi="Consolas"/>
+          <w:b w:val="false"/>
+          <w:bCs w:val="false"/>
+          <w:i w:val="false"/>
+          <w:iCs w:val="false"/>
+          <w:sz w:val="19"/>
+          <w:szCs w:val="19"/>
+          <w:shd w:fill="F2F2F2" w:val="clear"/>
+        </w:rPr>
+        <w:t xml:space="preserve">DUMP</w:t>
+      </w:r>
+      <w:r>
+        <w:rPr>
+          <w:b w:val="false"/>
+          <w:bCs w:val="false"/>
+          <w:i w:val="false"/>
+          <w:iCs w:val="false"/>
+        </w:rPr>
+        <w:t xml:space="preserve"> ships </w:t>
+      </w:r>
+      <w:r>
+        <w:rPr>
+          <w:b/>
+          <w:bCs/>
+          <w:i w:val="false"/>
+          <w:iCs w:val="false"/>
+        </w:rPr>
+        <w:t xml:space="preserve">disabled</w:t>
+      </w:r>
+      <w:r>
+        <w:rPr>
+          <w:b w:val="false"/>
+          <w:bCs w:val="false"/>
+          <w:i w:val="false"/>
+          <w:iCs w:val="false"/>
+        </w:rPr>
+        <w:t xml:space="preserve"> (§8): early missions pay the 64-command downlink, and restoring the capability becomes an objective.</w:t>
+      </w:r>
+    </w:p>
+    <w:p>
+      <w:pPr>
+        <w:pStyle w:val="ListParagraph"/>
+        <w:numPr>
+          <w:ilvl w:val="0"/>
+          <w:numId w:val="2"/>
+        </w:numPr>
+        <w:spacing w:after="70" w:line="260"/>
+      </w:pPr>
+      <w:r>
+        <w:rPr>
+          <w:b/>
+          <w:bCs/>
+          <w:i w:val="false"/>
+          <w:iCs w:val="false"/>
+        </w:rPr>
+        <w:t xml:space="preserve">Housekeeping channel visibility</w:t>
+      </w:r>
+      <w:r>
+        <w:rPr>
+          <w:b w:val="false"/>
+          <w:bCs w:val="false"/>
+          <w:i w:val="false"/>
+          <w:iCs w:val="false"/>
+        </w:rPr>
+        <w:t xml:space="preserve"> — </w:t>
+      </w:r>
+      <w:r>
+        <w:rPr>
+          <w:b w:val="false"/>
+          <w:bCs w:val="false"/>
+          <w:i/>
+          <w:iCs/>
+        </w:rPr>
+        <w:t xml:space="preserve">closed.</w:t>
+      </w:r>
+      <w:r>
+        <w:rPr>
+          <w:b w:val="false"/>
+          <w:bCs w:val="false"/>
+          <w:i w:val="false"/>
+          <w:iCs w:val="false"/>
+        </w:rPr>
+        <w:t xml:space="preserve"> Channel </w:t>
+      </w:r>
+      <w:r>
+        <w:rPr>
+          <w:rFonts w:ascii="Consolas" w:cs="Consolas" w:eastAsia="Consolas" w:hAnsi="Consolas"/>
+          <w:b w:val="false"/>
+          <w:bCs w:val="false"/>
+          <w:i w:val="false"/>
+          <w:iCs w:val="false"/>
+          <w:sz w:val="19"/>
+          <w:szCs w:val="19"/>
+          <w:shd w:fill="F2F2F2" w:val="clear"/>
+        </w:rPr>
+        <w:t xml:space="preserve">0x60</w:t>
+      </w:r>
+      <w:r>
+        <w:rPr>
+          <w:b w:val="false"/>
+          <w:bCs w:val="false"/>
+          <w:i w:val="false"/>
+          <w:iCs w:val="false"/>
+        </w:rPr>
+        <w:t xml:space="preserve"> is </w:t>
+      </w:r>
+      <w:r>
+        <w:rPr>
+          <w:b/>
+          <w:bCs/>
+          <w:i w:val="false"/>
+          <w:iCs w:val="false"/>
+        </w:rPr>
+        <w:t xml:space="preserve">documented</w:t>
+      </w:r>
+      <w:r>
+        <w:rPr>
+          <w:b w:val="false"/>
+          <w:bCs w:val="false"/>
+          <w:i w:val="false"/>
+          <w:iCs w:val="false"/>
+        </w:rPr>
+        <w:t xml:space="preserve"> in the player manual: it is the only view of heater, propellant, recorder and access state, and the §6.4 flight-function scenarios are unplayable without it. </w:t>
+      </w:r>
+      <w:r>
+        <w:rPr>
+          <w:rFonts w:ascii="Consolas" w:cs="Consolas" w:eastAsia="Consolas" w:hAnsi="Consolas"/>
+          <w:b w:val="false"/>
+          <w:bCs w:val="false"/>
+          <w:i w:val="false"/>
+          <w:iCs w:val="false"/>
+          <w:sz w:val="19"/>
+          <w:szCs w:val="19"/>
+          <w:shd w:fill="F2F2F2" w:val="clear"/>
+        </w:rPr>
+        <w:t xml:space="preserve">AUX</w:t>
+      </w:r>
+      <w:r>
+        <w:rPr>
+          <w:b w:val="false"/>
+          <w:bCs w:val="false"/>
+          <w:i w:val="false"/>
+          <w:iCs w:val="false"/>
+        </w:rPr>
+        <w:t xml:space="preserve"> (</w:t>
+      </w:r>
+      <w:r>
+        <w:rPr>
+          <w:rFonts w:ascii="Consolas" w:cs="Consolas" w:eastAsia="Consolas" w:hAnsi="Consolas"/>
+          <w:b w:val="false"/>
+          <w:bCs w:val="false"/>
+          <w:i w:val="false"/>
+          <w:iCs w:val="false"/>
+          <w:sz w:val="19"/>
+          <w:szCs w:val="19"/>
+          <w:shd w:fill="F2F2F2" w:val="clear"/>
+        </w:rPr>
+        <w:t xml:space="preserve">0x5A</w:t>
+      </w:r>
+      <w:r>
+        <w:rPr>
+          <w:b w:val="false"/>
+          <w:bCs w:val="false"/>
+          <w:i w:val="false"/>
+          <w:iCs w:val="false"/>
+        </w:rPr>
+        <w:t xml:space="preserve">) remains the deliberately undocumented channel satisfying charter R10.2.</w:t>
+      </w:r>
+    </w:p>
+    <w:p>
+      <w:pPr>
+        <w:spacing w:after="130" w:line="270"/>
+      </w:pPr>
+      <w:r>
+        <w:rPr>
+          <w:b/>
+          <w:bCs/>
+          <w:i w:val="false"/>
+          <w:iCs w:val="false"/>
+        </w:rPr>
+        <w:t xml:space="preserve">Still open:</w:t>
       </w:r>
     </w:p>
     <w:p>
@@ -17314,7 +18027,109 @@
           <w:i w:val="false"/>
           <w:iCs w:val="false"/>
         </w:rPr>
-        <w:t xml:space="preserve">: agreed to omit (§8), or do you want it present but protection-gated as an easier on-ramp for a future intro course?</w:t>
+        <w:t xml:space="preserve"> (§8). Adding it — </w:t>
+      </w:r>
+      <w:r>
+        <w:rPr>
+          <w:rFonts w:ascii="Consolas" w:cs="Consolas" w:eastAsia="Consolas" w:hAnsi="Consolas"/>
+          <w:b w:val="false"/>
+          <w:bCs w:val="false"/>
+          <w:i w:val="false"/>
+          <w:iCs w:val="false"/>
+          <w:sz w:val="19"/>
+          <w:szCs w:val="19"/>
+          <w:shd w:fill="F2F2F2" w:val="clear"/>
+        </w:rPr>
+        <w:t xml:space="preserve">AUTH</w:t>
+      </w:r>
+      <w:r>
+        <w:rPr>
+          <w:b w:val="false"/>
+          <w:bCs w:val="false"/>
+          <w:i w:val="false"/>
+          <w:iCs w:val="false"/>
+        </w:rPr>
+        <w:t xml:space="preserve">-gated, restricted to the writable window — would fill a real gap in the difficulty ladder between "NOP out a branch" and "write Thumb assembly and hook the scheduler." The distinction that makes it safe: </w:t>
+      </w:r>
+      <w:r>
+        <w:rPr>
+          <w:rFonts w:ascii="Consolas" w:cs="Consolas" w:eastAsia="Consolas" w:hAnsi="Consolas"/>
+          <w:b w:val="false"/>
+          <w:bCs w:val="false"/>
+          <w:i w:val="false"/>
+          <w:iCs w:val="false"/>
+          <w:sz w:val="19"/>
+          <w:szCs w:val="19"/>
+          <w:shd w:fill="F2F2F2" w:val="clear"/>
+        </w:rPr>
+        <w:t xml:space="preserve">CALL</w:t>
+      </w:r>
+      <w:r>
+        <w:rPr>
+          <w:b w:val="false"/>
+          <w:bCs w:val="false"/>
+          <w:i w:val="false"/>
+          <w:iCs w:val="false"/>
+        </w:rPr>
+        <w:t xml:space="preserve"> runs a routine </w:t>
+      </w:r>
+      <w:r>
+        <w:rPr>
+          <w:b w:val="false"/>
+          <w:bCs w:val="false"/>
+          <w:i/>
+          <w:iCs/>
+        </w:rPr>
+        <w:t xml:space="preserve">once</w:t>
+      </w:r>
+      <w:r>
+        <w:rPr>
+          <w:b w:val="false"/>
+          <w:bCs w:val="false"/>
+          <w:i w:val="false"/>
+          <w:iCs w:val="false"/>
+        </w:rPr>
+        <w:t xml:space="preserve">, while a task hook makes it run </w:t>
+      </w:r>
+      <w:r>
+        <w:rPr>
+          <w:b w:val="false"/>
+          <w:bCs w:val="false"/>
+          <w:i/>
+          <w:iCs/>
+        </w:rPr>
+        <w:t xml:space="preserve">forever</w:t>
+      </w:r>
+      <w:r>
+        <w:rPr>
+          <w:b w:val="false"/>
+          <w:bCs w:val="false"/>
+          <w:i w:val="false"/>
+          <w:iCs w:val="false"/>
+        </w:rPr>
+        <w:t xml:space="preserve">, and only the latter changes the probe's behavior. Cost: it hands advanced players a debugger and removes some of the fear that makes injection weighty. Mitigation: gate its availability per scenario exactly as </w:t>
+      </w:r>
+      <w:r>
+        <w:rPr>
+          <w:rFonts w:ascii="Consolas" w:cs="Consolas" w:eastAsia="Consolas" w:hAnsi="Consolas"/>
+          <w:b w:val="false"/>
+          <w:bCs w:val="false"/>
+          <w:i w:val="false"/>
+          <w:iCs w:val="false"/>
+          <w:sz w:val="19"/>
+          <w:szCs w:val="19"/>
+          <w:shd w:fill="F2F2F2" w:val="clear"/>
+        </w:rPr>
+        <w:t xml:space="preserve">DUMP</w:t>
+      </w:r>
+      <w:r>
+        <w:rPr>
+          <w:b w:val="false"/>
+          <w:bCs w:val="false"/>
+          <w:i w:val="false"/>
+          <w:iCs w:val="false"/>
+        </w:rPr>
+        <w:t xml:space="preserve"> is gated.</w:t>
       </w:r>
     </w:p>
     <w:p>
@@ -17333,16 +18148,34 @@
           <w:i w:val="false"/>
           <w:iCs w:val="false"/>
         </w:rPr>
-        <w:t xml:space="preserve">AUX channel content</w:t>
-      </w:r>
-      <w:r>
-        <w:rPr>
-          <w:b w:val="false"/>
-          <w:bCs w:val="false"/>
-          <w:i w:val="false"/>
-          <w:iCs w:val="false"/>
-        </w:rPr>
-        <w:t xml:space="preserve"> (§9): command-CRC echo, or something more scenario-specific?</w:t>
+        <w:t xml:space="preserve">Mission fiction vs. imaging targets</w:t>
+      </w:r>
+      <w:r>
+        <w:rPr>
+          <w:b w:val="false"/>
+          <w:bCs w:val="false"/>
+          <w:i w:val="false"/>
+          <w:iCs w:val="false"/>
+        </w:rPr>
+        <w:t xml:space="preserve"> (§6.4a). The manual states a one-way signal delay "measured in tens of hours" — Voyager-like — while the stored scenes are inner solar-system bodies. Being resolved by moving the </w:t>
+      </w:r>
+      <w:r>
+        <w:rPr>
+          <w:b w:val="false"/>
+          <w:bCs w:val="false"/>
+          <w:i/>
+          <w:iCs/>
+        </w:rPr>
+        <w:t xml:space="preserve">targets</w:t>
+      </w:r>
+      <w:r>
+        <w:rPr>
+          <w:b w:val="false"/>
+          <w:bCs w:val="false"/>
+          <w:i w:val="false"/>
+          <w:iCs w:val="false"/>
+        </w:rPr>
+        <w:t xml:space="preserve"> outward (distant imagery) rather than moving the mission inward.</w:t>
       </w:r>
     </w:p>
     <w:p>
@@ -17361,16 +18194,16 @@
           <w:i w:val="false"/>
           <w:iCs w:val="false"/>
         </w:rPr>
-        <w:t xml:space="preserve">Cortex-M4 vs M3</w:t>
-      </w:r>
-      <w:r>
-        <w:rPr>
-          <w:b w:val="false"/>
-          <w:bCs w:val="false"/>
-          <w:i w:val="false"/>
-          <w:iCs w:val="false"/>
-        </w:rPr>
-        <w:t xml:space="preserve">: M4 on MPS2 is primary; any institutional reason to prefer the LM3S/M3 fallback as primary?</w:t>
+        <w:t xml:space="preserve">Telemetry cadence</w:t>
+      </w:r>
+      <w:r>
+        <w:rPr>
+          <w:b w:val="false"/>
+          <w:bCs w:val="false"/>
+          <w:i w:val="false"/>
+          <w:iCs w:val="false"/>
+        </w:rPr>
+        <w:t xml:space="preserve"> (§9). 5 s remains a guess, and now couples to recorder drain rate and image-downlink pacing. A playtest answer, not a desk answer.</w:t>
       </w:r>
     </w:p>
     <w:p>
@@ -17389,16 +18222,38 @@
           <w:i w:val="false"/>
           <w:iCs w:val="false"/>
         </w:rPr>
-        <w:t xml:space="preserve">Reproducibility</w:t>
-      </w:r>
-      <w:r>
-        <w:rPr>
-          <w:b w:val="false"/>
-          <w:bCs w:val="false"/>
-          <w:i w:val="false"/>
-          <w:iCs w:val="false"/>
-        </w:rPr>
-        <w:t xml:space="preserve">: fixed PRNG seed (reproducible runs, easier grading/debugging) vs per-boot seed (livelier feel) — current spec says fixed.</w:t>
+        <w:t xml:space="preserve">Uplink budget vs. imaging</w:t>
+      </w:r>
+      <w:r>
+        <w:rPr>
+          <w:b w:val="false"/>
+          <w:bCs w:val="false"/>
+          <w:i w:val="false"/>
+          <w:iCs w:val="false"/>
+        </w:rPr>
+        <w:t xml:space="preserve"> (charter R4.2). A budget tight enough to make patching feel precious can make a 64-command image downlink impossible. These must be tuned together, or imaging needs its own allowance — the </w:t>
+      </w:r>
+      <w:r>
+        <w:rPr>
+          <w:rFonts w:ascii="Consolas" w:cs="Consolas" w:eastAsia="Consolas" w:hAnsi="Consolas"/>
+          <w:b w:val="false"/>
+          <w:bCs w:val="false"/>
+          <w:i w:val="false"/>
+          <w:iCs w:val="false"/>
+          <w:sz w:val="19"/>
+          <w:szCs w:val="19"/>
+          <w:shd w:fill="F2F2F2" w:val="clear"/>
+        </w:rPr>
+        <w:t xml:space="preserve">DUMP</w:t>
+      </w:r>
+      <w:r>
+        <w:rPr>
+          <w:b w:val="false"/>
+          <w:bCs w:val="false"/>
+          <w:i w:val="false"/>
+          <w:iCs w:val="false"/>
+        </w:rPr>
+        <w:t xml:space="preserve"> gate is one lever.</w:t>
       </w:r>
     </w:p>
     <w:p>
@@ -17417,16 +18272,60 @@
           <w:i w:val="false"/>
           <w:iCs w:val="false"/>
         </w:rPr>
-        <w:t xml:space="preserve">Telemetry cadence</w:t>
-      </w:r>
-      <w:r>
-        <w:rPr>
-          <w:b w:val="false"/>
-          <w:bCs w:val="false"/>
-          <w:i w:val="false"/>
-          <w:iCs w:val="false"/>
-        </w:rPr>
-        <w:t xml:space="preserve">: 5 s default is tuned for classroom pacing; confirm.</w:t>
+        <w:t xml:space="preserve">Is the detector store `PEEK`-readable?</w:t>
+      </w:r>
+      <w:r>
+        <w:rPr>
+          <w:b w:val="false"/>
+          <w:bCs w:val="false"/>
+          <w:i w:val="false"/>
+          <w:iCs w:val="false"/>
+        </w:rPr>
+        <w:t xml:space="preserve"> Currently yes: a player who finds </w:t>
+      </w:r>
+      <w:r>
+        <w:rPr>
+          <w:rFonts w:ascii="Consolas" w:cs="Consolas" w:eastAsia="Consolas" w:hAnsi="Consolas"/>
+          <w:b w:val="false"/>
+          <w:bCs w:val="false"/>
+          <w:i w:val="false"/>
+          <w:iCs w:val="false"/>
+          <w:sz w:val="19"/>
+          <w:szCs w:val="19"/>
+          <w:shd w:fill="F2F2F2" w:val="clear"/>
+        </w:rPr>
+        <w:t xml:space="preserve">0x0002_4000</w:t>
+      </w:r>
+      <w:r>
+        <w:rPr>
+          <w:b w:val="false"/>
+          <w:bCs w:val="false"/>
+          <w:i w:val="false"/>
+          <w:iCs w:val="false"/>
+        </w:rPr>
+        <w:t xml:space="preserve"> can dump the source imagery at 64 bytes per command. Recommended to keep — it is expensive, and discovering an easter egg by reverse engineering is the point — but a scenario wanting the imagery strictly unreachable can exclude the range from </w:t>
+      </w:r>
+      <w:r>
+        <w:rPr>
+          <w:rFonts w:ascii="Consolas" w:cs="Consolas" w:eastAsia="Consolas" w:hAnsi="Consolas"/>
+          <w:b w:val="false"/>
+          <w:bCs w:val="false"/>
+          <w:i w:val="false"/>
+          <w:iCs w:val="false"/>
+          <w:sz w:val="19"/>
+          <w:szCs w:val="19"/>
+          <w:shd w:fill="F2F2F2" w:val="clear"/>
+        </w:rPr>
+        <w:t xml:space="preserve">readable()</w:t>
+      </w:r>
+      <w:r>
+        <w:rPr>
+          <w:b w:val="false"/>
+          <w:bCs w:val="false"/>
+          <w:i w:val="false"/>
+          <w:iCs w:val="false"/>
+        </w:rPr>
+        <w:t xml:space="preserve">.</w:t>
       </w:r>
     </w:p>
     <w:p>
@@ -17445,82 +18344,16 @@
           <w:i w:val="false"/>
           <w:iCs w:val="false"/>
         </w:rPr>
-        <w:t xml:space="preserve">Image downlink ergonomics</w:t>
-      </w:r>
-      <w:r>
-        <w:rPr>
-          <w:b w:val="false"/>
-          <w:bCs w:val="false"/>
-          <w:i w:val="false"/>
-          <w:iCs w:val="false"/>
-        </w:rPr>
-        <w:t xml:space="preserve">: keep the pure </w:t>
-      </w:r>
-      <w:r>
-        <w:rPr>
-          <w:rFonts w:ascii="Consolas" w:cs="Consolas" w:eastAsia="Consolas" w:hAnsi="Consolas"/>
-          <w:b w:val="false"/>
-          <w:bCs w:val="false"/>
-          <w:i w:val="false"/>
-          <w:iCs w:val="false"/>
-          <w:sz w:val="19"/>
-          <w:szCs w:val="19"/>
-          <w:shd w:fill="F2F2F2" w:val="clear"/>
-        </w:rPr>
-        <w:t xml:space="preserve">PEEK</w:t>
-      </w:r>
-      <w:r>
-        <w:rPr>
-          <w:b w:val="false"/>
-          <w:bCs w:val="false"/>
-          <w:i w:val="false"/>
-          <w:iCs w:val="false"/>
-        </w:rPr>
-        <w:t xml:space="preserve">-dump (≈64 commands per frame — deliberate, authentic pain) or add a bulk </w:t>
-      </w:r>
-      <w:r>
-        <w:rPr>
-          <w:rFonts w:ascii="Consolas" w:cs="Consolas" w:eastAsia="Consolas" w:hAnsi="Consolas"/>
-          <w:b w:val="false"/>
-          <w:bCs w:val="false"/>
-          <w:i w:val="false"/>
-          <w:iCs w:val="false"/>
-          <w:sz w:val="19"/>
-          <w:szCs w:val="19"/>
-          <w:shd w:fill="F2F2F2" w:val="clear"/>
-        </w:rPr>
-        <w:t xml:space="preserve">DUMP</w:t>
-      </w:r>
-      <w:r>
-        <w:rPr>
-          <w:b w:val="false"/>
-          <w:bCs w:val="false"/>
-          <w:i w:val="false"/>
-          <w:iCs w:val="false"/>
-        </w:rPr>
-        <w:t xml:space="preserve"> verb for lower-friction image missions? Could also be scenario-gated: </w:t>
-      </w:r>
-      <w:r>
-        <w:rPr>
-          <w:rFonts w:ascii="Consolas" w:cs="Consolas" w:eastAsia="Consolas" w:hAnsi="Consolas"/>
-          <w:b w:val="false"/>
-          <w:bCs w:val="false"/>
-          <w:i w:val="false"/>
-          <w:iCs w:val="false"/>
-          <w:sz w:val="19"/>
-          <w:szCs w:val="19"/>
-          <w:shd w:fill="F2F2F2" w:val="clear"/>
-        </w:rPr>
-        <w:t xml:space="preserve">DUMP</w:t>
-      </w:r>
-      <w:r>
-        <w:rPr>
-          <w:b w:val="false"/>
-          <w:bCs w:val="false"/>
-          <w:i w:val="false"/>
-          <w:iCs w:val="false"/>
-        </w:rPr>
-        <w:t xml:space="preserve"> exists but is disabled until a player patches it back on.</w:t>
+        <w:t xml:space="preserve">Scene resolution</w:t>
+      </w:r>
+      <w:r>
+        <w:rPr>
+          <w:b w:val="false"/>
+          <w:bCs w:val="false"/>
+          <w:i w:val="false"/>
+          <w:iCs w:val="false"/>
+        </w:rPr>
+        <w:t xml:space="preserve"> (§6.4a). 64×64 was sized for a synthetic star field; real spacecraft photographs would carry noticeably more detail at 96×96 or 128×128, at 2–4× the downlink cost.</w:t>
       </w:r>
     </w:p>
     <w:p>
@@ -17535,7 +18368,7 @@
           <w:sz w:val="19"/>
           <w:szCs w:val="19"/>
         </w:rPr>
-        <w:t xml:space="preserve">Version 0.1 — on approval, next steps are bring-up of the bootloader + UART + telemetry skeleton under QEMU, then the sensor SIM tier, then the command interpreter — at which point the golden-image demo in §12 is live.</w:t>
+        <w:t xml:space="preserve">Version 0.7 — the firmware described here is built, boots under QEMU and passes a 65-check end-to-end suite. Remaining §15 items are content and tuning decisions, not blockers.</w:t>
       </w:r>
     </w:p>
     <w:sectPr>

--- a/docs/Firmware_Spec.docx
+++ b/docs/Firmware_Spec.docx
@@ -185,7 +185,7 @@
                 <w:i w:val="false"/>
                 <w:iCs w:val="false"/>
               </w:rPr>
-              <w:t xml:space="preserve">0.7 (Draft — gated DUMP; HK documented; §15 worked through)</w:t>
+              <w:t xml:space="preserve">0.8 (Draft — gated DUMP and CALL; Kuiper Belt target set; §15 mostly closed)</w:t>
             </w:r>
           </w:p>
         </w:tc>
@@ -1618,9 +1618,9 @@
       </w:tblPr>
       <w:tblGrid>
         <w:gridCol w:w="1050"/>
-        <w:gridCol w:w="1396"/>
+        <w:gridCol w:w="1296"/>
         <w:gridCol w:w="1050"/>
-        <w:gridCol w:w="4814"/>
+        <w:gridCol w:w="4914"/>
         <w:gridCol w:w="1050"/>
       </w:tblGrid>
       <w:tr>
@@ -1655,7 +1655,7 @@
         </w:tc>
         <w:tc>
           <w:tcPr>
-            <w:tcW w:type="dxa" w:w="1396"/>
+            <w:tcW w:type="dxa" w:w="1296"/>
             <w:shd w:fill="D9E2F3" w:val="clear"/>
             <w:tcMar>
               <w:top w:type="dxa" w:w="55"/>
@@ -1707,7 +1707,7 @@
         </w:tc>
         <w:tc>
           <w:tcPr>
-            <w:tcW w:type="dxa" w:w="4814"/>
+            <w:tcW w:type="dxa" w:w="4914"/>
             <w:shd w:fill="D9E2F3" w:val="clear"/>
             <w:tcMar>
               <w:top w:type="dxa" w:w="55"/>
@@ -1786,7 +1786,7 @@
         </w:tc>
         <w:tc>
           <w:tcPr>
-            <w:tcW w:type="dxa" w:w="1396"/>
+            <w:tcW w:type="dxa" w:w="1296"/>
             <w:tcMar>
               <w:top w:type="dxa" w:w="55"/>
               <w:left w:type="dxa" w:w="90"/>
@@ -1840,7 +1840,7 @@
         </w:tc>
         <w:tc>
           <w:tcPr>
-            <w:tcW w:type="dxa" w:w="4814"/>
+            <w:tcW w:type="dxa" w:w="4914"/>
             <w:tcMar>
               <w:top w:type="dxa" w:w="55"/>
               <w:left w:type="dxa" w:w="90"/>
@@ -1939,7 +1939,7 @@
         </w:tc>
         <w:tc>
           <w:tcPr>
-            <w:tcW w:type="dxa" w:w="1396"/>
+            <w:tcW w:type="dxa" w:w="1296"/>
             <w:tcMar>
               <w:top w:type="dxa" w:w="55"/>
               <w:left w:type="dxa" w:w="90"/>
@@ -1993,7 +1993,7 @@
         </w:tc>
         <w:tc>
           <w:tcPr>
-            <w:tcW w:type="dxa" w:w="4814"/>
+            <w:tcW w:type="dxa" w:w="4914"/>
             <w:tcMar>
               <w:top w:type="dxa" w:w="55"/>
               <w:left w:type="dxa" w:w="90"/>
@@ -2070,7 +2070,7 @@
         </w:tc>
         <w:tc>
           <w:tcPr>
-            <w:tcW w:type="dxa" w:w="1396"/>
+            <w:tcW w:type="dxa" w:w="1296"/>
             <w:tcMar>
               <w:top w:type="dxa" w:w="55"/>
               <w:left w:type="dxa" w:w="90"/>
@@ -2124,7 +2124,7 @@
         </w:tc>
         <w:tc>
           <w:tcPr>
-            <w:tcW w:type="dxa" w:w="4814"/>
+            <w:tcW w:type="dxa" w:w="4914"/>
             <w:tcMar>
               <w:top w:type="dxa" w:w="55"/>
               <w:left w:type="dxa" w:w="90"/>
@@ -2210,7 +2210,7 @@
         </w:tc>
         <w:tc>
           <w:tcPr>
-            <w:tcW w:type="dxa" w:w="1396"/>
+            <w:tcW w:type="dxa" w:w="1296"/>
             <w:tcMar>
               <w:top w:type="dxa" w:w="55"/>
               <w:left w:type="dxa" w:w="90"/>
@@ -2233,7 +2233,7 @@
                 <w:szCs w:val="19"/>
                 <w:shd w:fill="F2F2F2" w:val="clear"/>
               </w:rPr>
-              <w:t xml:space="preserve">0x0002_4000 – 0x0002_7FFF</w:t>
+              <w:t xml:space="preserve">0x0002_4000 – 0x0002_BFFF</w:t>
             </w:r>
           </w:p>
         </w:tc>
@@ -2258,13 +2258,13 @@
                 <w:i w:val="false"/>
                 <w:iCs w:val="false"/>
               </w:rPr>
-              <w:t xml:space="preserve">16 KiB</w:t>
-            </w:r>
-          </w:p>
-        </w:tc>
-        <w:tc>
-          <w:tcPr>
-            <w:tcW w:type="dxa" w:w="4814"/>
+              <w:t xml:space="preserve">32 KiB</w:t>
+            </w:r>
+          </w:p>
+        </w:tc>
+        <w:tc>
+          <w:tcPr>
+            <w:tcW w:type="dxa" w:w="4914"/>
             <w:tcMar>
               <w:top w:type="dxa" w:w="55"/>
               <w:left w:type="dxa" w:w="90"/>
@@ -2292,7 +2292,7 @@
                 <w:i w:val="false"/>
                 <w:iCs w:val="false"/>
               </w:rPr>
-              <w:t xml:space="preserve"> — 4 × 64×64 stored scenes, outside the app image so the player's binary holds no pixels (§6.4a)</w:t>
+              <w:t xml:space="preserve"> — 5 × 64×64 stored scenes (20 KiB used), outside the app image so the player's binary holds no pixels (§6.4a)</w:t>
             </w:r>
           </w:p>
         </w:tc>
@@ -2350,7 +2350,7 @@
         </w:tc>
         <w:tc>
           <w:tcPr>
-            <w:tcW w:type="dxa" w:w="1396"/>
+            <w:tcW w:type="dxa" w:w="1296"/>
             <w:tcMar>
               <w:top w:type="dxa" w:w="55"/>
               <w:left w:type="dxa" w:w="90"/>
@@ -2404,7 +2404,7 @@
         </w:tc>
         <w:tc>
           <w:tcPr>
-            <w:tcW w:type="dxa" w:w="4814"/>
+            <w:tcW w:type="dxa" w:w="4914"/>
             <w:tcMar>
               <w:top w:type="dxa" w:w="55"/>
               <w:left w:type="dxa" w:w="90"/>
@@ -2481,7 +2481,7 @@
         </w:tc>
         <w:tc>
           <w:tcPr>
-            <w:tcW w:type="dxa" w:w="1396"/>
+            <w:tcW w:type="dxa" w:w="1296"/>
             <w:tcMar>
               <w:top w:type="dxa" w:w="55"/>
               <w:left w:type="dxa" w:w="90"/>
@@ -2535,7 +2535,7 @@
         </w:tc>
         <w:tc>
           <w:tcPr>
-            <w:tcW w:type="dxa" w:w="4814"/>
+            <w:tcW w:type="dxa" w:w="4914"/>
             <w:tcMar>
               <w:top w:type="dxa" w:w="55"/>
               <w:left w:type="dxa" w:w="90"/>
@@ -2612,7 +2612,7 @@
         </w:tc>
         <w:tc>
           <w:tcPr>
-            <w:tcW w:type="dxa" w:w="1396"/>
+            <w:tcW w:type="dxa" w:w="1296"/>
             <w:tcMar>
               <w:top w:type="dxa" w:w="55"/>
               <w:left w:type="dxa" w:w="90"/>
@@ -2666,7 +2666,7 @@
         </w:tc>
         <w:tc>
           <w:tcPr>
-            <w:tcW w:type="dxa" w:w="4814"/>
+            <w:tcW w:type="dxa" w:w="4914"/>
             <w:tcMar>
               <w:top w:type="dxa" w:w="55"/>
               <w:left w:type="dxa" w:w="90"/>
@@ -2752,7 +2752,7 @@
         </w:tc>
         <w:tc>
           <w:tcPr>
-            <w:tcW w:type="dxa" w:w="1396"/>
+            <w:tcW w:type="dxa" w:w="1296"/>
             <w:tcMar>
               <w:top w:type="dxa" w:w="55"/>
               <w:left w:type="dxa" w:w="90"/>
@@ -2806,7 +2806,7 @@
         </w:tc>
         <w:tc>
           <w:tcPr>
-            <w:tcW w:type="dxa" w:w="4814"/>
+            <w:tcW w:type="dxa" w:w="4914"/>
             <w:tcMar>
               <w:top w:type="dxa" w:w="55"/>
               <w:left w:type="dxa" w:w="90"/>
@@ -2927,7 +2927,7 @@
         </w:tc>
         <w:tc>
           <w:tcPr>
-            <w:tcW w:type="dxa" w:w="1396"/>
+            <w:tcW w:type="dxa" w:w="1296"/>
             <w:tcMar>
               <w:top w:type="dxa" w:w="55"/>
               <w:left w:type="dxa" w:w="90"/>
@@ -2981,7 +2981,7 @@
         </w:tc>
         <w:tc>
           <w:tcPr>
-            <w:tcW w:type="dxa" w:w="4814"/>
+            <w:tcW w:type="dxa" w:w="4914"/>
             <w:tcMar>
               <w:top w:type="dxa" w:w="55"/>
               <w:left w:type="dxa" w:w="90"/>
@@ -3067,7 +3067,7 @@
         </w:tc>
         <w:tc>
           <w:tcPr>
-            <w:tcW w:type="dxa" w:w="1396"/>
+            <w:tcW w:type="dxa" w:w="1296"/>
             <w:tcMar>
               <w:top w:type="dxa" w:w="55"/>
               <w:left w:type="dxa" w:w="90"/>
@@ -3121,7 +3121,7 @@
         </w:tc>
         <w:tc>
           <w:tcPr>
-            <w:tcW w:type="dxa" w:w="4814"/>
+            <w:tcW w:type="dxa" w:w="4914"/>
             <w:tcMar>
               <w:top w:type="dxa" w:w="55"/>
               <w:left w:type="dxa" w:w="90"/>
@@ -3207,7 +3207,7 @@
         </w:tc>
         <w:tc>
           <w:tcPr>
-            <w:tcW w:type="dxa" w:w="1396"/>
+            <w:tcW w:type="dxa" w:w="1296"/>
             <w:tcMar>
               <w:top w:type="dxa" w:w="55"/>
               <w:left w:type="dxa" w:w="90"/>
@@ -3261,7 +3261,7 @@
         </w:tc>
         <w:tc>
           <w:tcPr>
-            <w:tcW w:type="dxa" w:w="4814"/>
+            <w:tcW w:type="dxa" w:w="4914"/>
             <w:tcMar>
               <w:top w:type="dxa" w:w="55"/>
               <w:left w:type="dxa" w:w="90"/>
@@ -3338,7 +3338,7 @@
         </w:tc>
         <w:tc>
           <w:tcPr>
-            <w:tcW w:type="dxa" w:w="1396"/>
+            <w:tcW w:type="dxa" w:w="1296"/>
             <w:tcMar>
               <w:top w:type="dxa" w:w="55"/>
               <w:left w:type="dxa" w:w="90"/>
@@ -3392,7 +3392,7 @@
         </w:tc>
         <w:tc>
           <w:tcPr>
-            <w:tcW w:type="dxa" w:w="4814"/>
+            <w:tcW w:type="dxa" w:w="4914"/>
             <w:tcMar>
               <w:top w:type="dxa" w:w="55"/>
               <w:left w:type="dxa" w:w="90"/>
@@ -17874,6 +17874,218 @@
           <w:i w:val="false"/>
           <w:iCs w:val="false"/>
         </w:rPr>
+        <w:t xml:space="preserve">`CALL` verb</w:t>
+      </w:r>
+      <w:r>
+        <w:rPr>
+          <w:b w:val="false"/>
+          <w:bCs w:val="false"/>
+          <w:i w:val="false"/>
+          <w:iCs w:val="false"/>
+        </w:rPr>
+        <w:t xml:space="preserve"> — </w:t>
+      </w:r>
+      <w:r>
+        <w:rPr>
+          <w:b w:val="false"/>
+          <w:bCs w:val="false"/>
+          <w:i/>
+          <w:iCs/>
+        </w:rPr>
+        <w:t xml:space="preserve">closed: added, doubly gated.</w:t>
+      </w:r>
+      <w:r>
+        <w:rPr>
+          <w:b w:val="false"/>
+          <w:bCs w:val="false"/>
+          <w:i w:val="false"/>
+          <w:iCs w:val="false"/>
+        </w:rPr>
+        <w:t xml:space="preserve"> It fills the gap in the difficulty ladder between "NOP out a branch" and "write Thumb assembly and hook the scheduler," and is safe there because </w:t>
+      </w:r>
+      <w:r>
+        <w:rPr>
+          <w:rFonts w:ascii="Consolas" w:cs="Consolas" w:eastAsia="Consolas" w:hAnsi="Consolas"/>
+          <w:b w:val="false"/>
+          <w:bCs w:val="false"/>
+          <w:i w:val="false"/>
+          <w:iCs w:val="false"/>
+          <w:sz w:val="19"/>
+          <w:szCs w:val="19"/>
+          <w:shd w:fill="F2F2F2" w:val="clear"/>
+        </w:rPr>
+        <w:t xml:space="preserve">CALL</w:t>
+      </w:r>
+      <w:r>
+        <w:rPr>
+          <w:b w:val="false"/>
+          <w:bCs w:val="false"/>
+          <w:i w:val="false"/>
+          <w:iCs w:val="false"/>
+        </w:rPr>
+        <w:t xml:space="preserve"> runs a routine </w:t>
+      </w:r>
+      <w:r>
+        <w:rPr>
+          <w:b w:val="false"/>
+          <w:bCs w:val="false"/>
+          <w:i/>
+          <w:iCs/>
+        </w:rPr>
+        <w:t xml:space="preserve">once</w:t>
+      </w:r>
+      <w:r>
+        <w:rPr>
+          <w:b w:val="false"/>
+          <w:bCs w:val="false"/>
+          <w:i w:val="false"/>
+          <w:iCs w:val="false"/>
+        </w:rPr>
+        <w:t xml:space="preserve"> while a task hook makes it run </w:t>
+      </w:r>
+      <w:r>
+        <w:rPr>
+          <w:b w:val="false"/>
+          <w:bCs w:val="false"/>
+          <w:i/>
+          <w:iCs/>
+        </w:rPr>
+        <w:t xml:space="preserve">forever</w:t>
+      </w:r>
+      <w:r>
+        <w:rPr>
+          <w:b w:val="false"/>
+          <w:bCs w:val="false"/>
+          <w:i w:val="false"/>
+          <w:iCs w:val="false"/>
+        </w:rPr>
+        <w:t xml:space="preserve"> — only the latter changes the probe's behavior. It requires </w:t>
+      </w:r>
+      <w:r>
+        <w:rPr>
+          <w:rFonts w:ascii="Consolas" w:cs="Consolas" w:eastAsia="Consolas" w:hAnsi="Consolas"/>
+          <w:b w:val="false"/>
+          <w:bCs w:val="false"/>
+          <w:i w:val="false"/>
+          <w:iCs w:val="false"/>
+          <w:sz w:val="19"/>
+          <w:szCs w:val="19"/>
+          <w:shd w:fill="F2F2F2" w:val="clear"/>
+        </w:rPr>
+        <w:t xml:space="preserve">AUTH</w:t>
+      </w:r>
+      <w:r>
+        <w:rPr>
+          <w:b w:val="false"/>
+          <w:bCs w:val="false"/>
+          <w:i w:val="false"/>
+          <w:iCs w:val="false"/>
+        </w:rPr>
+        <w:t xml:space="preserve"> </w:t>
+      </w:r>
+      <w:r>
+        <w:rPr>
+          <w:b/>
+          <w:bCs/>
+          <w:i w:val="false"/>
+          <w:iCs w:val="false"/>
+        </w:rPr>
+        <w:t xml:space="preserve">and</w:t>
+      </w:r>
+      <w:r>
+        <w:rPr>
+          <w:b w:val="false"/>
+          <w:bCs w:val="false"/>
+          <w:i w:val="false"/>
+          <w:iCs w:val="false"/>
+        </w:rPr>
+        <w:t xml:space="preserve"> ships disabled behind </w:t>
+      </w:r>
+      <w:r>
+        <w:rPr>
+          <w:rFonts w:ascii="Consolas" w:cs="Consolas" w:eastAsia="Consolas" w:hAnsi="Consolas"/>
+          <w:b w:val="false"/>
+          <w:bCs w:val="false"/>
+          <w:i w:val="false"/>
+          <w:iCs w:val="false"/>
+          <w:sz w:val="19"/>
+          <w:szCs w:val="19"/>
+          <w:shd w:fill="F2F2F2" w:val="clear"/>
+        </w:rPr>
+        <w:t xml:space="preserve">g_call_enable</w:t>
+      </w:r>
+      <w:r>
+        <w:rPr>
+          <w:b w:val="false"/>
+          <w:bCs w:val="false"/>
+          <w:i w:val="false"/>
+          <w:iCs w:val="false"/>
+        </w:rPr>
+        <w:t xml:space="preserve">, so an instructor enables it for an intro scenario and leaves it off when the canyon should stay.</w:t>
+      </w:r>
+    </w:p>
+    <w:p>
+      <w:pPr>
+        <w:pStyle w:val="ListParagraph"/>
+        <w:numPr>
+          <w:ilvl w:val="0"/>
+          <w:numId w:val="2"/>
+        </w:numPr>
+        <w:spacing w:after="70" w:line="260"/>
+      </w:pPr>
+      <w:r>
+        <w:rPr>
+          <w:b/>
+          <w:bCs/>
+          <w:i w:val="false"/>
+          <w:iCs w:val="false"/>
+        </w:rPr>
+        <w:t xml:space="preserve">Mission fiction vs. imaging targets</w:t>
+      </w:r>
+      <w:r>
+        <w:rPr>
+          <w:b w:val="false"/>
+          <w:bCs w:val="false"/>
+          <w:i w:val="false"/>
+          <w:iCs w:val="false"/>
+        </w:rPr>
+        <w:t xml:space="preserve"> — </w:t>
+      </w:r>
+      <w:r>
+        <w:rPr>
+          <w:b w:val="false"/>
+          <w:bCs w:val="false"/>
+          <w:i/>
+          <w:iCs/>
+        </w:rPr>
+        <w:t xml:space="preserve">closed.</w:t>
+      </w:r>
+      <w:r>
+        <w:rPr>
+          <w:b w:val="false"/>
+          <w:bCs w:val="false"/>
+          <w:i w:val="false"/>
+          <w:iCs w:val="false"/>
+        </w:rPr>
+        <w:t xml:space="preserve"> Targets moved outward rather than the mission moving inward: the scene set is now Pluto, Nix and Arrokoth, placing Sojourn in the Kuiper Belt, consistent with a signal delay measured in hours.</w:t>
+      </w:r>
+    </w:p>
+    <w:p>
+      <w:pPr>
+        <w:pStyle w:val="ListParagraph"/>
+        <w:numPr>
+          <w:ilvl w:val="0"/>
+          <w:numId w:val="2"/>
+        </w:numPr>
+        <w:spacing w:after="70" w:line="260"/>
+      </w:pPr>
+      <w:r>
+        <w:rPr>
+          <w:b/>
+          <w:bCs/>
+          <w:i w:val="false"/>
+          <w:iCs w:val="false"/>
+        </w:rPr>
         <w:t xml:space="preserve">Housekeeping channel visibility</w:t>
       </w:r>
       <w:r>
@@ -18018,118 +18230,16 @@
           <w:i w:val="false"/>
           <w:iCs w:val="false"/>
         </w:rPr>
-        <w:t xml:space="preserve">`CALL` verb</w:t>
-      </w:r>
-      <w:r>
-        <w:rPr>
-          <w:b w:val="false"/>
-          <w:bCs w:val="false"/>
-          <w:i w:val="false"/>
-          <w:iCs w:val="false"/>
-        </w:rPr>
-        <w:t xml:space="preserve"> (§8). Adding it — </w:t>
-      </w:r>
-      <w:r>
-        <w:rPr>
-          <w:rFonts w:ascii="Consolas" w:cs="Consolas" w:eastAsia="Consolas" w:hAnsi="Consolas"/>
-          <w:b w:val="false"/>
-          <w:bCs w:val="false"/>
-          <w:i w:val="false"/>
-          <w:iCs w:val="false"/>
-          <w:sz w:val="19"/>
-          <w:szCs w:val="19"/>
-          <w:shd w:fill="F2F2F2" w:val="clear"/>
-        </w:rPr>
-        <w:t xml:space="preserve">AUTH</w:t>
-      </w:r>
-      <w:r>
-        <w:rPr>
-          <w:b w:val="false"/>
-          <w:bCs w:val="false"/>
-          <w:i w:val="false"/>
-          <w:iCs w:val="false"/>
-        </w:rPr>
-        <w:t xml:space="preserve">-gated, restricted to the writable window — would fill a real gap in the difficulty ladder between "NOP out a branch" and "write Thumb assembly and hook the scheduler." The distinction that makes it safe: </w:t>
-      </w:r>
-      <w:r>
-        <w:rPr>
-          <w:rFonts w:ascii="Consolas" w:cs="Consolas" w:eastAsia="Consolas" w:hAnsi="Consolas"/>
-          <w:b w:val="false"/>
-          <w:bCs w:val="false"/>
-          <w:i w:val="false"/>
-          <w:iCs w:val="false"/>
-          <w:sz w:val="19"/>
-          <w:szCs w:val="19"/>
-          <w:shd w:fill="F2F2F2" w:val="clear"/>
-        </w:rPr>
-        <w:t xml:space="preserve">CALL</w:t>
-      </w:r>
-      <w:r>
-        <w:rPr>
-          <w:b w:val="false"/>
-          <w:bCs w:val="false"/>
-          <w:i w:val="false"/>
-          <w:iCs w:val="false"/>
-        </w:rPr>
-        <w:t xml:space="preserve"> runs a routine </w:t>
-      </w:r>
-      <w:r>
-        <w:rPr>
-          <w:b w:val="false"/>
-          <w:bCs w:val="false"/>
-          <w:i/>
-          <w:iCs/>
-        </w:rPr>
-        <w:t xml:space="preserve">once</w:t>
-      </w:r>
-      <w:r>
-        <w:rPr>
-          <w:b w:val="false"/>
-          <w:bCs w:val="false"/>
-          <w:i w:val="false"/>
-          <w:iCs w:val="false"/>
-        </w:rPr>
-        <w:t xml:space="preserve">, while a task hook makes it run </w:t>
-      </w:r>
-      <w:r>
-        <w:rPr>
-          <w:b w:val="false"/>
-          <w:bCs w:val="false"/>
-          <w:i/>
-          <w:iCs/>
-        </w:rPr>
-        <w:t xml:space="preserve">forever</w:t>
-      </w:r>
-      <w:r>
-        <w:rPr>
-          <w:b w:val="false"/>
-          <w:bCs w:val="false"/>
-          <w:i w:val="false"/>
-          <w:iCs w:val="false"/>
-        </w:rPr>
-        <w:t xml:space="preserve">, and only the latter changes the probe's behavior. Cost: it hands advanced players a debugger and removes some of the fear that makes injection weighty. Mitigation: gate its availability per scenario exactly as </w:t>
-      </w:r>
-      <w:r>
-        <w:rPr>
-          <w:rFonts w:ascii="Consolas" w:cs="Consolas" w:eastAsia="Consolas" w:hAnsi="Consolas"/>
-          <w:b w:val="false"/>
-          <w:bCs w:val="false"/>
-          <w:i w:val="false"/>
-          <w:iCs w:val="false"/>
-          <w:sz w:val="19"/>
-          <w:szCs w:val="19"/>
-          <w:shd w:fill="F2F2F2" w:val="clear"/>
-        </w:rPr>
-        <w:t xml:space="preserve">DUMP</w:t>
-      </w:r>
-      <w:r>
-        <w:rPr>
-          <w:b w:val="false"/>
-          <w:bCs w:val="false"/>
-          <w:i w:val="false"/>
-          <w:iCs w:val="false"/>
-        </w:rPr>
-        <w:t xml:space="preserve"> is gated.</w:t>
+        <w:t xml:space="preserve">Telemetry cadence</w:t>
+      </w:r>
+      <w:r>
+        <w:rPr>
+          <w:b w:val="false"/>
+          <w:bCs w:val="false"/>
+          <w:i w:val="false"/>
+          <w:iCs w:val="false"/>
+        </w:rPr>
+        <w:t xml:space="preserve"> (§9). 5 s remains a guess, and now couples to recorder drain rate and image-downlink pacing. A playtest answer, not a desk answer.</w:t>
       </w:r>
     </w:p>
     <w:p>
@@ -18148,34 +18258,38 @@
           <w:i w:val="false"/>
           <w:iCs w:val="false"/>
         </w:rPr>
-        <w:t xml:space="preserve">Mission fiction vs. imaging targets</w:t>
-      </w:r>
-      <w:r>
-        <w:rPr>
-          <w:b w:val="false"/>
-          <w:bCs w:val="false"/>
-          <w:i w:val="false"/>
-          <w:iCs w:val="false"/>
-        </w:rPr>
-        <w:t xml:space="preserve"> (§6.4a). The manual states a one-way signal delay "measured in tens of hours" — Voyager-like — while the stored scenes are inner solar-system bodies. Being resolved by moving the </w:t>
-      </w:r>
-      <w:r>
-        <w:rPr>
-          <w:b w:val="false"/>
-          <w:bCs w:val="false"/>
-          <w:i/>
-          <w:iCs/>
-        </w:rPr>
-        <w:t xml:space="preserve">targets</w:t>
-      </w:r>
-      <w:r>
-        <w:rPr>
-          <w:b w:val="false"/>
-          <w:bCs w:val="false"/>
-          <w:i w:val="false"/>
-          <w:iCs w:val="false"/>
-        </w:rPr>
-        <w:t xml:space="preserve"> outward (distant imagery) rather than moving the mission inward.</w:t>
+        <w:t xml:space="preserve">Uplink budget vs. imaging</w:t>
+      </w:r>
+      <w:r>
+        <w:rPr>
+          <w:b w:val="false"/>
+          <w:bCs w:val="false"/>
+          <w:i w:val="false"/>
+          <w:iCs w:val="false"/>
+        </w:rPr>
+        <w:t xml:space="preserve"> (charter R4.2). A budget tight enough to make patching feel precious can make a 64-command image downlink impossible. These must be tuned together, or imaging needs its own allowance — the </w:t>
+      </w:r>
+      <w:r>
+        <w:rPr>
+          <w:rFonts w:ascii="Consolas" w:cs="Consolas" w:eastAsia="Consolas" w:hAnsi="Consolas"/>
+          <w:b w:val="false"/>
+          <w:bCs w:val="false"/>
+          <w:i w:val="false"/>
+          <w:iCs w:val="false"/>
+          <w:sz w:val="19"/>
+          <w:szCs w:val="19"/>
+          <w:shd w:fill="F2F2F2" w:val="clear"/>
+        </w:rPr>
+        <w:t xml:space="preserve">DUMP</w:t>
+      </w:r>
+      <w:r>
+        <w:rPr>
+          <w:b w:val="false"/>
+          <w:bCs w:val="false"/>
+          <w:i w:val="false"/>
+          <w:iCs w:val="false"/>
+        </w:rPr>
+        <w:t xml:space="preserve"> gate is one lever.</w:t>
       </w:r>
     </w:p>
     <w:p>
@@ -18194,16 +18308,60 @@
           <w:i w:val="false"/>
           <w:iCs w:val="false"/>
         </w:rPr>
-        <w:t xml:space="preserve">Telemetry cadence</w:t>
-      </w:r>
-      <w:r>
-        <w:rPr>
-          <w:b w:val="false"/>
-          <w:bCs w:val="false"/>
-          <w:i w:val="false"/>
-          <w:iCs w:val="false"/>
-        </w:rPr>
-        <w:t xml:space="preserve"> (§9). 5 s remains a guess, and now couples to recorder drain rate and image-downlink pacing. A playtest answer, not a desk answer.</w:t>
+        <w:t xml:space="preserve">Is the detector store `PEEK`-readable?</w:t>
+      </w:r>
+      <w:r>
+        <w:rPr>
+          <w:b w:val="false"/>
+          <w:bCs w:val="false"/>
+          <w:i w:val="false"/>
+          <w:iCs w:val="false"/>
+        </w:rPr>
+        <w:t xml:space="preserve"> Currently yes: a player who finds </w:t>
+      </w:r>
+      <w:r>
+        <w:rPr>
+          <w:rFonts w:ascii="Consolas" w:cs="Consolas" w:eastAsia="Consolas" w:hAnsi="Consolas"/>
+          <w:b w:val="false"/>
+          <w:bCs w:val="false"/>
+          <w:i w:val="false"/>
+          <w:iCs w:val="false"/>
+          <w:sz w:val="19"/>
+          <w:szCs w:val="19"/>
+          <w:shd w:fill="F2F2F2" w:val="clear"/>
+        </w:rPr>
+        <w:t xml:space="preserve">0x0002_4000</w:t>
+      </w:r>
+      <w:r>
+        <w:rPr>
+          <w:b w:val="false"/>
+          <w:bCs w:val="false"/>
+          <w:i w:val="false"/>
+          <w:iCs w:val="false"/>
+        </w:rPr>
+        <w:t xml:space="preserve"> can dump the source imagery at 64 bytes per command. Recommended to keep — it is expensive, and discovering an easter egg by reverse engineering is the point — but a scenario wanting the imagery strictly unreachable can exclude the range from </w:t>
+      </w:r>
+      <w:r>
+        <w:rPr>
+          <w:rFonts w:ascii="Consolas" w:cs="Consolas" w:eastAsia="Consolas" w:hAnsi="Consolas"/>
+          <w:b w:val="false"/>
+          <w:bCs w:val="false"/>
+          <w:i w:val="false"/>
+          <w:iCs w:val="false"/>
+          <w:sz w:val="19"/>
+          <w:szCs w:val="19"/>
+          <w:shd w:fill="F2F2F2" w:val="clear"/>
+        </w:rPr>
+        <w:t xml:space="preserve">readable()</w:t>
+      </w:r>
+      <w:r>
+        <w:rPr>
+          <w:b w:val="false"/>
+          <w:bCs w:val="false"/>
+          <w:i w:val="false"/>
+          <w:iCs w:val="false"/>
+        </w:rPr>
+        <w:t xml:space="preserve">.</w:t>
       </w:r>
     </w:p>
     <w:p>
@@ -18222,128 +18380,6 @@
           <w:i w:val="false"/>
           <w:iCs w:val="false"/>
         </w:rPr>
-        <w:t xml:space="preserve">Uplink budget vs. imaging</w:t>
-      </w:r>
-      <w:r>
-        <w:rPr>
-          <w:b w:val="false"/>
-          <w:bCs w:val="false"/>
-          <w:i w:val="false"/>
-          <w:iCs w:val="false"/>
-        </w:rPr>
-        <w:t xml:space="preserve"> (charter R4.2). A budget tight enough to make patching feel precious can make a 64-command image downlink impossible. These must be tuned together, or imaging needs its own allowance — the </w:t>
-      </w:r>
-      <w:r>
-        <w:rPr>
-          <w:rFonts w:ascii="Consolas" w:cs="Consolas" w:eastAsia="Consolas" w:hAnsi="Consolas"/>
-          <w:b w:val="false"/>
-          <w:bCs w:val="false"/>
-          <w:i w:val="false"/>
-          <w:iCs w:val="false"/>
-          <w:sz w:val="19"/>
-          <w:szCs w:val="19"/>
-          <w:shd w:fill="F2F2F2" w:val="clear"/>
-        </w:rPr>
-        <w:t xml:space="preserve">DUMP</w:t>
-      </w:r>
-      <w:r>
-        <w:rPr>
-          <w:b w:val="false"/>
-          <w:bCs w:val="false"/>
-          <w:i w:val="false"/>
-          <w:iCs w:val="false"/>
-        </w:rPr>
-        <w:t xml:space="preserve"> gate is one lever.</w:t>
-      </w:r>
-    </w:p>
-    <w:p>
-      <w:pPr>
-        <w:pStyle w:val="ListParagraph"/>
-        <w:numPr>
-          <w:ilvl w:val="0"/>
-          <w:numId w:val="3"/>
-        </w:numPr>
-        <w:spacing w:after="70" w:line="260"/>
-      </w:pPr>
-      <w:r>
-        <w:rPr>
-          <w:b/>
-          <w:bCs/>
-          <w:i w:val="false"/>
-          <w:iCs w:val="false"/>
-        </w:rPr>
-        <w:t xml:space="preserve">Is the detector store `PEEK`-readable?</w:t>
-      </w:r>
-      <w:r>
-        <w:rPr>
-          <w:b w:val="false"/>
-          <w:bCs w:val="false"/>
-          <w:i w:val="false"/>
-          <w:iCs w:val="false"/>
-        </w:rPr>
-        <w:t xml:space="preserve"> Currently yes: a player who finds </w:t>
-      </w:r>
-      <w:r>
-        <w:rPr>
-          <w:rFonts w:ascii="Consolas" w:cs="Consolas" w:eastAsia="Consolas" w:hAnsi="Consolas"/>
-          <w:b w:val="false"/>
-          <w:bCs w:val="false"/>
-          <w:i w:val="false"/>
-          <w:iCs w:val="false"/>
-          <w:sz w:val="19"/>
-          <w:szCs w:val="19"/>
-          <w:shd w:fill="F2F2F2" w:val="clear"/>
-        </w:rPr>
-        <w:t xml:space="preserve">0x0002_4000</w:t>
-      </w:r>
-      <w:r>
-        <w:rPr>
-          <w:b w:val="false"/>
-          <w:bCs w:val="false"/>
-          <w:i w:val="false"/>
-          <w:iCs w:val="false"/>
-        </w:rPr>
-        <w:t xml:space="preserve"> can dump the source imagery at 64 bytes per command. Recommended to keep — it is expensive, and discovering an easter egg by reverse engineering is the point — but a scenario wanting the imagery strictly unreachable can exclude the range from </w:t>
-      </w:r>
-      <w:r>
-        <w:rPr>
-          <w:rFonts w:ascii="Consolas" w:cs="Consolas" w:eastAsia="Consolas" w:hAnsi="Consolas"/>
-          <w:b w:val="false"/>
-          <w:bCs w:val="false"/>
-          <w:i w:val="false"/>
-          <w:iCs w:val="false"/>
-          <w:sz w:val="19"/>
-          <w:szCs w:val="19"/>
-          <w:shd w:fill="F2F2F2" w:val="clear"/>
-        </w:rPr>
-        <w:t xml:space="preserve">readable()</w:t>
-      </w:r>
-      <w:r>
-        <w:rPr>
-          <w:b w:val="false"/>
-          <w:bCs w:val="false"/>
-          <w:i w:val="false"/>
-          <w:iCs w:val="false"/>
-        </w:rPr>
-        <w:t xml:space="preserve">.</w:t>
-      </w:r>
-    </w:p>
-    <w:p>
-      <w:pPr>
-        <w:pStyle w:val="ListParagraph"/>
-        <w:numPr>
-          <w:ilvl w:val="0"/>
-          <w:numId w:val="3"/>
-        </w:numPr>
-        <w:spacing w:after="70" w:line="260"/>
-      </w:pPr>
-      <w:r>
-        <w:rPr>
-          <w:b/>
-          <w:bCs/>
-          <w:i w:val="false"/>
-          <w:iCs w:val="false"/>
-        </w:rPr>
         <w:t xml:space="preserve">Scene resolution</w:t>
       </w:r>
       <w:r>
@@ -18368,7 +18404,7 @@
           <w:sz w:val="19"/>
           <w:szCs w:val="19"/>
         </w:rPr>
-        <w:t xml:space="preserve">Version 0.7 — the firmware described here is built, boots under QEMU and passes a 65-check end-to-end suite. Remaining §15 items are content and tuning decisions, not blockers.</w:t>
+        <w:t xml:space="preserve">Version 0.7 — the firmware described here is built, boots under QEMU and passes a 72-check end-to-end suite. Remaining §15 items are content and tuning decisions, not blockers.</w:t>
       </w:r>
     </w:p>
     <w:sectPr>

--- a/docs/Firmware_Spec.docx
+++ b/docs/Firmware_Spec.docx
@@ -185,7 +185,7 @@
                 <w:i w:val="false"/>
                 <w:iCs w:val="false"/>
               </w:rPr>
-              <w:t xml:space="preserve">0.8 (Draft — gated DUMP and CALL; Kuiper Belt target set; §15 mostly closed)</w:t>
+              <w:t xml:space="preserve">0.9 (Draft — comms/antenna subsystem; 96×96 scenes; §15 down to one open item)</w:t>
             </w:r>
           </w:p>
         </w:tc>
@@ -2233,7 +2233,7 @@
                 <w:szCs w:val="19"/>
                 <w:shd w:fill="F2F2F2" w:val="clear"/>
               </w:rPr>
-              <w:t xml:space="preserve">0x0002_4000 – 0x0002_BFFF</w:t>
+              <w:t xml:space="preserve">0x0002_4000 – 0x0002_FFFF</w:t>
             </w:r>
           </w:p>
         </w:tc>
@@ -2258,7 +2258,7 @@
                 <w:i w:val="false"/>
                 <w:iCs w:val="false"/>
               </w:rPr>
-              <w:t xml:space="preserve">32 KiB</w:t>
+              <w:t xml:space="preserve">48 KiB</w:t>
             </w:r>
           </w:p>
         </w:tc>
@@ -2292,7 +2292,7 @@
                 <w:i w:val="false"/>
                 <w:iCs w:val="false"/>
               </w:rPr>
-              <w:t xml:space="preserve"> — 5 × 64×64 stored scenes (20 KiB used), outside the app image so the player's binary holds no pixels (§6.4a)</w:t>
+              <w:t xml:space="preserve"> — 5 × 96×96 stored scenes (45 KiB used), outside the app image so the player's binary holds no pixels (§6.4a)</w:t>
             </w:r>
           </w:p>
         </w:tc>
@@ -3361,7 +3361,7 @@
                 <w:szCs w:val="19"/>
                 <w:shd w:fill="F2F2F2" w:val="clear"/>
               </w:rPr>
-              <w:t xml:space="preserve">0x2002_0000 – 0x2002_0FFF</w:t>
+              <w:t xml:space="preserve">0x2002_0000 – 0x2002_23FF</w:t>
             </w:r>
           </w:p>
         </w:tc>
@@ -3386,7 +3386,7 @@
                 <w:i w:val="false"/>
                 <w:iCs w:val="false"/>
               </w:rPr>
-              <w:t xml:space="preserve">4 KiB</w:t>
+              <w:t xml:space="preserve">9 KiB</w:t>
             </w:r>
           </w:p>
         </w:tc>
@@ -3420,7 +3420,7 @@
                 <w:i w:val="false"/>
                 <w:iCs w:val="false"/>
               </w:rPr>
-              <w:t xml:space="preserve"> — most recent image, raw 64×64 8-bit grayscale (§6.1)</w:t>
+              <w:t xml:space="preserve"> — most recent image, raw 96×96 8-bit grayscale (§6.1)</w:t>
             </w:r>
           </w:p>
         </w:tc>
@@ -7971,7 +7971,7 @@
           <w:i w:val="false"/>
           <w:iCs w:val="false"/>
         </w:rPr>
-        <w:t xml:space="preserve"> stored 64×64 8-bit grayscale images. The camera reads that scene, runs it through the pipeline below, and </w:t>
+        <w:t xml:space="preserve"> stored 96×96 8-bit grayscale images. The camera reads that scene, runs it through the pipeline below, and </w:t>
       </w:r>
       <w:r>
         <w:rPr>
@@ -9907,6 +9907,752 @@
           <w:i w:val="false"/>
           <w:iCs w:val="false"/>
         </w:rPr>
+        <w:t xml:space="preserve">6.4b Downlink Comms: Antenna Failure and Bandwidth Triage</w:t>
+      </w:r>
+    </w:p>
+    <w:p>
+      <w:pPr>
+        <w:spacing w:after="130" w:line="270"/>
+      </w:pPr>
+      <w:r>
+        <w:rPr>
+          <w:b w:val="false"/>
+          <w:bCs w:val="false"/>
+          <w:i w:val="false"/>
+          <w:iCs w:val="false"/>
+        </w:rPr>
+        <w:t xml:space="preserve">Real precedent: </w:t>
+      </w:r>
+      <w:r>
+        <w:rPr>
+          <w:b/>
+          <w:bCs/>
+          <w:i w:val="false"/>
+          <w:iCs w:val="false"/>
+        </w:rPr>
+        <w:t xml:space="preserve">Galileo's</w:t>
+      </w:r>
+      <w:r>
+        <w:rPr>
+          <w:b w:val="false"/>
+          <w:bCs w:val="false"/>
+          <w:i w:val="false"/>
+          <w:iCs w:val="false"/>
+        </w:rPr>
+        <w:t xml:space="preserve"> high-gain antenna failed to unfurl in 1991, and the mission was saved by reprogramming the spacecraft in flight to run science through the low-gain antenna — new compression, and hard decisions about which data was worth the bandwidth. </w:t>
+      </w:r>
+      <w:r>
+        <w:rPr>
+          <w:rFonts w:ascii="Consolas" w:cs="Consolas" w:eastAsia="Consolas" w:hAnsi="Consolas"/>
+          <w:b w:val="false"/>
+          <w:bCs w:val="false"/>
+          <w:i w:val="false"/>
+          <w:iCs w:val="false"/>
+          <w:sz w:val="19"/>
+          <w:szCs w:val="19"/>
+          <w:shd w:fill="F2F2F2" w:val="clear"/>
+        </w:rPr>
+        <w:t xml:space="preserve">comms.c</w:t>
+      </w:r>
+      <w:r>
+        <w:rPr>
+          <w:b w:val="false"/>
+          <w:bCs w:val="false"/>
+          <w:i w:val="false"/>
+          <w:iCs w:val="false"/>
+        </w:rPr>
+        <w:t xml:space="preserve"> is that scenario in miniature.</w:t>
+      </w:r>
+    </w:p>
+    <w:p>
+      <w:pPr>
+        <w:spacing w:after="130" w:line="270"/>
+      </w:pPr>
+      <w:r>
+        <w:rPr>
+          <w:b w:val="false"/>
+          <w:bCs w:val="false"/>
+          <w:i w:val="false"/>
+          <w:iCs w:val="false"/>
+        </w:rPr>
+        <w:t xml:space="preserve">Sojourn downlinks through one of two antennas. The high gain carries the whole telemetry frame (</w:t>
+      </w:r>
+      <w:r>
+        <w:rPr>
+          <w:rFonts w:ascii="Consolas" w:cs="Consolas" w:eastAsia="Consolas" w:hAnsi="Consolas"/>
+          <w:b w:val="false"/>
+          <w:bCs w:val="false"/>
+          <w:i w:val="false"/>
+          <w:iCs w:val="false"/>
+          <w:sz w:val="19"/>
+          <w:szCs w:val="19"/>
+          <w:shd w:fill="F2F2F2" w:val="clear"/>
+        </w:rPr>
+        <w:t xml:space="preserve">hga_max_payload</w:t>
+      </w:r>
+      <w:r>
+        <w:rPr>
+          <w:b w:val="false"/>
+          <w:bCs w:val="false"/>
+          <w:i w:val="false"/>
+          <w:iCs w:val="false"/>
+        </w:rPr>
+        <w:t xml:space="preserve">, 96 bytes as built); the low gain carries a fraction (</w:t>
+      </w:r>
+      <w:r>
+        <w:rPr>
+          <w:rFonts w:ascii="Consolas" w:cs="Consolas" w:eastAsia="Consolas" w:hAnsi="Consolas"/>
+          <w:b w:val="false"/>
+          <w:bCs w:val="false"/>
+          <w:i w:val="false"/>
+          <w:iCs w:val="false"/>
+          <w:sz w:val="19"/>
+          <w:szCs w:val="19"/>
+          <w:shd w:fill="F2F2F2" w:val="clear"/>
+        </w:rPr>
+        <w:t xml:space="preserve">lga_max_payload</w:t>
+      </w:r>
+      <w:r>
+        <w:rPr>
+          <w:b w:val="false"/>
+          <w:bCs w:val="false"/>
+          <w:i w:val="false"/>
+          <w:iCs w:val="false"/>
+        </w:rPr>
+        <w:t xml:space="preserve">, 40 bytes), which is less than the frame needs. When the high gain is declared failed, </w:t>
+      </w:r>
+      <w:r>
+        <w:rPr>
+          <w:rFonts w:ascii="Consolas" w:cs="Consolas" w:eastAsia="Consolas" w:hAnsi="Consolas"/>
+          <w:b w:val="false"/>
+          <w:bCs w:val="false"/>
+          <w:i w:val="false"/>
+          <w:iCs w:val="false"/>
+          <w:sz w:val="19"/>
+          <w:szCs w:val="19"/>
+          <w:shd w:fill="F2F2F2" w:val="clear"/>
+        </w:rPr>
+        <w:t xml:space="preserve">task_comms</w:t>
+      </w:r>
+      <w:r>
+        <w:rPr>
+          <w:b w:val="false"/>
+          <w:bCs w:val="false"/>
+          <w:i w:val="false"/>
+          <w:iCs w:val="false"/>
+        </w:rPr>
+        <w:t xml:space="preserve"> falls back to the low gain and the telemetry encoder begins </w:t>
+      </w:r>
+      <w:r>
+        <w:rPr>
+          <w:b/>
+          <w:bCs/>
+          <w:i w:val="false"/>
+          <w:iCs w:val="false"/>
+        </w:rPr>
+        <w:t xml:space="preserve">emitting channels in the order given by `tlm_priority[]` until the budget is exhausted</w:t>
+      </w:r>
+      <w:r>
+        <w:rPr>
+          <w:b w:val="false"/>
+          <w:bCs w:val="false"/>
+          <w:i w:val="false"/>
+          <w:iCs w:val="false"/>
+        </w:rPr>
+        <w:t xml:space="preserve">, dropping the rest and reporting the count.</w:t>
+      </w:r>
+    </w:p>
+    <w:p>
+      <w:pPr>
+        <w:spacing w:after="130" w:line="270"/>
+      </w:pPr>
+      <w:r>
+        <w:rPr>
+          <w:b w:val="false"/>
+          <w:bCs w:val="false"/>
+          <w:i w:val="false"/>
+          <w:iCs w:val="false"/>
+        </w:rPr>
+        <w:t xml:space="preserve">Nothing is truncated — a partial channel would corrupt the frame — so the squeeze is felt as whole channels disappearing, which the ground sees immediately in the new </w:t>
+      </w:r>
+      <w:r>
+        <w:rPr>
+          <w:rFonts w:ascii="Consolas" w:cs="Consolas" w:eastAsia="Consolas" w:hAnsi="Consolas"/>
+          <w:b w:val="false"/>
+          <w:bCs w:val="false"/>
+          <w:i w:val="false"/>
+          <w:iCs w:val="false"/>
+          <w:sz w:val="19"/>
+          <w:szCs w:val="19"/>
+          <w:shd w:fill="F2F2F2" w:val="clear"/>
+        </w:rPr>
+        <w:t xml:space="preserve">COMMS</w:t>
+      </w:r>
+      <w:r>
+        <w:rPr>
+          <w:b w:val="false"/>
+          <w:bCs w:val="false"/>
+          <w:i w:val="false"/>
+          <w:iCs w:val="false"/>
+        </w:rPr>
+        <w:t xml:space="preserve"> channel (</w:t>
+      </w:r>
+      <w:r>
+        <w:rPr>
+          <w:rFonts w:ascii="Consolas" w:cs="Consolas" w:eastAsia="Consolas" w:hAnsi="Consolas"/>
+          <w:b w:val="false"/>
+          <w:bCs w:val="false"/>
+          <w:i w:val="false"/>
+          <w:iCs w:val="false"/>
+          <w:sz w:val="19"/>
+          <w:szCs w:val="19"/>
+          <w:shd w:fill="F2F2F2" w:val="clear"/>
+        </w:rPr>
+        <w:t xml:space="preserve">0x61</w:t>
+      </w:r>
+      <w:r>
+        <w:rPr>
+          <w:b w:val="false"/>
+          <w:bCs w:val="false"/>
+          <w:i w:val="false"/>
+          <w:iCs w:val="false"/>
+        </w:rPr>
+        <w:t xml:space="preserve">: antenna, dropped count, current budget). The encoder decides what fits </w:t>
+      </w:r>
+      <w:r>
+        <w:rPr>
+          <w:b w:val="false"/>
+          <w:bCs w:val="false"/>
+          <w:i/>
+          <w:iCs/>
+        </w:rPr>
+        <w:t xml:space="preserve">before</w:t>
+      </w:r>
+      <w:r>
+        <w:rPr>
+          <w:b w:val="false"/>
+          <w:bCs w:val="false"/>
+          <w:i w:val="false"/>
+          <w:iCs w:val="false"/>
+        </w:rPr>
+        <w:t xml:space="preserve"> it emits, so that count describes the frame carrying it rather than the previous one.</w:t>
+      </w:r>
+    </w:p>
+    <w:p>
+      <w:pPr>
+        <w:spacing w:after="130" w:line="270"/>
+      </w:pPr>
+      <w:r>
+        <w:rPr>
+          <w:b w:val="false"/>
+          <w:bCs w:val="false"/>
+          <w:i w:val="false"/>
+          <w:iCs w:val="false"/>
+        </w:rPr>
+        <w:t xml:space="preserve">Every response a real flight team could make is a patch:</w:t>
+      </w:r>
+    </w:p>
+    <w:tbl>
+      <w:tblPr>
+        <w:tblW w:type="dxa" w:w="9360"/>
+        <w:tblBorders>
+          <w:top w:val="single" w:color="auto" w:sz="4"/>
+          <w:left w:val="single" w:color="auto" w:sz="4"/>
+          <w:bottom w:val="single" w:color="auto" w:sz="4"/>
+          <w:right w:val="single" w:color="auto" w:sz="4"/>
+          <w:insideH w:val="single" w:color="auto" w:sz="4"/>
+          <w:insideV w:val="single" w:color="auto" w:sz="4"/>
+        </w:tblBorders>
+      </w:tblPr>
+      <w:tblGrid>
+        <w:gridCol w:w="2956"/>
+        <w:gridCol w:w="6404"/>
+      </w:tblGrid>
+      <w:tr>
+        <w:trPr>
+          <w:tblHeader/>
+        </w:trPr>
+        <w:tc>
+          <w:tcPr>
+            <w:tcW w:type="dxa" w:w="2956"/>
+            <w:shd w:fill="D9E2F3" w:val="clear"/>
+            <w:tcMar>
+              <w:top w:type="dxa" w:w="55"/>
+              <w:left w:type="dxa" w:w="90"/>
+              <w:bottom w:type="dxa" w:w="55"/>
+              <w:right w:type="dxa" w:w="90"/>
+            </w:tcMar>
+          </w:tcPr>
+          <w:p>
+            <w:pPr>
+              <w:spacing w:after="0" w:line="240"/>
+            </w:pPr>
+            <w:r>
+              <w:rPr>
+                <w:b/>
+                <w:bCs/>
+                <w:sz w:val="19"/>
+                <w:szCs w:val="19"/>
+              </w:rPr>
+              <w:t xml:space="preserve">Response</w:t>
+            </w:r>
+          </w:p>
+        </w:tc>
+        <w:tc>
+          <w:tcPr>
+            <w:tcW w:type="dxa" w:w="6404"/>
+            <w:shd w:fill="D9E2F3" w:val="clear"/>
+            <w:tcMar>
+              <w:top w:type="dxa" w:w="55"/>
+              <w:left w:type="dxa" w:w="90"/>
+              <w:bottom w:type="dxa" w:w="55"/>
+              <w:right w:type="dxa" w:w="90"/>
+            </w:tcMar>
+          </w:tcPr>
+          <w:p>
+            <w:pPr>
+              <w:spacing w:after="0" w:line="240"/>
+            </w:pPr>
+            <w:r>
+              <w:rPr>
+                <w:b/>
+                <w:bCs/>
+                <w:sz w:val="19"/>
+                <w:szCs w:val="19"/>
+              </w:rPr>
+              <w:t xml:space="preserve">Surface</w:t>
+            </w:r>
+          </w:p>
+        </w:tc>
+      </w:tr>
+      <w:tr>
+        <w:tc>
+          <w:tcPr>
+            <w:tcW w:type="dxa" w:w="2956"/>
+            <w:tcMar>
+              <w:top w:type="dxa" w:w="55"/>
+              <w:left w:type="dxa" w:w="90"/>
+              <w:bottom w:type="dxa" w:w="55"/>
+              <w:right w:type="dxa" w:w="90"/>
+            </w:tcMar>
+          </w:tcPr>
+          <w:p>
+            <w:pPr>
+              <w:spacing w:after="0" w:line="240"/>
+            </w:pPr>
+            <w:r>
+              <w:rPr>
+                <w:b w:val="false"/>
+                <w:bCs w:val="false"/>
+                <w:i w:val="false"/>
+                <w:iCs w:val="false"/>
+              </w:rPr>
+              <w:t xml:space="preserve">Decide what science is worth the bandwidth</w:t>
+            </w:r>
+          </w:p>
+        </w:tc>
+        <w:tc>
+          <w:tcPr>
+            <w:tcW w:type="dxa" w:w="6404"/>
+            <w:tcMar>
+              <w:top w:type="dxa" w:w="55"/>
+              <w:left w:type="dxa" w:w="90"/>
+              <w:bottom w:type="dxa" w:w="55"/>
+              <w:right w:type="dxa" w:w="90"/>
+            </w:tcMar>
+          </w:tcPr>
+          <w:p>
+            <w:pPr>
+              <w:spacing w:after="0" w:line="240"/>
+            </w:pPr>
+            <w:r>
+              <w:rPr>
+                <w:rFonts w:ascii="Consolas" w:cs="Consolas" w:eastAsia="Consolas" w:hAnsi="Consolas"/>
+                <w:b w:val="false"/>
+                <w:bCs w:val="false"/>
+                <w:i w:val="false"/>
+                <w:iCs w:val="false"/>
+                <w:sz w:val="19"/>
+                <w:szCs w:val="19"/>
+                <w:shd w:fill="F2F2F2" w:val="clear"/>
+              </w:rPr>
+              <w:t xml:space="preserve">tlm_priority[]</w:t>
+            </w:r>
+            <w:r>
+              <w:rPr>
+                <w:b w:val="false"/>
+                <w:bCs w:val="false"/>
+                <w:i w:val="false"/>
+                <w:iCs w:val="false"/>
+              </w:rPr>
+              <w:t xml:space="preserve"> — the emission order, a byte array in RAM. </w:t>
+            </w:r>
+            <w:r>
+              <w:rPr>
+                <w:b w:val="false"/>
+                <w:bCs w:val="false"/>
+                <w:i/>
+                <w:iCs/>
+              </w:rPr>
+              <w:t xml:space="preserve">This is the Galileo decision.</w:t>
+            </w:r>
+          </w:p>
+        </w:tc>
+      </w:tr>
+      <w:tr>
+        <w:tc>
+          <w:tcPr>
+            <w:tcW w:type="dxa" w:w="2956"/>
+            <w:tcMar>
+              <w:top w:type="dxa" w:w="55"/>
+              <w:left w:type="dxa" w:w="90"/>
+              <w:bottom w:type="dxa" w:w="55"/>
+              <w:right w:type="dxa" w:w="90"/>
+            </w:tcMar>
+          </w:tcPr>
+          <w:p>
+            <w:pPr>
+              <w:spacing w:after="0" w:line="240"/>
+            </w:pPr>
+            <w:r>
+              <w:rPr>
+                <w:b w:val="false"/>
+                <w:bCs w:val="false"/>
+                <w:i w:val="false"/>
+                <w:iCs w:val="false"/>
+              </w:rPr>
+              <w:t xml:space="preserve">Dispute the fault verdict</w:t>
+            </w:r>
+          </w:p>
+        </w:tc>
+        <w:tc>
+          <w:tcPr>
+            <w:tcW w:type="dxa" w:w="6404"/>
+            <w:tcMar>
+              <w:top w:type="dxa" w:w="55"/>
+              <w:left w:type="dxa" w:w="90"/>
+              <w:bottom w:type="dxa" w:w="55"/>
+              <w:right w:type="dxa" w:w="90"/>
+            </w:tcMar>
+          </w:tcPr>
+          <w:p>
+            <w:pPr>
+              <w:spacing w:after="0" w:line="240"/>
+            </w:pPr>
+            <w:r>
+              <w:rPr>
+                <w:rFonts w:ascii="Consolas" w:cs="Consolas" w:eastAsia="Consolas" w:hAnsi="Consolas"/>
+                <w:b w:val="false"/>
+                <w:bCs w:val="false"/>
+                <w:i w:val="false"/>
+                <w:iCs w:val="false"/>
+                <w:sz w:val="19"/>
+                <w:szCs w:val="19"/>
+                <w:shd w:fill="F2F2F2" w:val="clear"/>
+              </w:rPr>
+              <w:t xml:space="preserve">g_hga_ok</w:t>
+            </w:r>
+            <w:r>
+              <w:rPr>
+                <w:b w:val="false"/>
+                <w:bCs w:val="false"/>
+                <w:i w:val="false"/>
+                <w:iCs w:val="false"/>
+              </w:rPr>
+              <w:t xml:space="preserve">, or the branch in </w:t>
+            </w:r>
+            <w:r>
+              <w:rPr>
+                <w:rFonts w:ascii="Consolas" w:cs="Consolas" w:eastAsia="Consolas" w:hAnsi="Consolas"/>
+                <w:b w:val="false"/>
+                <w:bCs w:val="false"/>
+                <w:i w:val="false"/>
+                <w:iCs w:val="false"/>
+                <w:sz w:val="19"/>
+                <w:szCs w:val="19"/>
+                <w:shd w:fill="F2F2F2" w:val="clear"/>
+              </w:rPr>
+              <w:t xml:space="preserve">task_comms</w:t>
+            </w:r>
+            <w:r>
+              <w:rPr>
+                <w:b w:val="false"/>
+                <w:bCs w:val="false"/>
+                <w:i w:val="false"/>
+                <w:iCs w:val="false"/>
+              </w:rPr>
+              <w:t xml:space="preserve"> that acts on it</w:t>
+            </w:r>
+          </w:p>
+        </w:tc>
+      </w:tr>
+      <w:tr>
+        <w:tc>
+          <w:tcPr>
+            <w:tcW w:type="dxa" w:w="2956"/>
+            <w:tcMar>
+              <w:top w:type="dxa" w:w="55"/>
+              <w:left w:type="dxa" w:w="90"/>
+              <w:bottom w:type="dxa" w:w="55"/>
+              <w:right w:type="dxa" w:w="90"/>
+            </w:tcMar>
+          </w:tcPr>
+          <w:p>
+            <w:pPr>
+              <w:spacing w:after="0" w:line="240"/>
+            </w:pPr>
+            <w:r>
+              <w:rPr>
+                <w:b w:val="false"/>
+                <w:bCs w:val="false"/>
+                <w:i w:val="false"/>
+                <w:iCs w:val="false"/>
+              </w:rPr>
+              <w:t xml:space="preserve">Cancel the scheduled failure</w:t>
+            </w:r>
+          </w:p>
+        </w:tc>
+        <w:tc>
+          <w:tcPr>
+            <w:tcW w:type="dxa" w:w="6404"/>
+            <w:tcMar>
+              <w:top w:type="dxa" w:w="55"/>
+              <w:left w:type="dxa" w:w="90"/>
+              <w:bottom w:type="dxa" w:w="55"/>
+              <w:right w:type="dxa" w:w="90"/>
+            </w:tcMar>
+          </w:tcPr>
+          <w:p>
+            <w:pPr>
+              <w:spacing w:after="0" w:line="240"/>
+            </w:pPr>
+            <w:r>
+              <w:rPr>
+                <w:rFonts w:ascii="Consolas" w:cs="Consolas" w:eastAsia="Consolas" w:hAnsi="Consolas"/>
+                <w:b w:val="false"/>
+                <w:bCs w:val="false"/>
+                <w:i w:val="false"/>
+                <w:iCs w:val="false"/>
+                <w:sz w:val="19"/>
+                <w:szCs w:val="19"/>
+                <w:shd w:fill="F2F2F2" w:val="clear"/>
+              </w:rPr>
+              <w:t xml:space="preserve">hga_fail_after_s</w:t>
+            </w:r>
+            <w:r>
+              <w:rPr>
+                <w:b w:val="false"/>
+                <w:bCs w:val="false"/>
+                <w:i w:val="false"/>
+                <w:iCs w:val="false"/>
+              </w:rPr>
+              <w:t xml:space="preserve"> in the config block</w:t>
+            </w:r>
+          </w:p>
+        </w:tc>
+      </w:tr>
+      <w:tr>
+        <w:tc>
+          <w:tcPr>
+            <w:tcW w:type="dxa" w:w="2956"/>
+            <w:tcMar>
+              <w:top w:type="dxa" w:w="55"/>
+              <w:left w:type="dxa" w:w="90"/>
+              <w:bottom w:type="dxa" w:w="55"/>
+              <w:right w:type="dxa" w:w="90"/>
+            </w:tcMar>
+          </w:tcPr>
+          <w:p>
+            <w:pPr>
+              <w:spacing w:after="0" w:line="240"/>
+            </w:pPr>
+            <w:r>
+              <w:rPr>
+                <w:b w:val="false"/>
+                <w:bCs w:val="false"/>
+                <w:i w:val="false"/>
+                <w:iCs w:val="false"/>
+              </w:rPr>
+              <w:t xml:space="preserve">Argue with the physics</w:t>
+            </w:r>
+          </w:p>
+        </w:tc>
+        <w:tc>
+          <w:tcPr>
+            <w:tcW w:type="dxa" w:w="6404"/>
+            <w:tcMar>
+              <w:top w:type="dxa" w:w="55"/>
+              <w:left w:type="dxa" w:w="90"/>
+              <w:bottom w:type="dxa" w:w="55"/>
+              <w:right w:type="dxa" w:w="90"/>
+            </w:tcMar>
+          </w:tcPr>
+          <w:p>
+            <w:pPr>
+              <w:spacing w:after="0" w:line="240"/>
+            </w:pPr>
+            <w:r>
+              <w:rPr>
+                <w:rFonts w:ascii="Consolas" w:cs="Consolas" w:eastAsia="Consolas" w:hAnsi="Consolas"/>
+                <w:b w:val="false"/>
+                <w:bCs w:val="false"/>
+                <w:i w:val="false"/>
+                <w:iCs w:val="false"/>
+                <w:sz w:val="19"/>
+                <w:szCs w:val="19"/>
+                <w:shd w:fill="F2F2F2" w:val="clear"/>
+              </w:rPr>
+              <w:t xml:space="preserve">lga_max_payload</w:t>
+            </w:r>
+          </w:p>
+        </w:tc>
+      </w:tr>
+      <w:tr>
+        <w:tc>
+          <w:tcPr>
+            <w:tcW w:type="dxa" w:w="2956"/>
+            <w:tcMar>
+              <w:top w:type="dxa" w:w="55"/>
+              <w:left w:type="dxa" w:w="90"/>
+              <w:bottom w:type="dxa" w:w="55"/>
+              <w:right w:type="dxa" w:w="90"/>
+            </w:tcMar>
+          </w:tcPr>
+          <w:p>
+            <w:pPr>
+              <w:spacing w:after="0" w:line="240"/>
+            </w:pPr>
+            <w:r>
+              <w:rPr>
+                <w:b w:val="false"/>
+                <w:bCs w:val="false"/>
+                <w:i w:val="false"/>
+                <w:iCs w:val="false"/>
+              </w:rPr>
+              <w:t xml:space="preserve">Make room by other means</w:t>
+            </w:r>
+          </w:p>
+        </w:tc>
+        <w:tc>
+          <w:tcPr>
+            <w:tcW w:type="dxa" w:w="6404"/>
+            <w:tcMar>
+              <w:top w:type="dxa" w:w="55"/>
+              <w:left w:type="dxa" w:w="90"/>
+              <w:bottom w:type="dxa" w:w="55"/>
+              <w:right w:type="dxa" w:w="90"/>
+            </w:tcMar>
+          </w:tcPr>
+          <w:p>
+            <w:pPr>
+              <w:spacing w:after="0" w:line="240"/>
+            </w:pPr>
+            <w:r>
+              <w:rPr>
+                <w:b w:val="false"/>
+                <w:bCs w:val="false"/>
+                <w:i w:val="false"/>
+                <w:iCs w:val="false"/>
+              </w:rPr>
+              <w:t xml:space="preserve">power down sensors, so their channels stop competing</w:t>
+            </w:r>
+          </w:p>
+        </w:tc>
+      </w:tr>
+    </w:tbl>
+    <w:p>
+      <w:pPr>
+        <w:spacing w:after="120"/>
+      </w:pPr>
+    </w:p>
+    <w:p>
+      <w:pPr>
+        <w:spacing w:after="130" w:line="270"/>
+      </w:pPr>
+      <w:r>
+        <w:rPr>
+          <w:b w:val="false"/>
+          <w:bCs w:val="false"/>
+          <w:i w:val="false"/>
+          <w:iCs w:val="false"/>
+        </w:rPr>
+        <w:t xml:space="preserve">As built the high gain is healthy and </w:t>
+      </w:r>
+      <w:r>
+        <w:rPr>
+          <w:rFonts w:ascii="Consolas" w:cs="Consolas" w:eastAsia="Consolas" w:hAnsi="Consolas"/>
+          <w:b w:val="false"/>
+          <w:bCs w:val="false"/>
+          <w:i w:val="false"/>
+          <w:iCs w:val="false"/>
+          <w:sz w:val="19"/>
+          <w:szCs w:val="19"/>
+          <w:shd w:fill="F2F2F2" w:val="clear"/>
+        </w:rPr>
+        <w:t xml:space="preserve">hga_fail_after_s</w:t>
+      </w:r>
+      <w:r>
+        <w:rPr>
+          <w:b w:val="false"/>
+          <w:bCs w:val="false"/>
+          <w:i w:val="false"/>
+          <w:iCs w:val="false"/>
+        </w:rPr>
+        <w:t xml:space="preserve"> is </w:t>
+      </w:r>
+      <w:r>
+        <w:rPr>
+          <w:rFonts w:ascii="Consolas" w:cs="Consolas" w:eastAsia="Consolas" w:hAnsi="Consolas"/>
+          <w:b w:val="false"/>
+          <w:bCs w:val="false"/>
+          <w:i w:val="false"/>
+          <w:iCs w:val="false"/>
+          <w:sz w:val="19"/>
+          <w:szCs w:val="19"/>
+          <w:shd w:fill="F2F2F2" w:val="clear"/>
+        </w:rPr>
+        <w:t xml:space="preserve">0</w:t>
+      </w:r>
+      <w:r>
+        <w:rPr>
+          <w:b w:val="false"/>
+          <w:bCs w:val="false"/>
+          <w:i w:val="false"/>
+          <w:iCs w:val="false"/>
+        </w:rPr>
+        <w:t xml:space="preserve"> (never), so a scenario schedules the failure. Because the fallback is re-evaluated every cycle, clearing the verdict restores the high gain — the fault is a </w:t>
+      </w:r>
+      <w:r>
+        <w:rPr>
+          <w:b w:val="false"/>
+          <w:bCs w:val="false"/>
+          <w:i/>
+          <w:iCs/>
+        </w:rPr>
+        <w:t xml:space="preserve">judgement the software makes</w:t>
+      </w:r>
+      <w:r>
+        <w:rPr>
+          <w:b w:val="false"/>
+          <w:bCs w:val="false"/>
+          <w:i w:val="false"/>
+          <w:iCs w:val="false"/>
+        </w:rPr>
+        <w:t xml:space="preserve">, not a latched state, which is what makes it patchable.</w:t>
+      </w:r>
+    </w:p>
+    <w:p>
+      <w:pPr>
+        <w:pStyle w:val="Heading2"/>
+        <w:spacing w:after="110" w:before="220"/>
+      </w:pPr>
+      <w:r>
+        <w:rPr>
+          <w:b w:val="false"/>
+          <w:bCs w:val="false"/>
+          <w:i w:val="false"/>
+          <w:iCs w:val="false"/>
+        </w:rPr>
         <w:t xml:space="preserve">6.5 In-Flight Patching: Pads, Cave, and Trampolines</w:t>
       </w:r>
     </w:p>
@@ -15107,6 +15853,149 @@
                 <w:i w:val="false"/>
                 <w:iCs w:val="false"/>
               </w:rPr>
+              <w:t xml:space="preserve">COMMS</w:t>
+            </w:r>
+          </w:p>
+        </w:tc>
+        <w:tc>
+          <w:tcPr>
+            <w:tcW w:type="dxa" w:w="1050"/>
+            <w:tcMar>
+              <w:top w:type="dxa" w:w="55"/>
+              <w:left w:type="dxa" w:w="90"/>
+              <w:bottom w:type="dxa" w:w="55"/>
+              <w:right w:type="dxa" w:w="90"/>
+            </w:tcMar>
+          </w:tcPr>
+          <w:p>
+            <w:pPr>
+              <w:spacing w:after="0" w:line="240"/>
+            </w:pPr>
+            <w:r>
+              <w:rPr>
+                <w:b w:val="false"/>
+                <w:bCs w:val="false"/>
+                <w:i w:val="false"/>
+                <w:iCs w:val="false"/>
+              </w:rPr>
+              <w:t xml:space="preserve">TLV</w:t>
+            </w:r>
+          </w:p>
+        </w:tc>
+        <w:tc>
+          <w:tcPr>
+            <w:tcW w:type="dxa" w:w="7260"/>
+            <w:tcMar>
+              <w:top w:type="dxa" w:w="55"/>
+              <w:left w:type="dxa" w:w="90"/>
+              <w:bottom w:type="dxa" w:w="55"/>
+              <w:right w:type="dxa" w:w="90"/>
+            </w:tcMar>
+          </w:tcPr>
+          <w:p>
+            <w:pPr>
+              <w:spacing w:after="0" w:line="240"/>
+            </w:pPr>
+            <w:r>
+              <w:rPr>
+                <w:b w:val="false"/>
+                <w:bCs w:val="false"/>
+                <w:i w:val="false"/>
+                <w:iCs w:val="false"/>
+              </w:rPr>
+              <w:t xml:space="preserve">Channel </w:t>
+            </w:r>
+            <w:r>
+              <w:rPr>
+                <w:rFonts w:ascii="Consolas" w:cs="Consolas" w:eastAsia="Consolas" w:hAnsi="Consolas"/>
+                <w:b w:val="false"/>
+                <w:bCs w:val="false"/>
+                <w:i w:val="false"/>
+                <w:iCs w:val="false"/>
+                <w:sz w:val="19"/>
+                <w:szCs w:val="19"/>
+                <w:shd w:fill="F2F2F2" w:val="clear"/>
+              </w:rPr>
+              <w:t xml:space="preserve">0x61</w:t>
+            </w:r>
+            <w:r>
+              <w:rPr>
+                <w:b w:val="false"/>
+                <w:bCs w:val="false"/>
+                <w:i w:val="false"/>
+                <w:iCs w:val="false"/>
+              </w:rPr>
+              <w:t xml:space="preserve"> (4 B): antenna (</w:t>
+            </w:r>
+            <w:r>
+              <w:rPr>
+                <w:rFonts w:ascii="Consolas" w:cs="Consolas" w:eastAsia="Consolas" w:hAnsi="Consolas"/>
+                <w:b w:val="false"/>
+                <w:bCs w:val="false"/>
+                <w:i w:val="false"/>
+                <w:iCs w:val="false"/>
+                <w:sz w:val="19"/>
+                <w:szCs w:val="19"/>
+                <w:shd w:fill="F2F2F2" w:val="clear"/>
+              </w:rPr>
+              <w:t xml:space="preserve">0</w:t>
+            </w:r>
+            <w:r>
+              <w:rPr>
+                <w:b w:val="false"/>
+                <w:bCs w:val="false"/>
+                <w:i w:val="false"/>
+                <w:iCs w:val="false"/>
+              </w:rPr>
+              <w:t xml:space="preserve"> HGA / </w:t>
+            </w:r>
+            <w:r>
+              <w:rPr>
+                <w:rFonts w:ascii="Consolas" w:cs="Consolas" w:eastAsia="Consolas" w:hAnsi="Consolas"/>
+                <w:b w:val="false"/>
+                <w:bCs w:val="false"/>
+                <w:i w:val="false"/>
+                <w:iCs w:val="false"/>
+                <w:sz w:val="19"/>
+                <w:szCs w:val="19"/>
+                <w:shd w:fill="F2F2F2" w:val="clear"/>
+              </w:rPr>
+              <w:t xml:space="preserve">1</w:t>
+            </w:r>
+            <w:r>
+              <w:rPr>
+                <w:b w:val="false"/>
+                <w:bCs w:val="false"/>
+                <w:i w:val="false"/>
+                <w:iCs w:val="false"/>
+              </w:rPr>
+              <w:t xml:space="preserve"> LGA), channels dropped this frame, current payload budget (§6.4b)</w:t>
+            </w:r>
+          </w:p>
+        </w:tc>
+      </w:tr>
+      <w:tr>
+        <w:tc>
+          <w:tcPr>
+            <w:tcW w:type="dxa" w:w="1050"/>
+            <w:tcMar>
+              <w:top w:type="dxa" w:w="55"/>
+              <w:left w:type="dxa" w:w="90"/>
+              <w:bottom w:type="dxa" w:w="55"/>
+              <w:right w:type="dxa" w:w="90"/>
+            </w:tcMar>
+          </w:tcPr>
+          <w:p>
+            <w:pPr>
+              <w:spacing w:after="0" w:line="240"/>
+            </w:pPr>
+            <w:r>
+              <w:rPr>
+                <w:b w:val="false"/>
+                <w:bCs w:val="false"/>
+                <w:i w:val="false"/>
+                <w:iCs w:val="false"/>
+              </w:rPr>
               <w:t xml:space="preserve">HK</w:t>
             </w:r>
           </w:p>
@@ -15497,6 +16386,42 @@
       <w:pPr>
         <w:spacing w:after="120"/>
       </w:pPr>
+    </w:p>
+    <w:p>
+      <w:pPr>
+        <w:spacing w:after="130" w:line="270"/>
+      </w:pPr>
+      <w:r>
+        <w:rPr>
+          <w:b w:val="false"/>
+          <w:bCs w:val="false"/>
+          <w:i w:val="false"/>
+          <w:iCs w:val="false"/>
+        </w:rPr>
+        <w:t xml:space="preserve">Channels are emitted in </w:t>
+      </w:r>
+      <w:r>
+        <w:rPr>
+          <w:rFonts w:ascii="Consolas" w:cs="Consolas" w:eastAsia="Consolas" w:hAnsi="Consolas"/>
+          <w:b w:val="false"/>
+          <w:bCs w:val="false"/>
+          <w:i w:val="false"/>
+          <w:iCs w:val="false"/>
+          <w:sz w:val="19"/>
+          <w:szCs w:val="19"/>
+          <w:shd w:fill="F2F2F2" w:val="clear"/>
+        </w:rPr>
+        <w:t xml:space="preserve">tlm_priority[]</w:t>
+      </w:r>
+      <w:r>
+        <w:rPr>
+          <w:b w:val="false"/>
+          <w:bCs w:val="false"/>
+          <w:i w:val="false"/>
+          <w:iCs w:val="false"/>
+        </w:rPr>
+        <w:t xml:space="preserve"> order and only while they fit the current antenna's payload budget (§6.4b); what does not fit is dropped whole and counted.</w:t>
+      </w:r>
     </w:p>
     <w:p>
       <w:pPr>
@@ -18086,6 +19011,254 @@
           <w:i w:val="false"/>
           <w:iCs w:val="false"/>
         </w:rPr>
+        <w:t xml:space="preserve">Uplink budget vs. imaging</w:t>
+      </w:r>
+      <w:r>
+        <w:rPr>
+          <w:b w:val="false"/>
+          <w:bCs w:val="false"/>
+          <w:i w:val="false"/>
+          <w:iCs w:val="false"/>
+        </w:rPr>
+        <w:t xml:space="preserve"> — </w:t>
+      </w:r>
+      <w:r>
+        <w:rPr>
+          <w:b w:val="false"/>
+          <w:bCs w:val="false"/>
+          <w:i/>
+          <w:iCs/>
+        </w:rPr>
+        <w:t xml:space="preserve">closed (charter R4.2/R4.3).</w:t>
+      </w:r>
+      <w:r>
+        <w:rPr>
+          <w:b w:val="false"/>
+          <w:bCs w:val="false"/>
+          <w:i w:val="false"/>
+          <w:iCs w:val="false"/>
+        </w:rPr>
+        <w:t xml:space="preserve"> The budget meters only state-changing uplinks; reads run on a separate allowance. A scenario can therefore hold a tight patch budget and a full image downlink at once.</w:t>
+      </w:r>
+    </w:p>
+    <w:p>
+      <w:pPr>
+        <w:pStyle w:val="ListParagraph"/>
+        <w:numPr>
+          <w:ilvl w:val="0"/>
+          <w:numId w:val="2"/>
+        </w:numPr>
+        <w:spacing w:after="70" w:line="260"/>
+      </w:pPr>
+      <w:r>
+        <w:rPr>
+          <w:b/>
+          <w:bCs/>
+          <w:i w:val="false"/>
+          <w:iCs w:val="false"/>
+        </w:rPr>
+        <w:t xml:space="preserve">Detector store readability</w:t>
+      </w:r>
+      <w:r>
+        <w:rPr>
+          <w:b w:val="false"/>
+          <w:bCs w:val="false"/>
+          <w:i w:val="false"/>
+          <w:iCs w:val="false"/>
+        </w:rPr>
+        <w:t xml:space="preserve"> — </w:t>
+      </w:r>
+      <w:r>
+        <w:rPr>
+          <w:b w:val="false"/>
+          <w:bCs w:val="false"/>
+          <w:i/>
+          <w:iCs/>
+        </w:rPr>
+        <w:t xml:space="preserve">closed: left readable.</w:t>
+      </w:r>
+      <w:r>
+        <w:rPr>
+          <w:b w:val="false"/>
+          <w:bCs w:val="false"/>
+          <w:i w:val="false"/>
+          <w:iCs w:val="false"/>
+        </w:rPr>
+        <w:t xml:space="preserve"> A player who finds </w:t>
+      </w:r>
+      <w:r>
+        <w:rPr>
+          <w:rFonts w:ascii="Consolas" w:cs="Consolas" w:eastAsia="Consolas" w:hAnsi="Consolas"/>
+          <w:b w:val="false"/>
+          <w:bCs w:val="false"/>
+          <w:i w:val="false"/>
+          <w:iCs w:val="false"/>
+          <w:sz w:val="19"/>
+          <w:szCs w:val="19"/>
+          <w:shd w:fill="F2F2F2" w:val="clear"/>
+        </w:rPr>
+        <w:t xml:space="preserve">0x0002_4000</w:t>
+      </w:r>
+      <w:r>
+        <w:rPr>
+          <w:b w:val="false"/>
+          <w:bCs w:val="false"/>
+          <w:i w:val="false"/>
+          <w:iCs w:val="false"/>
+        </w:rPr>
+        <w:t xml:space="preserve"> can dump the source imagery. Note the interaction with </w:t>
+      </w:r>
+      <w:r>
+        <w:rPr>
+          <w:rFonts w:ascii="Consolas" w:cs="Consolas" w:eastAsia="Consolas" w:hAnsi="Consolas"/>
+          <w:b w:val="false"/>
+          <w:bCs w:val="false"/>
+          <w:i w:val="false"/>
+          <w:iCs w:val="false"/>
+          <w:sz w:val="19"/>
+          <w:szCs w:val="19"/>
+          <w:shd w:fill="F2F2F2" w:val="clear"/>
+        </w:rPr>
+        <w:t xml:space="preserve">DUMP</w:t>
+      </w:r>
+      <w:r>
+        <w:rPr>
+          <w:b w:val="false"/>
+          <w:bCs w:val="false"/>
+          <w:i w:val="false"/>
+          <w:iCs w:val="false"/>
+        </w:rPr>
+        <w:t xml:space="preserve">: once bulk downlink is unlocked that costs 18 commands rather than 144, so a scenario that unlocks </w:t>
+      </w:r>
+      <w:r>
+        <w:rPr>
+          <w:rFonts w:ascii="Consolas" w:cs="Consolas" w:eastAsia="Consolas" w:hAnsi="Consolas"/>
+          <w:b w:val="false"/>
+          <w:bCs w:val="false"/>
+          <w:i w:val="false"/>
+          <w:iCs w:val="false"/>
+          <w:sz w:val="19"/>
+          <w:szCs w:val="19"/>
+          <w:shd w:fill="F2F2F2" w:val="clear"/>
+        </w:rPr>
+        <w:t xml:space="preserve">DUMP</w:t>
+      </w:r>
+      <w:r>
+        <w:rPr>
+          <w:b w:val="false"/>
+          <w:bCs w:val="false"/>
+          <w:i w:val="false"/>
+          <w:iCs w:val="false"/>
+        </w:rPr>
+        <w:t xml:space="preserve"> also makes the easter egg cheaper to spoil. Accepted.</w:t>
+      </w:r>
+    </w:p>
+    <w:p>
+      <w:pPr>
+        <w:pStyle w:val="ListParagraph"/>
+        <w:numPr>
+          <w:ilvl w:val="0"/>
+          <w:numId w:val="2"/>
+        </w:numPr>
+        <w:spacing w:after="70" w:line="260"/>
+      </w:pPr>
+      <w:r>
+        <w:rPr>
+          <w:b/>
+          <w:bCs/>
+          <w:i w:val="false"/>
+          <w:iCs w:val="false"/>
+        </w:rPr>
+        <w:t xml:space="preserve">Scene resolution</w:t>
+      </w:r>
+      <w:r>
+        <w:rPr>
+          <w:b w:val="false"/>
+          <w:bCs w:val="false"/>
+          <w:i w:val="false"/>
+          <w:iCs w:val="false"/>
+        </w:rPr>
+        <w:t xml:space="preserve"> — </w:t>
+      </w:r>
+      <w:r>
+        <w:rPr>
+          <w:b w:val="false"/>
+          <w:bCs w:val="false"/>
+          <w:i/>
+          <w:iCs/>
+        </w:rPr>
+        <w:t xml:space="preserve">closed: 96×96.</w:t>
+      </w:r>
+      <w:r>
+        <w:rPr>
+          <w:b w:val="false"/>
+          <w:bCs w:val="false"/>
+          <w:i w:val="false"/>
+          <w:iCs w:val="false"/>
+        </w:rPr>
+        <w:t xml:space="preserve"> Real spacecraft photographs carry appreciably more at 96×96 (9216 bytes); a full downlink is 144 </w:t>
+      </w:r>
+      <w:r>
+        <w:rPr>
+          <w:rFonts w:ascii="Consolas" w:cs="Consolas" w:eastAsia="Consolas" w:hAnsi="Consolas"/>
+          <w:b w:val="false"/>
+          <w:bCs w:val="false"/>
+          <w:i w:val="false"/>
+          <w:iCs w:val="false"/>
+          <w:sz w:val="19"/>
+          <w:szCs w:val="19"/>
+          <w:shd w:fill="F2F2F2" w:val="clear"/>
+        </w:rPr>
+        <w:t xml:space="preserve">PEEK</w:t>
+      </w:r>
+      <w:r>
+        <w:rPr>
+          <w:b w:val="false"/>
+          <w:bCs w:val="false"/>
+          <w:i w:val="false"/>
+          <w:iCs w:val="false"/>
+        </w:rPr>
+        <w:t xml:space="preserve">s, or 18 with </w:t>
+      </w:r>
+      <w:r>
+        <w:rPr>
+          <w:rFonts w:ascii="Consolas" w:cs="Consolas" w:eastAsia="Consolas" w:hAnsi="Consolas"/>
+          <w:b w:val="false"/>
+          <w:bCs w:val="false"/>
+          <w:i w:val="false"/>
+          <w:iCs w:val="false"/>
+          <w:sz w:val="19"/>
+          <w:szCs w:val="19"/>
+          <w:shd w:fill="F2F2F2" w:val="clear"/>
+        </w:rPr>
+        <w:t xml:space="preserve">DUMP</w:t>
+      </w:r>
+      <w:r>
+        <w:rPr>
+          <w:b w:val="false"/>
+          <w:bCs w:val="false"/>
+          <w:i w:val="false"/>
+          <w:iCs w:val="false"/>
+        </w:rPr>
+        <w:t xml:space="preserve"> enabled.</w:t>
+      </w:r>
+    </w:p>
+    <w:p>
+      <w:pPr>
+        <w:pStyle w:val="ListParagraph"/>
+        <w:numPr>
+          <w:ilvl w:val="0"/>
+          <w:numId w:val="2"/>
+        </w:numPr>
+        <w:spacing w:after="70" w:line="260"/>
+      </w:pPr>
+      <w:r>
+        <w:rPr>
+          <w:b/>
+          <w:bCs/>
+          <w:i w:val="false"/>
+          <w:iCs w:val="false"/>
+        </w:rPr>
         <w:t xml:space="preserve">Housekeeping channel visibility</w:t>
       </w:r>
       <w:r>
@@ -18404,7 +19577,7 @@
           <w:sz w:val="19"/>
           <w:szCs w:val="19"/>
         </w:rPr>
-        <w:t xml:space="preserve">Version 0.7 — the firmware described here is built, boots under QEMU and passes a 72-check end-to-end suite. Remaining §15 items are content and tuning decisions, not blockers.</w:t>
+        <w:t xml:space="preserve">Version 0.7 — the firmware described here is built, boots under QEMU and passes an 81-check end-to-end suite. Remaining §15 items are content and tuning decisions, not blockers.</w:t>
       </w:r>
     </w:p>
     <w:sectPr>

--- a/docs/Firmware_Spec.docx
+++ b/docs/Firmware_Spec.docx
@@ -185,7 +185,7 @@
                 <w:i w:val="false"/>
                 <w:iCs w:val="false"/>
               </w:rPr>
-              <w:t xml:space="preserve">0.9 (Draft — comms/antenna subsystem; 96×96 scenes; §15 down to one open item)</w:t>
+              <w:t xml:space="preserve">1.0 (Draft — high/low gain antennas modelled as hardware; telemetry cadence fixed at 5 s; §15 closed)</w:t>
             </w:r>
           </w:p>
         </w:tc>
@@ -237,7 +237,7 @@
                 <w:i w:val="false"/>
                 <w:iCs w:val="false"/>
               </w:rPr>
-              <w:t xml:space="preserve">August 26, 2026</w:t>
+              <w:t xml:space="preserve">September 3, 2026</w:t>
             </w:r>
           </w:p>
         </w:tc>
@@ -3090,7 +3090,7 @@
                 <w:szCs w:val="19"/>
                 <w:shd w:fill="F2F2F2" w:val="clear"/>
               </w:rPr>
-              <w:t xml:space="preserve">0x2001_E000 – 0x2001_EFFF</w:t>
+              <w:t xml:space="preserve">0x2001_E000 – 0x2001_E0FF</w:t>
             </w:r>
           </w:p>
         </w:tc>
@@ -3115,7 +3115,7 @@
                 <w:i w:val="false"/>
                 <w:iCs w:val="false"/>
               </w:rPr>
-              <w:t xml:space="preserve">4 KiB</w:t>
+              <w:t xml:space="preserve">256 B</w:t>
             </w:r>
           </w:p>
         </w:tc>
@@ -3149,7 +3149,287 @@
                 <w:i w:val="false"/>
                 <w:iCs w:val="false"/>
               </w:rPr>
-              <w:t xml:space="preserve"> (SIM tier, §6)</w:t>
+              <w:t xml:space="preserve"> — 8 slots × 16 B (SIM tier, §6)</w:t>
+            </w:r>
+          </w:p>
+        </w:tc>
+        <w:tc>
+          <w:tcPr>
+            <w:tcW w:type="dxa" w:w="1050"/>
+            <w:tcMar>
+              <w:top w:type="dxa" w:w="55"/>
+              <w:left w:type="dxa" w:w="90"/>
+              <w:bottom w:type="dxa" w:w="55"/>
+              <w:right w:type="dxa" w:w="90"/>
+            </w:tcMar>
+          </w:tcPr>
+          <w:p>
+            <w:pPr>
+              <w:spacing w:after="0" w:line="240"/>
+            </w:pPr>
+            <w:r>
+              <w:rPr>
+                <w:b w:val="false"/>
+                <w:bCs w:val="false"/>
+                <w:i w:val="false"/>
+                <w:iCs w:val="false"/>
+              </w:rPr>
+              <w:t xml:space="preserve">writable*</w:t>
+            </w:r>
+          </w:p>
+        </w:tc>
+      </w:tr>
+      <w:tr>
+        <w:tc>
+          <w:tcPr>
+            <w:tcW w:type="dxa" w:w="1050"/>
+            <w:tcMar>
+              <w:top w:type="dxa" w:w="55"/>
+              <w:left w:type="dxa" w:w="90"/>
+              <w:bottom w:type="dxa" w:w="55"/>
+              <w:right w:type="dxa" w:w="90"/>
+            </w:tcMar>
+          </w:tcPr>
+          <w:p>
+            <w:pPr>
+              <w:spacing w:after="0" w:line="240"/>
+            </w:pPr>
+            <w:r>
+              <w:rPr>
+                <w:b w:val="false"/>
+                <w:bCs w:val="false"/>
+                <w:i w:val="false"/>
+                <w:iCs w:val="false"/>
+              </w:rPr>
+              <w:t xml:space="preserve">SRAM</w:t>
+            </w:r>
+          </w:p>
+        </w:tc>
+        <w:tc>
+          <w:tcPr>
+            <w:tcW w:type="dxa" w:w="1296"/>
+            <w:tcMar>
+              <w:top w:type="dxa" w:w="55"/>
+              <w:left w:type="dxa" w:w="90"/>
+              <w:bottom w:type="dxa" w:w="55"/>
+              <w:right w:type="dxa" w:w="90"/>
+            </w:tcMar>
+          </w:tcPr>
+          <w:p>
+            <w:pPr>
+              <w:spacing w:after="0" w:line="240"/>
+            </w:pPr>
+            <w:r>
+              <w:rPr>
+                <w:rFonts w:ascii="Consolas" w:cs="Consolas" w:eastAsia="Consolas" w:hAnsi="Consolas"/>
+                <w:b w:val="false"/>
+                <w:bCs w:val="false"/>
+                <w:i w:val="false"/>
+                <w:iCs w:val="false"/>
+                <w:sz w:val="19"/>
+                <w:szCs w:val="19"/>
+                <w:shd w:fill="F2F2F2" w:val="clear"/>
+              </w:rPr>
+              <w:t xml:space="preserve">0x2001_E100 – 0x2001_E1FF</w:t>
+            </w:r>
+          </w:p>
+        </w:tc>
+        <w:tc>
+          <w:tcPr>
+            <w:tcW w:type="dxa" w:w="1050"/>
+            <w:tcMar>
+              <w:top w:type="dxa" w:w="55"/>
+              <w:left w:type="dxa" w:w="90"/>
+              <w:bottom w:type="dxa" w:w="55"/>
+              <w:right w:type="dxa" w:w="90"/>
+            </w:tcMar>
+          </w:tcPr>
+          <w:p>
+            <w:pPr>
+              <w:spacing w:after="0" w:line="240"/>
+            </w:pPr>
+            <w:r>
+              <w:rPr>
+                <w:b w:val="false"/>
+                <w:bCs w:val="false"/>
+                <w:i w:val="false"/>
+                <w:iCs w:val="false"/>
+              </w:rPr>
+              <w:t xml:space="preserve">256 B</w:t>
+            </w:r>
+          </w:p>
+        </w:tc>
+        <w:tc>
+          <w:tcPr>
+            <w:tcW w:type="dxa" w:w="4914"/>
+            <w:tcMar>
+              <w:top w:type="dxa" w:w="55"/>
+              <w:left w:type="dxa" w:w="90"/>
+              <w:bottom w:type="dxa" w:w="55"/>
+              <w:right w:type="dxa" w:w="90"/>
+            </w:tcMar>
+          </w:tcPr>
+          <w:p>
+            <w:pPr>
+              <w:spacing w:after="0" w:line="240"/>
+            </w:pPr>
+            <w:r>
+              <w:rPr>
+                <w:b/>
+                <w:bCs/>
+                <w:i w:val="false"/>
+                <w:iCs w:val="false"/>
+              </w:rPr>
+              <w:t xml:space="preserve">Camera extended registers</w:t>
+            </w:r>
+            <w:r>
+              <w:rPr>
+                <w:b w:val="false"/>
+                <w:bCs w:val="false"/>
+                <w:i w:val="false"/>
+                <w:iCs w:val="false"/>
+              </w:rPr>
+              <w:t xml:space="preserve"> (§6.1)</w:t>
+            </w:r>
+          </w:p>
+        </w:tc>
+        <w:tc>
+          <w:tcPr>
+            <w:tcW w:type="dxa" w:w="1050"/>
+            <w:tcMar>
+              <w:top w:type="dxa" w:w="55"/>
+              <w:left w:type="dxa" w:w="90"/>
+              <w:bottom w:type="dxa" w:w="55"/>
+              <w:right w:type="dxa" w:w="90"/>
+            </w:tcMar>
+          </w:tcPr>
+          <w:p>
+            <w:pPr>
+              <w:spacing w:after="0" w:line="240"/>
+            </w:pPr>
+            <w:r>
+              <w:rPr>
+                <w:b w:val="false"/>
+                <w:bCs w:val="false"/>
+                <w:i w:val="false"/>
+                <w:iCs w:val="false"/>
+              </w:rPr>
+              <w:t xml:space="preserve">writable*</w:t>
+            </w:r>
+          </w:p>
+        </w:tc>
+      </w:tr>
+      <w:tr>
+        <w:tc>
+          <w:tcPr>
+            <w:tcW w:type="dxa" w:w="1050"/>
+            <w:tcMar>
+              <w:top w:type="dxa" w:w="55"/>
+              <w:left w:type="dxa" w:w="90"/>
+              <w:bottom w:type="dxa" w:w="55"/>
+              <w:right w:type="dxa" w:w="90"/>
+            </w:tcMar>
+          </w:tcPr>
+          <w:p>
+            <w:pPr>
+              <w:spacing w:after="0" w:line="240"/>
+            </w:pPr>
+            <w:r>
+              <w:rPr>
+                <w:b w:val="false"/>
+                <w:bCs w:val="false"/>
+                <w:i w:val="false"/>
+                <w:iCs w:val="false"/>
+              </w:rPr>
+              <w:t xml:space="preserve">SRAM</w:t>
+            </w:r>
+          </w:p>
+        </w:tc>
+        <w:tc>
+          <w:tcPr>
+            <w:tcW w:type="dxa" w:w="1296"/>
+            <w:tcMar>
+              <w:top w:type="dxa" w:w="55"/>
+              <w:left w:type="dxa" w:w="90"/>
+              <w:bottom w:type="dxa" w:w="55"/>
+              <w:right w:type="dxa" w:w="90"/>
+            </w:tcMar>
+          </w:tcPr>
+          <w:p>
+            <w:pPr>
+              <w:spacing w:after="0" w:line="240"/>
+            </w:pPr>
+            <w:r>
+              <w:rPr>
+                <w:rFonts w:ascii="Consolas" w:cs="Consolas" w:eastAsia="Consolas" w:hAnsi="Consolas"/>
+                <w:b w:val="false"/>
+                <w:bCs w:val="false"/>
+                <w:i w:val="false"/>
+                <w:iCs w:val="false"/>
+                <w:sz w:val="19"/>
+                <w:szCs w:val="19"/>
+                <w:shd w:fill="F2F2F2" w:val="clear"/>
+              </w:rPr>
+              <w:t xml:space="preserve">0x2001_E200 – 0x2001_EFFF</w:t>
+            </w:r>
+          </w:p>
+        </w:tc>
+        <w:tc>
+          <w:tcPr>
+            <w:tcW w:type="dxa" w:w="1050"/>
+            <w:tcMar>
+              <w:top w:type="dxa" w:w="55"/>
+              <w:left w:type="dxa" w:w="90"/>
+              <w:bottom w:type="dxa" w:w="55"/>
+              <w:right w:type="dxa" w:w="90"/>
+            </w:tcMar>
+          </w:tcPr>
+          <w:p>
+            <w:pPr>
+              <w:spacing w:after="0" w:line="240"/>
+            </w:pPr>
+            <w:r>
+              <w:rPr>
+                <w:b w:val="false"/>
+                <w:bCs w:val="false"/>
+                <w:i w:val="false"/>
+                <w:iCs w:val="false"/>
+              </w:rPr>
+              <w:t xml:space="preserve">3.5 KiB</w:t>
+            </w:r>
+          </w:p>
+        </w:tc>
+        <w:tc>
+          <w:tcPr>
+            <w:tcW w:type="dxa" w:w="4914"/>
+            <w:tcMar>
+              <w:top w:type="dxa" w:w="55"/>
+              <w:left w:type="dxa" w:w="90"/>
+              <w:bottom w:type="dxa" w:w="55"/>
+              <w:right w:type="dxa" w:w="90"/>
+            </w:tcMar>
+          </w:tcPr>
+          <w:p>
+            <w:pPr>
+              <w:spacing w:after="0" w:line="240"/>
+            </w:pPr>
+            <w:r>
+              <w:rPr>
+                <w:b/>
+                <w:bCs/>
+                <w:i w:val="false"/>
+                <w:iCs w:val="false"/>
+              </w:rPr>
+              <w:t xml:space="preserve">Comms extended registers</w:t>
+            </w:r>
+            <w:r>
+              <w:rPr>
+                <w:b w:val="false"/>
+                <w:bCs w:val="false"/>
+                <w:i w:val="false"/>
+                <w:iCs w:val="false"/>
+              </w:rPr>
+              <w:t xml:space="preserve"> — antennas, link state, budget (§6.4b)</w:t>
             </w:r>
           </w:p>
         </w:tc>
@@ -9907,7 +10187,7 @@
           <w:i w:val="false"/>
           <w:iCs w:val="false"/>
         </w:rPr>
-        <w:t xml:space="preserve">6.4b Downlink Comms: Antenna Failure and Bandwidth Triage</w:t>
+        <w:t xml:space="preserve">6.4b Downlink Comms: Two Antennas, and the Bandwidth They Buy</w:t>
       </w:r>
     </w:p>
     <w:p>
@@ -9939,7 +10219,7 @@
           <w:i w:val="false"/>
           <w:iCs w:val="false"/>
         </w:rPr>
-        <w:t xml:space="preserve"> high-gain antenna failed to unfurl in 1991, and the mission was saved by reprogramming the spacecraft in flight to run science through the low-gain antenna — new compression, and hard decisions about which data was worth the bandwidth. </w:t>
+        <w:t xml:space="preserve"> high-gain antenna failed to unfurl in 1991 — several ribs stuck in their sockets — and the mission was saved not by freeing the dish but by reprogramming the spacecraft in flight to run science through the low-gain antenna: new compression, and hard decisions about which data was worth the bandwidth. </w:t>
       </w:r>
       <w:r>
         <w:rPr>
@@ -9961,7 +10241,7 @@
           <w:i w:val="false"/>
           <w:iCs w:val="false"/>
         </w:rPr>
-        <w:t xml:space="preserve"> is that scenario in miniature.</w:t>
+        <w:t xml:space="preserve"> is that scenario in miniature, and it models the dead end as well as the answer.</w:t>
       </w:r>
     </w:p>
     <w:p>
@@ -9975,181 +10255,7 @@
           <w:i w:val="false"/>
           <w:iCs w:val="false"/>
         </w:rPr>
-        <w:t xml:space="preserve">Sojourn downlinks through one of two antennas. The high gain carries the whole telemetry frame (</w:t>
-      </w:r>
-      <w:r>
-        <w:rPr>
-          <w:rFonts w:ascii="Consolas" w:cs="Consolas" w:eastAsia="Consolas" w:hAnsi="Consolas"/>
-          <w:b w:val="false"/>
-          <w:bCs w:val="false"/>
-          <w:i w:val="false"/>
-          <w:iCs w:val="false"/>
-          <w:sz w:val="19"/>
-          <w:szCs w:val="19"/>
-          <w:shd w:fill="F2F2F2" w:val="clear"/>
-        </w:rPr>
-        <w:t xml:space="preserve">hga_max_payload</w:t>
-      </w:r>
-      <w:r>
-        <w:rPr>
-          <w:b w:val="false"/>
-          <w:bCs w:val="false"/>
-          <w:i w:val="false"/>
-          <w:iCs w:val="false"/>
-        </w:rPr>
-        <w:t xml:space="preserve">, 96 bytes as built); the low gain carries a fraction (</w:t>
-      </w:r>
-      <w:r>
-        <w:rPr>
-          <w:rFonts w:ascii="Consolas" w:cs="Consolas" w:eastAsia="Consolas" w:hAnsi="Consolas"/>
-          <w:b w:val="false"/>
-          <w:bCs w:val="false"/>
-          <w:i w:val="false"/>
-          <w:iCs w:val="false"/>
-          <w:sz w:val="19"/>
-          <w:szCs w:val="19"/>
-          <w:shd w:fill="F2F2F2" w:val="clear"/>
-        </w:rPr>
-        <w:t xml:space="preserve">lga_max_payload</w:t>
-      </w:r>
-      <w:r>
-        <w:rPr>
-          <w:b w:val="false"/>
-          <w:bCs w:val="false"/>
-          <w:i w:val="false"/>
-          <w:iCs w:val="false"/>
-        </w:rPr>
-        <w:t xml:space="preserve">, 40 bytes), which is less than the frame needs. When the high gain is declared failed, </w:t>
-      </w:r>
-      <w:r>
-        <w:rPr>
-          <w:rFonts w:ascii="Consolas" w:cs="Consolas" w:eastAsia="Consolas" w:hAnsi="Consolas"/>
-          <w:b w:val="false"/>
-          <w:bCs w:val="false"/>
-          <w:i w:val="false"/>
-          <w:iCs w:val="false"/>
-          <w:sz w:val="19"/>
-          <w:szCs w:val="19"/>
-          <w:shd w:fill="F2F2F2" w:val="clear"/>
-        </w:rPr>
-        <w:t xml:space="preserve">task_comms</w:t>
-      </w:r>
-      <w:r>
-        <w:rPr>
-          <w:b w:val="false"/>
-          <w:bCs w:val="false"/>
-          <w:i w:val="false"/>
-          <w:iCs w:val="false"/>
-        </w:rPr>
-        <w:t xml:space="preserve"> falls back to the low gain and the telemetry encoder begins </w:t>
-      </w:r>
-      <w:r>
-        <w:rPr>
-          <w:b/>
-          <w:bCs/>
-          <w:i w:val="false"/>
-          <w:iCs w:val="false"/>
-        </w:rPr>
-        <w:t xml:space="preserve">emitting channels in the order given by `tlm_priority[]` until the budget is exhausted</w:t>
-      </w:r>
-      <w:r>
-        <w:rPr>
-          <w:b w:val="false"/>
-          <w:bCs w:val="false"/>
-          <w:i w:val="false"/>
-          <w:iCs w:val="false"/>
-        </w:rPr>
-        <w:t xml:space="preserve">, dropping the rest and reporting the count.</w:t>
-      </w:r>
-    </w:p>
-    <w:p>
-      <w:pPr>
-        <w:spacing w:after="130" w:line="270"/>
-      </w:pPr>
-      <w:r>
-        <w:rPr>
-          <w:b w:val="false"/>
-          <w:bCs w:val="false"/>
-          <w:i w:val="false"/>
-          <w:iCs w:val="false"/>
-        </w:rPr>
-        <w:t xml:space="preserve">Nothing is truncated — a partial channel would corrupt the frame — so the squeeze is felt as whole channels disappearing, which the ground sees immediately in the new </w:t>
-      </w:r>
-      <w:r>
-        <w:rPr>
-          <w:rFonts w:ascii="Consolas" w:cs="Consolas" w:eastAsia="Consolas" w:hAnsi="Consolas"/>
-          <w:b w:val="false"/>
-          <w:bCs w:val="false"/>
-          <w:i w:val="false"/>
-          <w:iCs w:val="false"/>
-          <w:sz w:val="19"/>
-          <w:szCs w:val="19"/>
-          <w:shd w:fill="F2F2F2" w:val="clear"/>
-        </w:rPr>
-        <w:t xml:space="preserve">COMMS</w:t>
-      </w:r>
-      <w:r>
-        <w:rPr>
-          <w:b w:val="false"/>
-          <w:bCs w:val="false"/>
-          <w:i w:val="false"/>
-          <w:iCs w:val="false"/>
-        </w:rPr>
-        <w:t xml:space="preserve"> channel (</w:t>
-      </w:r>
-      <w:r>
-        <w:rPr>
-          <w:rFonts w:ascii="Consolas" w:cs="Consolas" w:eastAsia="Consolas" w:hAnsi="Consolas"/>
-          <w:b w:val="false"/>
-          <w:bCs w:val="false"/>
-          <w:i w:val="false"/>
-          <w:iCs w:val="false"/>
-          <w:sz w:val="19"/>
-          <w:szCs w:val="19"/>
-          <w:shd w:fill="F2F2F2" w:val="clear"/>
-        </w:rPr>
-        <w:t xml:space="preserve">0x61</w:t>
-      </w:r>
-      <w:r>
-        <w:rPr>
-          <w:b w:val="false"/>
-          <w:bCs w:val="false"/>
-          <w:i w:val="false"/>
-          <w:iCs w:val="false"/>
-        </w:rPr>
-        <w:t xml:space="preserve">: antenna, dropped count, current budget). The encoder decides what fits </w:t>
-      </w:r>
-      <w:r>
-        <w:rPr>
-          <w:b w:val="false"/>
-          <w:bCs w:val="false"/>
-          <w:i/>
-          <w:iCs/>
-        </w:rPr>
-        <w:t xml:space="preserve">before</w:t>
-      </w:r>
-      <w:r>
-        <w:rPr>
-          <w:b w:val="false"/>
-          <w:bCs w:val="false"/>
-          <w:i w:val="false"/>
-          <w:iCs w:val="false"/>
-        </w:rPr>
-        <w:t xml:space="preserve"> it emits, so that count describes the frame carrying it rather than the previous one.</w:t>
-      </w:r>
-    </w:p>
-    <w:p>
-      <w:pPr>
-        <w:spacing w:after="130" w:line="270"/>
-      </w:pPr>
-      <w:r>
-        <w:rPr>
-          <w:b w:val="false"/>
-          <w:bCs w:val="false"/>
-          <w:i w:val="false"/>
-          <w:iCs w:val="false"/>
-        </w:rPr>
-        <w:t xml:space="preserve">Every response a real flight team could make is a patch:</w:t>
+        <w:t xml:space="preserve">#### The hardware</w:t>
       </w:r>
     </w:p>
     <w:tbl>
@@ -10165,8 +10271,9 @@
         </w:tblBorders>
       </w:tblPr>
       <w:tblGrid>
-        <w:gridCol w:w="2956"/>
-        <w:gridCol w:w="6404"/>
+        <w:gridCol w:w="1893"/>
+        <w:gridCol w:w="5048"/>
+        <w:gridCol w:w="2419"/>
       </w:tblGrid>
       <w:tr>
         <w:trPr>
@@ -10174,7 +10281,7 @@
         </w:trPr>
         <w:tc>
           <w:tcPr>
-            <w:tcW w:type="dxa" w:w="2956"/>
+            <w:tcW w:type="dxa" w:w="1893"/>
             <w:shd w:fill="D9E2F3" w:val="clear"/>
             <w:tcMar>
               <w:top w:type="dxa" w:w="55"/>
@@ -10194,13 +10301,13 @@
                 <w:sz w:val="19"/>
                 <w:szCs w:val="19"/>
               </w:rPr>
-              <w:t xml:space="preserve">Response</w:t>
-            </w:r>
-          </w:p>
-        </w:tc>
-        <w:tc>
-          <w:tcPr>
-            <w:tcW w:type="dxa" w:w="6404"/>
+              <w:t xml:space="preserve"/>
+            </w:r>
+          </w:p>
+        </w:tc>
+        <w:tc>
+          <w:tcPr>
+            <w:tcW w:type="dxa" w:w="5048"/>
             <w:shd w:fill="D9E2F3" w:val="clear"/>
             <w:tcMar>
               <w:top w:type="dxa" w:w="55"/>
@@ -10220,7 +10327,33 @@
                 <w:sz w:val="19"/>
                 <w:szCs w:val="19"/>
               </w:rPr>
-              <w:t xml:space="preserve">Surface</w:t>
+              <w:t xml:space="preserve">HGA</w:t>
+            </w:r>
+          </w:p>
+        </w:tc>
+        <w:tc>
+          <w:tcPr>
+            <w:tcW w:type="dxa" w:w="2419"/>
+            <w:shd w:fill="D9E2F3" w:val="clear"/>
+            <w:tcMar>
+              <w:top w:type="dxa" w:w="55"/>
+              <w:left w:type="dxa" w:w="90"/>
+              <w:bottom w:type="dxa" w:w="55"/>
+              <w:right w:type="dxa" w:w="90"/>
+            </w:tcMar>
+          </w:tcPr>
+          <w:p>
+            <w:pPr>
+              <w:spacing w:after="0" w:line="240"/>
+            </w:pPr>
+            <w:r>
+              <w:rPr>
+                <w:b/>
+                <w:bCs/>
+                <w:sz w:val="19"/>
+                <w:szCs w:val="19"/>
+              </w:rPr>
+              <w:t xml:space="preserve">LGA</w:t>
             </w:r>
           </w:p>
         </w:tc>
@@ -10228,73 +10361,76 @@
       <w:tr>
         <w:tc>
           <w:tcPr>
-            <w:tcW w:type="dxa" w:w="2956"/>
-            <w:tcMar>
-              <w:top w:type="dxa" w:w="55"/>
-              <w:left w:type="dxa" w:w="90"/>
-              <w:bottom w:type="dxa" w:w="55"/>
-              <w:right w:type="dxa" w:w="90"/>
-            </w:tcMar>
-          </w:tcPr>
-          <w:p>
-            <w:pPr>
-              <w:spacing w:after="0" w:line="240"/>
-            </w:pPr>
-            <w:r>
-              <w:rPr>
-                <w:b w:val="false"/>
-                <w:bCs w:val="false"/>
-                <w:i w:val="false"/>
-                <w:iCs w:val="false"/>
-              </w:rPr>
-              <w:t xml:space="preserve">Decide what science is worth the bandwidth</w:t>
-            </w:r>
-          </w:p>
-        </w:tc>
-        <w:tc>
-          <w:tcPr>
-            <w:tcW w:type="dxa" w:w="6404"/>
-            <w:tcMar>
-              <w:top w:type="dxa" w:w="55"/>
-              <w:left w:type="dxa" w:w="90"/>
-              <w:bottom w:type="dxa" w:w="55"/>
-              <w:right w:type="dxa" w:w="90"/>
-            </w:tcMar>
-          </w:tcPr>
-          <w:p>
-            <w:pPr>
-              <w:spacing w:after="0" w:line="240"/>
-            </w:pPr>
-            <w:r>
-              <w:rPr>
-                <w:rFonts w:ascii="Consolas" w:cs="Consolas" w:eastAsia="Consolas" w:hAnsi="Consolas"/>
-                <w:b w:val="false"/>
-                <w:bCs w:val="false"/>
-                <w:i w:val="false"/>
-                <w:iCs w:val="false"/>
-                <w:sz w:val="19"/>
-                <w:szCs w:val="19"/>
-                <w:shd w:fill="F2F2F2" w:val="clear"/>
-              </w:rPr>
-              <w:t xml:space="preserve">tlm_priority[]</w:t>
-            </w:r>
-            <w:r>
-              <w:rPr>
-                <w:b w:val="false"/>
-                <w:bCs w:val="false"/>
-                <w:i w:val="false"/>
-                <w:iCs w:val="false"/>
-              </w:rPr>
-              <w:t xml:space="preserve"> — the emission order, a byte array in RAM. </w:t>
-            </w:r>
-            <w:r>
-              <w:rPr>
-                <w:b w:val="false"/>
-                <w:bCs w:val="false"/>
-                <w:i/>
-                <w:iCs/>
-              </w:rPr>
-              <w:t xml:space="preserve">This is the Galileo decision.</w:t>
+            <w:tcW w:type="dxa" w:w="1893"/>
+            <w:tcMar>
+              <w:top w:type="dxa" w:w="55"/>
+              <w:left w:type="dxa" w:w="90"/>
+              <w:bottom w:type="dxa" w:w="55"/>
+              <w:right w:type="dxa" w:w="90"/>
+            </w:tcMar>
+          </w:tcPr>
+          <w:p>
+            <w:pPr>
+              <w:spacing w:after="0" w:line="240"/>
+            </w:pPr>
+            <w:r>
+              <w:rPr>
+                <w:b w:val="false"/>
+                <w:bCs w:val="false"/>
+                <w:i w:val="false"/>
+                <w:iCs w:val="false"/>
+              </w:rPr>
+              <w:t xml:space="preserve">Type</w:t>
+            </w:r>
+          </w:p>
+        </w:tc>
+        <w:tc>
+          <w:tcPr>
+            <w:tcW w:type="dxa" w:w="5048"/>
+            <w:tcMar>
+              <w:top w:type="dxa" w:w="55"/>
+              <w:left w:type="dxa" w:w="90"/>
+              <w:bottom w:type="dxa" w:w="55"/>
+              <w:right w:type="dxa" w:w="90"/>
+            </w:tcMar>
+          </w:tcPr>
+          <w:p>
+            <w:pPr>
+              <w:spacing w:after="0" w:line="240"/>
+            </w:pPr>
+            <w:r>
+              <w:rPr>
+                <w:b w:val="false"/>
+                <w:bCs w:val="false"/>
+                <w:i w:val="false"/>
+                <w:iCs w:val="false"/>
+              </w:rPr>
+              <w:t xml:space="preserve">Deployable high-gain dish</w:t>
+            </w:r>
+          </w:p>
+        </w:tc>
+        <w:tc>
+          <w:tcPr>
+            <w:tcW w:type="dxa" w:w="2419"/>
+            <w:tcMar>
+              <w:top w:type="dxa" w:w="55"/>
+              <w:left w:type="dxa" w:w="90"/>
+              <w:bottom w:type="dxa" w:w="55"/>
+              <w:right w:type="dxa" w:w="90"/>
+            </w:tcMar>
+          </w:tcPr>
+          <w:p>
+            <w:pPr>
+              <w:spacing w:after="0" w:line="240"/>
+            </w:pPr>
+            <w:r>
+              <w:rPr>
+                <w:b w:val="false"/>
+                <w:bCs w:val="false"/>
+                <w:i w:val="false"/>
+                <w:iCs w:val="false"/>
+              </w:rPr>
+              <w:t xml:space="preserve">Fixed low-gain omni</w:t>
             </w:r>
           </w:p>
         </w:tc>
@@ -10302,86 +10438,76 @@
       <w:tr>
         <w:tc>
           <w:tcPr>
-            <w:tcW w:type="dxa" w:w="2956"/>
-            <w:tcMar>
-              <w:top w:type="dxa" w:w="55"/>
-              <w:left w:type="dxa" w:w="90"/>
-              <w:bottom w:type="dxa" w:w="55"/>
-              <w:right w:type="dxa" w:w="90"/>
-            </w:tcMar>
-          </w:tcPr>
-          <w:p>
-            <w:pPr>
-              <w:spacing w:after="0" w:line="240"/>
-            </w:pPr>
-            <w:r>
-              <w:rPr>
-                <w:b w:val="false"/>
-                <w:bCs w:val="false"/>
-                <w:i w:val="false"/>
-                <w:iCs w:val="false"/>
-              </w:rPr>
-              <w:t xml:space="preserve">Dispute the fault verdict</w:t>
-            </w:r>
-          </w:p>
-        </w:tc>
-        <w:tc>
-          <w:tcPr>
-            <w:tcW w:type="dxa" w:w="6404"/>
-            <w:tcMar>
-              <w:top w:type="dxa" w:w="55"/>
-              <w:left w:type="dxa" w:w="90"/>
-              <w:bottom w:type="dxa" w:w="55"/>
-              <w:right w:type="dxa" w:w="90"/>
-            </w:tcMar>
-          </w:tcPr>
-          <w:p>
-            <w:pPr>
-              <w:spacing w:after="0" w:line="240"/>
-            </w:pPr>
-            <w:r>
-              <w:rPr>
-                <w:rFonts w:ascii="Consolas" w:cs="Consolas" w:eastAsia="Consolas" w:hAnsi="Consolas"/>
-                <w:b w:val="false"/>
-                <w:bCs w:val="false"/>
-                <w:i w:val="false"/>
-                <w:iCs w:val="false"/>
-                <w:sz w:val="19"/>
-                <w:szCs w:val="19"/>
-                <w:shd w:fill="F2F2F2" w:val="clear"/>
-              </w:rPr>
-              <w:t xml:space="preserve">g_hga_ok</w:t>
-            </w:r>
-            <w:r>
-              <w:rPr>
-                <w:b w:val="false"/>
-                <w:bCs w:val="false"/>
-                <w:i w:val="false"/>
-                <w:iCs w:val="false"/>
-              </w:rPr>
-              <w:t xml:space="preserve">, or the branch in </w:t>
-            </w:r>
-            <w:r>
-              <w:rPr>
-                <w:rFonts w:ascii="Consolas" w:cs="Consolas" w:eastAsia="Consolas" w:hAnsi="Consolas"/>
-                <w:b w:val="false"/>
-                <w:bCs w:val="false"/>
-                <w:i w:val="false"/>
-                <w:iCs w:val="false"/>
-                <w:sz w:val="19"/>
-                <w:szCs w:val="19"/>
-                <w:shd w:fill="F2F2F2" w:val="clear"/>
-              </w:rPr>
-              <w:t xml:space="preserve">task_comms</w:t>
-            </w:r>
-            <w:r>
-              <w:rPr>
-                <w:b w:val="false"/>
-                <w:bCs w:val="false"/>
-                <w:i w:val="false"/>
-                <w:iCs w:val="false"/>
-              </w:rPr>
-              <w:t xml:space="preserve"> that acts on it</w:t>
+            <w:tcW w:type="dxa" w:w="1893"/>
+            <w:tcMar>
+              <w:top w:type="dxa" w:w="55"/>
+              <w:left w:type="dxa" w:w="90"/>
+              <w:bottom w:type="dxa" w:w="55"/>
+              <w:right w:type="dxa" w:w="90"/>
+            </w:tcMar>
+          </w:tcPr>
+          <w:p>
+            <w:pPr>
+              <w:spacing w:after="0" w:line="240"/>
+            </w:pPr>
+            <w:r>
+              <w:rPr>
+                <w:b w:val="false"/>
+                <w:bCs w:val="false"/>
+                <w:i w:val="false"/>
+                <w:iCs w:val="false"/>
+              </w:rPr>
+              <w:t xml:space="preserve">Boresight gain</w:t>
+            </w:r>
+          </w:p>
+        </w:tc>
+        <w:tc>
+          <w:tcPr>
+            <w:tcW w:type="dxa" w:w="5048"/>
+            <w:tcMar>
+              <w:top w:type="dxa" w:w="55"/>
+              <w:left w:type="dxa" w:w="90"/>
+              <w:bottom w:type="dxa" w:w="55"/>
+              <w:right w:type="dxa" w:w="90"/>
+            </w:tcMar>
+          </w:tcPr>
+          <w:p>
+            <w:pPr>
+              <w:spacing w:after="0" w:line="240"/>
+            </w:pPr>
+            <w:r>
+              <w:rPr>
+                <w:b w:val="false"/>
+                <w:bCs w:val="false"/>
+                <w:i w:val="false"/>
+                <w:iCs w:val="false"/>
+              </w:rPr>
+              <w:t xml:space="preserve">34.50 dBi</w:t>
+            </w:r>
+          </w:p>
+        </w:tc>
+        <w:tc>
+          <w:tcPr>
+            <w:tcW w:type="dxa" w:w="2419"/>
+            <w:tcMar>
+              <w:top w:type="dxa" w:w="55"/>
+              <w:left w:type="dxa" w:w="90"/>
+              <w:bottom w:type="dxa" w:w="55"/>
+              <w:right w:type="dxa" w:w="90"/>
+            </w:tcMar>
+          </w:tcPr>
+          <w:p>
+            <w:pPr>
+              <w:spacing w:after="0" w:line="240"/>
+            </w:pPr>
+            <w:r>
+              <w:rPr>
+                <w:b w:val="false"/>
+                <w:bCs w:val="false"/>
+                <w:i w:val="false"/>
+                <w:iCs w:val="false"/>
+              </w:rPr>
+              <w:t xml:space="preserve">8.00 dBi</w:t>
             </w:r>
           </w:p>
         </w:tc>
@@ -10389,43 +10515,52 @@
       <w:tr>
         <w:tc>
           <w:tcPr>
-            <w:tcW w:type="dxa" w:w="2956"/>
-            <w:tcMar>
-              <w:top w:type="dxa" w:w="55"/>
-              <w:left w:type="dxa" w:w="90"/>
-              <w:bottom w:type="dxa" w:w="55"/>
-              <w:right w:type="dxa" w:w="90"/>
-            </w:tcMar>
-          </w:tcPr>
-          <w:p>
-            <w:pPr>
-              <w:spacing w:after="0" w:line="240"/>
-            </w:pPr>
-            <w:r>
-              <w:rPr>
-                <w:b w:val="false"/>
-                <w:bCs w:val="false"/>
-                <w:i w:val="false"/>
-                <w:iCs w:val="false"/>
-              </w:rPr>
-              <w:t xml:space="preserve">Cancel the scheduled failure</w:t>
-            </w:r>
-          </w:p>
-        </w:tc>
-        <w:tc>
-          <w:tcPr>
-            <w:tcW w:type="dxa" w:w="6404"/>
-            <w:tcMar>
-              <w:top w:type="dxa" w:w="55"/>
-              <w:left w:type="dxa" w:w="90"/>
-              <w:bottom w:type="dxa" w:w="55"/>
-              <w:right w:type="dxa" w:w="90"/>
-            </w:tcMar>
-          </w:tcPr>
-          <w:p>
-            <w:pPr>
-              <w:spacing w:after="0" w:line="240"/>
-            </w:pPr>
+            <w:tcW w:type="dxa" w:w="1893"/>
+            <w:tcMar>
+              <w:top w:type="dxa" w:w="55"/>
+              <w:left w:type="dxa" w:w="90"/>
+              <w:bottom w:type="dxa" w:w="55"/>
+              <w:right w:type="dxa" w:w="90"/>
+            </w:tcMar>
+          </w:tcPr>
+          <w:p>
+            <w:pPr>
+              <w:spacing w:after="0" w:line="240"/>
+            </w:pPr>
+            <w:r>
+              <w:rPr>
+                <w:b w:val="false"/>
+                <w:bCs w:val="false"/>
+                <w:i w:val="false"/>
+                <w:iCs w:val="false"/>
+              </w:rPr>
+              <w:t xml:space="preserve">Deployment</w:t>
+            </w:r>
+          </w:p>
+        </w:tc>
+        <w:tc>
+          <w:tcPr>
+            <w:tcW w:type="dxa" w:w="5048"/>
+            <w:tcMar>
+              <w:top w:type="dxa" w:w="55"/>
+              <w:left w:type="dxa" w:w="90"/>
+              <w:bottom w:type="dxa" w:w="55"/>
+              <w:right w:type="dxa" w:w="90"/>
+            </w:tcMar>
+          </w:tcPr>
+          <w:p>
+            <w:pPr>
+              <w:spacing w:after="0" w:line="240"/>
+            </w:pPr>
+            <w:r>
+              <w:rPr>
+                <w:b w:val="false"/>
+                <w:bCs w:val="false"/>
+                <w:i w:val="false"/>
+                <w:iCs w:val="false"/>
+              </w:rPr>
+              <w:t xml:space="preserve">Required — unusable below </w:t>
+            </w:r>
             <w:r>
               <w:rPr>
                 <w:rFonts w:ascii="Consolas" w:cs="Consolas" w:eastAsia="Consolas" w:hAnsi="Consolas"/>
@@ -10437,16 +10572,41 @@
                 <w:szCs w:val="19"/>
                 <w:shd w:fill="F2F2F2" w:val="clear"/>
               </w:rPr>
-              <w:t xml:space="preserve">hga_fail_after_s</w:t>
-            </w:r>
-            <w:r>
-              <w:rPr>
-                <w:b w:val="false"/>
-                <w:bCs w:val="false"/>
-                <w:i w:val="false"/>
-                <w:iCs w:val="false"/>
-              </w:rPr>
-              <w:t xml:space="preserve"> in the config block</w:t>
+              <w:t xml:space="preserve">HGA_DEPLOY_MIN</w:t>
+            </w:r>
+            <w:r>
+              <w:rPr>
+                <w:b w:val="false"/>
+                <w:bCs w:val="false"/>
+                <w:i w:val="false"/>
+                <w:iCs w:val="false"/>
+              </w:rPr>
+              <w:t xml:space="preserve"> (95%)</w:t>
+            </w:r>
+          </w:p>
+        </w:tc>
+        <w:tc>
+          <w:tcPr>
+            <w:tcW w:type="dxa" w:w="2419"/>
+            <w:tcMar>
+              <w:top w:type="dxa" w:w="55"/>
+              <w:left w:type="dxa" w:w="90"/>
+              <w:bottom w:type="dxa" w:w="55"/>
+              <w:right w:type="dxa" w:w="90"/>
+            </w:tcMar>
+          </w:tcPr>
+          <w:p>
+            <w:pPr>
+              <w:spacing w:after="0" w:line="240"/>
+            </w:pPr>
+            <w:r>
+              <w:rPr>
+                <w:b w:val="false"/>
+                <w:bCs w:val="false"/>
+                <w:i w:val="false"/>
+                <w:iCs w:val="false"/>
+              </w:rPr>
+              <w:t xml:space="preserve">None</w:t>
             </w:r>
           </w:p>
         </w:tc>
@@ -10454,55 +10614,76 @@
       <w:tr>
         <w:tc>
           <w:tcPr>
-            <w:tcW w:type="dxa" w:w="2956"/>
-            <w:tcMar>
-              <w:top w:type="dxa" w:w="55"/>
-              <w:left w:type="dxa" w:w="90"/>
-              <w:bottom w:type="dxa" w:w="55"/>
-              <w:right w:type="dxa" w:w="90"/>
-            </w:tcMar>
-          </w:tcPr>
-          <w:p>
-            <w:pPr>
-              <w:spacing w:after="0" w:line="240"/>
-            </w:pPr>
-            <w:r>
-              <w:rPr>
-                <w:b w:val="false"/>
-                <w:bCs w:val="false"/>
-                <w:i w:val="false"/>
-                <w:iCs w:val="false"/>
-              </w:rPr>
-              <w:t xml:space="preserve">Argue with the physics</w:t>
-            </w:r>
-          </w:p>
-        </w:tc>
-        <w:tc>
-          <w:tcPr>
-            <w:tcW w:type="dxa" w:w="6404"/>
-            <w:tcMar>
-              <w:top w:type="dxa" w:w="55"/>
-              <w:left w:type="dxa" w:w="90"/>
-              <w:bottom w:type="dxa" w:w="55"/>
-              <w:right w:type="dxa" w:w="90"/>
-            </w:tcMar>
-          </w:tcPr>
-          <w:p>
-            <w:pPr>
-              <w:spacing w:after="0" w:line="240"/>
-            </w:pPr>
-            <w:r>
-              <w:rPr>
-                <w:rFonts w:ascii="Consolas" w:cs="Consolas" w:eastAsia="Consolas" w:hAnsi="Consolas"/>
-                <w:b w:val="false"/>
-                <w:bCs w:val="false"/>
-                <w:i w:val="false"/>
-                <w:iCs w:val="false"/>
-                <w:sz w:val="19"/>
-                <w:szCs w:val="19"/>
-                <w:shd w:fill="F2F2F2" w:val="clear"/>
-              </w:rPr>
-              <w:t xml:space="preserve">lga_max_payload</w:t>
+            <w:tcW w:type="dxa" w:w="1893"/>
+            <w:tcMar>
+              <w:top w:type="dxa" w:w="55"/>
+              <w:left w:type="dxa" w:w="90"/>
+              <w:bottom w:type="dxa" w:w="55"/>
+              <w:right w:type="dxa" w:w="90"/>
+            </w:tcMar>
+          </w:tcPr>
+          <w:p>
+            <w:pPr>
+              <w:spacing w:after="0" w:line="240"/>
+            </w:pPr>
+            <w:r>
+              <w:rPr>
+                <w:b w:val="false"/>
+                <w:bCs w:val="false"/>
+                <w:i w:val="false"/>
+                <w:iCs w:val="false"/>
+              </w:rPr>
+              <w:t xml:space="preserve">Pointing</w:t>
+            </w:r>
+          </w:p>
+        </w:tc>
+        <w:tc>
+          <w:tcPr>
+            <w:tcW w:type="dxa" w:w="5048"/>
+            <w:tcMar>
+              <w:top w:type="dxa" w:w="55"/>
+              <w:left w:type="dxa" w:w="90"/>
+              <w:bottom w:type="dxa" w:w="55"/>
+              <w:right w:type="dxa" w:w="90"/>
+            </w:tcMar>
+          </w:tcPr>
+          <w:p>
+            <w:pPr>
+              <w:spacing w:after="0" w:line="240"/>
+            </w:pPr>
+            <w:r>
+              <w:rPr>
+                <w:b w:val="false"/>
+                <w:bCs w:val="false"/>
+                <w:i w:val="false"/>
+                <w:iCs w:val="false"/>
+              </w:rPr>
+              <w:t xml:space="preserve">Narrow beam; must be held on boresight</w:t>
+            </w:r>
+          </w:p>
+        </w:tc>
+        <w:tc>
+          <w:tcPr>
+            <w:tcW w:type="dxa" w:w="2419"/>
+            <w:tcMar>
+              <w:top w:type="dxa" w:w="55"/>
+              <w:left w:type="dxa" w:w="90"/>
+              <w:bottom w:type="dxa" w:w="55"/>
+              <w:right w:type="dxa" w:w="90"/>
+            </w:tcMar>
+          </w:tcPr>
+          <w:p>
+            <w:pPr>
+              <w:spacing w:after="0" w:line="240"/>
+            </w:pPr>
+            <w:r>
+              <w:rPr>
+                <w:b w:val="false"/>
+                <w:bCs w:val="false"/>
+                <w:i w:val="false"/>
+                <w:iCs w:val="false"/>
+              </w:rPr>
+              <w:t xml:space="preserve">None — omnidirectional</w:t>
             </w:r>
           </w:p>
         </w:tc>
@@ -10510,51 +10691,291 @@
       <w:tr>
         <w:tc>
           <w:tcPr>
-            <w:tcW w:type="dxa" w:w="2956"/>
-            <w:tcMar>
-              <w:top w:type="dxa" w:w="55"/>
-              <w:left w:type="dxa" w:w="90"/>
-              <w:bottom w:type="dxa" w:w="55"/>
-              <w:right w:type="dxa" w:w="90"/>
-            </w:tcMar>
-          </w:tcPr>
-          <w:p>
-            <w:pPr>
-              <w:spacing w:after="0" w:line="240"/>
-            </w:pPr>
-            <w:r>
-              <w:rPr>
-                <w:b w:val="false"/>
-                <w:bCs w:val="false"/>
-                <w:i w:val="false"/>
-                <w:iCs w:val="false"/>
-              </w:rPr>
-              <w:t xml:space="preserve">Make room by other means</w:t>
-            </w:r>
-          </w:p>
-        </w:tc>
-        <w:tc>
-          <w:tcPr>
-            <w:tcW w:type="dxa" w:w="6404"/>
-            <w:tcMar>
-              <w:top w:type="dxa" w:w="55"/>
-              <w:left w:type="dxa" w:w="90"/>
-              <w:bottom w:type="dxa" w:w="55"/>
-              <w:right w:type="dxa" w:w="90"/>
-            </w:tcMar>
-          </w:tcPr>
-          <w:p>
-            <w:pPr>
-              <w:spacing w:after="0" w:line="240"/>
-            </w:pPr>
-            <w:r>
-              <w:rPr>
-                <w:b w:val="false"/>
-                <w:bCs w:val="false"/>
-                <w:i w:val="false"/>
-                <w:iCs w:val="false"/>
-              </w:rPr>
-              <w:t xml:space="preserve">power down sensors, so their channels stop competing</w:t>
+            <w:tcW w:type="dxa" w:w="1893"/>
+            <w:tcMar>
+              <w:top w:type="dxa" w:w="55"/>
+              <w:left w:type="dxa" w:w="90"/>
+              <w:bottom w:type="dxa" w:w="55"/>
+              <w:right w:type="dxa" w:w="90"/>
+            </w:tcMar>
+          </w:tcPr>
+          <w:p>
+            <w:pPr>
+              <w:spacing w:after="0" w:line="240"/>
+            </w:pPr>
+            <w:r>
+              <w:rPr>
+                <w:b w:val="false"/>
+                <w:bCs w:val="false"/>
+                <w:i w:val="false"/>
+                <w:iCs w:val="false"/>
+              </w:rPr>
+              <w:t xml:space="preserve">Attitude reference</w:t>
+            </w:r>
+          </w:p>
+        </w:tc>
+        <w:tc>
+          <w:tcPr>
+            <w:tcW w:type="dxa" w:w="5048"/>
+            <w:tcMar>
+              <w:top w:type="dxa" w:w="55"/>
+              <w:left w:type="dxa" w:w="90"/>
+              <w:bottom w:type="dxa" w:w="55"/>
+              <w:right w:type="dxa" w:w="90"/>
+            </w:tcMar>
+          </w:tcPr>
+          <w:p>
+            <w:pPr>
+              <w:spacing w:after="0" w:line="240"/>
+            </w:pPr>
+            <w:r>
+              <w:rPr>
+                <w:b w:val="false"/>
+                <w:bCs w:val="false"/>
+                <w:i w:val="false"/>
+                <w:iCs w:val="false"/>
+              </w:rPr>
+              <w:t xml:space="preserve">Star tracker (</w:t>
+            </w:r>
+            <w:r>
+              <w:rPr>
+                <w:rFonts w:ascii="Consolas" w:cs="Consolas" w:eastAsia="Consolas" w:hAnsi="Consolas"/>
+                <w:b w:val="false"/>
+                <w:bCs w:val="false"/>
+                <w:i w:val="false"/>
+                <w:iCs w:val="false"/>
+                <w:sz w:val="19"/>
+                <w:szCs w:val="19"/>
+                <w:shd w:fill="F2F2F2" w:val="clear"/>
+              </w:rPr>
+              <w:t xml:space="preserve">SLOT_STR</w:t>
+            </w:r>
+            <w:r>
+              <w:rPr>
+                <w:b w:val="false"/>
+                <w:bCs w:val="false"/>
+                <w:i w:val="false"/>
+                <w:iCs w:val="false"/>
+              </w:rPr>
+              <w:t xml:space="preserve">)</w:t>
+            </w:r>
+          </w:p>
+        </w:tc>
+        <w:tc>
+          <w:tcPr>
+            <w:tcW w:type="dxa" w:w="2419"/>
+            <w:tcMar>
+              <w:top w:type="dxa" w:w="55"/>
+              <w:left w:type="dxa" w:w="90"/>
+              <w:bottom w:type="dxa" w:w="55"/>
+              <w:right w:type="dxa" w:w="90"/>
+            </w:tcMar>
+          </w:tcPr>
+          <w:p>
+            <w:pPr>
+              <w:spacing w:after="0" w:line="240"/>
+            </w:pPr>
+            <w:r>
+              <w:rPr>
+                <w:b w:val="false"/>
+                <w:bCs w:val="false"/>
+                <w:i w:val="false"/>
+                <w:iCs w:val="false"/>
+              </w:rPr>
+              <w:t xml:space="preserve">None</w:t>
+            </w:r>
+          </w:p>
+        </w:tc>
+      </w:tr>
+      <w:tr>
+        <w:tc>
+          <w:tcPr>
+            <w:tcW w:type="dxa" w:w="1893"/>
+            <w:tcMar>
+              <w:top w:type="dxa" w:w="55"/>
+              <w:left w:type="dxa" w:w="90"/>
+              <w:bottom w:type="dxa" w:w="55"/>
+              <w:right w:type="dxa" w:w="90"/>
+            </w:tcMar>
+          </w:tcPr>
+          <w:p>
+            <w:pPr>
+              <w:spacing w:after="0" w:line="240"/>
+            </w:pPr>
+            <w:r>
+              <w:rPr>
+                <w:b w:val="false"/>
+                <w:bCs w:val="false"/>
+                <w:i w:val="false"/>
+                <w:iCs w:val="false"/>
+              </w:rPr>
+              <w:t xml:space="preserve">Extra bus draw</w:t>
+            </w:r>
+          </w:p>
+        </w:tc>
+        <w:tc>
+          <w:tcPr>
+            <w:tcW w:type="dxa" w:w="5048"/>
+            <w:tcMar>
+              <w:top w:type="dxa" w:w="55"/>
+              <w:left w:type="dxa" w:w="90"/>
+              <w:bottom w:type="dxa" w:w="55"/>
+              <w:right w:type="dxa" w:w="90"/>
+            </w:tcMar>
+          </w:tcPr>
+          <w:p>
+            <w:pPr>
+              <w:spacing w:after="0" w:line="240"/>
+            </w:pPr>
+            <w:r>
+              <w:rPr>
+                <w:rFonts w:ascii="Consolas" w:cs="Consolas" w:eastAsia="Consolas" w:hAnsi="Consolas"/>
+                <w:b w:val="false"/>
+                <w:bCs w:val="false"/>
+                <w:i w:val="false"/>
+                <w:iCs w:val="false"/>
+                <w:sz w:val="19"/>
+                <w:szCs w:val="19"/>
+                <w:shd w:fill="F2F2F2" w:val="clear"/>
+              </w:rPr>
+              <w:t xml:space="preserve">hga_point_mw</w:t>
+            </w:r>
+            <w:r>
+              <w:rPr>
+                <w:b w:val="false"/>
+                <w:bCs w:val="false"/>
+                <w:i w:val="false"/>
+                <w:iCs w:val="false"/>
+              </w:rPr>
+              <w:t xml:space="preserve"> for dish steering</w:t>
+            </w:r>
+          </w:p>
+        </w:tc>
+        <w:tc>
+          <w:tcPr>
+            <w:tcW w:type="dxa" w:w="2419"/>
+            <w:tcMar>
+              <w:top w:type="dxa" w:w="55"/>
+              <w:left w:type="dxa" w:w="90"/>
+              <w:bottom w:type="dxa" w:w="55"/>
+              <w:right w:type="dxa" w:w="90"/>
+            </w:tcMar>
+          </w:tcPr>
+          <w:p>
+            <w:pPr>
+              <w:spacing w:after="0" w:line="240"/>
+            </w:pPr>
+            <w:r>
+              <w:rPr>
+                <w:b w:val="false"/>
+                <w:bCs w:val="false"/>
+                <w:i w:val="false"/>
+                <w:iCs w:val="false"/>
+              </w:rPr>
+              <w:t xml:space="preserve">—</w:t>
+            </w:r>
+          </w:p>
+        </w:tc>
+      </w:tr>
+      <w:tr>
+        <w:tc>
+          <w:tcPr>
+            <w:tcW w:type="dxa" w:w="1893"/>
+            <w:tcMar>
+              <w:top w:type="dxa" w:w="55"/>
+              <w:left w:type="dxa" w:w="90"/>
+              <w:bottom w:type="dxa" w:w="55"/>
+              <w:right w:type="dxa" w:w="90"/>
+            </w:tcMar>
+          </w:tcPr>
+          <w:p>
+            <w:pPr>
+              <w:spacing w:after="0" w:line="240"/>
+            </w:pPr>
+            <w:r>
+              <w:rPr>
+                <w:b w:val="false"/>
+                <w:bCs w:val="false"/>
+                <w:i w:val="false"/>
+                <w:iCs w:val="false"/>
+              </w:rPr>
+              <w:t xml:space="preserve">Link rate as built</w:t>
+            </w:r>
+          </w:p>
+        </w:tc>
+        <w:tc>
+          <w:tcPr>
+            <w:tcW w:type="dxa" w:w="5048"/>
+            <w:tcMar>
+              <w:top w:type="dxa" w:w="55"/>
+              <w:left w:type="dxa" w:w="90"/>
+              <w:bottom w:type="dxa" w:w="55"/>
+              <w:right w:type="dxa" w:w="90"/>
+            </w:tcMar>
+          </w:tcPr>
+          <w:p>
+            <w:pPr>
+              <w:spacing w:after="0" w:line="240"/>
+            </w:pPr>
+            <w:r>
+              <w:rPr>
+                <w:rFonts w:ascii="Consolas" w:cs="Consolas" w:eastAsia="Consolas" w:hAnsi="Consolas"/>
+                <w:b w:val="false"/>
+                <w:bCs w:val="false"/>
+                <w:i w:val="false"/>
+                <w:iCs w:val="false"/>
+                <w:sz w:val="19"/>
+                <w:szCs w:val="19"/>
+                <w:shd w:fill="F2F2F2" w:val="clear"/>
+              </w:rPr>
+              <w:t xml:space="preserve">hga_rate_bps</w:t>
+            </w:r>
+            <w:r>
+              <w:rPr>
+                <w:b w:val="false"/>
+                <w:bCs w:val="false"/>
+                <w:i w:val="false"/>
+                <w:iCs w:val="false"/>
+              </w:rPr>
+              <w:t xml:space="preserve"> = 160 bps</w:t>
+            </w:r>
+          </w:p>
+        </w:tc>
+        <w:tc>
+          <w:tcPr>
+            <w:tcW w:type="dxa" w:w="2419"/>
+            <w:tcMar>
+              <w:top w:type="dxa" w:w="55"/>
+              <w:left w:type="dxa" w:w="90"/>
+              <w:bottom w:type="dxa" w:w="55"/>
+              <w:right w:type="dxa" w:w="90"/>
+            </w:tcMar>
+          </w:tcPr>
+          <w:p>
+            <w:pPr>
+              <w:spacing w:after="0" w:line="240"/>
+            </w:pPr>
+            <w:r>
+              <w:rPr>
+                <w:rFonts w:ascii="Consolas" w:cs="Consolas" w:eastAsia="Consolas" w:hAnsi="Consolas"/>
+                <w:b w:val="false"/>
+                <w:bCs w:val="false"/>
+                <w:i w:val="false"/>
+                <w:iCs w:val="false"/>
+                <w:sz w:val="19"/>
+                <w:szCs w:val="19"/>
+                <w:shd w:fill="F2F2F2" w:val="clear"/>
+              </w:rPr>
+              <w:t xml:space="preserve">lga_rate_bps</w:t>
+            </w:r>
+            <w:r>
+              <w:rPr>
+                <w:b w:val="false"/>
+                <w:bCs w:val="false"/>
+                <w:i w:val="false"/>
+                <w:iCs w:val="false"/>
+              </w:rPr>
+              <w:t xml:space="preserve"> = 64 bps</w:t>
             </w:r>
           </w:p>
         </w:tc>
@@ -10576,7 +10997,7 @@
           <w:i w:val="false"/>
           <w:iCs w:val="false"/>
         </w:rPr>
-        <w:t xml:space="preserve">As built the high gain is healthy and </w:t>
+        <w:t xml:space="preserve">Both antennas share the transmitter (</w:t>
       </w:r>
       <w:r>
         <w:rPr>
@@ -10589,16 +11010,16 @@
           <w:szCs w:val="19"/>
           <w:shd w:fill="F2F2F2" w:val="clear"/>
         </w:rPr>
-        <w:t xml:space="preserve">hga_fail_after_s</w:t>
-      </w:r>
-      <w:r>
-        <w:rPr>
-          <w:b w:val="false"/>
-          <w:bCs w:val="false"/>
-          <w:i w:val="false"/>
-          <w:iCs w:val="false"/>
-        </w:rPr>
-        <w:t xml:space="preserve"> is </w:t>
+        <w:t xml:space="preserve">comms_tx_mw</w:t>
+      </w:r>
+      <w:r>
+        <w:rPr>
+          <w:b w:val="false"/>
+          <w:bCs w:val="false"/>
+          <w:i w:val="false"/>
+          <w:iCs w:val="false"/>
+        </w:rPr>
+        <w:t xml:space="preserve">, drawn while </w:t>
       </w:r>
       <w:r>
         <w:rPr>
@@ -10611,6 +11032,2910 @@
           <w:szCs w:val="19"/>
           <w:shd w:fill="F2F2F2" w:val="clear"/>
         </w:rPr>
+        <w:t xml:space="preserve">XCTRL_TX_EN</w:t>
+      </w:r>
+      <w:r>
+        <w:rPr>
+          <w:b w:val="false"/>
+          <w:bCs w:val="false"/>
+          <w:i w:val="false"/>
+          <w:iCs w:val="false"/>
+        </w:rPr>
+        <w:t xml:space="preserve"> is set); the gain is what buys the data rate. That draw is folded into the bus load, so the load-shed manager (§6.4) and the thermal model both see the cost of talking to Earth.</w:t>
+      </w:r>
+    </w:p>
+    <w:p>
+      <w:pPr>
+        <w:spacing w:after="130" w:line="270"/>
+      </w:pPr>
+      <w:r>
+        <w:rPr>
+          <w:b w:val="false"/>
+          <w:bCs w:val="false"/>
+          <w:i w:val="false"/>
+          <w:iCs w:val="false"/>
+        </w:rPr>
+        <w:t xml:space="preserve">#### The comms register block (</w:t>
+      </w:r>
+      <w:r>
+        <w:rPr>
+          <w:rFonts w:ascii="Consolas" w:cs="Consolas" w:eastAsia="Consolas" w:hAnsi="Consolas"/>
+          <w:b w:val="false"/>
+          <w:bCs w:val="false"/>
+          <w:i w:val="false"/>
+          <w:iCs w:val="false"/>
+          <w:sz w:val="19"/>
+          <w:szCs w:val="19"/>
+          <w:shd w:fill="F2F2F2" w:val="clear"/>
+        </w:rPr>
+        <w:t xml:space="preserve">0x2001_E200</w:t>
+      </w:r>
+      <w:r>
+        <w:rPr>
+          <w:b w:val="false"/>
+          <w:bCs w:val="false"/>
+          <w:i w:val="false"/>
+          <w:iCs w:val="false"/>
+        </w:rPr>
+        <w:t xml:space="preserve">)</w:t>
+      </w:r>
+    </w:p>
+    <w:tbl>
+      <w:tblPr>
+        <w:tblW w:type="dxa" w:w="9360"/>
+        <w:tblBorders>
+          <w:top w:val="single" w:color="auto" w:sz="4"/>
+          <w:left w:val="single" w:color="auto" w:sz="4"/>
+          <w:bottom w:val="single" w:color="auto" w:sz="4"/>
+          <w:right w:val="single" w:color="auto" w:sz="4"/>
+          <w:insideH w:val="single" w:color="auto" w:sz="4"/>
+          <w:insideV w:val="single" w:color="auto" w:sz="4"/>
+        </w:tblBorders>
+      </w:tblPr>
+      <w:tblGrid>
+        <w:gridCol w:w="1106"/>
+        <w:gridCol w:w="2285"/>
+        <w:gridCol w:w="5969"/>
+      </w:tblGrid>
+      <w:tr>
+        <w:trPr>
+          <w:tblHeader/>
+        </w:trPr>
+        <w:tc>
+          <w:tcPr>
+            <w:tcW w:type="dxa" w:w="1106"/>
+            <w:shd w:fill="D9E2F3" w:val="clear"/>
+            <w:tcMar>
+              <w:top w:type="dxa" w:w="55"/>
+              <w:left w:type="dxa" w:w="90"/>
+              <w:bottom w:type="dxa" w:w="55"/>
+              <w:right w:type="dxa" w:w="90"/>
+            </w:tcMar>
+          </w:tcPr>
+          <w:p>
+            <w:pPr>
+              <w:spacing w:after="0" w:line="240"/>
+            </w:pPr>
+            <w:r>
+              <w:rPr>
+                <w:b/>
+                <w:bCs/>
+                <w:sz w:val="19"/>
+                <w:szCs w:val="19"/>
+              </w:rPr>
+              <w:t xml:space="preserve">Offset</w:t>
+            </w:r>
+          </w:p>
+        </w:tc>
+        <w:tc>
+          <w:tcPr>
+            <w:tcW w:type="dxa" w:w="2285"/>
+            <w:shd w:fill="D9E2F3" w:val="clear"/>
+            <w:tcMar>
+              <w:top w:type="dxa" w:w="55"/>
+              <w:left w:type="dxa" w:w="90"/>
+              <w:bottom w:type="dxa" w:w="55"/>
+              <w:right w:type="dxa" w:w="90"/>
+            </w:tcMar>
+          </w:tcPr>
+          <w:p>
+            <w:pPr>
+              <w:spacing w:after="0" w:line="240"/>
+            </w:pPr>
+            <w:r>
+              <w:rPr>
+                <w:b/>
+                <w:bCs/>
+                <w:sz w:val="19"/>
+                <w:szCs w:val="19"/>
+              </w:rPr>
+              <w:t xml:space="preserve">Register</w:t>
+            </w:r>
+          </w:p>
+        </w:tc>
+        <w:tc>
+          <w:tcPr>
+            <w:tcW w:type="dxa" w:w="5969"/>
+            <w:shd w:fill="D9E2F3" w:val="clear"/>
+            <w:tcMar>
+              <w:top w:type="dxa" w:w="55"/>
+              <w:left w:type="dxa" w:w="90"/>
+              <w:bottom w:type="dxa" w:w="55"/>
+              <w:right w:type="dxa" w:w="90"/>
+            </w:tcMar>
+          </w:tcPr>
+          <w:p>
+            <w:pPr>
+              <w:spacing w:after="0" w:line="240"/>
+            </w:pPr>
+            <w:r>
+              <w:rPr>
+                <w:b/>
+                <w:bCs/>
+                <w:sz w:val="19"/>
+                <w:szCs w:val="19"/>
+              </w:rPr>
+              <w:t xml:space="preserve">Meaning</w:t>
+            </w:r>
+          </w:p>
+        </w:tc>
+      </w:tr>
+      <w:tr>
+        <w:tc>
+          <w:tcPr>
+            <w:tcW w:type="dxa" w:w="1106"/>
+            <w:tcMar>
+              <w:top w:type="dxa" w:w="55"/>
+              <w:left w:type="dxa" w:w="90"/>
+              <w:bottom w:type="dxa" w:w="55"/>
+              <w:right w:type="dxa" w:w="90"/>
+            </w:tcMar>
+          </w:tcPr>
+          <w:p>
+            <w:pPr>
+              <w:spacing w:after="0" w:line="240"/>
+            </w:pPr>
+            <w:r>
+              <w:rPr>
+                <w:rFonts w:ascii="Consolas" w:cs="Consolas" w:eastAsia="Consolas" w:hAnsi="Consolas"/>
+                <w:b w:val="false"/>
+                <w:bCs w:val="false"/>
+                <w:i w:val="false"/>
+                <w:iCs w:val="false"/>
+                <w:sz w:val="19"/>
+                <w:szCs w:val="19"/>
+                <w:shd w:fill="F2F2F2" w:val="clear"/>
+              </w:rPr>
+              <w:t xml:space="preserve">+0x00</w:t>
+            </w:r>
+          </w:p>
+        </w:tc>
+        <w:tc>
+          <w:tcPr>
+            <w:tcW w:type="dxa" w:w="2285"/>
+            <w:tcMar>
+              <w:top w:type="dxa" w:w="55"/>
+              <w:left w:type="dxa" w:w="90"/>
+              <w:bottom w:type="dxa" w:w="55"/>
+              <w:right w:type="dxa" w:w="90"/>
+            </w:tcMar>
+          </w:tcPr>
+          <w:p>
+            <w:pPr>
+              <w:spacing w:after="0" w:line="240"/>
+            </w:pPr>
+            <w:r>
+              <w:rPr>
+                <w:rFonts w:ascii="Consolas" w:cs="Consolas" w:eastAsia="Consolas" w:hAnsi="Consolas"/>
+                <w:b w:val="false"/>
+                <w:bCs w:val="false"/>
+                <w:i w:val="false"/>
+                <w:iCs w:val="false"/>
+                <w:sz w:val="19"/>
+                <w:szCs w:val="19"/>
+                <w:shd w:fill="F2F2F2" w:val="clear"/>
+              </w:rPr>
+              <w:t xml:space="preserve">XCTRL</w:t>
+            </w:r>
+          </w:p>
+        </w:tc>
+        <w:tc>
+          <w:tcPr>
+            <w:tcW w:type="dxa" w:w="5969"/>
+            <w:tcMar>
+              <w:top w:type="dxa" w:w="55"/>
+              <w:left w:type="dxa" w:w="90"/>
+              <w:bottom w:type="dxa" w:w="55"/>
+              <w:right w:type="dxa" w:w="90"/>
+            </w:tcMar>
+          </w:tcPr>
+          <w:p>
+            <w:pPr>
+              <w:spacing w:after="0" w:line="240"/>
+            </w:pPr>
+            <w:r>
+              <w:rPr>
+                <w:b w:val="false"/>
+                <w:bCs w:val="false"/>
+                <w:i w:val="false"/>
+                <w:iCs w:val="false"/>
+              </w:rPr>
+              <w:t xml:space="preserve">bit0 </w:t>
+            </w:r>
+            <w:r>
+              <w:rPr>
+                <w:rFonts w:ascii="Consolas" w:cs="Consolas" w:eastAsia="Consolas" w:hAnsi="Consolas"/>
+                <w:b w:val="false"/>
+                <w:bCs w:val="false"/>
+                <w:i w:val="false"/>
+                <w:iCs w:val="false"/>
+                <w:sz w:val="19"/>
+                <w:szCs w:val="19"/>
+                <w:shd w:fill="F2F2F2" w:val="clear"/>
+              </w:rPr>
+              <w:t xml:space="preserve">TX_EN</w:t>
+            </w:r>
+            <w:r>
+              <w:rPr>
+                <w:b w:val="false"/>
+                <w:bCs w:val="false"/>
+                <w:i w:val="false"/>
+                <w:iCs w:val="false"/>
+              </w:rPr>
+              <w:t xml:space="preserve">, bit1 </w:t>
+            </w:r>
+            <w:r>
+              <w:rPr>
+                <w:rFonts w:ascii="Consolas" w:cs="Consolas" w:eastAsia="Consolas" w:hAnsi="Consolas"/>
+                <w:b w:val="false"/>
+                <w:bCs w:val="false"/>
+                <w:i w:val="false"/>
+                <w:iCs w:val="false"/>
+                <w:sz w:val="19"/>
+                <w:szCs w:val="19"/>
+                <w:shd w:fill="F2F2F2" w:val="clear"/>
+              </w:rPr>
+              <w:t xml:space="preserve">SEL_LGA</w:t>
+            </w:r>
+            <w:r>
+              <w:rPr>
+                <w:b w:val="false"/>
+                <w:bCs w:val="false"/>
+                <w:i w:val="false"/>
+                <w:iCs w:val="false"/>
+              </w:rPr>
+              <w:t xml:space="preserve">, bit2 </w:t>
+            </w:r>
+            <w:r>
+              <w:rPr>
+                <w:rFonts w:ascii="Consolas" w:cs="Consolas" w:eastAsia="Consolas" w:hAnsi="Consolas"/>
+                <w:b w:val="false"/>
+                <w:bCs w:val="false"/>
+                <w:i w:val="false"/>
+                <w:iCs w:val="false"/>
+                <w:sz w:val="19"/>
+                <w:szCs w:val="19"/>
+                <w:shd w:fill="F2F2F2" w:val="clear"/>
+              </w:rPr>
+              <w:t xml:space="preserve">MANUAL</w:t>
+            </w:r>
+            <w:r>
+              <w:rPr>
+                <w:b w:val="false"/>
+                <w:bCs w:val="false"/>
+                <w:i w:val="false"/>
+                <w:iCs w:val="false"/>
+              </w:rPr>
+              <w:t xml:space="preserve">, bit3 </w:t>
+            </w:r>
+            <w:r>
+              <w:rPr>
+                <w:rFonts w:ascii="Consolas" w:cs="Consolas" w:eastAsia="Consolas" w:hAnsi="Consolas"/>
+                <w:b w:val="false"/>
+                <w:bCs w:val="false"/>
+                <w:i w:val="false"/>
+                <w:iCs w:val="false"/>
+                <w:sz w:val="19"/>
+                <w:szCs w:val="19"/>
+                <w:shd w:fill="F2F2F2" w:val="clear"/>
+              </w:rPr>
+              <w:t xml:space="preserve">DEPLOY</w:t>
+            </w:r>
+          </w:p>
+        </w:tc>
+      </w:tr>
+      <w:tr>
+        <w:tc>
+          <w:tcPr>
+            <w:tcW w:type="dxa" w:w="1106"/>
+            <w:tcMar>
+              <w:top w:type="dxa" w:w="55"/>
+              <w:left w:type="dxa" w:w="90"/>
+              <w:bottom w:type="dxa" w:w="55"/>
+              <w:right w:type="dxa" w:w="90"/>
+            </w:tcMar>
+          </w:tcPr>
+          <w:p>
+            <w:pPr>
+              <w:spacing w:after="0" w:line="240"/>
+            </w:pPr>
+            <w:r>
+              <w:rPr>
+                <w:rFonts w:ascii="Consolas" w:cs="Consolas" w:eastAsia="Consolas" w:hAnsi="Consolas"/>
+                <w:b w:val="false"/>
+                <w:bCs w:val="false"/>
+                <w:i w:val="false"/>
+                <w:iCs w:val="false"/>
+                <w:sz w:val="19"/>
+                <w:szCs w:val="19"/>
+                <w:shd w:fill="F2F2F2" w:val="clear"/>
+              </w:rPr>
+              <w:t xml:space="preserve">+0x04</w:t>
+            </w:r>
+          </w:p>
+        </w:tc>
+        <w:tc>
+          <w:tcPr>
+            <w:tcW w:type="dxa" w:w="2285"/>
+            <w:tcMar>
+              <w:top w:type="dxa" w:w="55"/>
+              <w:left w:type="dxa" w:w="90"/>
+              <w:bottom w:type="dxa" w:w="55"/>
+              <w:right w:type="dxa" w:w="90"/>
+            </w:tcMar>
+          </w:tcPr>
+          <w:p>
+            <w:pPr>
+              <w:spacing w:after="0" w:line="240"/>
+            </w:pPr>
+            <w:r>
+              <w:rPr>
+                <w:rFonts w:ascii="Consolas" w:cs="Consolas" w:eastAsia="Consolas" w:hAnsi="Consolas"/>
+                <w:b w:val="false"/>
+                <w:bCs w:val="false"/>
+                <w:i w:val="false"/>
+                <w:iCs w:val="false"/>
+                <w:sz w:val="19"/>
+                <w:szCs w:val="19"/>
+                <w:shd w:fill="F2F2F2" w:val="clear"/>
+              </w:rPr>
+              <w:t xml:space="preserve">XSTAT</w:t>
+            </w:r>
+          </w:p>
+        </w:tc>
+        <w:tc>
+          <w:tcPr>
+            <w:tcW w:type="dxa" w:w="5969"/>
+            <w:tcMar>
+              <w:top w:type="dxa" w:w="55"/>
+              <w:left w:type="dxa" w:w="90"/>
+              <w:bottom w:type="dxa" w:w="55"/>
+              <w:right w:type="dxa" w:w="90"/>
+            </w:tcMar>
+          </w:tcPr>
+          <w:p>
+            <w:pPr>
+              <w:spacing w:after="0" w:line="240"/>
+            </w:pPr>
+            <w:r>
+              <w:rPr>
+                <w:b w:val="false"/>
+                <w:bCs w:val="false"/>
+                <w:i w:val="false"/>
+                <w:iCs w:val="false"/>
+              </w:rPr>
+              <w:t xml:space="preserve">bit0 </w:t>
+            </w:r>
+            <w:r>
+              <w:rPr>
+                <w:rFonts w:ascii="Consolas" w:cs="Consolas" w:eastAsia="Consolas" w:hAnsi="Consolas"/>
+                <w:b w:val="false"/>
+                <w:bCs w:val="false"/>
+                <w:i w:val="false"/>
+                <w:iCs w:val="false"/>
+                <w:sz w:val="19"/>
+                <w:szCs w:val="19"/>
+                <w:shd w:fill="F2F2F2" w:val="clear"/>
+              </w:rPr>
+              <w:t xml:space="preserve">LINK</w:t>
+            </w:r>
+            <w:r>
+              <w:rPr>
+                <w:b w:val="false"/>
+                <w:bCs w:val="false"/>
+                <w:i w:val="false"/>
+                <w:iCs w:val="false"/>
+              </w:rPr>
+              <w:t xml:space="preserve">, bit1 </w:t>
+            </w:r>
+            <w:r>
+              <w:rPr>
+                <w:rFonts w:ascii="Consolas" w:cs="Consolas" w:eastAsia="Consolas" w:hAnsi="Consolas"/>
+                <w:b w:val="false"/>
+                <w:bCs w:val="false"/>
+                <w:i w:val="false"/>
+                <w:iCs w:val="false"/>
+                <w:sz w:val="19"/>
+                <w:szCs w:val="19"/>
+                <w:shd w:fill="F2F2F2" w:val="clear"/>
+              </w:rPr>
+              <w:t xml:space="preserve">HGA_DEPLOYED</w:t>
+            </w:r>
+            <w:r>
+              <w:rPr>
+                <w:b w:val="false"/>
+                <w:bCs w:val="false"/>
+                <w:i w:val="false"/>
+                <w:iCs w:val="false"/>
+              </w:rPr>
+              <w:t xml:space="preserve">, bit2 </w:t>
+            </w:r>
+            <w:r>
+              <w:rPr>
+                <w:rFonts w:ascii="Consolas" w:cs="Consolas" w:eastAsia="Consolas" w:hAnsi="Consolas"/>
+                <w:b w:val="false"/>
+                <w:bCs w:val="false"/>
+                <w:i w:val="false"/>
+                <w:iCs w:val="false"/>
+                <w:sz w:val="19"/>
+                <w:szCs w:val="19"/>
+                <w:shd w:fill="F2F2F2" w:val="clear"/>
+              </w:rPr>
+              <w:t xml:space="preserve">HGA_JAM</w:t>
+            </w:r>
+            <w:r>
+              <w:rPr>
+                <w:b w:val="false"/>
+                <w:bCs w:val="false"/>
+                <w:i w:val="false"/>
+                <w:iCs w:val="false"/>
+              </w:rPr>
+              <w:t xml:space="preserve">, bit3 </w:t>
+            </w:r>
+            <w:r>
+              <w:rPr>
+                <w:rFonts w:ascii="Consolas" w:cs="Consolas" w:eastAsia="Consolas" w:hAnsi="Consolas"/>
+                <w:b w:val="false"/>
+                <w:bCs w:val="false"/>
+                <w:i w:val="false"/>
+                <w:iCs w:val="false"/>
+                <w:sz w:val="19"/>
+                <w:szCs w:val="19"/>
+                <w:shd w:fill="F2F2F2" w:val="clear"/>
+              </w:rPr>
+              <w:t xml:space="preserve">POINT_ERR</w:t>
+            </w:r>
+            <w:r>
+              <w:rPr>
+                <w:b w:val="false"/>
+                <w:bCs w:val="false"/>
+                <w:i w:val="false"/>
+                <w:iCs w:val="false"/>
+              </w:rPr>
+              <w:t xml:space="preserve">, bit4 </w:t>
+            </w:r>
+            <w:r>
+              <w:rPr>
+                <w:rFonts w:ascii="Consolas" w:cs="Consolas" w:eastAsia="Consolas" w:hAnsi="Consolas"/>
+                <w:b w:val="false"/>
+                <w:bCs w:val="false"/>
+                <w:i w:val="false"/>
+                <w:iCs w:val="false"/>
+                <w:sz w:val="19"/>
+                <w:szCs w:val="19"/>
+                <w:shd w:fill="F2F2F2" w:val="clear"/>
+              </w:rPr>
+              <w:t xml:space="preserve">ON_LGA</w:t>
+            </w:r>
+          </w:p>
+        </w:tc>
+      </w:tr>
+      <w:tr>
+        <w:tc>
+          <w:tcPr>
+            <w:tcW w:type="dxa" w:w="1106"/>
+            <w:tcMar>
+              <w:top w:type="dxa" w:w="55"/>
+              <w:left w:type="dxa" w:w="90"/>
+              <w:bottom w:type="dxa" w:w="55"/>
+              <w:right w:type="dxa" w:w="90"/>
+            </w:tcMar>
+          </w:tcPr>
+          <w:p>
+            <w:pPr>
+              <w:spacing w:after="0" w:line="240"/>
+            </w:pPr>
+            <w:r>
+              <w:rPr>
+                <w:rFonts w:ascii="Consolas" w:cs="Consolas" w:eastAsia="Consolas" w:hAnsi="Consolas"/>
+                <w:b w:val="false"/>
+                <w:bCs w:val="false"/>
+                <w:i w:val="false"/>
+                <w:iCs w:val="false"/>
+                <w:sz w:val="19"/>
+                <w:szCs w:val="19"/>
+                <w:shd w:fill="F2F2F2" w:val="clear"/>
+              </w:rPr>
+              <w:t xml:space="preserve">+0x08</w:t>
+            </w:r>
+          </w:p>
+        </w:tc>
+        <w:tc>
+          <w:tcPr>
+            <w:tcW w:type="dxa" w:w="2285"/>
+            <w:tcMar>
+              <w:top w:type="dxa" w:w="55"/>
+              <w:left w:type="dxa" w:w="90"/>
+              <w:bottom w:type="dxa" w:w="55"/>
+              <w:right w:type="dxa" w:w="90"/>
+            </w:tcMar>
+          </w:tcPr>
+          <w:p>
+            <w:pPr>
+              <w:spacing w:after="0" w:line="240"/>
+            </w:pPr>
+            <w:r>
+              <w:rPr>
+                <w:rFonts w:ascii="Consolas" w:cs="Consolas" w:eastAsia="Consolas" w:hAnsi="Consolas"/>
+                <w:b w:val="false"/>
+                <w:bCs w:val="false"/>
+                <w:i w:val="false"/>
+                <w:iCs w:val="false"/>
+                <w:sz w:val="19"/>
+                <w:szCs w:val="19"/>
+                <w:shd w:fill="F2F2F2" w:val="clear"/>
+              </w:rPr>
+              <w:t xml:space="preserve">ANTENNA</w:t>
+            </w:r>
+          </w:p>
+        </w:tc>
+        <w:tc>
+          <w:tcPr>
+            <w:tcW w:type="dxa" w:w="5969"/>
+            <w:tcMar>
+              <w:top w:type="dxa" w:w="55"/>
+              <w:left w:type="dxa" w:w="90"/>
+              <w:bottom w:type="dxa" w:w="55"/>
+              <w:right w:type="dxa" w:w="90"/>
+            </w:tcMar>
+          </w:tcPr>
+          <w:p>
+            <w:pPr>
+              <w:spacing w:after="0" w:line="240"/>
+            </w:pPr>
+            <w:r>
+              <w:rPr>
+                <w:b w:val="false"/>
+                <w:bCs w:val="false"/>
+                <w:i w:val="false"/>
+                <w:iCs w:val="false"/>
+              </w:rPr>
+              <w:t xml:space="preserve">live selection: </w:t>
+            </w:r>
+            <w:r>
+              <w:rPr>
+                <w:rFonts w:ascii="Consolas" w:cs="Consolas" w:eastAsia="Consolas" w:hAnsi="Consolas"/>
+                <w:b w:val="false"/>
+                <w:bCs w:val="false"/>
+                <w:i w:val="false"/>
+                <w:iCs w:val="false"/>
+                <w:sz w:val="19"/>
+                <w:szCs w:val="19"/>
+                <w:shd w:fill="F2F2F2" w:val="clear"/>
+              </w:rPr>
+              <w:t xml:space="preserve">0</w:t>
+            </w:r>
+            <w:r>
+              <w:rPr>
+                <w:b w:val="false"/>
+                <w:bCs w:val="false"/>
+                <w:i w:val="false"/>
+                <w:iCs w:val="false"/>
+              </w:rPr>
+              <w:t xml:space="preserve"> HGA, </w:t>
+            </w:r>
+            <w:r>
+              <w:rPr>
+                <w:rFonts w:ascii="Consolas" w:cs="Consolas" w:eastAsia="Consolas" w:hAnsi="Consolas"/>
+                <w:b w:val="false"/>
+                <w:bCs w:val="false"/>
+                <w:i w:val="false"/>
+                <w:iCs w:val="false"/>
+                <w:sz w:val="19"/>
+                <w:szCs w:val="19"/>
+                <w:shd w:fill="F2F2F2" w:val="clear"/>
+              </w:rPr>
+              <w:t xml:space="preserve">1</w:t>
+            </w:r>
+            <w:r>
+              <w:rPr>
+                <w:b w:val="false"/>
+                <w:bCs w:val="false"/>
+                <w:i w:val="false"/>
+                <w:iCs w:val="false"/>
+              </w:rPr>
+              <w:t xml:space="preserve"> LGA</w:t>
+            </w:r>
+          </w:p>
+        </w:tc>
+      </w:tr>
+      <w:tr>
+        <w:tc>
+          <w:tcPr>
+            <w:tcW w:type="dxa" w:w="1106"/>
+            <w:tcMar>
+              <w:top w:type="dxa" w:w="55"/>
+              <w:left w:type="dxa" w:w="90"/>
+              <w:bottom w:type="dxa" w:w="55"/>
+              <w:right w:type="dxa" w:w="90"/>
+            </w:tcMar>
+          </w:tcPr>
+          <w:p>
+            <w:pPr>
+              <w:spacing w:after="0" w:line="240"/>
+            </w:pPr>
+            <w:r>
+              <w:rPr>
+                <w:rFonts w:ascii="Consolas" w:cs="Consolas" w:eastAsia="Consolas" w:hAnsi="Consolas"/>
+                <w:b w:val="false"/>
+                <w:bCs w:val="false"/>
+                <w:i w:val="false"/>
+                <w:iCs w:val="false"/>
+                <w:sz w:val="19"/>
+                <w:szCs w:val="19"/>
+                <w:shd w:fill="F2F2F2" w:val="clear"/>
+              </w:rPr>
+              <w:t xml:space="preserve">+0x0C</w:t>
+            </w:r>
+          </w:p>
+        </w:tc>
+        <w:tc>
+          <w:tcPr>
+            <w:tcW w:type="dxa" w:w="2285"/>
+            <w:tcMar>
+              <w:top w:type="dxa" w:w="55"/>
+              <w:left w:type="dxa" w:w="90"/>
+              <w:bottom w:type="dxa" w:w="55"/>
+              <w:right w:type="dxa" w:w="90"/>
+            </w:tcMar>
+          </w:tcPr>
+          <w:p>
+            <w:pPr>
+              <w:spacing w:after="0" w:line="240"/>
+            </w:pPr>
+            <w:r>
+              <w:rPr>
+                <w:rFonts w:ascii="Consolas" w:cs="Consolas" w:eastAsia="Consolas" w:hAnsi="Consolas"/>
+                <w:b w:val="false"/>
+                <w:bCs w:val="false"/>
+                <w:i w:val="false"/>
+                <w:iCs w:val="false"/>
+                <w:sz w:val="19"/>
+                <w:szCs w:val="19"/>
+                <w:shd w:fill="F2F2F2" w:val="clear"/>
+              </w:rPr>
+              <w:t xml:space="preserve">HGA_DEPLOY_PCT</w:t>
+            </w:r>
+          </w:p>
+        </w:tc>
+        <w:tc>
+          <w:tcPr>
+            <w:tcW w:type="dxa" w:w="5969"/>
+            <w:tcMar>
+              <w:top w:type="dxa" w:w="55"/>
+              <w:left w:type="dxa" w:w="90"/>
+              <w:bottom w:type="dxa" w:w="55"/>
+              <w:right w:type="dxa" w:w="90"/>
+            </w:tcMar>
+          </w:tcPr>
+          <w:p>
+            <w:pPr>
+              <w:spacing w:after="0" w:line="240"/>
+            </w:pPr>
+            <w:r>
+              <w:rPr>
+                <w:b w:val="false"/>
+                <w:bCs w:val="false"/>
+                <w:i w:val="false"/>
+                <w:iCs w:val="false"/>
+              </w:rPr>
+              <w:t xml:space="preserve">dish deployment, 0–100</w:t>
+            </w:r>
+          </w:p>
+        </w:tc>
+      </w:tr>
+      <w:tr>
+        <w:tc>
+          <w:tcPr>
+            <w:tcW w:type="dxa" w:w="1106"/>
+            <w:tcMar>
+              <w:top w:type="dxa" w:w="55"/>
+              <w:left w:type="dxa" w:w="90"/>
+              <w:bottom w:type="dxa" w:w="55"/>
+              <w:right w:type="dxa" w:w="90"/>
+            </w:tcMar>
+          </w:tcPr>
+          <w:p>
+            <w:pPr>
+              <w:spacing w:after="0" w:line="240"/>
+            </w:pPr>
+            <w:r>
+              <w:rPr>
+                <w:rFonts w:ascii="Consolas" w:cs="Consolas" w:eastAsia="Consolas" w:hAnsi="Consolas"/>
+                <w:b w:val="false"/>
+                <w:bCs w:val="false"/>
+                <w:i w:val="false"/>
+                <w:iCs w:val="false"/>
+                <w:sz w:val="19"/>
+                <w:szCs w:val="19"/>
+                <w:shd w:fill="F2F2F2" w:val="clear"/>
+              </w:rPr>
+              <w:t xml:space="preserve">+0x10</w:t>
+            </w:r>
+            <w:r>
+              <w:rPr>
+                <w:b w:val="false"/>
+                <w:bCs w:val="false"/>
+                <w:i w:val="false"/>
+                <w:iCs w:val="false"/>
+              </w:rPr>
+              <w:t xml:space="preserve">/</w:t>
+            </w:r>
+            <w:r>
+              <w:rPr>
+                <w:rFonts w:ascii="Consolas" w:cs="Consolas" w:eastAsia="Consolas" w:hAnsi="Consolas"/>
+                <w:b w:val="false"/>
+                <w:bCs w:val="false"/>
+                <w:i w:val="false"/>
+                <w:iCs w:val="false"/>
+                <w:sz w:val="19"/>
+                <w:szCs w:val="19"/>
+                <w:shd w:fill="F2F2F2" w:val="clear"/>
+              </w:rPr>
+              <w:t xml:space="preserve">+0x14</w:t>
+            </w:r>
+          </w:p>
+        </w:tc>
+        <w:tc>
+          <w:tcPr>
+            <w:tcW w:type="dxa" w:w="2285"/>
+            <w:tcMar>
+              <w:top w:type="dxa" w:w="55"/>
+              <w:left w:type="dxa" w:w="90"/>
+              <w:bottom w:type="dxa" w:w="55"/>
+              <w:right w:type="dxa" w:w="90"/>
+            </w:tcMar>
+          </w:tcPr>
+          <w:p>
+            <w:pPr>
+              <w:spacing w:after="0" w:line="240"/>
+            </w:pPr>
+            <w:r>
+              <w:rPr>
+                <w:rFonts w:ascii="Consolas" w:cs="Consolas" w:eastAsia="Consolas" w:hAnsi="Consolas"/>
+                <w:b w:val="false"/>
+                <w:bCs w:val="false"/>
+                <w:i w:val="false"/>
+                <w:iCs w:val="false"/>
+                <w:sz w:val="19"/>
+                <w:szCs w:val="19"/>
+                <w:shd w:fill="F2F2F2" w:val="clear"/>
+              </w:rPr>
+              <w:t xml:space="preserve">HGA_GAIN_CDB</w:t>
+            </w:r>
+            <w:r>
+              <w:rPr>
+                <w:b w:val="false"/>
+                <w:bCs w:val="false"/>
+                <w:i w:val="false"/>
+                <w:iCs w:val="false"/>
+              </w:rPr>
+              <w:t xml:space="preserve"> / </w:t>
+            </w:r>
+            <w:r>
+              <w:rPr>
+                <w:rFonts w:ascii="Consolas" w:cs="Consolas" w:eastAsia="Consolas" w:hAnsi="Consolas"/>
+                <w:b w:val="false"/>
+                <w:bCs w:val="false"/>
+                <w:i w:val="false"/>
+                <w:iCs w:val="false"/>
+                <w:sz w:val="19"/>
+                <w:szCs w:val="19"/>
+                <w:shd w:fill="F2F2F2" w:val="clear"/>
+              </w:rPr>
+              <w:t xml:space="preserve">LGA_GAIN_CDB</w:t>
+            </w:r>
+          </w:p>
+        </w:tc>
+        <w:tc>
+          <w:tcPr>
+            <w:tcW w:type="dxa" w:w="5969"/>
+            <w:tcMar>
+              <w:top w:type="dxa" w:w="55"/>
+              <w:left w:type="dxa" w:w="90"/>
+              <w:bottom w:type="dxa" w:w="55"/>
+              <w:right w:type="dxa" w:w="90"/>
+            </w:tcMar>
+          </w:tcPr>
+          <w:p>
+            <w:pPr>
+              <w:spacing w:after="0" w:line="240"/>
+            </w:pPr>
+            <w:r>
+              <w:rPr>
+                <w:b w:val="false"/>
+                <w:bCs w:val="false"/>
+                <w:i w:val="false"/>
+                <w:iCs w:val="false"/>
+              </w:rPr>
+              <w:t xml:space="preserve">boresight gain, centi-dBi</w:t>
+            </w:r>
+          </w:p>
+        </w:tc>
+      </w:tr>
+      <w:tr>
+        <w:tc>
+          <w:tcPr>
+            <w:tcW w:type="dxa" w:w="1106"/>
+            <w:tcMar>
+              <w:top w:type="dxa" w:w="55"/>
+              <w:left w:type="dxa" w:w="90"/>
+              <w:bottom w:type="dxa" w:w="55"/>
+              <w:right w:type="dxa" w:w="90"/>
+            </w:tcMar>
+          </w:tcPr>
+          <w:p>
+            <w:pPr>
+              <w:spacing w:after="0" w:line="240"/>
+            </w:pPr>
+            <w:r>
+              <w:rPr>
+                <w:rFonts w:ascii="Consolas" w:cs="Consolas" w:eastAsia="Consolas" w:hAnsi="Consolas"/>
+                <w:b w:val="false"/>
+                <w:bCs w:val="false"/>
+                <w:i w:val="false"/>
+                <w:iCs w:val="false"/>
+                <w:sz w:val="19"/>
+                <w:szCs w:val="19"/>
+                <w:shd w:fill="F2F2F2" w:val="clear"/>
+              </w:rPr>
+              <w:t xml:space="preserve">+0x18</w:t>
+            </w:r>
+          </w:p>
+        </w:tc>
+        <w:tc>
+          <w:tcPr>
+            <w:tcW w:type="dxa" w:w="2285"/>
+            <w:tcMar>
+              <w:top w:type="dxa" w:w="55"/>
+              <w:left w:type="dxa" w:w="90"/>
+              <w:bottom w:type="dxa" w:w="55"/>
+              <w:right w:type="dxa" w:w="90"/>
+            </w:tcMar>
+          </w:tcPr>
+          <w:p>
+            <w:pPr>
+              <w:spacing w:after="0" w:line="240"/>
+            </w:pPr>
+            <w:r>
+              <w:rPr>
+                <w:rFonts w:ascii="Consolas" w:cs="Consolas" w:eastAsia="Consolas" w:hAnsi="Consolas"/>
+                <w:b w:val="false"/>
+                <w:bCs w:val="false"/>
+                <w:i w:val="false"/>
+                <w:iCs w:val="false"/>
+                <w:sz w:val="19"/>
+                <w:szCs w:val="19"/>
+                <w:shd w:fill="F2F2F2" w:val="clear"/>
+              </w:rPr>
+              <w:t xml:space="preserve">POINT_ERR_MDEG</w:t>
+            </w:r>
+          </w:p>
+        </w:tc>
+        <w:tc>
+          <w:tcPr>
+            <w:tcW w:type="dxa" w:w="5969"/>
+            <w:tcMar>
+              <w:top w:type="dxa" w:w="55"/>
+              <w:left w:type="dxa" w:w="90"/>
+              <w:bottom w:type="dxa" w:w="55"/>
+              <w:right w:type="dxa" w:w="90"/>
+            </w:tcMar>
+          </w:tcPr>
+          <w:p>
+            <w:pPr>
+              <w:spacing w:after="0" w:line="240"/>
+            </w:pPr>
+            <w:r>
+              <w:rPr>
+                <w:b w:val="false"/>
+                <w:bCs w:val="false"/>
+                <w:i w:val="false"/>
+                <w:iCs w:val="false"/>
+              </w:rPr>
+              <w:t xml:space="preserve">boresight error, milli-degrees</w:t>
+            </w:r>
+          </w:p>
+        </w:tc>
+      </w:tr>
+      <w:tr>
+        <w:tc>
+          <w:tcPr>
+            <w:tcW w:type="dxa" w:w="1106"/>
+            <w:tcMar>
+              <w:top w:type="dxa" w:w="55"/>
+              <w:left w:type="dxa" w:w="90"/>
+              <w:bottom w:type="dxa" w:w="55"/>
+              <w:right w:type="dxa" w:w="90"/>
+            </w:tcMar>
+          </w:tcPr>
+          <w:p>
+            <w:pPr>
+              <w:spacing w:after="0" w:line="240"/>
+            </w:pPr>
+            <w:r>
+              <w:rPr>
+                <w:rFonts w:ascii="Consolas" w:cs="Consolas" w:eastAsia="Consolas" w:hAnsi="Consolas"/>
+                <w:b w:val="false"/>
+                <w:bCs w:val="false"/>
+                <w:i w:val="false"/>
+                <w:iCs w:val="false"/>
+                <w:sz w:val="19"/>
+                <w:szCs w:val="19"/>
+                <w:shd w:fill="F2F2F2" w:val="clear"/>
+              </w:rPr>
+              <w:t xml:space="preserve">+0x1C</w:t>
+            </w:r>
+          </w:p>
+        </w:tc>
+        <w:tc>
+          <w:tcPr>
+            <w:tcW w:type="dxa" w:w="2285"/>
+            <w:tcMar>
+              <w:top w:type="dxa" w:w="55"/>
+              <w:left w:type="dxa" w:w="90"/>
+              <w:bottom w:type="dxa" w:w="55"/>
+              <w:right w:type="dxa" w:w="90"/>
+            </w:tcMar>
+          </w:tcPr>
+          <w:p>
+            <w:pPr>
+              <w:spacing w:after="0" w:line="240"/>
+            </w:pPr>
+            <w:r>
+              <w:rPr>
+                <w:rFonts w:ascii="Consolas" w:cs="Consolas" w:eastAsia="Consolas" w:hAnsi="Consolas"/>
+                <w:b w:val="false"/>
+                <w:bCs w:val="false"/>
+                <w:i w:val="false"/>
+                <w:iCs w:val="false"/>
+                <w:sz w:val="19"/>
+                <w:szCs w:val="19"/>
+                <w:shd w:fill="F2F2F2" w:val="clear"/>
+              </w:rPr>
+              <w:t xml:space="preserve">RATE_BPS</w:t>
+            </w:r>
+          </w:p>
+        </w:tc>
+        <w:tc>
+          <w:tcPr>
+            <w:tcW w:type="dxa" w:w="5969"/>
+            <w:tcMar>
+              <w:top w:type="dxa" w:w="55"/>
+              <w:left w:type="dxa" w:w="90"/>
+              <w:bottom w:type="dxa" w:w="55"/>
+              <w:right w:type="dxa" w:w="90"/>
+            </w:tcMar>
+          </w:tcPr>
+          <w:p>
+            <w:pPr>
+              <w:spacing w:after="0" w:line="240"/>
+            </w:pPr>
+            <w:r>
+              <w:rPr>
+                <w:b w:val="false"/>
+                <w:bCs w:val="false"/>
+                <w:i w:val="false"/>
+                <w:iCs w:val="false"/>
+              </w:rPr>
+              <w:t xml:space="preserve">effective link rate</w:t>
+            </w:r>
+          </w:p>
+        </w:tc>
+      </w:tr>
+      <w:tr>
+        <w:tc>
+          <w:tcPr>
+            <w:tcW w:type="dxa" w:w="1106"/>
+            <w:tcMar>
+              <w:top w:type="dxa" w:w="55"/>
+              <w:left w:type="dxa" w:w="90"/>
+              <w:bottom w:type="dxa" w:w="55"/>
+              <w:right w:type="dxa" w:w="90"/>
+            </w:tcMar>
+          </w:tcPr>
+          <w:p>
+            <w:pPr>
+              <w:spacing w:after="0" w:line="240"/>
+            </w:pPr>
+            <w:r>
+              <w:rPr>
+                <w:rFonts w:ascii="Consolas" w:cs="Consolas" w:eastAsia="Consolas" w:hAnsi="Consolas"/>
+                <w:b w:val="false"/>
+                <w:bCs w:val="false"/>
+                <w:i w:val="false"/>
+                <w:iCs w:val="false"/>
+                <w:sz w:val="19"/>
+                <w:szCs w:val="19"/>
+                <w:shd w:fill="F2F2F2" w:val="clear"/>
+              </w:rPr>
+              <w:t xml:space="preserve">+0x20</w:t>
+            </w:r>
+          </w:p>
+        </w:tc>
+        <w:tc>
+          <w:tcPr>
+            <w:tcW w:type="dxa" w:w="2285"/>
+            <w:tcMar>
+              <w:top w:type="dxa" w:w="55"/>
+              <w:left w:type="dxa" w:w="90"/>
+              <w:bottom w:type="dxa" w:w="55"/>
+              <w:right w:type="dxa" w:w="90"/>
+            </w:tcMar>
+          </w:tcPr>
+          <w:p>
+            <w:pPr>
+              <w:spacing w:after="0" w:line="240"/>
+            </w:pPr>
+            <w:r>
+              <w:rPr>
+                <w:rFonts w:ascii="Consolas" w:cs="Consolas" w:eastAsia="Consolas" w:hAnsi="Consolas"/>
+                <w:b w:val="false"/>
+                <w:bCs w:val="false"/>
+                <w:i w:val="false"/>
+                <w:iCs w:val="false"/>
+                <w:sz w:val="19"/>
+                <w:szCs w:val="19"/>
+                <w:shd w:fill="F2F2F2" w:val="clear"/>
+              </w:rPr>
+              <w:t xml:space="preserve">BUDGET</w:t>
+            </w:r>
+          </w:p>
+        </w:tc>
+        <w:tc>
+          <w:tcPr>
+            <w:tcW w:type="dxa" w:w="5969"/>
+            <w:tcMar>
+              <w:top w:type="dxa" w:w="55"/>
+              <w:left w:type="dxa" w:w="90"/>
+              <w:bottom w:type="dxa" w:w="55"/>
+              <w:right w:type="dxa" w:w="90"/>
+            </w:tcMar>
+          </w:tcPr>
+          <w:p>
+            <w:pPr>
+              <w:spacing w:after="0" w:line="240"/>
+            </w:pPr>
+            <w:r>
+              <w:rPr>
+                <w:b w:val="false"/>
+                <w:bCs w:val="false"/>
+                <w:i w:val="false"/>
+                <w:iCs w:val="false"/>
+              </w:rPr>
+              <w:t xml:space="preserve">payload bytes this frame may carry</w:t>
+            </w:r>
+          </w:p>
+        </w:tc>
+      </w:tr>
+      <w:tr>
+        <w:tc>
+          <w:tcPr>
+            <w:tcW w:type="dxa" w:w="1106"/>
+            <w:tcMar>
+              <w:top w:type="dxa" w:w="55"/>
+              <w:left w:type="dxa" w:w="90"/>
+              <w:bottom w:type="dxa" w:w="55"/>
+              <w:right w:type="dxa" w:w="90"/>
+            </w:tcMar>
+          </w:tcPr>
+          <w:p>
+            <w:pPr>
+              <w:spacing w:after="0" w:line="240"/>
+            </w:pPr>
+            <w:r>
+              <w:rPr>
+                <w:rFonts w:ascii="Consolas" w:cs="Consolas" w:eastAsia="Consolas" w:hAnsi="Consolas"/>
+                <w:b w:val="false"/>
+                <w:bCs w:val="false"/>
+                <w:i w:val="false"/>
+                <w:iCs w:val="false"/>
+                <w:sz w:val="19"/>
+                <w:szCs w:val="19"/>
+                <w:shd w:fill="F2F2F2" w:val="clear"/>
+              </w:rPr>
+              <w:t xml:space="preserve">+0x24</w:t>
+            </w:r>
+          </w:p>
+        </w:tc>
+        <w:tc>
+          <w:tcPr>
+            <w:tcW w:type="dxa" w:w="2285"/>
+            <w:tcMar>
+              <w:top w:type="dxa" w:w="55"/>
+              <w:left w:type="dxa" w:w="90"/>
+              <w:bottom w:type="dxa" w:w="55"/>
+              <w:right w:type="dxa" w:w="90"/>
+            </w:tcMar>
+          </w:tcPr>
+          <w:p>
+            <w:pPr>
+              <w:spacing w:after="0" w:line="240"/>
+            </w:pPr>
+            <w:r>
+              <w:rPr>
+                <w:rFonts w:ascii="Consolas" w:cs="Consolas" w:eastAsia="Consolas" w:hAnsi="Consolas"/>
+                <w:b w:val="false"/>
+                <w:bCs w:val="false"/>
+                <w:i w:val="false"/>
+                <w:iCs w:val="false"/>
+                <w:sz w:val="19"/>
+                <w:szCs w:val="19"/>
+                <w:shd w:fill="F2F2F2" w:val="clear"/>
+              </w:rPr>
+              <w:t xml:space="preserve">TX_POWER_MW</w:t>
+            </w:r>
+          </w:p>
+        </w:tc>
+        <w:tc>
+          <w:tcPr>
+            <w:tcW w:type="dxa" w:w="5969"/>
+            <w:tcMar>
+              <w:top w:type="dxa" w:w="55"/>
+              <w:left w:type="dxa" w:w="90"/>
+              <w:bottom w:type="dxa" w:w="55"/>
+              <w:right w:type="dxa" w:w="90"/>
+            </w:tcMar>
+          </w:tcPr>
+          <w:p>
+            <w:pPr>
+              <w:spacing w:after="0" w:line="240"/>
+            </w:pPr>
+            <w:r>
+              <w:rPr>
+                <w:b w:val="false"/>
+                <w:bCs w:val="false"/>
+                <w:i w:val="false"/>
+                <w:iCs w:val="false"/>
+              </w:rPr>
+              <w:t xml:space="preserve">transmitter + steering draw</w:t>
+            </w:r>
+          </w:p>
+        </w:tc>
+      </w:tr>
+      <w:tr>
+        <w:tc>
+          <w:tcPr>
+            <w:tcW w:type="dxa" w:w="1106"/>
+            <w:tcMar>
+              <w:top w:type="dxa" w:w="55"/>
+              <w:left w:type="dxa" w:w="90"/>
+              <w:bottom w:type="dxa" w:w="55"/>
+              <w:right w:type="dxa" w:w="90"/>
+            </w:tcMar>
+          </w:tcPr>
+          <w:p>
+            <w:pPr>
+              <w:spacing w:after="0" w:line="240"/>
+            </w:pPr>
+            <w:r>
+              <w:rPr>
+                <w:rFonts w:ascii="Consolas" w:cs="Consolas" w:eastAsia="Consolas" w:hAnsi="Consolas"/>
+                <w:b w:val="false"/>
+                <w:bCs w:val="false"/>
+                <w:i w:val="false"/>
+                <w:iCs w:val="false"/>
+                <w:sz w:val="19"/>
+                <w:szCs w:val="19"/>
+                <w:shd w:fill="F2F2F2" w:val="clear"/>
+              </w:rPr>
+              <w:t xml:space="preserve">+0x28</w:t>
+            </w:r>
+            <w:r>
+              <w:rPr>
+                <w:b w:val="false"/>
+                <w:bCs w:val="false"/>
+                <w:i w:val="false"/>
+                <w:iCs w:val="false"/>
+              </w:rPr>
+              <w:t xml:space="preserve">/</w:t>
+            </w:r>
+            <w:r>
+              <w:rPr>
+                <w:rFonts w:ascii="Consolas" w:cs="Consolas" w:eastAsia="Consolas" w:hAnsi="Consolas"/>
+                <w:b w:val="false"/>
+                <w:bCs w:val="false"/>
+                <w:i w:val="false"/>
+                <w:iCs w:val="false"/>
+                <w:sz w:val="19"/>
+                <w:szCs w:val="19"/>
+                <w:shd w:fill="F2F2F2" w:val="clear"/>
+              </w:rPr>
+              <w:t xml:space="preserve">+0x2C</w:t>
+            </w:r>
+          </w:p>
+        </w:tc>
+        <w:tc>
+          <w:tcPr>
+            <w:tcW w:type="dxa" w:w="2285"/>
+            <w:tcMar>
+              <w:top w:type="dxa" w:w="55"/>
+              <w:left w:type="dxa" w:w="90"/>
+              <w:bottom w:type="dxa" w:w="55"/>
+              <w:right w:type="dxa" w:w="90"/>
+            </w:tcMar>
+          </w:tcPr>
+          <w:p>
+            <w:pPr>
+              <w:spacing w:after="0" w:line="240"/>
+            </w:pPr>
+            <w:r>
+              <w:rPr>
+                <w:rFonts w:ascii="Consolas" w:cs="Consolas" w:eastAsia="Consolas" w:hAnsi="Consolas"/>
+                <w:b w:val="false"/>
+                <w:bCs w:val="false"/>
+                <w:i w:val="false"/>
+                <w:iCs w:val="false"/>
+                <w:sz w:val="19"/>
+                <w:szCs w:val="19"/>
+                <w:shd w:fill="F2F2F2" w:val="clear"/>
+              </w:rPr>
+              <w:t xml:space="preserve">DROPPED</w:t>
+            </w:r>
+            <w:r>
+              <w:rPr>
+                <w:b w:val="false"/>
+                <w:bCs w:val="false"/>
+                <w:i w:val="false"/>
+                <w:iCs w:val="false"/>
+              </w:rPr>
+              <w:t xml:space="preserve"> / </w:t>
+            </w:r>
+            <w:r>
+              <w:rPr>
+                <w:rFonts w:ascii="Consolas" w:cs="Consolas" w:eastAsia="Consolas" w:hAnsi="Consolas"/>
+                <w:b w:val="false"/>
+                <w:bCs w:val="false"/>
+                <w:i w:val="false"/>
+                <w:iCs w:val="false"/>
+                <w:sz w:val="19"/>
+                <w:szCs w:val="19"/>
+                <w:shd w:fill="F2F2F2" w:val="clear"/>
+              </w:rPr>
+              <w:t xml:space="preserve">FRAMES_TX</w:t>
+            </w:r>
+          </w:p>
+        </w:tc>
+        <w:tc>
+          <w:tcPr>
+            <w:tcW w:type="dxa" w:w="5969"/>
+            <w:tcMar>
+              <w:top w:type="dxa" w:w="55"/>
+              <w:left w:type="dxa" w:w="90"/>
+              <w:bottom w:type="dxa" w:w="55"/>
+              <w:right w:type="dxa" w:w="90"/>
+            </w:tcMar>
+          </w:tcPr>
+          <w:p>
+            <w:pPr>
+              <w:spacing w:after="0" w:line="240"/>
+            </w:pPr>
+            <w:r>
+              <w:rPr>
+                <w:b w:val="false"/>
+                <w:bCs w:val="false"/>
+                <w:i w:val="false"/>
+                <w:iCs w:val="false"/>
+              </w:rPr>
+              <w:t xml:space="preserve">channels squeezed out; frames transmitted</w:t>
+            </w:r>
+          </w:p>
+        </w:tc>
+      </w:tr>
+    </w:tbl>
+    <w:p>
+      <w:pPr>
+        <w:spacing w:after="120"/>
+      </w:pPr>
+    </w:p>
+    <w:p>
+      <w:pPr>
+        <w:spacing w:after="130" w:line="270"/>
+      </w:pPr>
+      <w:r>
+        <w:rPr>
+          <w:b w:val="false"/>
+          <w:bCs w:val="false"/>
+          <w:i w:val="false"/>
+          <w:iCs w:val="false"/>
+        </w:rPr>
+        <w:t xml:space="preserve">#### Rate, cadence, and budget</w:t>
+      </w:r>
+    </w:p>
+    <w:p>
+      <w:pPr>
+        <w:spacing w:after="130" w:line="270"/>
+      </w:pPr>
+      <w:r>
+        <w:rPr>
+          <w:b w:val="false"/>
+          <w:bCs w:val="false"/>
+          <w:i w:val="false"/>
+          <w:iCs w:val="false"/>
+        </w:rPr>
+        <w:t xml:space="preserve">The encoder does not consume a rate; it consumes a per-frame byte budget, and </w:t>
+      </w:r>
+      <w:r>
+        <w:rPr>
+          <w:b/>
+          <w:bCs/>
+          <w:i w:val="false"/>
+          <w:iCs w:val="false"/>
+        </w:rPr>
+        <w:t xml:space="preserve">the telemetry cadence is what converts one into the other</w:t>
+      </w:r>
+      <w:r>
+        <w:rPr>
+          <w:b w:val="false"/>
+          <w:bCs w:val="false"/>
+          <w:i w:val="false"/>
+          <w:iCs w:val="false"/>
+        </w:rPr>
+        <w:t xml:space="preserve">:</w:t>
+      </w:r>
+    </w:p>
+    <w:p>
+      <w:pPr>
+        <w:shd w:fill="F2F2F2" w:val="clear"/>
+        <w:spacing w:after="0" w:line="240"/>
+        <w:ind w:left="240"/>
+      </w:pPr>
+      <w:r>
+        <w:rPr>
+          <w:rFonts w:ascii="Consolas" w:cs="Consolas" w:eastAsia="Consolas" w:hAnsi="Consolas"/>
+          <w:sz w:val="18"/>
+          <w:szCs w:val="18"/>
+        </w:rPr>
+        <w:t xml:space="preserve">budget = rate_bps × tlm_period / (TICK_HZ × 8)</w:t>
+      </w:r>
+    </w:p>
+    <w:p>
+      <w:pPr>
+        <w:spacing w:after="120"/>
+      </w:pPr>
+    </w:p>
+    <w:p>
+      <w:pPr>
+        <w:spacing w:after="130" w:line="270"/>
+      </w:pPr>
+      <w:r>
+        <w:rPr>
+          <w:b w:val="false"/>
+          <w:bCs w:val="false"/>
+          <w:i w:val="false"/>
+          <w:iCs w:val="false"/>
+        </w:rPr>
+        <w:t xml:space="preserve">At the shipped 5 s cadence (§15) the high gain affords </w:t>
+      </w:r>
+      <w:r>
+        <w:rPr>
+          <w:b/>
+          <w:bCs/>
+          <w:i w:val="false"/>
+          <w:iCs w:val="false"/>
+        </w:rPr>
+        <w:t xml:space="preserve">100 bytes</w:t>
+      </w:r>
+      <w:r>
+        <w:rPr>
+          <w:b w:val="false"/>
+          <w:bCs w:val="false"/>
+          <w:i w:val="false"/>
+          <w:iCs w:val="false"/>
+        </w:rPr>
+        <w:t xml:space="preserve"> — the whole 85-byte frame with room to spare — and the omni affords </w:t>
+      </w:r>
+      <w:r>
+        <w:rPr>
+          <w:b/>
+          <w:bCs/>
+          <w:i w:val="false"/>
+          <w:iCs w:val="false"/>
+        </w:rPr>
+        <w:t xml:space="preserve">40</w:t>
+      </w:r>
+      <w:r>
+        <w:rPr>
+          <w:b w:val="false"/>
+          <w:bCs w:val="false"/>
+          <w:i w:val="false"/>
+          <w:iCs w:val="false"/>
+        </w:rPr>
+        <w:t xml:space="preserve">, which cannot hold the 13-byte header, housekeeping and six science channels together. This makes the cadence a first-class lever: slowing the frame rate buys back bandwidth, which is a legitimate and non-obvious answer to the squeeze.</w:t>
+      </w:r>
+    </w:p>
+    <w:p>
+      <w:pPr>
+        <w:spacing w:after="130" w:line="270"/>
+      </w:pPr>
+      <w:r>
+        <w:rPr>
+          <w:b w:val="false"/>
+          <w:bCs w:val="false"/>
+          <w:i w:val="false"/>
+          <w:iCs w:val="false"/>
+        </w:rPr>
+        <w:t xml:space="preserve">The rate ratio here (2.5:1) is deliberately far gentler than the 26 dB gain difference implies; a physically honest drop is nearer 400:1, which would leave nothing to triage. The figures are chosen so the squeeze is survivable and legible.</w:t>
+      </w:r>
+    </w:p>
+    <w:p>
+      <w:pPr>
+        <w:spacing w:after="130" w:line="270"/>
+      </w:pPr>
+      <w:r>
+        <w:rPr>
+          <w:b w:val="false"/>
+          <w:bCs w:val="false"/>
+          <w:i w:val="false"/>
+          <w:iCs w:val="false"/>
+        </w:rPr>
+        <w:t xml:space="preserve">#### The squeeze</w:t>
+      </w:r>
+    </w:p>
+    <w:p>
+      <w:pPr>
+        <w:spacing w:after="130" w:line="270"/>
+      </w:pPr>
+      <w:r>
+        <w:rPr>
+          <w:b w:val="false"/>
+          <w:bCs w:val="false"/>
+          <w:i w:val="false"/>
+          <w:iCs w:val="false"/>
+        </w:rPr>
+        <w:t xml:space="preserve">When the high gain becomes unusable, </w:t>
+      </w:r>
+      <w:r>
+        <w:rPr>
+          <w:rFonts w:ascii="Consolas" w:cs="Consolas" w:eastAsia="Consolas" w:hAnsi="Consolas"/>
+          <w:b w:val="false"/>
+          <w:bCs w:val="false"/>
+          <w:i w:val="false"/>
+          <w:iCs w:val="false"/>
+          <w:sz w:val="19"/>
+          <w:szCs w:val="19"/>
+          <w:shd w:fill="F2F2F2" w:val="clear"/>
+        </w:rPr>
+        <w:t xml:space="preserve">task_comms</w:t>
+      </w:r>
+      <w:r>
+        <w:rPr>
+          <w:b w:val="false"/>
+          <w:bCs w:val="false"/>
+          <w:i w:val="false"/>
+          <w:iCs w:val="false"/>
+        </w:rPr>
+        <w:t xml:space="preserve"> falls back to the omni and the encoder begins </w:t>
+      </w:r>
+      <w:r>
+        <w:rPr>
+          <w:b/>
+          <w:bCs/>
+          <w:i w:val="false"/>
+          <w:iCs w:val="false"/>
+        </w:rPr>
+        <w:t xml:space="preserve">emitting channels in `tlm_priority[]` order until the budget is exhausted</w:t>
+      </w:r>
+      <w:r>
+        <w:rPr>
+          <w:b w:val="false"/>
+          <w:bCs w:val="false"/>
+          <w:i w:val="false"/>
+          <w:iCs w:val="false"/>
+        </w:rPr>
+        <w:t xml:space="preserve">, dropping the rest and reporting the count. Nothing is truncated — a partial channel would corrupt the frame — so the squeeze is felt as whole channels disappearing, which the ground sees immediately in the </w:t>
+      </w:r>
+      <w:r>
+        <w:rPr>
+          <w:rFonts w:ascii="Consolas" w:cs="Consolas" w:eastAsia="Consolas" w:hAnsi="Consolas"/>
+          <w:b w:val="false"/>
+          <w:bCs w:val="false"/>
+          <w:i w:val="false"/>
+          <w:iCs w:val="false"/>
+          <w:sz w:val="19"/>
+          <w:szCs w:val="19"/>
+          <w:shd w:fill="F2F2F2" w:val="clear"/>
+        </w:rPr>
+        <w:t xml:space="preserve">COMMS</w:t>
+      </w:r>
+      <w:r>
+        <w:rPr>
+          <w:b w:val="false"/>
+          <w:bCs w:val="false"/>
+          <w:i w:val="false"/>
+          <w:iCs w:val="false"/>
+        </w:rPr>
+        <w:t xml:space="preserve"> channel (</w:t>
+      </w:r>
+      <w:r>
+        <w:rPr>
+          <w:rFonts w:ascii="Consolas" w:cs="Consolas" w:eastAsia="Consolas" w:hAnsi="Consolas"/>
+          <w:b w:val="false"/>
+          <w:bCs w:val="false"/>
+          <w:i w:val="false"/>
+          <w:iCs w:val="false"/>
+          <w:sz w:val="19"/>
+          <w:szCs w:val="19"/>
+          <w:shd w:fill="F2F2F2" w:val="clear"/>
+        </w:rPr>
+        <w:t xml:space="preserve">0x61</w:t>
+      </w:r>
+      <w:r>
+        <w:rPr>
+          <w:b w:val="false"/>
+          <w:bCs w:val="false"/>
+          <w:i w:val="false"/>
+          <w:iCs w:val="false"/>
+        </w:rPr>
+        <w:t xml:space="preserve">: antenna, dropped count, budget, </w:t>
+      </w:r>
+      <w:r>
+        <w:rPr>
+          <w:rFonts w:ascii="Consolas" w:cs="Consolas" w:eastAsia="Consolas" w:hAnsi="Consolas"/>
+          <w:b w:val="false"/>
+          <w:bCs w:val="false"/>
+          <w:i w:val="false"/>
+          <w:iCs w:val="false"/>
+          <w:sz w:val="19"/>
+          <w:szCs w:val="19"/>
+          <w:shd w:fill="F2F2F2" w:val="clear"/>
+        </w:rPr>
+        <w:t xml:space="preserve">XSTAT</w:t>
+      </w:r>
+      <w:r>
+        <w:rPr>
+          <w:b w:val="false"/>
+          <w:bCs w:val="false"/>
+          <w:i w:val="false"/>
+          <w:iCs w:val="false"/>
+        </w:rPr>
+        <w:t xml:space="preserve">, deployment percentage). The encoder decides what fits </w:t>
+      </w:r>
+      <w:r>
+        <w:rPr>
+          <w:b w:val="false"/>
+          <w:bCs w:val="false"/>
+          <w:i/>
+          <w:iCs/>
+        </w:rPr>
+        <w:t xml:space="preserve">before</w:t>
+      </w:r>
+      <w:r>
+        <w:rPr>
+          <w:b w:val="false"/>
+          <w:bCs w:val="false"/>
+          <w:i w:val="false"/>
+          <w:iCs w:val="false"/>
+        </w:rPr>
+        <w:t xml:space="preserve"> it emits, so the count describes the frame carrying it rather than the previous one.</w:t>
+      </w:r>
+    </w:p>
+    <w:p>
+      <w:pPr>
+        <w:spacing w:after="130" w:line="270"/>
+      </w:pPr>
+      <w:r>
+        <w:rPr>
+          <w:b w:val="false"/>
+          <w:bCs w:val="false"/>
+          <w:i w:val="false"/>
+          <w:iCs w:val="false"/>
+        </w:rPr>
+        <w:t xml:space="preserve">The high gain is usable only if </w:t>
+      </w:r>
+      <w:r>
+        <w:rPr>
+          <w:b/>
+          <w:bCs/>
+          <w:i w:val="false"/>
+          <w:iCs w:val="false"/>
+        </w:rPr>
+        <w:t xml:space="preserve">all three</w:t>
+      </w:r>
+      <w:r>
+        <w:rPr>
+          <w:b w:val="false"/>
+          <w:bCs w:val="false"/>
+          <w:i w:val="false"/>
+          <w:iCs w:val="false"/>
+        </w:rPr>
+        <w:t xml:space="preserve"> hold: the fault verdict </w:t>
+      </w:r>
+      <w:r>
+        <w:rPr>
+          <w:rFonts w:ascii="Consolas" w:cs="Consolas" w:eastAsia="Consolas" w:hAnsi="Consolas"/>
+          <w:b w:val="false"/>
+          <w:bCs w:val="false"/>
+          <w:i w:val="false"/>
+          <w:iCs w:val="false"/>
+          <w:sz w:val="19"/>
+          <w:szCs w:val="19"/>
+          <w:shd w:fill="F2F2F2" w:val="clear"/>
+        </w:rPr>
+        <w:t xml:space="preserve">g_hga_ok</w:t>
+      </w:r>
+      <w:r>
+        <w:rPr>
+          <w:b w:val="false"/>
+          <w:bCs w:val="false"/>
+          <w:i w:val="false"/>
+          <w:iCs w:val="false"/>
+        </w:rPr>
+        <w:t xml:space="preserve"> is clear, the dish is at least 95% deployed, and the boresight is inside </w:t>
+      </w:r>
+      <w:r>
+        <w:rPr>
+          <w:rFonts w:ascii="Consolas" w:cs="Consolas" w:eastAsia="Consolas" w:hAnsi="Consolas"/>
+          <w:b w:val="false"/>
+          <w:bCs w:val="false"/>
+          <w:i w:val="false"/>
+          <w:iCs w:val="false"/>
+          <w:sz w:val="19"/>
+          <w:szCs w:val="19"/>
+          <w:shd w:fill="F2F2F2" w:val="clear"/>
+        </w:rPr>
+        <w:t xml:space="preserve">hga_point_tol_mdeg</w:t>
+      </w:r>
+      <w:r>
+        <w:rPr>
+          <w:b w:val="false"/>
+          <w:bCs w:val="false"/>
+          <w:i w:val="false"/>
+          <w:iCs w:val="false"/>
+        </w:rPr>
+        <w:t xml:space="preserve">. The third is the interesting one — the dish is steered against the star tracker's solution, so an unpowered tracker lets the error drift at </w:t>
+      </w:r>
+      <w:r>
+        <w:rPr>
+          <w:rFonts w:ascii="Consolas" w:cs="Consolas" w:eastAsia="Consolas" w:hAnsi="Consolas"/>
+          <w:b w:val="false"/>
+          <w:bCs w:val="false"/>
+          <w:i w:val="false"/>
+          <w:iCs w:val="false"/>
+          <w:sz w:val="19"/>
+          <w:szCs w:val="19"/>
+          <w:shd w:fill="F2F2F2" w:val="clear"/>
+        </w:rPr>
+        <w:t xml:space="preserve">hga_drift_mdeg_s</w:t>
+      </w:r>
+      <w:r>
+        <w:rPr>
+          <w:b w:val="false"/>
+          <w:bCs w:val="false"/>
+          <w:i w:val="false"/>
+          <w:iCs w:val="false"/>
+        </w:rPr>
+        <w:t xml:space="preserve"> until the beam walks off Earth. A team that powers the tracker down to save bus power loses the downlink about six seconds later, and the cause is two subsystems away from the symptom.</w:t>
+      </w:r>
+    </w:p>
+    <w:p>
+      <w:pPr>
+        <w:spacing w:after="130" w:line="270"/>
+      </w:pPr>
+      <w:r>
+        <w:rPr>
+          <w:b w:val="false"/>
+          <w:bCs w:val="false"/>
+          <w:i w:val="false"/>
+          <w:iCs w:val="false"/>
+        </w:rPr>
+        <w:t xml:space="preserve">#### The dead end</w:t>
+      </w:r>
+    </w:p>
+    <w:p>
+      <w:pPr>
+        <w:spacing w:after="130" w:line="270"/>
+      </w:pPr>
+      <w:r>
+        <w:rPr>
+          <w:b w:val="false"/>
+          <w:bCs w:val="false"/>
+          <w:i w:val="false"/>
+          <w:iCs w:val="false"/>
+        </w:rPr>
+        <w:t xml:space="preserve">The scheduled failure (</w:t>
+      </w:r>
+      <w:r>
+        <w:rPr>
+          <w:rFonts w:ascii="Consolas" w:cs="Consolas" w:eastAsia="Consolas" w:hAnsi="Consolas"/>
+          <w:b w:val="false"/>
+          <w:bCs w:val="false"/>
+          <w:i w:val="false"/>
+          <w:iCs w:val="false"/>
+          <w:sz w:val="19"/>
+          <w:szCs w:val="19"/>
+          <w:shd w:fill="F2F2F2" w:val="clear"/>
+        </w:rPr>
+        <w:t xml:space="preserve">hga_fail_after_s</w:t>
+      </w:r>
+      <w:r>
+        <w:rPr>
+          <w:b w:val="false"/>
+          <w:bCs w:val="false"/>
+          <w:i w:val="false"/>
+          <w:iCs w:val="false"/>
+        </w:rPr>
+        <w:t xml:space="preserve">) backs the dish out of full deployment and stalls it at </w:t>
+      </w:r>
+      <w:r>
+        <w:rPr>
+          <w:rFonts w:ascii="Consolas" w:cs="Consolas" w:eastAsia="Consolas" w:hAnsi="Consolas"/>
+          <w:b w:val="false"/>
+          <w:bCs w:val="false"/>
+          <w:i w:val="false"/>
+          <w:iCs w:val="false"/>
+          <w:sz w:val="19"/>
+          <w:szCs w:val="19"/>
+          <w:shd w:fill="F2F2F2" w:val="clear"/>
+        </w:rPr>
+        <w:t xml:space="preserve">hga_jam_at_pct</w:t>
+      </w:r>
+      <w:r>
+        <w:rPr>
+          <w:b w:val="false"/>
+          <w:bCs w:val="false"/>
+          <w:i w:val="false"/>
+          <w:iCs w:val="false"/>
+        </w:rPr>
+        <w:t xml:space="preserve">, latching </w:t>
+      </w:r>
+      <w:r>
+        <w:rPr>
+          <w:rFonts w:ascii="Consolas" w:cs="Consolas" w:eastAsia="Consolas" w:hAnsi="Consolas"/>
+          <w:b w:val="false"/>
+          <w:bCs w:val="false"/>
+          <w:i w:val="false"/>
+          <w:iCs w:val="false"/>
+          <w:sz w:val="19"/>
+          <w:szCs w:val="19"/>
+          <w:shd w:fill="F2F2F2" w:val="clear"/>
+        </w:rPr>
+        <w:t xml:space="preserve">XSTAT_HGA_JAM</w:t>
+      </w:r>
+      <w:r>
+        <w:rPr>
+          <w:b w:val="false"/>
+          <w:bCs w:val="false"/>
+          <w:i w:val="false"/>
+          <w:iCs w:val="false"/>
+        </w:rPr>
+        <w:t xml:space="preserve">. Commanding </w:t>
+      </w:r>
+      <w:r>
+        <w:rPr>
+          <w:rFonts w:ascii="Consolas" w:cs="Consolas" w:eastAsia="Consolas" w:hAnsi="Consolas"/>
+          <w:b w:val="false"/>
+          <w:bCs w:val="false"/>
+          <w:i w:val="false"/>
+          <w:iCs w:val="false"/>
+          <w:sz w:val="19"/>
+          <w:szCs w:val="19"/>
+          <w:shd w:fill="F2F2F2" w:val="clear"/>
+        </w:rPr>
+        <w:t xml:space="preserve">XCTRL_DEPLOY</w:t>
+      </w:r>
+      <w:r>
+        <w:rPr>
+          <w:b w:val="false"/>
+          <w:bCs w:val="false"/>
+          <w:i w:val="false"/>
+          <w:iCs w:val="false"/>
+        </w:rPr>
+        <w:t xml:space="preserve"> walks the dish back up to the jam and no further, however many times it is tried. This is intentional: the obvious operational response is the wrong one, and the lesson — Galileo's actual lesson — is that the fix was on the ground, in what the spacecraft chose to send.</w:t>
+      </w:r>
+    </w:p>
+    <w:p>
+      <w:pPr>
+        <w:spacing w:after="130" w:line="270"/>
+      </w:pPr>
+      <w:r>
+        <w:rPr>
+          <w:b w:val="false"/>
+          <w:bCs w:val="false"/>
+          <w:i w:val="false"/>
+          <w:iCs w:val="false"/>
+        </w:rPr>
+        <w:t xml:space="preserve">#### Responses available to the ground</w:t>
+      </w:r>
+    </w:p>
+    <w:tbl>
+      <w:tblPr>
+        <w:tblW w:type="dxa" w:w="9360"/>
+        <w:tblBorders>
+          <w:top w:val="single" w:color="auto" w:sz="4"/>
+          <w:left w:val="single" w:color="auto" w:sz="4"/>
+          <w:bottom w:val="single" w:color="auto" w:sz="4"/>
+          <w:right w:val="single" w:color="auto" w:sz="4"/>
+          <w:insideH w:val="single" w:color="auto" w:sz="4"/>
+          <w:insideV w:val="single" w:color="auto" w:sz="4"/>
+        </w:tblBorders>
+      </w:tblPr>
+      <w:tblGrid>
+        <w:gridCol w:w="2397"/>
+        <w:gridCol w:w="4509"/>
+        <w:gridCol w:w="2454"/>
+      </w:tblGrid>
+      <w:tr>
+        <w:trPr>
+          <w:tblHeader/>
+        </w:trPr>
+        <w:tc>
+          <w:tcPr>
+            <w:tcW w:type="dxa" w:w="2397"/>
+            <w:shd w:fill="D9E2F3" w:val="clear"/>
+            <w:tcMar>
+              <w:top w:type="dxa" w:w="55"/>
+              <w:left w:type="dxa" w:w="90"/>
+              <w:bottom w:type="dxa" w:w="55"/>
+              <w:right w:type="dxa" w:w="90"/>
+            </w:tcMar>
+          </w:tcPr>
+          <w:p>
+            <w:pPr>
+              <w:spacing w:after="0" w:line="240"/>
+            </w:pPr>
+            <w:r>
+              <w:rPr>
+                <w:b/>
+                <w:bCs/>
+                <w:sz w:val="19"/>
+                <w:szCs w:val="19"/>
+              </w:rPr>
+              <w:t xml:space="preserve">Response</w:t>
+            </w:r>
+          </w:p>
+        </w:tc>
+        <w:tc>
+          <w:tcPr>
+            <w:tcW w:type="dxa" w:w="4509"/>
+            <w:shd w:fill="D9E2F3" w:val="clear"/>
+            <w:tcMar>
+              <w:top w:type="dxa" w:w="55"/>
+              <w:left w:type="dxa" w:w="90"/>
+              <w:bottom w:type="dxa" w:w="55"/>
+              <w:right w:type="dxa" w:w="90"/>
+            </w:tcMar>
+          </w:tcPr>
+          <w:p>
+            <w:pPr>
+              <w:spacing w:after="0" w:line="240"/>
+            </w:pPr>
+            <w:r>
+              <w:rPr>
+                <w:b/>
+                <w:bCs/>
+                <w:sz w:val="19"/>
+                <w:szCs w:val="19"/>
+              </w:rPr>
+              <w:t xml:space="preserve">Surface</w:t>
+            </w:r>
+          </w:p>
+        </w:tc>
+        <w:tc>
+          <w:tcPr>
+            <w:tcW w:type="dxa" w:w="2454"/>
+            <w:shd w:fill="D9E2F3" w:val="clear"/>
+            <w:tcMar>
+              <w:top w:type="dxa" w:w="55"/>
+              <w:left w:type="dxa" w:w="90"/>
+              <w:bottom w:type="dxa" w:w="55"/>
+              <w:right w:type="dxa" w:w="90"/>
+            </w:tcMar>
+          </w:tcPr>
+          <w:p>
+            <w:pPr>
+              <w:spacing w:after="0" w:line="240"/>
+            </w:pPr>
+            <w:r>
+              <w:rPr>
+                <w:b/>
+                <w:bCs/>
+                <w:sz w:val="19"/>
+                <w:szCs w:val="19"/>
+              </w:rPr>
+              <w:t xml:space="preserve">Kind</w:t>
+            </w:r>
+          </w:p>
+        </w:tc>
+      </w:tr>
+      <w:tr>
+        <w:tc>
+          <w:tcPr>
+            <w:tcW w:type="dxa" w:w="2397"/>
+            <w:tcMar>
+              <w:top w:type="dxa" w:w="55"/>
+              <w:left w:type="dxa" w:w="90"/>
+              <w:bottom w:type="dxa" w:w="55"/>
+              <w:right w:type="dxa" w:w="90"/>
+            </w:tcMar>
+          </w:tcPr>
+          <w:p>
+            <w:pPr>
+              <w:spacing w:after="0" w:line="240"/>
+            </w:pPr>
+            <w:r>
+              <w:rPr>
+                <w:b w:val="false"/>
+                <w:bCs w:val="false"/>
+                <w:i w:val="false"/>
+                <w:iCs w:val="false"/>
+              </w:rPr>
+              <w:t xml:space="preserve">Force an antenna by hand</w:t>
+            </w:r>
+          </w:p>
+        </w:tc>
+        <w:tc>
+          <w:tcPr>
+            <w:tcW w:type="dxa" w:w="4509"/>
+            <w:tcMar>
+              <w:top w:type="dxa" w:w="55"/>
+              <w:left w:type="dxa" w:w="90"/>
+              <w:bottom w:type="dxa" w:w="55"/>
+              <w:right w:type="dxa" w:w="90"/>
+            </w:tcMar>
+          </w:tcPr>
+          <w:p>
+            <w:pPr>
+              <w:spacing w:after="0" w:line="240"/>
+            </w:pPr>
+            <w:r>
+              <w:rPr>
+                <w:rFonts w:ascii="Consolas" w:cs="Consolas" w:eastAsia="Consolas" w:hAnsi="Consolas"/>
+                <w:b w:val="false"/>
+                <w:bCs w:val="false"/>
+                <w:i w:val="false"/>
+                <w:iCs w:val="false"/>
+                <w:sz w:val="19"/>
+                <w:szCs w:val="19"/>
+                <w:shd w:fill="F2F2F2" w:val="clear"/>
+              </w:rPr>
+              <w:t xml:space="preserve">XCTRL_MANUAL</w:t>
+            </w:r>
+            <w:r>
+              <w:rPr>
+                <w:b w:val="false"/>
+                <w:bCs w:val="false"/>
+                <w:i w:val="false"/>
+                <w:iCs w:val="false"/>
+              </w:rPr>
+              <w:t xml:space="preserve"> + </w:t>
+            </w:r>
+            <w:r>
+              <w:rPr>
+                <w:rFonts w:ascii="Consolas" w:cs="Consolas" w:eastAsia="Consolas" w:hAnsi="Consolas"/>
+                <w:b w:val="false"/>
+                <w:bCs w:val="false"/>
+                <w:i w:val="false"/>
+                <w:iCs w:val="false"/>
+                <w:sz w:val="19"/>
+                <w:szCs w:val="19"/>
+                <w:shd w:fill="F2F2F2" w:val="clear"/>
+              </w:rPr>
+              <w:t xml:space="preserve">XCTRL_SEL_LGA</w:t>
+            </w:r>
+          </w:p>
+        </w:tc>
+        <w:tc>
+          <w:tcPr>
+            <w:tcW w:type="dxa" w:w="2454"/>
+            <w:tcMar>
+              <w:top w:type="dxa" w:w="55"/>
+              <w:left w:type="dxa" w:w="90"/>
+              <w:bottom w:type="dxa" w:w="55"/>
+              <w:right w:type="dxa" w:w="90"/>
+            </w:tcMar>
+          </w:tcPr>
+          <w:p>
+            <w:pPr>
+              <w:spacing w:after="0" w:line="240"/>
+            </w:pPr>
+            <w:r>
+              <w:rPr>
+                <w:b w:val="false"/>
+                <w:bCs w:val="false"/>
+                <w:i w:val="false"/>
+                <w:iCs w:val="false"/>
+              </w:rPr>
+              <w:t xml:space="preserve">operational — no patching</w:t>
+            </w:r>
+          </w:p>
+        </w:tc>
+      </w:tr>
+      <w:tr>
+        <w:tc>
+          <w:tcPr>
+            <w:tcW w:type="dxa" w:w="2397"/>
+            <w:tcMar>
+              <w:top w:type="dxa" w:w="55"/>
+              <w:left w:type="dxa" w:w="90"/>
+              <w:bottom w:type="dxa" w:w="55"/>
+              <w:right w:type="dxa" w:w="90"/>
+            </w:tcMar>
+          </w:tcPr>
+          <w:p>
+            <w:pPr>
+              <w:spacing w:after="0" w:line="240"/>
+            </w:pPr>
+            <w:r>
+              <w:rPr>
+                <w:b w:val="false"/>
+                <w:bCs w:val="false"/>
+                <w:i w:val="false"/>
+                <w:iCs w:val="false"/>
+              </w:rPr>
+              <w:t xml:space="preserve">Retry the deployment</w:t>
+            </w:r>
+          </w:p>
+        </w:tc>
+        <w:tc>
+          <w:tcPr>
+            <w:tcW w:type="dxa" w:w="4509"/>
+            <w:tcMar>
+              <w:top w:type="dxa" w:w="55"/>
+              <w:left w:type="dxa" w:w="90"/>
+              <w:bottom w:type="dxa" w:w="55"/>
+              <w:right w:type="dxa" w:w="90"/>
+            </w:tcMar>
+          </w:tcPr>
+          <w:p>
+            <w:pPr>
+              <w:spacing w:after="0" w:line="240"/>
+            </w:pPr>
+            <w:r>
+              <w:rPr>
+                <w:rFonts w:ascii="Consolas" w:cs="Consolas" w:eastAsia="Consolas" w:hAnsi="Consolas"/>
+                <w:b w:val="false"/>
+                <w:bCs w:val="false"/>
+                <w:i w:val="false"/>
+                <w:iCs w:val="false"/>
+                <w:sz w:val="19"/>
+                <w:szCs w:val="19"/>
+                <w:shd w:fill="F2F2F2" w:val="clear"/>
+              </w:rPr>
+              <w:t xml:space="preserve">XCTRL_DEPLOY</w:t>
+            </w:r>
+          </w:p>
+        </w:tc>
+        <w:tc>
+          <w:tcPr>
+            <w:tcW w:type="dxa" w:w="2454"/>
+            <w:tcMar>
+              <w:top w:type="dxa" w:w="55"/>
+              <w:left w:type="dxa" w:w="90"/>
+              <w:bottom w:type="dxa" w:w="55"/>
+              <w:right w:type="dxa" w:w="90"/>
+            </w:tcMar>
+          </w:tcPr>
+          <w:p>
+            <w:pPr>
+              <w:spacing w:after="0" w:line="240"/>
+            </w:pPr>
+            <w:r>
+              <w:rPr>
+                <w:b w:val="false"/>
+                <w:bCs w:val="false"/>
+                <w:i w:val="false"/>
+                <w:iCs w:val="false"/>
+              </w:rPr>
+              <w:t xml:space="preserve">operational — and a dead end</w:t>
+            </w:r>
+          </w:p>
+        </w:tc>
+      </w:tr>
+      <w:tr>
+        <w:tc>
+          <w:tcPr>
+            <w:tcW w:type="dxa" w:w="2397"/>
+            <w:tcMar>
+              <w:top w:type="dxa" w:w="55"/>
+              <w:left w:type="dxa" w:w="90"/>
+              <w:bottom w:type="dxa" w:w="55"/>
+              <w:right w:type="dxa" w:w="90"/>
+            </w:tcMar>
+          </w:tcPr>
+          <w:p>
+            <w:pPr>
+              <w:spacing w:after="0" w:line="240"/>
+            </w:pPr>
+            <w:r>
+              <w:rPr>
+                <w:b w:val="false"/>
+                <w:bCs w:val="false"/>
+                <w:i w:val="false"/>
+                <w:iCs w:val="false"/>
+              </w:rPr>
+              <w:t xml:space="preserve">Decide what science is worth the bandwidth</w:t>
+            </w:r>
+          </w:p>
+        </w:tc>
+        <w:tc>
+          <w:tcPr>
+            <w:tcW w:type="dxa" w:w="4509"/>
+            <w:tcMar>
+              <w:top w:type="dxa" w:w="55"/>
+              <w:left w:type="dxa" w:w="90"/>
+              <w:bottom w:type="dxa" w:w="55"/>
+              <w:right w:type="dxa" w:w="90"/>
+            </w:tcMar>
+          </w:tcPr>
+          <w:p>
+            <w:pPr>
+              <w:spacing w:after="0" w:line="240"/>
+            </w:pPr>
+            <w:r>
+              <w:rPr>
+                <w:rFonts w:ascii="Consolas" w:cs="Consolas" w:eastAsia="Consolas" w:hAnsi="Consolas"/>
+                <w:b w:val="false"/>
+                <w:bCs w:val="false"/>
+                <w:i w:val="false"/>
+                <w:iCs w:val="false"/>
+                <w:sz w:val="19"/>
+                <w:szCs w:val="19"/>
+                <w:shd w:fill="F2F2F2" w:val="clear"/>
+              </w:rPr>
+              <w:t xml:space="preserve">tlm_priority[]</w:t>
+            </w:r>
+            <w:r>
+              <w:rPr>
+                <w:b w:val="false"/>
+                <w:bCs w:val="false"/>
+                <w:i w:val="false"/>
+                <w:iCs w:val="false"/>
+              </w:rPr>
+              <w:t xml:space="preserve"> — the emission order, a byte array in RAM</w:t>
+            </w:r>
+          </w:p>
+        </w:tc>
+        <w:tc>
+          <w:tcPr>
+            <w:tcW w:type="dxa" w:w="2454"/>
+            <w:tcMar>
+              <w:top w:type="dxa" w:w="55"/>
+              <w:left w:type="dxa" w:w="90"/>
+              <w:bottom w:type="dxa" w:w="55"/>
+              <w:right w:type="dxa" w:w="90"/>
+            </w:tcMar>
+          </w:tcPr>
+          <w:p>
+            <w:pPr>
+              <w:spacing w:after="0" w:line="240"/>
+            </w:pPr>
+            <w:r>
+              <w:rPr>
+                <w:b w:val="false"/>
+                <w:bCs w:val="false"/>
+                <w:i w:val="false"/>
+                <w:iCs w:val="false"/>
+              </w:rPr>
+              <w:t xml:space="preserve">data patch. </w:t>
+            </w:r>
+            <w:r>
+              <w:rPr>
+                <w:b w:val="false"/>
+                <w:bCs w:val="false"/>
+                <w:i/>
+                <w:iCs/>
+              </w:rPr>
+              <w:t xml:space="preserve">This is the Galileo decision.</w:t>
+            </w:r>
+          </w:p>
+        </w:tc>
+      </w:tr>
+      <w:tr>
+        <w:tc>
+          <w:tcPr>
+            <w:tcW w:type="dxa" w:w="2397"/>
+            <w:tcMar>
+              <w:top w:type="dxa" w:w="55"/>
+              <w:left w:type="dxa" w:w="90"/>
+              <w:bottom w:type="dxa" w:w="55"/>
+              <w:right w:type="dxa" w:w="90"/>
+            </w:tcMar>
+          </w:tcPr>
+          <w:p>
+            <w:pPr>
+              <w:spacing w:after="0" w:line="240"/>
+            </w:pPr>
+            <w:r>
+              <w:rPr>
+                <w:b w:val="false"/>
+                <w:bCs w:val="false"/>
+                <w:i w:val="false"/>
+                <w:iCs w:val="false"/>
+              </w:rPr>
+              <w:t xml:space="preserve">Buy bandwidth with time</w:t>
+            </w:r>
+          </w:p>
+        </w:tc>
+        <w:tc>
+          <w:tcPr>
+            <w:tcW w:type="dxa" w:w="4509"/>
+            <w:tcMar>
+              <w:top w:type="dxa" w:w="55"/>
+              <w:left w:type="dxa" w:w="90"/>
+              <w:bottom w:type="dxa" w:w="55"/>
+              <w:right w:type="dxa" w:w="90"/>
+            </w:tcMar>
+          </w:tcPr>
+          <w:p>
+            <w:pPr>
+              <w:spacing w:after="0" w:line="240"/>
+            </w:pPr>
+            <w:r>
+              <w:rPr>
+                <w:rFonts w:ascii="Consolas" w:cs="Consolas" w:eastAsia="Consolas" w:hAnsi="Consolas"/>
+                <w:b w:val="false"/>
+                <w:bCs w:val="false"/>
+                <w:i w:val="false"/>
+                <w:iCs w:val="false"/>
+                <w:sz w:val="19"/>
+                <w:szCs w:val="19"/>
+                <w:shd w:fill="F2F2F2" w:val="clear"/>
+              </w:rPr>
+              <w:t xml:space="preserve">tlm_period</w:t>
+            </w:r>
+            <w:r>
+              <w:rPr>
+                <w:b w:val="false"/>
+                <w:bCs w:val="false"/>
+                <w:i w:val="false"/>
+                <w:iCs w:val="false"/>
+              </w:rPr>
+              <w:t xml:space="preserve"> — a slower cadence, a bigger budget</w:t>
+            </w:r>
+          </w:p>
+        </w:tc>
+        <w:tc>
+          <w:tcPr>
+            <w:tcW w:type="dxa" w:w="2454"/>
+            <w:tcMar>
+              <w:top w:type="dxa" w:w="55"/>
+              <w:left w:type="dxa" w:w="90"/>
+              <w:bottom w:type="dxa" w:w="55"/>
+              <w:right w:type="dxa" w:w="90"/>
+            </w:tcMar>
+          </w:tcPr>
+          <w:p>
+            <w:pPr>
+              <w:spacing w:after="0" w:line="240"/>
+            </w:pPr>
+            <w:r>
+              <w:rPr>
+                <w:b w:val="false"/>
+                <w:bCs w:val="false"/>
+                <w:i w:val="false"/>
+                <w:iCs w:val="false"/>
+              </w:rPr>
+              <w:t xml:space="preserve">data patch</w:t>
+            </w:r>
+          </w:p>
+        </w:tc>
+      </w:tr>
+      <w:tr>
+        <w:tc>
+          <w:tcPr>
+            <w:tcW w:type="dxa" w:w="2397"/>
+            <w:tcMar>
+              <w:top w:type="dxa" w:w="55"/>
+              <w:left w:type="dxa" w:w="90"/>
+              <w:bottom w:type="dxa" w:w="55"/>
+              <w:right w:type="dxa" w:w="90"/>
+            </w:tcMar>
+          </w:tcPr>
+          <w:p>
+            <w:pPr>
+              <w:spacing w:after="0" w:line="240"/>
+            </w:pPr>
+            <w:r>
+              <w:rPr>
+                <w:b w:val="false"/>
+                <w:bCs w:val="false"/>
+                <w:i w:val="false"/>
+                <w:iCs w:val="false"/>
+              </w:rPr>
+              <w:t xml:space="preserve">Argue with the link budget</w:t>
+            </w:r>
+          </w:p>
+        </w:tc>
+        <w:tc>
+          <w:tcPr>
+            <w:tcW w:type="dxa" w:w="4509"/>
+            <w:tcMar>
+              <w:top w:type="dxa" w:w="55"/>
+              <w:left w:type="dxa" w:w="90"/>
+              <w:bottom w:type="dxa" w:w="55"/>
+              <w:right w:type="dxa" w:w="90"/>
+            </w:tcMar>
+          </w:tcPr>
+          <w:p>
+            <w:pPr>
+              <w:spacing w:after="0" w:line="240"/>
+            </w:pPr>
+            <w:r>
+              <w:rPr>
+                <w:rFonts w:ascii="Consolas" w:cs="Consolas" w:eastAsia="Consolas" w:hAnsi="Consolas"/>
+                <w:b w:val="false"/>
+                <w:bCs w:val="false"/>
+                <w:i w:val="false"/>
+                <w:iCs w:val="false"/>
+                <w:sz w:val="19"/>
+                <w:szCs w:val="19"/>
+                <w:shd w:fill="F2F2F2" w:val="clear"/>
+              </w:rPr>
+              <w:t xml:space="preserve">lga_rate_bps</w:t>
+            </w:r>
+          </w:p>
+        </w:tc>
+        <w:tc>
+          <w:tcPr>
+            <w:tcW w:type="dxa" w:w="2454"/>
+            <w:tcMar>
+              <w:top w:type="dxa" w:w="55"/>
+              <w:left w:type="dxa" w:w="90"/>
+              <w:bottom w:type="dxa" w:w="55"/>
+              <w:right w:type="dxa" w:w="90"/>
+            </w:tcMar>
+          </w:tcPr>
+          <w:p>
+            <w:pPr>
+              <w:spacing w:after="0" w:line="240"/>
+            </w:pPr>
+            <w:r>
+              <w:rPr>
+                <w:b w:val="false"/>
+                <w:bCs w:val="false"/>
+                <w:i w:val="false"/>
+                <w:iCs w:val="false"/>
+              </w:rPr>
+              <w:t xml:space="preserve">data patch</w:t>
+            </w:r>
+          </w:p>
+        </w:tc>
+      </w:tr>
+      <w:tr>
+        <w:tc>
+          <w:tcPr>
+            <w:tcW w:type="dxa" w:w="2397"/>
+            <w:tcMar>
+              <w:top w:type="dxa" w:w="55"/>
+              <w:left w:type="dxa" w:w="90"/>
+              <w:bottom w:type="dxa" w:w="55"/>
+              <w:right w:type="dxa" w:w="90"/>
+            </w:tcMar>
+          </w:tcPr>
+          <w:p>
+            <w:pPr>
+              <w:spacing w:after="0" w:line="240"/>
+            </w:pPr>
+            <w:r>
+              <w:rPr>
+                <w:b w:val="false"/>
+                <w:bCs w:val="false"/>
+                <w:i w:val="false"/>
+                <w:iCs w:val="false"/>
+              </w:rPr>
+              <w:t xml:space="preserve">Dispute the fault verdict</w:t>
+            </w:r>
+          </w:p>
+        </w:tc>
+        <w:tc>
+          <w:tcPr>
+            <w:tcW w:type="dxa" w:w="4509"/>
+            <w:tcMar>
+              <w:top w:type="dxa" w:w="55"/>
+              <w:left w:type="dxa" w:w="90"/>
+              <w:bottom w:type="dxa" w:w="55"/>
+              <w:right w:type="dxa" w:w="90"/>
+            </w:tcMar>
+          </w:tcPr>
+          <w:p>
+            <w:pPr>
+              <w:spacing w:after="0" w:line="240"/>
+            </w:pPr>
+            <w:r>
+              <w:rPr>
+                <w:rFonts w:ascii="Consolas" w:cs="Consolas" w:eastAsia="Consolas" w:hAnsi="Consolas"/>
+                <w:b w:val="false"/>
+                <w:bCs w:val="false"/>
+                <w:i w:val="false"/>
+                <w:iCs w:val="false"/>
+                <w:sz w:val="19"/>
+                <w:szCs w:val="19"/>
+                <w:shd w:fill="F2F2F2" w:val="clear"/>
+              </w:rPr>
+              <w:t xml:space="preserve">g_hga_ok</w:t>
+            </w:r>
+            <w:r>
+              <w:rPr>
+                <w:b w:val="false"/>
+                <w:bCs w:val="false"/>
+                <w:i w:val="false"/>
+                <w:iCs w:val="false"/>
+              </w:rPr>
+              <w:t xml:space="preserve">, or the branch in </w:t>
+            </w:r>
+            <w:r>
+              <w:rPr>
+                <w:rFonts w:ascii="Consolas" w:cs="Consolas" w:eastAsia="Consolas" w:hAnsi="Consolas"/>
+                <w:b w:val="false"/>
+                <w:bCs w:val="false"/>
+                <w:i w:val="false"/>
+                <w:iCs w:val="false"/>
+                <w:sz w:val="19"/>
+                <w:szCs w:val="19"/>
+                <w:shd w:fill="F2F2F2" w:val="clear"/>
+              </w:rPr>
+              <w:t xml:space="preserve">task_comms</w:t>
+            </w:r>
+            <w:r>
+              <w:rPr>
+                <w:b w:val="false"/>
+                <w:bCs w:val="false"/>
+                <w:i w:val="false"/>
+                <w:iCs w:val="false"/>
+              </w:rPr>
+              <w:t xml:space="preserve"> that acts on it</w:t>
+            </w:r>
+          </w:p>
+        </w:tc>
+        <w:tc>
+          <w:tcPr>
+            <w:tcW w:type="dxa" w:w="2454"/>
+            <w:tcMar>
+              <w:top w:type="dxa" w:w="55"/>
+              <w:left w:type="dxa" w:w="90"/>
+              <w:bottom w:type="dxa" w:w="55"/>
+              <w:right w:type="dxa" w:w="90"/>
+            </w:tcMar>
+          </w:tcPr>
+          <w:p>
+            <w:pPr>
+              <w:spacing w:after="0" w:line="240"/>
+            </w:pPr>
+            <w:r>
+              <w:rPr>
+                <w:b w:val="false"/>
+                <w:bCs w:val="false"/>
+                <w:i w:val="false"/>
+                <w:iCs w:val="false"/>
+              </w:rPr>
+              <w:t xml:space="preserve">data or code patch</w:t>
+            </w:r>
+          </w:p>
+        </w:tc>
+      </w:tr>
+      <w:tr>
+        <w:tc>
+          <w:tcPr>
+            <w:tcW w:type="dxa" w:w="2397"/>
+            <w:tcMar>
+              <w:top w:type="dxa" w:w="55"/>
+              <w:left w:type="dxa" w:w="90"/>
+              <w:bottom w:type="dxa" w:w="55"/>
+              <w:right w:type="dxa" w:w="90"/>
+            </w:tcMar>
+          </w:tcPr>
+          <w:p>
+            <w:pPr>
+              <w:spacing w:after="0" w:line="240"/>
+            </w:pPr>
+            <w:r>
+              <w:rPr>
+                <w:b w:val="false"/>
+                <w:bCs w:val="false"/>
+                <w:i w:val="false"/>
+                <w:iCs w:val="false"/>
+              </w:rPr>
+              <w:t xml:space="preserve">Clear the jam</w:t>
+            </w:r>
+          </w:p>
+        </w:tc>
+        <w:tc>
+          <w:tcPr>
+            <w:tcW w:type="dxa" w:w="4509"/>
+            <w:tcMar>
+              <w:top w:type="dxa" w:w="55"/>
+              <w:left w:type="dxa" w:w="90"/>
+              <w:bottom w:type="dxa" w:w="55"/>
+              <w:right w:type="dxa" w:w="90"/>
+            </w:tcMar>
+          </w:tcPr>
+          <w:p>
+            <w:pPr>
+              <w:spacing w:after="0" w:line="240"/>
+            </w:pPr>
+            <w:r>
+              <w:rPr>
+                <w:rFonts w:ascii="Consolas" w:cs="Consolas" w:eastAsia="Consolas" w:hAnsi="Consolas"/>
+                <w:b w:val="false"/>
+                <w:bCs w:val="false"/>
+                <w:i w:val="false"/>
+                <w:iCs w:val="false"/>
+                <w:sz w:val="19"/>
+                <w:szCs w:val="19"/>
+                <w:shd w:fill="F2F2F2" w:val="clear"/>
+              </w:rPr>
+              <w:t xml:space="preserve">XSTAT_HGA_JAM</w:t>
+            </w:r>
+          </w:p>
+        </w:tc>
+        <w:tc>
+          <w:tcPr>
+            <w:tcW w:type="dxa" w:w="2454"/>
+            <w:tcMar>
+              <w:top w:type="dxa" w:w="55"/>
+              <w:left w:type="dxa" w:w="90"/>
+              <w:bottom w:type="dxa" w:w="55"/>
+              <w:right w:type="dxa" w:w="90"/>
+            </w:tcMar>
+          </w:tcPr>
+          <w:p>
+            <w:pPr>
+              <w:spacing w:after="0" w:line="240"/>
+            </w:pPr>
+            <w:r>
+              <w:rPr>
+                <w:b w:val="false"/>
+                <w:bCs w:val="false"/>
+                <w:i w:val="false"/>
+                <w:iCs w:val="false"/>
+              </w:rPr>
+              <w:t xml:space="preserve">register patch</w:t>
+            </w:r>
+          </w:p>
+        </w:tc>
+      </w:tr>
+      <w:tr>
+        <w:tc>
+          <w:tcPr>
+            <w:tcW w:type="dxa" w:w="2397"/>
+            <w:tcMar>
+              <w:top w:type="dxa" w:w="55"/>
+              <w:left w:type="dxa" w:w="90"/>
+              <w:bottom w:type="dxa" w:w="55"/>
+              <w:right w:type="dxa" w:w="90"/>
+            </w:tcMar>
+          </w:tcPr>
+          <w:p>
+            <w:pPr>
+              <w:spacing w:after="0" w:line="240"/>
+            </w:pPr>
+            <w:r>
+              <w:rPr>
+                <w:b w:val="false"/>
+                <w:bCs w:val="false"/>
+                <w:i w:val="false"/>
+                <w:iCs w:val="false"/>
+              </w:rPr>
+              <w:t xml:space="preserve">Cancel the scheduled failure</w:t>
+            </w:r>
+          </w:p>
+        </w:tc>
+        <w:tc>
+          <w:tcPr>
+            <w:tcW w:type="dxa" w:w="4509"/>
+            <w:tcMar>
+              <w:top w:type="dxa" w:w="55"/>
+              <w:left w:type="dxa" w:w="90"/>
+              <w:bottom w:type="dxa" w:w="55"/>
+              <w:right w:type="dxa" w:w="90"/>
+            </w:tcMar>
+          </w:tcPr>
+          <w:p>
+            <w:pPr>
+              <w:spacing w:after="0" w:line="240"/>
+            </w:pPr>
+            <w:r>
+              <w:rPr>
+                <w:rFonts w:ascii="Consolas" w:cs="Consolas" w:eastAsia="Consolas" w:hAnsi="Consolas"/>
+                <w:b w:val="false"/>
+                <w:bCs w:val="false"/>
+                <w:i w:val="false"/>
+                <w:iCs w:val="false"/>
+                <w:sz w:val="19"/>
+                <w:szCs w:val="19"/>
+                <w:shd w:fill="F2F2F2" w:val="clear"/>
+              </w:rPr>
+              <w:t xml:space="preserve">hga_fail_after_s</w:t>
+            </w:r>
+            <w:r>
+              <w:rPr>
+                <w:b w:val="false"/>
+                <w:bCs w:val="false"/>
+                <w:i w:val="false"/>
+                <w:iCs w:val="false"/>
+              </w:rPr>
+              <w:t xml:space="preserve"> in the config block</w:t>
+            </w:r>
+          </w:p>
+        </w:tc>
+        <w:tc>
+          <w:tcPr>
+            <w:tcW w:type="dxa" w:w="2454"/>
+            <w:tcMar>
+              <w:top w:type="dxa" w:w="55"/>
+              <w:left w:type="dxa" w:w="90"/>
+              <w:bottom w:type="dxa" w:w="55"/>
+              <w:right w:type="dxa" w:w="90"/>
+            </w:tcMar>
+          </w:tcPr>
+          <w:p>
+            <w:pPr>
+              <w:spacing w:after="0" w:line="240"/>
+            </w:pPr>
+            <w:r>
+              <w:rPr>
+                <w:b w:val="false"/>
+                <w:bCs w:val="false"/>
+                <w:i w:val="false"/>
+                <w:iCs w:val="false"/>
+              </w:rPr>
+              <w:t xml:space="preserve">data patch</w:t>
+            </w:r>
+          </w:p>
+        </w:tc>
+      </w:tr>
+      <w:tr>
+        <w:tc>
+          <w:tcPr>
+            <w:tcW w:type="dxa" w:w="2397"/>
+            <w:tcMar>
+              <w:top w:type="dxa" w:w="55"/>
+              <w:left w:type="dxa" w:w="90"/>
+              <w:bottom w:type="dxa" w:w="55"/>
+              <w:right w:type="dxa" w:w="90"/>
+            </w:tcMar>
+          </w:tcPr>
+          <w:p>
+            <w:pPr>
+              <w:spacing w:after="0" w:line="240"/>
+            </w:pPr>
+            <w:r>
+              <w:rPr>
+                <w:b w:val="false"/>
+                <w:bCs w:val="false"/>
+                <w:i w:val="false"/>
+                <w:iCs w:val="false"/>
+              </w:rPr>
+              <w:t xml:space="preserve">Rewrite the triage itself</w:t>
+            </w:r>
+          </w:p>
+        </w:tc>
+        <w:tc>
+          <w:tcPr>
+            <w:tcW w:type="dxa" w:w="4509"/>
+            <w:tcMar>
+              <w:top w:type="dxa" w:w="55"/>
+              <w:left w:type="dxa" w:w="90"/>
+              <w:bottom w:type="dxa" w:w="55"/>
+              <w:right w:type="dxa" w:w="90"/>
+            </w:tcMar>
+          </w:tcPr>
+          <w:p>
+            <w:pPr>
+              <w:spacing w:after="0" w:line="240"/>
+            </w:pPr>
+            <w:r>
+              <w:rPr>
+                <w:rFonts w:ascii="Consolas" w:cs="Consolas" w:eastAsia="Consolas" w:hAnsi="Consolas"/>
+                <w:b w:val="false"/>
+                <w:bCs w:val="false"/>
+                <w:i w:val="false"/>
+                <w:iCs w:val="false"/>
+                <w:sz w:val="19"/>
+                <w:szCs w:val="19"/>
+                <w:shd w:fill="F2F2F2" w:val="clear"/>
+              </w:rPr>
+              <w:t xml:space="preserve">task_comms</w:t>
+            </w:r>
+            <w:r>
+              <w:rPr>
+                <w:b w:val="false"/>
+                <w:bCs w:val="false"/>
+                <w:i w:val="false"/>
+                <w:iCs w:val="false"/>
+              </w:rPr>
+              <w:t xml:space="preserve"> entry pad, or the </w:t>
+            </w:r>
+            <w:r>
+              <w:rPr>
+                <w:rFonts w:ascii="Consolas" w:cs="Consolas" w:eastAsia="Consolas" w:hAnsi="Consolas"/>
+                <w:b w:val="false"/>
+                <w:bCs w:val="false"/>
+                <w:i w:val="false"/>
+                <w:iCs w:val="false"/>
+                <w:sz w:val="19"/>
+                <w:szCs w:val="19"/>
+                <w:shd w:fill="F2F2F2" w:val="clear"/>
+              </w:rPr>
+              <w:t xml:space="preserve">PATCH_POINT()</w:t>
+            </w:r>
+            <w:r>
+              <w:rPr>
+                <w:b w:val="false"/>
+                <w:bCs w:val="false"/>
+                <w:i w:val="false"/>
+                <w:iCs w:val="false"/>
+              </w:rPr>
+              <w:t xml:space="preserve"> before the selection (§6.5)</w:t>
+            </w:r>
+          </w:p>
+        </w:tc>
+        <w:tc>
+          <w:tcPr>
+            <w:tcW w:type="dxa" w:w="2454"/>
+            <w:tcMar>
+              <w:top w:type="dxa" w:w="55"/>
+              <w:left w:type="dxa" w:w="90"/>
+              <w:bottom w:type="dxa" w:w="55"/>
+              <w:right w:type="dxa" w:w="90"/>
+            </w:tcMar>
+          </w:tcPr>
+          <w:p>
+            <w:pPr>
+              <w:spacing w:after="0" w:line="240"/>
+            </w:pPr>
+            <w:r>
+              <w:rPr>
+                <w:b w:val="false"/>
+                <w:bCs w:val="false"/>
+                <w:i w:val="false"/>
+                <w:iCs w:val="false"/>
+              </w:rPr>
+              <w:t xml:space="preserve">code patch</w:t>
+            </w:r>
+          </w:p>
+        </w:tc>
+      </w:tr>
+      <w:tr>
+        <w:tc>
+          <w:tcPr>
+            <w:tcW w:type="dxa" w:w="2397"/>
+            <w:tcMar>
+              <w:top w:type="dxa" w:w="55"/>
+              <w:left w:type="dxa" w:w="90"/>
+              <w:bottom w:type="dxa" w:w="55"/>
+              <w:right w:type="dxa" w:w="90"/>
+            </w:tcMar>
+          </w:tcPr>
+          <w:p>
+            <w:pPr>
+              <w:spacing w:after="0" w:line="240"/>
+            </w:pPr>
+            <w:r>
+              <w:rPr>
+                <w:b w:val="false"/>
+                <w:bCs w:val="false"/>
+                <w:i w:val="false"/>
+                <w:iCs w:val="false"/>
+              </w:rPr>
+              <w:t xml:space="preserve">Make room by other means</w:t>
+            </w:r>
+          </w:p>
+        </w:tc>
+        <w:tc>
+          <w:tcPr>
+            <w:tcW w:type="dxa" w:w="4509"/>
+            <w:tcMar>
+              <w:top w:type="dxa" w:w="55"/>
+              <w:left w:type="dxa" w:w="90"/>
+              <w:bottom w:type="dxa" w:w="55"/>
+              <w:right w:type="dxa" w:w="90"/>
+            </w:tcMar>
+          </w:tcPr>
+          <w:p>
+            <w:pPr>
+              <w:spacing w:after="0" w:line="240"/>
+            </w:pPr>
+            <w:r>
+              <w:rPr>
+                <w:b w:val="false"/>
+                <w:bCs w:val="false"/>
+                <w:i w:val="false"/>
+                <w:iCs w:val="false"/>
+              </w:rPr>
+              <w:t xml:space="preserve">power down sensors, so their channels stop competing — but not the star tracker</w:t>
+            </w:r>
+          </w:p>
+        </w:tc>
+        <w:tc>
+          <w:tcPr>
+            <w:tcW w:type="dxa" w:w="2454"/>
+            <w:tcMar>
+              <w:top w:type="dxa" w:w="55"/>
+              <w:left w:type="dxa" w:w="90"/>
+              <w:bottom w:type="dxa" w:w="55"/>
+              <w:right w:type="dxa" w:w="90"/>
+            </w:tcMar>
+          </w:tcPr>
+          <w:p>
+            <w:pPr>
+              <w:spacing w:after="0" w:line="240"/>
+            </w:pPr>
+            <w:r>
+              <w:rPr>
+                <w:b w:val="false"/>
+                <w:bCs w:val="false"/>
+                <w:i w:val="false"/>
+                <w:iCs w:val="false"/>
+              </w:rPr>
+              <w:t xml:space="preserve">operational</w:t>
+            </w:r>
+          </w:p>
+        </w:tc>
+      </w:tr>
+    </w:tbl>
+    <w:p>
+      <w:pPr>
+        <w:spacing w:after="120"/>
+      </w:pPr>
+    </w:p>
+    <w:p>
+      <w:pPr>
+        <w:spacing w:after="130" w:line="270"/>
+      </w:pPr>
+      <w:r>
+        <w:rPr>
+          <w:b w:val="false"/>
+          <w:bCs w:val="false"/>
+          <w:i w:val="false"/>
+          <w:iCs w:val="false"/>
+        </w:rPr>
+        <w:t xml:space="preserve">As built the dish is deployed, pointed and healthy, and </w:t>
+      </w:r>
+      <w:r>
+        <w:rPr>
+          <w:rFonts w:ascii="Consolas" w:cs="Consolas" w:eastAsia="Consolas" w:hAnsi="Consolas"/>
+          <w:b w:val="false"/>
+          <w:bCs w:val="false"/>
+          <w:i w:val="false"/>
+          <w:iCs w:val="false"/>
+          <w:sz w:val="19"/>
+          <w:szCs w:val="19"/>
+          <w:shd w:fill="F2F2F2" w:val="clear"/>
+        </w:rPr>
+        <w:t xml:space="preserve">hga_fail_after_s</w:t>
+      </w:r>
+      <w:r>
+        <w:rPr>
+          <w:b w:val="false"/>
+          <w:bCs w:val="false"/>
+          <w:i w:val="false"/>
+          <w:iCs w:val="false"/>
+        </w:rPr>
+        <w:t xml:space="preserve"> is </w:t>
+      </w:r>
+      <w:r>
+        <w:rPr>
+          <w:rFonts w:ascii="Consolas" w:cs="Consolas" w:eastAsia="Consolas" w:hAnsi="Consolas"/>
+          <w:b w:val="false"/>
+          <w:bCs w:val="false"/>
+          <w:i w:val="false"/>
+          <w:iCs w:val="false"/>
+          <w:sz w:val="19"/>
+          <w:szCs w:val="19"/>
+          <w:shd w:fill="F2F2F2" w:val="clear"/>
+        </w:rPr>
         <w:t xml:space="preserve">0</w:t>
       </w:r>
       <w:r>
@@ -10620,7 +13945,7 @@
           <w:i w:val="false"/>
           <w:iCs w:val="false"/>
         </w:rPr>
-        <w:t xml:space="preserve"> (never), so a scenario schedules the failure. Because the fallback is re-evaluated every cycle, clearing the verdict restores the high gain — the fault is a </w:t>
+        <w:t xml:space="preserve"> (never), so a scenario schedules the failure. Because the selection is re-evaluated every cycle, clearing the cause restores the high gain — the fallback is a </w:t>
       </w:r>
       <w:r>
         <w:rPr>
@@ -12834,7 +16159,7 @@
           <w:i w:val="false"/>
           <w:iCs w:val="false"/>
         </w:rPr>
-        <w:t xml:space="preserve"> in app data holds every tunable: telemetry period, safe-mode thresholds, camera defaults, the target catalog, all §6.4 function parameters, and the engineering-command key. It is the primary target surface for "change mission parameters" objectives, and it lives entirely in patchable working memory.</w:t>
+        <w:t xml:space="preserve"> in app data holds every tunable: telemetry period, safe-mode thresholds, camera defaults, the target catalog, all §6.4 function parameters, the §6.4b comms tunables (antenna link rates, deployment rate and jam point, pointing tolerance and drift rate, transmitter and steering draw, the scheduled-failure time), and the engineering-command key. It is the primary target surface for "change mission parameters" objectives, and it lives entirely in patchable working memory. Its layout is deliberately absent from the player manual.</w:t>
       </w:r>
     </w:p>
     <w:p>
@@ -15925,7 +19250,7 @@
                 <w:i w:val="false"/>
                 <w:iCs w:val="false"/>
               </w:rPr>
-              <w:t xml:space="preserve"> (4 B): antenna (</w:t>
+              <w:t xml:space="preserve"> (6 B): antenna (</w:t>
             </w:r>
             <w:r>
               <w:rPr>
@@ -15969,7 +19294,29 @@
                 <w:i w:val="false"/>
                 <w:iCs w:val="false"/>
               </w:rPr>
-              <w:t xml:space="preserve"> LGA), channels dropped this frame, current payload budget (§6.4b)</w:t>
+              <w:t xml:space="preserve"> LGA), channels dropped this frame, current payload budget (2 B), </w:t>
+            </w:r>
+            <w:r>
+              <w:rPr>
+                <w:rFonts w:ascii="Consolas" w:cs="Consolas" w:eastAsia="Consolas" w:hAnsi="Consolas"/>
+                <w:b w:val="false"/>
+                <w:bCs w:val="false"/>
+                <w:i w:val="false"/>
+                <w:iCs w:val="false"/>
+                <w:sz w:val="19"/>
+                <w:szCs w:val="19"/>
+                <w:shd w:fill="F2F2F2" w:val="clear"/>
+              </w:rPr>
+              <w:t xml:space="preserve">XSTAT</w:t>
+            </w:r>
+            <w:r>
+              <w:rPr>
+                <w:b w:val="false"/>
+                <w:bCs w:val="false"/>
+                <w:i w:val="false"/>
+                <w:iCs w:val="false"/>
+              </w:rPr>
+              <w:t xml:space="preserve"> low byte, HGA deployment percentage (§6.4b)</w:t>
             </w:r>
           </w:p>
         </w:tc>
@@ -19375,7 +22722,12 @@
     </w:p>
     <w:p>
       <w:pPr>
-        <w:spacing w:after="130" w:line="270"/>
+        <w:pStyle w:val="ListParagraph"/>
+        <w:numPr>
+          <w:ilvl w:val="0"/>
+          <w:numId w:val="2"/>
+        </w:numPr>
+        <w:spacing w:after="70" w:line="260"/>
       </w:pPr>
       <w:r>
         <w:rPr>
@@ -19384,17 +22736,61 @@
           <w:i w:val="false"/>
           <w:iCs w:val="false"/>
         </w:rPr>
-        <w:t xml:space="preserve">Still open:</w:t>
+        <w:t xml:space="preserve">Telemetry cadence</w:t>
+      </w:r>
+      <w:r>
+        <w:rPr>
+          <w:b w:val="false"/>
+          <w:bCs w:val="false"/>
+          <w:i w:val="false"/>
+          <w:iCs w:val="false"/>
+        </w:rPr>
+        <w:t xml:space="preserve"> — </w:t>
+      </w:r>
+      <w:r>
+        <w:rPr>
+          <w:b w:val="false"/>
+          <w:bCs w:val="false"/>
+          <w:i/>
+          <w:iCs/>
+        </w:rPr>
+        <w:t xml:space="preserve">closed: 5 s, and now load-bearing.</w:t>
+      </w:r>
+      <w:r>
+        <w:rPr>
+          <w:b w:val="false"/>
+          <w:bCs w:val="false"/>
+          <w:i w:val="false"/>
+          <w:iCs w:val="false"/>
+        </w:rPr>
+        <w:t xml:space="preserve"> The comms model (§6.4b) derives the per-frame byte budget from the link rate and the cadence, so 5 s is no longer an arbitrary heartbeat: it is the constant that makes the high gain afford 100 bytes and the omni 40, which is what creates the triage. Changing it changes the difficulty of every bandwidth scenario, and </w:t>
+      </w:r>
+      <w:r>
+        <w:rPr>
+          <w:rFonts w:ascii="Consolas" w:cs="Consolas" w:eastAsia="Consolas" w:hAnsi="Consolas"/>
+          <w:b w:val="false"/>
+          <w:bCs w:val="false"/>
+          <w:i w:val="false"/>
+          <w:iCs w:val="false"/>
+          <w:sz w:val="19"/>
+          <w:szCs w:val="19"/>
+          <w:shd w:fill="F2F2F2" w:val="clear"/>
+        </w:rPr>
+        <w:t xml:space="preserve">tlm_period</w:t>
+      </w:r>
+      <w:r>
+        <w:rPr>
+          <w:b w:val="false"/>
+          <w:bCs w:val="false"/>
+          <w:i w:val="false"/>
+          <w:iCs w:val="false"/>
+        </w:rPr>
+        <w:t xml:space="preserve"> is itself a patch surface a player may discover. Revisit after playtest with that coupling in mind rather than as a free parameter.</w:t>
       </w:r>
     </w:p>
     <w:p>
       <w:pPr>
-        <w:pStyle w:val="ListParagraph"/>
-        <w:numPr>
-          <w:ilvl w:val="0"/>
-          <w:numId w:val="3"/>
-        </w:numPr>
-        <w:spacing w:after="70" w:line="260"/>
+        <w:spacing w:after="130" w:line="270"/>
       </w:pPr>
       <w:r>
         <w:rPr>
@@ -19403,16 +22799,30 @@
           <w:i w:val="false"/>
           <w:iCs w:val="false"/>
         </w:rPr>
-        <w:t xml:space="preserve">Telemetry cadence</w:t>
-      </w:r>
-      <w:r>
-        <w:rPr>
-          <w:b w:val="false"/>
-          <w:bCs w:val="false"/>
-          <w:i w:val="false"/>
-          <w:iCs w:val="false"/>
-        </w:rPr>
-        <w:t xml:space="preserve"> (§9). 5 s remains a guess, and now couples to recorder drain rate and image-downlink pacing. A playtest answer, not a desk answer.</w:t>
+        <w:t xml:space="preserve">Still open:</w:t>
+      </w:r>
+    </w:p>
+    <w:p>
+      <w:pPr>
+        <w:spacing w:after="130" w:line="270"/>
+      </w:pPr>
+      <w:r>
+        <w:rPr>
+          <w:b w:val="false"/>
+          <w:bCs w:val="false"/>
+          <w:i/>
+          <w:iCs/>
+        </w:rPr>
+        <w:t xml:space="preserve">None.</w:t>
+      </w:r>
+      <w:r>
+        <w:rPr>
+          <w:b w:val="false"/>
+          <w:bCs w:val="false"/>
+          <w:i w:val="false"/>
+          <w:iCs w:val="false"/>
+        </w:rPr>
+        <w:t xml:space="preserve"> All questions raised at first issue are resolved; further changes should come from playtest evidence.</w:t>
       </w:r>
     </w:p>
     <w:p>

--- a/docs/Firmware_Spec.docx
+++ b/docs/Firmware_Spec.docx
@@ -22822,17 +22822,12 @@
           <w:i w:val="false"/>
           <w:iCs w:val="false"/>
         </w:rPr>
-        <w:t xml:space="preserve"> All questions raised at first issue are resolved; further changes should come from playtest evidence.</w:t>
+        <w:t xml:space="preserve"> Every question raised at first issue is resolved. Further changes to the values above should come from playtest evidence rather than desk reasoning.</w:t>
       </w:r>
     </w:p>
     <w:p>
       <w:pPr>
-        <w:pStyle w:val="ListParagraph"/>
-        <w:numPr>
-          <w:ilvl w:val="0"/>
-          <w:numId w:val="3"/>
-        </w:numPr>
-        <w:spacing w:after="70" w:line="260"/>
+        <w:spacing w:after="130" w:line="270"/>
       </w:pPr>
       <w:r>
         <w:rPr>
@@ -22841,139 +22836,493 @@
           <w:i w:val="false"/>
           <w:iCs w:val="false"/>
         </w:rPr>
-        <w:t xml:space="preserve">Uplink budget vs. imaging</w:t>
-      </w:r>
-      <w:r>
-        <w:rPr>
-          <w:b w:val="false"/>
-          <w:bCs w:val="false"/>
-          <w:i w:val="false"/>
-          <w:iCs w:val="false"/>
-        </w:rPr>
-        <w:t xml:space="preserve"> (charter R4.2). A budget tight enough to make patching feel precious can make a 64-command image downlink impossible. These must be tuned together, or imaging needs its own allowance — the </w:t>
-      </w:r>
-      <w:r>
-        <w:rPr>
-          <w:rFonts w:ascii="Consolas" w:cs="Consolas" w:eastAsia="Consolas" w:hAnsi="Consolas"/>
-          <w:b w:val="false"/>
-          <w:bCs w:val="false"/>
-          <w:i w:val="false"/>
-          <w:iCs w:val="false"/>
-          <w:sz w:val="19"/>
-          <w:szCs w:val="19"/>
-          <w:shd w:fill="F2F2F2" w:val="clear"/>
-        </w:rPr>
-        <w:t xml:space="preserve">DUMP</w:t>
-      </w:r>
-      <w:r>
-        <w:rPr>
-          <w:b w:val="false"/>
-          <w:bCs w:val="false"/>
-          <w:i w:val="false"/>
-          <w:iCs w:val="false"/>
-        </w:rPr>
-        <w:t xml:space="preserve"> gate is one lever.</w:t>
+        <w:t xml:space="preserve">Known gaps — not open questions, but work not yet done.</w:t>
+      </w:r>
+      <w:r>
+        <w:rPr>
+          <w:b w:val="false"/>
+          <w:bCs w:val="false"/>
+          <w:i w:val="false"/>
+          <w:iCs w:val="false"/>
+        </w:rPr>
+        <w:t xml:space="preserve"> These are scoped deliberately: the reference firmware is complete, and what remains below is the capstone team's build.</w:t>
       </w:r>
     </w:p>
+    <w:tbl>
+      <w:tblPr>
+        <w:tblW w:type="dxa" w:w="9360"/>
+        <w:tblBorders>
+          <w:top w:val="single" w:color="auto" w:sz="4"/>
+          <w:left w:val="single" w:color="auto" w:sz="4"/>
+          <w:bottom w:val="single" w:color="auto" w:sz="4"/>
+          <w:right w:val="single" w:color="auto" w:sz="4"/>
+          <w:insideH w:val="single" w:color="auto" w:sz="4"/>
+          <w:insideV w:val="single" w:color="auto" w:sz="4"/>
+        </w:tblBorders>
+      </w:tblPr>
+      <w:tblGrid>
+        <w:gridCol w:w="3409"/>
+        <w:gridCol w:w="5951"/>
+      </w:tblGrid>
+      <w:tr>
+        <w:trPr>
+          <w:tblHeader/>
+        </w:trPr>
+        <w:tc>
+          <w:tcPr>
+            <w:tcW w:type="dxa" w:w="3409"/>
+            <w:shd w:fill="D9E2F3" w:val="clear"/>
+            <w:tcMar>
+              <w:top w:type="dxa" w:w="55"/>
+              <w:left w:type="dxa" w:w="90"/>
+              <w:bottom w:type="dxa" w:w="55"/>
+              <w:right w:type="dxa" w:w="90"/>
+            </w:tcMar>
+          </w:tcPr>
+          <w:p>
+            <w:pPr>
+              <w:spacing w:after="0" w:line="240"/>
+            </w:pPr>
+            <w:r>
+              <w:rPr>
+                <w:b/>
+                <w:bCs/>
+                <w:sz w:val="19"/>
+                <w:szCs w:val="19"/>
+              </w:rPr>
+              <w:t xml:space="preserve">Gap</w:t>
+            </w:r>
+          </w:p>
+        </w:tc>
+        <w:tc>
+          <w:tcPr>
+            <w:tcW w:type="dxa" w:w="5951"/>
+            <w:shd w:fill="D9E2F3" w:val="clear"/>
+            <w:tcMar>
+              <w:top w:type="dxa" w:w="55"/>
+              <w:left w:type="dxa" w:w="90"/>
+              <w:bottom w:type="dxa" w:w="55"/>
+              <w:right w:type="dxa" w:w="90"/>
+            </w:tcMar>
+          </w:tcPr>
+          <w:p>
+            <w:pPr>
+              <w:spacing w:after="0" w:line="240"/>
+            </w:pPr>
+            <w:r>
+              <w:rPr>
+                <w:b/>
+                <w:bCs/>
+                <w:sz w:val="19"/>
+                <w:szCs w:val="19"/>
+              </w:rPr>
+              <w:t xml:space="preserve">Status</w:t>
+            </w:r>
+          </w:p>
+        </w:tc>
+      </w:tr>
+      <w:tr>
+        <w:tc>
+          <w:tcPr>
+            <w:tcW w:type="dxa" w:w="3409"/>
+            <w:tcMar>
+              <w:top w:type="dxa" w:w="55"/>
+              <w:left w:type="dxa" w:w="90"/>
+              <w:bottom w:type="dxa" w:w="55"/>
+              <w:right w:type="dxa" w:w="90"/>
+            </w:tcMar>
+          </w:tcPr>
+          <w:p>
+            <w:pPr>
+              <w:spacing w:after="0" w:line="240"/>
+            </w:pPr>
+            <w:r>
+              <w:rPr>
+                <w:b/>
+                <w:bCs/>
+                <w:i w:val="false"/>
+                <w:iCs w:val="false"/>
+              </w:rPr>
+              <w:t xml:space="preserve">Game daemon</w:t>
+            </w:r>
+            <w:r>
+              <w:rPr>
+                <w:b w:val="false"/>
+                <w:bCs w:val="false"/>
+                <w:i w:val="false"/>
+                <w:iCs w:val="false"/>
+              </w:rPr>
+              <w:t xml:space="preserve"> (§13, charter) — scenario loading, objective evaluation, command log, saves by replay</w:t>
+            </w:r>
+          </w:p>
+        </w:tc>
+        <w:tc>
+          <w:tcPr>
+            <w:tcW w:type="dxa" w:w="5951"/>
+            <w:tcMar>
+              <w:top w:type="dxa" w:w="55"/>
+              <w:left w:type="dxa" w:w="90"/>
+              <w:bottom w:type="dxa" w:w="55"/>
+              <w:right w:type="dxa" w:w="90"/>
+            </w:tcMar>
+          </w:tcPr>
+          <w:p>
+            <w:pPr>
+              <w:spacing w:after="0" w:line="240"/>
+            </w:pPr>
+            <w:r>
+              <w:rPr>
+                <w:b w:val="false"/>
+                <w:bCs w:val="false"/>
+                <w:i w:val="false"/>
+                <w:iCs w:val="false"/>
+              </w:rPr>
+              <w:t xml:space="preserve">Specified, not built. This is the students' primary deliverable.</w:t>
+            </w:r>
+          </w:p>
+        </w:tc>
+      </w:tr>
+      <w:tr>
+        <w:tc>
+          <w:tcPr>
+            <w:tcW w:type="dxa" w:w="3409"/>
+            <w:tcMar>
+              <w:top w:type="dxa" w:w="55"/>
+              <w:left w:type="dxa" w:w="90"/>
+              <w:bottom w:type="dxa" w:w="55"/>
+              <w:right w:type="dxa" w:w="90"/>
+            </w:tcMar>
+          </w:tcPr>
+          <w:p>
+            <w:pPr>
+              <w:spacing w:after="0" w:line="240"/>
+            </w:pPr>
+            <w:r>
+              <w:rPr>
+                <w:b/>
+                <w:bCs/>
+                <w:i w:val="false"/>
+                <w:iCs w:val="false"/>
+              </w:rPr>
+              <w:t xml:space="preserve">Scenario packages</w:t>
+            </w:r>
+            <w:r>
+              <w:rPr>
+                <w:b w:val="false"/>
+                <w:bCs w:val="false"/>
+                <w:i w:val="false"/>
+                <w:iCs w:val="false"/>
+              </w:rPr>
+              <w:t xml:space="preserve"> — </w:t>
+            </w:r>
+            <w:r>
+              <w:rPr>
+                <w:rFonts w:ascii="Consolas" w:cs="Consolas" w:eastAsia="Consolas" w:hAnsi="Consolas"/>
+                <w:b w:val="false"/>
+                <w:bCs w:val="false"/>
+                <w:i w:val="false"/>
+                <w:iCs w:val="false"/>
+                <w:sz w:val="19"/>
+                <w:szCs w:val="19"/>
+                <w:shd w:fill="F2F2F2" w:val="clear"/>
+              </w:rPr>
+              <w:t xml:space="preserve">manifest</w:t>
+            </w:r>
+            <w:r>
+              <w:rPr>
+                <w:b w:val="false"/>
+                <w:bCs w:val="false"/>
+                <w:i w:val="false"/>
+                <w:iCs w:val="false"/>
+              </w:rPr>
+              <w:t xml:space="preserve"> / </w:t>
+            </w:r>
+            <w:r>
+              <w:rPr>
+                <w:rFonts w:ascii="Consolas" w:cs="Consolas" w:eastAsia="Consolas" w:hAnsi="Consolas"/>
+                <w:b w:val="false"/>
+                <w:bCs w:val="false"/>
+                <w:i w:val="false"/>
+                <w:iCs w:val="false"/>
+                <w:sz w:val="19"/>
+                <w:szCs w:val="19"/>
+                <w:shd w:fill="F2F2F2" w:val="clear"/>
+              </w:rPr>
+              <w:t xml:space="preserve">symbols.json</w:t>
+            </w:r>
+            <w:r>
+              <w:rPr>
+                <w:b w:val="false"/>
+                <w:bCs w:val="false"/>
+                <w:i w:val="false"/>
+                <w:iCs w:val="false"/>
+              </w:rPr>
+              <w:t xml:space="preserve"> / </w:t>
+            </w:r>
+            <w:r>
+              <w:rPr>
+                <w:rFonts w:ascii="Consolas" w:cs="Consolas" w:eastAsia="Consolas" w:hAnsi="Consolas"/>
+                <w:b w:val="false"/>
+                <w:bCs w:val="false"/>
+                <w:i w:val="false"/>
+                <w:iCs w:val="false"/>
+                <w:sz w:val="19"/>
+                <w:szCs w:val="19"/>
+                <w:shd w:fill="F2F2F2" w:val="clear"/>
+              </w:rPr>
+              <w:t xml:space="preserve">memmap.json</w:t>
+            </w:r>
+            <w:r>
+              <w:rPr>
+                <w:b w:val="false"/>
+                <w:bCs w:val="false"/>
+                <w:i w:val="false"/>
+                <w:iCs w:val="false"/>
+              </w:rPr>
+              <w:t xml:space="preserve"> / objective assertions as pure content</w:t>
+            </w:r>
+          </w:p>
+        </w:tc>
+        <w:tc>
+          <w:tcPr>
+            <w:tcW w:type="dxa" w:w="5951"/>
+            <w:tcMar>
+              <w:top w:type="dxa" w:w="55"/>
+              <w:left w:type="dxa" w:w="90"/>
+              <w:bottom w:type="dxa" w:w="55"/>
+              <w:right w:type="dxa" w:w="90"/>
+            </w:tcMar>
+          </w:tcPr>
+          <w:p>
+            <w:pPr>
+              <w:spacing w:after="0" w:line="240"/>
+            </w:pPr>
+            <w:r>
+              <w:rPr>
+                <w:b w:val="false"/>
+                <w:bCs w:val="false"/>
+                <w:i w:val="false"/>
+                <w:iCs w:val="false"/>
+              </w:rPr>
+              <w:t xml:space="preserve">The firmware side of the seam exists (</w:t>
+            </w:r>
+            <w:r>
+              <w:rPr>
+                <w:rFonts w:ascii="Consolas" w:cs="Consolas" w:eastAsia="Consolas" w:hAnsi="Consolas"/>
+                <w:b w:val="false"/>
+                <w:bCs w:val="false"/>
+                <w:i w:val="false"/>
+                <w:iCs w:val="false"/>
+                <w:sz w:val="19"/>
+                <w:szCs w:val="19"/>
+                <w:shd w:fill="F2F2F2" w:val="clear"/>
+              </w:rPr>
+              <w:t xml:space="preserve">make</w:t>
+            </w:r>
+            <w:r>
+              <w:rPr>
+                <w:b w:val="false"/>
+                <w:bCs w:val="false"/>
+                <w:i w:val="false"/>
+                <w:iCs w:val="false"/>
+              </w:rPr>
+              <w:t xml:space="preserve"> emits both JSON files); no package format instance yet.</w:t>
+            </w:r>
+          </w:p>
+        </w:tc>
+      </w:tr>
+      <w:tr>
+        <w:tc>
+          <w:tcPr>
+            <w:tcW w:type="dxa" w:w="3409"/>
+            <w:tcMar>
+              <w:top w:type="dxa" w:w="55"/>
+              <w:left w:type="dxa" w:w="90"/>
+              <w:bottom w:type="dxa" w:w="55"/>
+              <w:right w:type="dxa" w:w="90"/>
+            </w:tcMar>
+          </w:tcPr>
+          <w:p>
+            <w:pPr>
+              <w:spacing w:after="0" w:line="240"/>
+            </w:pPr>
+            <w:r>
+              <w:rPr>
+                <w:b/>
+                <w:bCs/>
+                <w:i w:val="false"/>
+                <w:iCs w:val="false"/>
+              </w:rPr>
+              <w:t xml:space="preserve">Harness tier</w:t>
+            </w:r>
+            <w:r>
+              <w:rPr>
+                <w:b w:val="false"/>
+                <w:bCs w:val="false"/>
+                <w:i w:val="false"/>
+                <w:iCs w:val="false"/>
+              </w:rPr>
+              <w:t xml:space="preserve"> (§6, Renode) — sensors as true MMIO at the same addresses rather than SIM-tier RAM</w:t>
+            </w:r>
+          </w:p>
+        </w:tc>
+        <w:tc>
+          <w:tcPr>
+            <w:tcW w:type="dxa" w:w="5951"/>
+            <w:tcMar>
+              <w:top w:type="dxa" w:w="55"/>
+              <w:left w:type="dxa" w:w="90"/>
+              <w:bottom w:type="dxa" w:w="55"/>
+              <w:right w:type="dxa" w:w="90"/>
+            </w:tcMar>
+          </w:tcPr>
+          <w:p>
+            <w:pPr>
+              <w:spacing w:after="0" w:line="240"/>
+            </w:pPr>
+            <w:r>
+              <w:rPr>
+                <w:b w:val="false"/>
+                <w:bCs w:val="false"/>
+                <w:i w:val="false"/>
+                <w:iCs w:val="false"/>
+              </w:rPr>
+              <w:t xml:space="preserve">Specified with identical observable behavior; only the QEMU SIM tier is built.</w:t>
+            </w:r>
+          </w:p>
+        </w:tc>
+      </w:tr>
+      <w:tr>
+        <w:tc>
+          <w:tcPr>
+            <w:tcW w:type="dxa" w:w="3409"/>
+            <w:tcMar>
+              <w:top w:type="dxa" w:w="55"/>
+              <w:left w:type="dxa" w:w="90"/>
+              <w:bottom w:type="dxa" w:w="55"/>
+              <w:right w:type="dxa" w:w="90"/>
+            </w:tcMar>
+          </w:tcPr>
+          <w:p>
+            <w:pPr>
+              <w:spacing w:after="0" w:line="240"/>
+            </w:pPr>
+            <w:r>
+              <w:rPr>
+                <w:b/>
+                <w:bCs/>
+                <w:i w:val="false"/>
+                <w:iCs w:val="false"/>
+              </w:rPr>
+              <w:t xml:space="preserve">Web front end</w:t>
+            </w:r>
+            <w:r>
+              <w:rPr>
+                <w:b w:val="false"/>
+                <w:bCs w:val="false"/>
+                <w:i w:val="false"/>
+                <w:iCs w:val="false"/>
+              </w:rPr>
+              <w:t xml:space="preserve"> (charter) — console, telemetry view, objective status</w:t>
+            </w:r>
+          </w:p>
+        </w:tc>
+        <w:tc>
+          <w:tcPr>
+            <w:tcW w:type="dxa" w:w="5951"/>
+            <w:tcMar>
+              <w:top w:type="dxa" w:w="55"/>
+              <w:left w:type="dxa" w:w="90"/>
+              <w:bottom w:type="dxa" w:w="55"/>
+              <w:right w:type="dxa" w:w="90"/>
+            </w:tcMar>
+          </w:tcPr>
+          <w:p>
+            <w:pPr>
+              <w:spacing w:after="0" w:line="240"/>
+            </w:pPr>
+            <w:r>
+              <w:rPr>
+                <w:b w:val="false"/>
+                <w:bCs w:val="false"/>
+                <w:i w:val="false"/>
+                <w:iCs w:val="false"/>
+              </w:rPr>
+              <w:t xml:space="preserve">Not started.</w:t>
+            </w:r>
+          </w:p>
+        </w:tc>
+      </w:tr>
+      <w:tr>
+        <w:tc>
+          <w:tcPr>
+            <w:tcW w:type="dxa" w:w="3409"/>
+            <w:tcMar>
+              <w:top w:type="dxa" w:w="55"/>
+              <w:left w:type="dxa" w:w="90"/>
+              <w:bottom w:type="dxa" w:w="55"/>
+              <w:right w:type="dxa" w:w="90"/>
+            </w:tcMar>
+          </w:tcPr>
+          <w:p>
+            <w:pPr>
+              <w:spacing w:after="0" w:line="240"/>
+            </w:pPr>
+            <w:r>
+              <w:rPr>
+                <w:b/>
+                <w:bCs/>
+                <w:i w:val="false"/>
+                <w:iCs w:val="false"/>
+              </w:rPr>
+              <w:t xml:space="preserve">Easter-egg source resolution</w:t>
+            </w:r>
+          </w:p>
+        </w:tc>
+        <w:tc>
+          <w:tcPr>
+            <w:tcW w:type="dxa" w:w="5951"/>
+            <w:tcMar>
+              <w:top w:type="dxa" w:w="55"/>
+              <w:left w:type="dxa" w:w="90"/>
+              <w:bottom w:type="dxa" w:w="55"/>
+              <w:right w:type="dxa" w:w="90"/>
+            </w:tcMar>
+          </w:tcPr>
+          <w:p>
+            <w:pPr>
+              <w:spacing w:after="0" w:line="240"/>
+            </w:pPr>
+            <w:r>
+              <w:rPr>
+                <w:rFonts w:ascii="Consolas" w:cs="Consolas" w:eastAsia="Consolas" w:hAnsi="Consolas"/>
+                <w:b w:val="false"/>
+                <w:bCs w:val="false"/>
+                <w:i w:val="false"/>
+                <w:iCs w:val="false"/>
+                <w:sz w:val="19"/>
+                <w:szCs w:val="19"/>
+                <w:shd w:fill="F2F2F2" w:val="clear"/>
+              </w:rPr>
+              <w:t xml:space="preserve">assets/mimas.png</w:t>
+            </w:r>
+            <w:r>
+              <w:rPr>
+                <w:b w:val="false"/>
+                <w:bCs w:val="false"/>
+                <w:i w:val="false"/>
+                <w:iCs w:val="false"/>
+              </w:rPr>
+              <w:t xml:space="preserve"> is 64×64 (Cassini) bilinearly upscaled to 96×96; the other four scenes are native 96×96. A 96×96-or-larger Mimas source would remove the only soft image in the store.</w:t>
+            </w:r>
+          </w:p>
+        </w:tc>
+      </w:tr>
+    </w:tbl>
     <w:p>
       <w:pPr>
-        <w:pStyle w:val="ListParagraph"/>
-        <w:numPr>
-          <w:ilvl w:val="0"/>
-          <w:numId w:val="3"/>
-        </w:numPr>
-        <w:spacing w:after="70" w:line="260"/>
+        <w:spacing w:after="120"/>
       </w:pPr>
-      <w:r>
-        <w:rPr>
-          <w:b/>
-          <w:bCs/>
-          <w:i w:val="false"/>
-          <w:iCs w:val="false"/>
-        </w:rPr>
-        <w:t xml:space="preserve">Is the detector store `PEEK`-readable?</w:t>
-      </w:r>
-      <w:r>
-        <w:rPr>
-          <w:b w:val="false"/>
-          <w:bCs w:val="false"/>
-          <w:i w:val="false"/>
-          <w:iCs w:val="false"/>
-        </w:rPr>
-        <w:t xml:space="preserve"> Currently yes: a player who finds </w:t>
-      </w:r>
-      <w:r>
-        <w:rPr>
-          <w:rFonts w:ascii="Consolas" w:cs="Consolas" w:eastAsia="Consolas" w:hAnsi="Consolas"/>
-          <w:b w:val="false"/>
-          <w:bCs w:val="false"/>
-          <w:i w:val="false"/>
-          <w:iCs w:val="false"/>
-          <w:sz w:val="19"/>
-          <w:szCs w:val="19"/>
-          <w:shd w:fill="F2F2F2" w:val="clear"/>
-        </w:rPr>
-        <w:t xml:space="preserve">0x0002_4000</w:t>
-      </w:r>
-      <w:r>
-        <w:rPr>
-          <w:b w:val="false"/>
-          <w:bCs w:val="false"/>
-          <w:i w:val="false"/>
-          <w:iCs w:val="false"/>
-        </w:rPr>
-        <w:t xml:space="preserve"> can dump the source imagery at 64 bytes per command. Recommended to keep — it is expensive, and discovering an easter egg by reverse engineering is the point — but a scenario wanting the imagery strictly unreachable can exclude the range from </w:t>
-      </w:r>
-      <w:r>
-        <w:rPr>
-          <w:rFonts w:ascii="Consolas" w:cs="Consolas" w:eastAsia="Consolas" w:hAnsi="Consolas"/>
-          <w:b w:val="false"/>
-          <w:bCs w:val="false"/>
-          <w:i w:val="false"/>
-          <w:iCs w:val="false"/>
-          <w:sz w:val="19"/>
-          <w:szCs w:val="19"/>
-          <w:shd w:fill="F2F2F2" w:val="clear"/>
-        </w:rPr>
-        <w:t xml:space="preserve">readable()</w:t>
-      </w:r>
-      <w:r>
-        <w:rPr>
-          <w:b w:val="false"/>
-          <w:bCs w:val="false"/>
-          <w:i w:val="false"/>
-          <w:iCs w:val="false"/>
-        </w:rPr>
-        <w:t xml:space="preserve">.</w:t>
-      </w:r>
-    </w:p>
-    <w:p>
-      <w:pPr>
-        <w:pStyle w:val="ListParagraph"/>
-        <w:numPr>
-          <w:ilvl w:val="0"/>
-          <w:numId w:val="3"/>
-        </w:numPr>
-        <w:spacing w:after="70" w:line="260"/>
-      </w:pPr>
-      <w:r>
-        <w:rPr>
-          <w:b/>
-          <w:bCs/>
-          <w:i w:val="false"/>
-          <w:iCs w:val="false"/>
-        </w:rPr>
-        <w:t xml:space="preserve">Scene resolution</w:t>
-      </w:r>
-      <w:r>
-        <w:rPr>
-          <w:b w:val="false"/>
-          <w:bCs w:val="false"/>
-          <w:i w:val="false"/>
-          <w:iCs w:val="false"/>
-        </w:rPr>
-        <w:t xml:space="preserve"> (§6.4a). 64×64 was sized for a synthetic star field; real spacecraft photographs would carry noticeably more detail at 96×96 or 128×128, at 2–4× the downlink cost.</w:t>
-      </w:r>
     </w:p>
     <w:p>
       <w:pPr>
@@ -22987,7 +23336,7 @@
           <w:sz w:val="19"/>
           <w:szCs w:val="19"/>
         </w:rPr>
-        <w:t xml:space="preserve">Version 0.7 — the firmware described here is built, boots under QEMU and passes an 81-check end-to-end suite. Remaining §15 items are content and tuning decisions, not blockers.</w:t>
+        <w:t xml:space="preserve">Version 1.0 — the firmware described here is built, boots under QEMU and macOS, and passes a 99-check end-to-end suite. §15 carries no open questions; what remains is the platform around the firmware, listed above.</w:t>
       </w:r>
     </w:p>
     <w:sectPr>

--- a/docs/Firmware_Spec.docx
+++ b/docs/Firmware_Spec.docx
@@ -22861,8 +22861,8 @@
         </w:tblBorders>
       </w:tblPr>
       <w:tblGrid>
-        <w:gridCol w:w="3409"/>
-        <w:gridCol w:w="5951"/>
+        <w:gridCol w:w="2865"/>
+        <w:gridCol w:w="6495"/>
       </w:tblGrid>
       <w:tr>
         <w:trPr>
@@ -22870,7 +22870,7 @@
         </w:trPr>
         <w:tc>
           <w:tcPr>
-            <w:tcW w:type="dxa" w:w="3409"/>
+            <w:tcW w:type="dxa" w:w="2865"/>
             <w:shd w:fill="D9E2F3" w:val="clear"/>
             <w:tcMar>
               <w:top w:type="dxa" w:w="55"/>
@@ -22896,7 +22896,7 @@
         </w:tc>
         <w:tc>
           <w:tcPr>
-            <w:tcW w:type="dxa" w:w="5951"/>
+            <w:tcW w:type="dxa" w:w="6495"/>
             <w:shd w:fill="D9E2F3" w:val="clear"/>
             <w:tcMar>
               <w:top w:type="dxa" w:w="55"/>
@@ -22924,7 +22924,7 @@
       <w:tr>
         <w:tc>
           <w:tcPr>
-            <w:tcW w:type="dxa" w:w="3409"/>
+            <w:tcW w:type="dxa" w:w="2865"/>
             <w:tcMar>
               <w:top w:type="dxa" w:w="55"/>
               <w:left w:type="dxa" w:w="90"/>
@@ -22958,26 +22958,26 @@
         </w:tc>
         <w:tc>
           <w:tcPr>
-            <w:tcW w:type="dxa" w:w="5951"/>
-            <w:tcMar>
-              <w:top w:type="dxa" w:w="55"/>
-              <w:left w:type="dxa" w:w="90"/>
-              <w:bottom w:type="dxa" w:w="55"/>
-              <w:right w:type="dxa" w:w="90"/>
-            </w:tcMar>
-          </w:tcPr>
-          <w:p>
-            <w:pPr>
-              <w:spacing w:after="0" w:line="240"/>
-            </w:pPr>
-            <w:r>
-              <w:rPr>
-                <w:b w:val="false"/>
-                <w:bCs w:val="false"/>
-                <w:i w:val="false"/>
-                <w:iCs w:val="false"/>
-              </w:rPr>
-              <w:t xml:space="preserve">Specified, not built. This is the students' primary deliverable.</w:t>
+            <w:tcW w:type="dxa" w:w="6495"/>
+            <w:tcMar>
+              <w:top w:type="dxa" w:w="55"/>
+              <w:left w:type="dxa" w:w="90"/>
+              <w:bottom w:type="dxa" w:w="55"/>
+              <w:right w:type="dxa" w:w="90"/>
+            </w:tcMar>
+          </w:tcPr>
+          <w:p>
+            <w:pPr>
+              <w:spacing w:after="0" w:line="240"/>
+            </w:pPr>
+            <w:r>
+              <w:rPr>
+                <w:b w:val="false"/>
+                <w:bCs w:val="false"/>
+                <w:i w:val="false"/>
+                <w:iCs w:val="false"/>
+              </w:rPr>
+              <w:t xml:space="preserve">Specified, not built. This is the students' primary deliverable; its acceptance gate is the conformance suite shipped with the scenario format.</w:t>
             </w:r>
           </w:p>
         </w:tc>
@@ -22985,7 +22985,7 @@
       <w:tr>
         <w:tc>
           <w:tcPr>
-            <w:tcW w:type="dxa" w:w="3409"/>
+            <w:tcW w:type="dxa" w:w="2865"/>
             <w:tcMar>
               <w:top w:type="dxa" w:w="55"/>
               <w:left w:type="dxa" w:w="90"/>
@@ -23006,14 +23006,57 @@
               </w:rPr>
               <w:t xml:space="preserve">Scenario packages</w:t>
             </w:r>
-            <w:r>
-              <w:rPr>
-                <w:b w:val="false"/>
-                <w:bCs w:val="false"/>
-                <w:i w:val="false"/>
-                <w:iCs w:val="false"/>
-              </w:rPr>
-              <w:t xml:space="preserve"> — </w:t>
+          </w:p>
+        </w:tc>
+        <w:tc>
+          <w:tcPr>
+            <w:tcW w:type="dxa" w:w="6495"/>
+            <w:tcMar>
+              <w:top w:type="dxa" w:w="55"/>
+              <w:left w:type="dxa" w:w="90"/>
+              <w:bottom w:type="dxa" w:w="55"/>
+              <w:right w:type="dxa" w:w="90"/>
+            </w:tcMar>
+          </w:tcPr>
+          <w:p>
+            <w:pPr>
+              <w:spacing w:after="0" w:line="240"/>
+            </w:pPr>
+            <w:r>
+              <w:rPr>
+                <w:b/>
+                <w:bCs/>
+                <w:i w:val="false"/>
+                <w:iCs w:val="false"/>
+              </w:rPr>
+              <w:t xml:space="preserve">Specified and exercised.</w:t>
+            </w:r>
+            <w:r>
+              <w:rPr>
+                <w:b w:val="false"/>
+                <w:bCs w:val="false"/>
+                <w:i w:val="false"/>
+                <w:iCs w:val="false"/>
+              </w:rPr>
+              <w:t xml:space="preserve"> See the </w:t>
+            </w:r>
+            <w:r>
+              <w:rPr>
+                <w:b w:val="false"/>
+                <w:bCs w:val="false"/>
+                <w:i/>
+                <w:iCs/>
+              </w:rPr>
+              <w:t xml:space="preserve">Scenario Package Format</w:t>
+            </w:r>
+            <w:r>
+              <w:rPr>
+                <w:b w:val="false"/>
+                <w:bCs w:val="false"/>
+                <w:i w:val="false"/>
+                <w:iCs w:val="false"/>
+              </w:rPr>
+              <w:t xml:space="preserve"> specification, two reference packages under </w:t>
             </w:r>
             <w:r>
               <w:rPr>
@@ -23026,16 +23069,16 @@
                 <w:szCs w:val="19"/>
                 <w:shd w:fill="F2F2F2" w:val="clear"/>
               </w:rPr>
-              <w:t xml:space="preserve">manifest</w:t>
-            </w:r>
-            <w:r>
-              <w:rPr>
-                <w:b w:val="false"/>
-                <w:bCs w:val="false"/>
-                <w:i w:val="false"/>
-                <w:iCs w:val="false"/>
-              </w:rPr>
-              <w:t xml:space="preserve"> / </w:t>
+              <w:t xml:space="preserve">scenarios/</w:t>
+            </w:r>
+            <w:r>
+              <w:rPr>
+                <w:b w:val="false"/>
+                <w:bCs w:val="false"/>
+                <w:i w:val="false"/>
+                <w:iCs w:val="false"/>
+              </w:rPr>
+              <w:t xml:space="preserve">, a reference evaluator and validator in </w:t>
             </w:r>
             <w:r>
               <w:rPr>
@@ -23048,16 +23091,16 @@
                 <w:szCs w:val="19"/>
                 <w:shd w:fill="F2F2F2" w:val="clear"/>
               </w:rPr>
-              <w:t xml:space="preserve">symbols.json</w:t>
-            </w:r>
-            <w:r>
-              <w:rPr>
-                <w:b w:val="false"/>
-                <w:bCs w:val="false"/>
-                <w:i w:val="false"/>
-                <w:iCs w:val="false"/>
-              </w:rPr>
-              <w:t xml:space="preserve"> / </w:t>
+              <w:t xml:space="preserve">firmware/tools/</w:t>
+            </w:r>
+            <w:r>
+              <w:rPr>
+                <w:b w:val="false"/>
+                <w:bCs w:val="false"/>
+                <w:i w:val="false"/>
+                <w:iCs w:val="false"/>
+              </w:rPr>
+              <w:t xml:space="preserve">, and a 14-check conformance gate in </w:t>
             </w:r>
             <w:r>
               <w:rPr>
@@ -23070,63 +23113,16 @@
                 <w:szCs w:val="19"/>
                 <w:shd w:fill="F2F2F2" w:val="clear"/>
               </w:rPr>
-              <w:t xml:space="preserve">memmap.json</w:t>
-            </w:r>
-            <w:r>
-              <w:rPr>
-                <w:b w:val="false"/>
-                <w:bCs w:val="false"/>
-                <w:i w:val="false"/>
-                <w:iCs w:val="false"/>
-              </w:rPr>
-              <w:t xml:space="preserve"> / objective assertions as pure content</w:t>
-            </w:r>
-          </w:p>
-        </w:tc>
-        <w:tc>
-          <w:tcPr>
-            <w:tcW w:type="dxa" w:w="5951"/>
-            <w:tcMar>
-              <w:top w:type="dxa" w:w="55"/>
-              <w:left w:type="dxa" w:w="90"/>
-              <w:bottom w:type="dxa" w:w="55"/>
-              <w:right w:type="dxa" w:w="90"/>
-            </w:tcMar>
-          </w:tcPr>
-          <w:p>
-            <w:pPr>
-              <w:spacing w:after="0" w:line="240"/>
-            </w:pPr>
-            <w:r>
-              <w:rPr>
-                <w:b w:val="false"/>
-                <w:bCs w:val="false"/>
-                <w:i w:val="false"/>
-                <w:iCs w:val="false"/>
-              </w:rPr>
-              <w:t xml:space="preserve">The firmware side of the seam exists (</w:t>
-            </w:r>
-            <w:r>
-              <w:rPr>
-                <w:rFonts w:ascii="Consolas" w:cs="Consolas" w:eastAsia="Consolas" w:hAnsi="Consolas"/>
-                <w:b w:val="false"/>
-                <w:bCs w:val="false"/>
-                <w:i w:val="false"/>
-                <w:iCs w:val="false"/>
-                <w:sz w:val="19"/>
-                <w:szCs w:val="19"/>
-                <w:shd w:fill="F2F2F2" w:val="clear"/>
-              </w:rPr>
-              <w:t xml:space="preserve">make</w:t>
-            </w:r>
-            <w:r>
-              <w:rPr>
-                <w:b w:val="false"/>
-                <w:bCs w:val="false"/>
-                <w:i w:val="false"/>
-                <w:iCs w:val="false"/>
-              </w:rPr>
-              <w:t xml:space="preserve"> emits both JSON files); no package format instance yet.</w:t>
+              <w:t xml:space="preserve">conformance/</w:t>
+            </w:r>
+            <w:r>
+              <w:rPr>
+                <w:b w:val="false"/>
+                <w:bCs w:val="false"/>
+                <w:i w:val="false"/>
+                <w:iCs w:val="false"/>
+              </w:rPr>
+              <w:t xml:space="preserve">.</w:t>
             </w:r>
           </w:p>
         </w:tc>
@@ -23134,7 +23130,7 @@
       <w:tr>
         <w:tc>
           <w:tcPr>
-            <w:tcW w:type="dxa" w:w="3409"/>
+            <w:tcW w:type="dxa" w:w="2865"/>
             <w:tcMar>
               <w:top w:type="dxa" w:w="55"/>
               <w:left w:type="dxa" w:w="90"/>
@@ -23168,7 +23164,7 @@
         </w:tc>
         <w:tc>
           <w:tcPr>
-            <w:tcW w:type="dxa" w:w="5951"/>
+            <w:tcW w:type="dxa" w:w="6495"/>
             <w:tcMar>
               <w:top w:type="dxa" w:w="55"/>
               <w:left w:type="dxa" w:w="90"/>
@@ -23195,7 +23191,7 @@
       <w:tr>
         <w:tc>
           <w:tcPr>
-            <w:tcW w:type="dxa" w:w="3409"/>
+            <w:tcW w:type="dxa" w:w="2865"/>
             <w:tcMar>
               <w:top w:type="dxa" w:w="55"/>
               <w:left w:type="dxa" w:w="90"/>
@@ -23229,7 +23225,7 @@
         </w:tc>
         <w:tc>
           <w:tcPr>
-            <w:tcW w:type="dxa" w:w="5951"/>
+            <w:tcW w:type="dxa" w:w="6495"/>
             <w:tcMar>
               <w:top w:type="dxa" w:w="55"/>
               <w:left w:type="dxa" w:w="90"/>
@@ -23249,71 +23245,6 @@
                 <w:iCs w:val="false"/>
               </w:rPr>
               <w:t xml:space="preserve">Not started.</w:t>
-            </w:r>
-          </w:p>
-        </w:tc>
-      </w:tr>
-      <w:tr>
-        <w:tc>
-          <w:tcPr>
-            <w:tcW w:type="dxa" w:w="3409"/>
-            <w:tcMar>
-              <w:top w:type="dxa" w:w="55"/>
-              <w:left w:type="dxa" w:w="90"/>
-              <w:bottom w:type="dxa" w:w="55"/>
-              <w:right w:type="dxa" w:w="90"/>
-            </w:tcMar>
-          </w:tcPr>
-          <w:p>
-            <w:pPr>
-              <w:spacing w:after="0" w:line="240"/>
-            </w:pPr>
-            <w:r>
-              <w:rPr>
-                <w:b/>
-                <w:bCs/>
-                <w:i w:val="false"/>
-                <w:iCs w:val="false"/>
-              </w:rPr>
-              <w:t xml:space="preserve">Easter-egg source resolution</w:t>
-            </w:r>
-          </w:p>
-        </w:tc>
-        <w:tc>
-          <w:tcPr>
-            <w:tcW w:type="dxa" w:w="5951"/>
-            <w:tcMar>
-              <w:top w:type="dxa" w:w="55"/>
-              <w:left w:type="dxa" w:w="90"/>
-              <w:bottom w:type="dxa" w:w="55"/>
-              <w:right w:type="dxa" w:w="90"/>
-            </w:tcMar>
-          </w:tcPr>
-          <w:p>
-            <w:pPr>
-              <w:spacing w:after="0" w:line="240"/>
-            </w:pPr>
-            <w:r>
-              <w:rPr>
-                <w:rFonts w:ascii="Consolas" w:cs="Consolas" w:eastAsia="Consolas" w:hAnsi="Consolas"/>
-                <w:b w:val="false"/>
-                <w:bCs w:val="false"/>
-                <w:i w:val="false"/>
-                <w:iCs w:val="false"/>
-                <w:sz w:val="19"/>
-                <w:szCs w:val="19"/>
-                <w:shd w:fill="F2F2F2" w:val="clear"/>
-              </w:rPr>
-              <w:t xml:space="preserve">assets/mimas.png</w:t>
-            </w:r>
-            <w:r>
-              <w:rPr>
-                <w:b w:val="false"/>
-                <w:bCs w:val="false"/>
-                <w:i w:val="false"/>
-                <w:iCs w:val="false"/>
-              </w:rPr>
-              <w:t xml:space="preserve"> is 64×64 (Cassini) bilinearly upscaled to 96×96; the other four scenes are native 96×96. A 96×96-or-larger Mimas source would remove the only soft image in the store.</w:t>
             </w:r>
           </w:p>
         </w:tc>

--- a/docs/Firmware_Spec.docx
+++ b/docs/Firmware_Spec.docx
@@ -264,7 +264,7 @@
                 <w:i w:val="false"/>
                 <w:iCs w:val="false"/>
               </w:rPr>
-              <w:t xml:space="preserve">Authors</w:t>
+              <w:t xml:space="preserve">Author</w:t>
             </w:r>
           </w:p>
         </w:tc>
@@ -289,7 +289,7 @@
                 <w:i w:val="false"/>
                 <w:iCs w:val="false"/>
               </w:rPr>
-              <w:t xml:space="preserve">Trevor Bakker (sponsor) with Claude</w:t>
+              <w:t xml:space="preserve">Trevor Bakker</w:t>
             </w:r>
           </w:p>
         </w:tc>
